--- a/documents/word/15_IT_Data_Governance.docx
+++ b/documents/word/15_IT_Data_Governance.docx
@@ -4,6 +4,7 @@
   <w:body>
     <w:p>
       <w:pPr>
+        <w:shd w:val="clear" w:color="auto" w:fill="0E2841" w:themeFill="text2"/>
         <w:spacing w:before="100" w:beforeAutospacing="1" w:after="100" w:afterAutospacing="1" w:line="240" w:lineRule="auto"/>
         <w:outlineLvl w:val="0"/>
         <w:rPr>
@@ -1127,54 +1128,47 @@
     </w:p>
     <w:tbl>
       <w:tblPr>
+        <w:tblStyle w:val="PlainTable1"/>
         <w:tblW w:w="0" w:type="auto"/>
-        <w:tblCellSpacing w:w="15" w:type="dxa"/>
-        <w:tblCellMar>
-          <w:top w:w="15" w:type="dxa"/>
-          <w:left w:w="15" w:type="dxa"/>
-          <w:bottom w:w="15" w:type="dxa"/>
-          <w:right w:w="15" w:type="dxa"/>
-        </w:tblCellMar>
         <w:tblLook w:val="04A0" w:firstRow="1" w:lastRow="0" w:firstColumn="1" w:lastColumn="0" w:noHBand="0" w:noVBand="1"/>
       </w:tblPr>
       <w:tblGrid>
-        <w:gridCol w:w="1813"/>
-        <w:gridCol w:w="1987"/>
-        <w:gridCol w:w="2241"/>
-        <w:gridCol w:w="1683"/>
-        <w:gridCol w:w="1302"/>
+        <w:gridCol w:w="1856"/>
+        <w:gridCol w:w="1953"/>
+        <w:gridCol w:w="2112"/>
+        <w:gridCol w:w="1652"/>
+        <w:gridCol w:w="1443"/>
       </w:tblGrid>
       <w:tr>
         <w:trPr>
+          <w:cnfStyle w:val="100000000000" w:firstRow="1" w:lastRow="0" w:firstColumn="0" w:lastColumn="0" w:oddVBand="0" w:evenVBand="0" w:oddHBand="0" w:evenHBand="0" w:firstRowFirstColumn="0" w:firstRowLastColumn="0" w:lastRowFirstColumn="0" w:lastRowLastColumn="0"/>
           <w:tblHeader/>
-          <w:tblCellSpacing w:w="15" w:type="dxa"/>
         </w:trPr>
         <w:tc>
           <w:tcPr>
-            <w:tcW w:w="0" w:type="auto"/>
+            <w:cnfStyle w:val="001000000000" w:firstRow="0" w:lastRow="0" w:firstColumn="1" w:lastColumn="0" w:oddVBand="0" w:evenVBand="0" w:oddHBand="0" w:evenHBand="0" w:firstRowFirstColumn="0" w:firstRowLastColumn="0" w:lastRowFirstColumn="0" w:lastRowLastColumn="0"/>
+            <w:tcW w:w="0" w:type="auto"/>
+            <w:shd w:val="clear" w:color="auto" w:fill="0E2841" w:themeFill="text2"/>
             <w:vAlign w:val="center"/>
             <w:hideMark/>
           </w:tcPr>
           <w:p>
             <w:pPr>
-              <w:spacing w:after="0" w:line="240" w:lineRule="auto"/>
               <w:jc w:val="center"/>
               <w:rPr>
                 <w:rFonts w:ascii="Times New Roman" w:eastAsia="Times New Roman" w:hAnsi="Times New Roman" w:cs="Times New Roman"/>
-                <w:b/>
-                <w:bCs/>
-                <w:kern w:val="0"/>
-                <w:sz w:val="24"/>
-                <w:szCs w:val="24"/>
-                <w:lang w:val="en-GB" w:eastAsia="en-GB" w:bidi="ar-SA"/>
-                <w14:ligatures w14:val="none"/>
-              </w:rPr>
-            </w:pPr>
-            <w:r>
-              <w:rPr>
-                <w:rFonts w:ascii="Times New Roman" w:eastAsia="Times New Roman" w:hAnsi="Times New Roman" w:cs="Times New Roman"/>
-                <w:b/>
-                <w:bCs/>
+                <w:b w:val="0"/>
+                <w:bCs w:val="0"/>
+                <w:kern w:val="0"/>
+                <w:sz w:val="24"/>
+                <w:szCs w:val="24"/>
+                <w:lang w:val="en-GB" w:eastAsia="en-GB" w:bidi="ar-SA"/>
+                <w14:ligatures w14:val="none"/>
+              </w:rPr>
+            </w:pPr>
+            <w:r>
+              <w:rPr>
+                <w:rFonts w:ascii="Times New Roman" w:eastAsia="Times New Roman" w:hAnsi="Times New Roman" w:cs="Times New Roman"/>
                 <w:kern w:val="0"/>
                 <w:sz w:val="24"/>
                 <w:szCs w:val="24"/>
@@ -1188,29 +1182,28 @@
         <w:tc>
           <w:tcPr>
             <w:tcW w:w="0" w:type="auto"/>
+            <w:shd w:val="clear" w:color="auto" w:fill="0E2841" w:themeFill="text2"/>
             <w:vAlign w:val="center"/>
             <w:hideMark/>
           </w:tcPr>
           <w:p>
             <w:pPr>
-              <w:spacing w:after="0" w:line="240" w:lineRule="auto"/>
               <w:jc w:val="center"/>
-              <w:rPr>
-                <w:rFonts w:ascii="Times New Roman" w:eastAsia="Times New Roman" w:hAnsi="Times New Roman" w:cs="Times New Roman"/>
-                <w:b/>
-                <w:bCs/>
-                <w:kern w:val="0"/>
-                <w:sz w:val="24"/>
-                <w:szCs w:val="24"/>
-                <w:lang w:val="en-GB" w:eastAsia="en-GB" w:bidi="ar-SA"/>
-                <w14:ligatures w14:val="none"/>
-              </w:rPr>
-            </w:pPr>
-            <w:r>
-              <w:rPr>
-                <w:rFonts w:ascii="Times New Roman" w:eastAsia="Times New Roman" w:hAnsi="Times New Roman" w:cs="Times New Roman"/>
-                <w:b/>
-                <w:bCs/>
+              <w:cnfStyle w:val="100000000000" w:firstRow="1" w:lastRow="0" w:firstColumn="0" w:lastColumn="0" w:oddVBand="0" w:evenVBand="0" w:oddHBand="0" w:evenHBand="0" w:firstRowFirstColumn="0" w:firstRowLastColumn="0" w:lastRowFirstColumn="0" w:lastRowLastColumn="0"/>
+              <w:rPr>
+                <w:rFonts w:ascii="Times New Roman" w:eastAsia="Times New Roman" w:hAnsi="Times New Roman" w:cs="Times New Roman"/>
+                <w:b w:val="0"/>
+                <w:bCs w:val="0"/>
+                <w:kern w:val="0"/>
+                <w:sz w:val="24"/>
+                <w:szCs w:val="24"/>
+                <w:lang w:val="en-GB" w:eastAsia="en-GB" w:bidi="ar-SA"/>
+                <w14:ligatures w14:val="none"/>
+              </w:rPr>
+            </w:pPr>
+            <w:r>
+              <w:rPr>
+                <w:rFonts w:ascii="Times New Roman" w:eastAsia="Times New Roman" w:hAnsi="Times New Roman" w:cs="Times New Roman"/>
                 <w:kern w:val="0"/>
                 <w:sz w:val="24"/>
                 <w:szCs w:val="24"/>
@@ -1224,29 +1217,28 @@
         <w:tc>
           <w:tcPr>
             <w:tcW w:w="0" w:type="auto"/>
+            <w:shd w:val="clear" w:color="auto" w:fill="0E2841" w:themeFill="text2"/>
             <w:vAlign w:val="center"/>
             <w:hideMark/>
           </w:tcPr>
           <w:p>
             <w:pPr>
-              <w:spacing w:after="0" w:line="240" w:lineRule="auto"/>
               <w:jc w:val="center"/>
-              <w:rPr>
-                <w:rFonts w:ascii="Times New Roman" w:eastAsia="Times New Roman" w:hAnsi="Times New Roman" w:cs="Times New Roman"/>
-                <w:b/>
-                <w:bCs/>
-                <w:kern w:val="0"/>
-                <w:sz w:val="24"/>
-                <w:szCs w:val="24"/>
-                <w:lang w:val="en-GB" w:eastAsia="en-GB" w:bidi="ar-SA"/>
-                <w14:ligatures w14:val="none"/>
-              </w:rPr>
-            </w:pPr>
-            <w:r>
-              <w:rPr>
-                <w:rFonts w:ascii="Times New Roman" w:eastAsia="Times New Roman" w:hAnsi="Times New Roman" w:cs="Times New Roman"/>
-                <w:b/>
-                <w:bCs/>
+              <w:cnfStyle w:val="100000000000" w:firstRow="1" w:lastRow="0" w:firstColumn="0" w:lastColumn="0" w:oddVBand="0" w:evenVBand="0" w:oddHBand="0" w:evenHBand="0" w:firstRowFirstColumn="0" w:firstRowLastColumn="0" w:lastRowFirstColumn="0" w:lastRowLastColumn="0"/>
+              <w:rPr>
+                <w:rFonts w:ascii="Times New Roman" w:eastAsia="Times New Roman" w:hAnsi="Times New Roman" w:cs="Times New Roman"/>
+                <w:b w:val="0"/>
+                <w:bCs w:val="0"/>
+                <w:kern w:val="0"/>
+                <w:sz w:val="24"/>
+                <w:szCs w:val="24"/>
+                <w:lang w:val="en-GB" w:eastAsia="en-GB" w:bidi="ar-SA"/>
+                <w14:ligatures w14:val="none"/>
+              </w:rPr>
+            </w:pPr>
+            <w:r>
+              <w:rPr>
+                <w:rFonts w:ascii="Times New Roman" w:eastAsia="Times New Roman" w:hAnsi="Times New Roman" w:cs="Times New Roman"/>
                 <w:kern w:val="0"/>
                 <w:sz w:val="24"/>
                 <w:szCs w:val="24"/>
@@ -1260,29 +1252,28 @@
         <w:tc>
           <w:tcPr>
             <w:tcW w:w="0" w:type="auto"/>
+            <w:shd w:val="clear" w:color="auto" w:fill="0E2841" w:themeFill="text2"/>
             <w:vAlign w:val="center"/>
             <w:hideMark/>
           </w:tcPr>
           <w:p>
             <w:pPr>
-              <w:spacing w:after="0" w:line="240" w:lineRule="auto"/>
               <w:jc w:val="center"/>
-              <w:rPr>
-                <w:rFonts w:ascii="Times New Roman" w:eastAsia="Times New Roman" w:hAnsi="Times New Roman" w:cs="Times New Roman"/>
-                <w:b/>
-                <w:bCs/>
-                <w:kern w:val="0"/>
-                <w:sz w:val="24"/>
-                <w:szCs w:val="24"/>
-                <w:lang w:val="en-GB" w:eastAsia="en-GB" w:bidi="ar-SA"/>
-                <w14:ligatures w14:val="none"/>
-              </w:rPr>
-            </w:pPr>
-            <w:r>
-              <w:rPr>
-                <w:rFonts w:ascii="Times New Roman" w:eastAsia="Times New Roman" w:hAnsi="Times New Roman" w:cs="Times New Roman"/>
-                <w:b/>
-                <w:bCs/>
+              <w:cnfStyle w:val="100000000000" w:firstRow="1" w:lastRow="0" w:firstColumn="0" w:lastColumn="0" w:oddVBand="0" w:evenVBand="0" w:oddHBand="0" w:evenHBand="0" w:firstRowFirstColumn="0" w:firstRowLastColumn="0" w:lastRowFirstColumn="0" w:lastRowLastColumn="0"/>
+              <w:rPr>
+                <w:rFonts w:ascii="Times New Roman" w:eastAsia="Times New Roman" w:hAnsi="Times New Roman" w:cs="Times New Roman"/>
+                <w:b w:val="0"/>
+                <w:bCs w:val="0"/>
+                <w:kern w:val="0"/>
+                <w:sz w:val="24"/>
+                <w:szCs w:val="24"/>
+                <w:lang w:val="en-GB" w:eastAsia="en-GB" w:bidi="ar-SA"/>
+                <w14:ligatures w14:val="none"/>
+              </w:rPr>
+            </w:pPr>
+            <w:r>
+              <w:rPr>
+                <w:rFonts w:ascii="Times New Roman" w:eastAsia="Times New Roman" w:hAnsi="Times New Roman" w:cs="Times New Roman"/>
                 <w:kern w:val="0"/>
                 <w:sz w:val="24"/>
                 <w:szCs w:val="24"/>
@@ -1296,29 +1287,28 @@
         <w:tc>
           <w:tcPr>
             <w:tcW w:w="0" w:type="auto"/>
+            <w:shd w:val="clear" w:color="auto" w:fill="0E2841" w:themeFill="text2"/>
             <w:vAlign w:val="center"/>
             <w:hideMark/>
           </w:tcPr>
           <w:p>
             <w:pPr>
-              <w:spacing w:after="0" w:line="240" w:lineRule="auto"/>
               <w:jc w:val="center"/>
-              <w:rPr>
-                <w:rFonts w:ascii="Times New Roman" w:eastAsia="Times New Roman" w:hAnsi="Times New Roman" w:cs="Times New Roman"/>
-                <w:b/>
-                <w:bCs/>
-                <w:kern w:val="0"/>
-                <w:sz w:val="24"/>
-                <w:szCs w:val="24"/>
-                <w:lang w:val="en-GB" w:eastAsia="en-GB" w:bidi="ar-SA"/>
-                <w14:ligatures w14:val="none"/>
-              </w:rPr>
-            </w:pPr>
-            <w:r>
-              <w:rPr>
-                <w:rFonts w:ascii="Times New Roman" w:eastAsia="Times New Roman" w:hAnsi="Times New Roman" w:cs="Times New Roman"/>
-                <w:b/>
-                <w:bCs/>
+              <w:cnfStyle w:val="100000000000" w:firstRow="1" w:lastRow="0" w:firstColumn="0" w:lastColumn="0" w:oddVBand="0" w:evenVBand="0" w:oddHBand="0" w:evenHBand="0" w:firstRowFirstColumn="0" w:firstRowLastColumn="0" w:lastRowFirstColumn="0" w:lastRowLastColumn="0"/>
+              <w:rPr>
+                <w:rFonts w:ascii="Times New Roman" w:eastAsia="Times New Roman" w:hAnsi="Times New Roman" w:cs="Times New Roman"/>
+                <w:b w:val="0"/>
+                <w:bCs w:val="0"/>
+                <w:kern w:val="0"/>
+                <w:sz w:val="24"/>
+                <w:szCs w:val="24"/>
+                <w:lang w:val="en-GB" w:eastAsia="en-GB" w:bidi="ar-SA"/>
+                <w14:ligatures w14:val="none"/>
+              </w:rPr>
+            </w:pPr>
+            <w:r>
+              <w:rPr>
+                <w:rFonts w:ascii="Times New Roman" w:eastAsia="Times New Roman" w:hAnsi="Times New Roman" w:cs="Times New Roman"/>
                 <w:kern w:val="0"/>
                 <w:sz w:val="24"/>
                 <w:szCs w:val="24"/>
@@ -1332,17 +1322,16 @@
       </w:tr>
       <w:tr>
         <w:trPr>
-          <w:tblCellSpacing w:w="15" w:type="dxa"/>
+          <w:cnfStyle w:val="000000100000" w:firstRow="0" w:lastRow="0" w:firstColumn="0" w:lastColumn="0" w:oddVBand="0" w:evenVBand="0" w:oddHBand="1" w:evenHBand="0" w:firstRowFirstColumn="0" w:firstRowLastColumn="0" w:lastRowFirstColumn="0" w:lastRowLastColumn="0"/>
         </w:trPr>
         <w:tc>
           <w:tcPr>
-            <w:tcW w:w="0" w:type="auto"/>
-            <w:vAlign w:val="center"/>
-            <w:hideMark/>
-          </w:tcPr>
-          <w:p>
-            <w:pPr>
-              <w:spacing w:after="0" w:line="240" w:lineRule="auto"/>
+            <w:cnfStyle w:val="001000000000" w:firstRow="0" w:lastRow="0" w:firstColumn="1" w:lastColumn="0" w:oddVBand="0" w:evenVBand="0" w:oddHBand="0" w:evenHBand="0" w:firstRowFirstColumn="0" w:firstRowLastColumn="0" w:lastRowFirstColumn="0" w:lastRowLastColumn="0"/>
+            <w:tcW w:w="0" w:type="auto"/>
+            <w:hideMark/>
+          </w:tcPr>
+          <w:p>
+            <w:pPr>
               <w:rPr>
                 <w:rFonts w:ascii="Times New Roman" w:eastAsia="Times New Roman" w:hAnsi="Times New Roman" w:cs="Times New Roman"/>
                 <w:kern w:val="0"/>
@@ -1381,12 +1370,11 @@
         <w:tc>
           <w:tcPr>
             <w:tcW w:w="0" w:type="auto"/>
-            <w:vAlign w:val="center"/>
-            <w:hideMark/>
-          </w:tcPr>
-          <w:p>
-            <w:pPr>
-              <w:spacing w:after="0" w:line="240" w:lineRule="auto"/>
+            <w:hideMark/>
+          </w:tcPr>
+          <w:p>
+            <w:pPr>
+              <w:cnfStyle w:val="000000100000" w:firstRow="0" w:lastRow="0" w:firstColumn="0" w:lastColumn="0" w:oddVBand="0" w:evenVBand="0" w:oddHBand="1" w:evenHBand="0" w:firstRowFirstColumn="0" w:firstRowLastColumn="0" w:lastRowFirstColumn="0" w:lastRowLastColumn="0"/>
               <w:rPr>
                 <w:rFonts w:ascii="Times New Roman" w:eastAsia="Times New Roman" w:hAnsi="Times New Roman" w:cs="Times New Roman"/>
                 <w:kern w:val="0"/>
@@ -1412,12 +1400,11 @@
         <w:tc>
           <w:tcPr>
             <w:tcW w:w="0" w:type="auto"/>
-            <w:vAlign w:val="center"/>
-            <w:hideMark/>
-          </w:tcPr>
-          <w:p>
-            <w:pPr>
-              <w:spacing w:after="0" w:line="240" w:lineRule="auto"/>
+            <w:hideMark/>
+          </w:tcPr>
+          <w:p>
+            <w:pPr>
+              <w:cnfStyle w:val="000000100000" w:firstRow="0" w:lastRow="0" w:firstColumn="0" w:lastColumn="0" w:oddVBand="0" w:evenVBand="0" w:oddHBand="1" w:evenHBand="0" w:firstRowFirstColumn="0" w:firstRowLastColumn="0" w:lastRowFirstColumn="0" w:lastRowLastColumn="0"/>
               <w:rPr>
                 <w:rFonts w:ascii="Times New Roman" w:eastAsia="Times New Roman" w:hAnsi="Times New Roman" w:cs="Times New Roman"/>
                 <w:kern w:val="0"/>
@@ -1443,12 +1430,11 @@
         <w:tc>
           <w:tcPr>
             <w:tcW w:w="0" w:type="auto"/>
-            <w:vAlign w:val="center"/>
-            <w:hideMark/>
-          </w:tcPr>
-          <w:p>
-            <w:pPr>
-              <w:spacing w:after="0" w:line="240" w:lineRule="auto"/>
+            <w:hideMark/>
+          </w:tcPr>
+          <w:p>
+            <w:pPr>
+              <w:cnfStyle w:val="000000100000" w:firstRow="0" w:lastRow="0" w:firstColumn="0" w:lastColumn="0" w:oddVBand="0" w:evenVBand="0" w:oddHBand="1" w:evenHBand="0" w:firstRowFirstColumn="0" w:firstRowLastColumn="0" w:lastRowFirstColumn="0" w:lastRowLastColumn="0"/>
               <w:rPr>
                 <w:rFonts w:ascii="Times New Roman" w:eastAsia="Times New Roman" w:hAnsi="Times New Roman" w:cs="Times New Roman"/>
                 <w:kern w:val="0"/>
@@ -1474,12 +1460,11 @@
         <w:tc>
           <w:tcPr>
             <w:tcW w:w="0" w:type="auto"/>
-            <w:vAlign w:val="center"/>
-            <w:hideMark/>
-          </w:tcPr>
-          <w:p>
-            <w:pPr>
-              <w:spacing w:after="0" w:line="240" w:lineRule="auto"/>
+            <w:hideMark/>
+          </w:tcPr>
+          <w:p>
+            <w:pPr>
+              <w:cnfStyle w:val="000000100000" w:firstRow="0" w:lastRow="0" w:firstColumn="0" w:lastColumn="0" w:oddVBand="0" w:evenVBand="0" w:oddHBand="1" w:evenHBand="0" w:firstRowFirstColumn="0" w:firstRowLastColumn="0" w:lastRowFirstColumn="0" w:lastRowLastColumn="0"/>
               <w:rPr>
                 <w:rFonts w:ascii="Times New Roman" w:eastAsia="Times New Roman" w:hAnsi="Times New Roman" w:cs="Times New Roman"/>
                 <w:kern w:val="0"/>
@@ -1499,343 +1484,326 @@
                 <w14:ligatures w14:val="none"/>
               </w:rPr>
               <w:t>Board</w:t>
+            </w:r>
+          </w:p>
+        </w:tc>
+      </w:tr>
+      <w:tr>
+        <w:tc>
+          <w:tcPr>
+            <w:cnfStyle w:val="001000000000" w:firstRow="0" w:lastRow="0" w:firstColumn="1" w:lastColumn="0" w:oddVBand="0" w:evenVBand="0" w:oddHBand="0" w:evenHBand="0" w:firstRowFirstColumn="0" w:firstRowLastColumn="0" w:lastRowFirstColumn="0" w:lastRowLastColumn="0"/>
+            <w:tcW w:w="0" w:type="auto"/>
+            <w:hideMark/>
+          </w:tcPr>
+          <w:p>
+            <w:pPr>
+              <w:rPr>
+                <w:rFonts w:ascii="Times New Roman" w:eastAsia="Times New Roman" w:hAnsi="Times New Roman" w:cs="Times New Roman"/>
+                <w:kern w:val="0"/>
+                <w:sz w:val="24"/>
+                <w:szCs w:val="24"/>
+                <w:lang w:val="en-GB" w:eastAsia="en-GB" w:bidi="ar-SA"/>
+                <w14:ligatures w14:val="none"/>
+              </w:rPr>
+            </w:pPr>
+            <w:r>
+              <w:rPr>
+                <w:rFonts w:ascii="Times New Roman" w:eastAsia="Times New Roman" w:hAnsi="Times New Roman" w:cs="Times New Roman"/>
+                <w:kern w:val="0"/>
+                <w:sz w:val="24"/>
+                <w:szCs w:val="24"/>
+                <w:lang w:val="en-GB" w:eastAsia="en-GB" w:bidi="ar-SA"/>
+                <w14:ligatures w14:val="none"/>
+              </w:rPr>
+              <w:t>Business Units</w:t>
+            </w:r>
+          </w:p>
+        </w:tc>
+        <w:tc>
+          <w:tcPr>
+            <w:tcW w:w="0" w:type="auto"/>
+            <w:hideMark/>
+          </w:tcPr>
+          <w:p>
+            <w:pPr>
+              <w:cnfStyle w:val="000000000000" w:firstRow="0" w:lastRow="0" w:firstColumn="0" w:lastColumn="0" w:oddVBand="0" w:evenVBand="0" w:oddHBand="0" w:evenHBand="0" w:firstRowFirstColumn="0" w:firstRowLastColumn="0" w:lastRowFirstColumn="0" w:lastRowLastColumn="0"/>
+              <w:rPr>
+                <w:rFonts w:ascii="Times New Roman" w:eastAsia="Times New Roman" w:hAnsi="Times New Roman" w:cs="Times New Roman"/>
+                <w:kern w:val="0"/>
+                <w:sz w:val="24"/>
+                <w:szCs w:val="24"/>
+                <w:lang w:val="en-GB" w:eastAsia="en-GB" w:bidi="ar-SA"/>
+                <w14:ligatures w14:val="none"/>
+              </w:rPr>
+            </w:pPr>
+            <w:r>
+              <w:rPr>
+                <w:rFonts w:ascii="Times New Roman" w:eastAsia="Times New Roman" w:hAnsi="Times New Roman" w:cs="Times New Roman"/>
+                <w:kern w:val="0"/>
+                <w:sz w:val="24"/>
+                <w:szCs w:val="24"/>
+                <w:lang w:val="en-GB" w:eastAsia="en-GB" w:bidi="ar-SA"/>
+                <w14:ligatures w14:val="none"/>
+              </w:rPr>
+              <w:t>System Requirements</w:t>
+            </w:r>
+          </w:p>
+        </w:tc>
+        <w:tc>
+          <w:tcPr>
+            <w:tcW w:w="0" w:type="auto"/>
+            <w:hideMark/>
+          </w:tcPr>
+          <w:p>
+            <w:pPr>
+              <w:cnfStyle w:val="000000000000" w:firstRow="0" w:lastRow="0" w:firstColumn="0" w:lastColumn="0" w:oddVBand="0" w:evenVBand="0" w:oddHBand="0" w:evenHBand="0" w:firstRowFirstColumn="0" w:firstRowLastColumn="0" w:lastRowFirstColumn="0" w:lastRowLastColumn="0"/>
+              <w:rPr>
+                <w:rFonts w:ascii="Times New Roman" w:eastAsia="Times New Roman" w:hAnsi="Times New Roman" w:cs="Times New Roman"/>
+                <w:kern w:val="0"/>
+                <w:sz w:val="24"/>
+                <w:szCs w:val="24"/>
+                <w:lang w:val="en-GB" w:eastAsia="en-GB" w:bidi="ar-SA"/>
+                <w14:ligatures w14:val="none"/>
+              </w:rPr>
+            </w:pPr>
+            <w:r>
+              <w:rPr>
+                <w:rFonts w:ascii="Times New Roman" w:eastAsia="Times New Roman" w:hAnsi="Times New Roman" w:cs="Times New Roman"/>
+                <w:kern w:val="0"/>
+                <w:sz w:val="24"/>
+                <w:szCs w:val="24"/>
+                <w:lang w:val="en-GB" w:eastAsia="en-GB" w:bidi="ar-SA"/>
+                <w14:ligatures w14:val="none"/>
+              </w:rPr>
+              <w:t>IT Project Intake</w:t>
+            </w:r>
+          </w:p>
+        </w:tc>
+        <w:tc>
+          <w:tcPr>
+            <w:tcW w:w="0" w:type="auto"/>
+            <w:hideMark/>
+          </w:tcPr>
+          <w:p>
+            <w:pPr>
+              <w:cnfStyle w:val="000000000000" w:firstRow="0" w:lastRow="0" w:firstColumn="0" w:lastColumn="0" w:oddVBand="0" w:evenVBand="0" w:oddHBand="0" w:evenHBand="0" w:firstRowFirstColumn="0" w:firstRowLastColumn="0" w:lastRowFirstColumn="0" w:lastRowLastColumn="0"/>
+              <w:rPr>
+                <w:rFonts w:ascii="Times New Roman" w:eastAsia="Times New Roman" w:hAnsi="Times New Roman" w:cs="Times New Roman"/>
+                <w:kern w:val="0"/>
+                <w:sz w:val="24"/>
+                <w:szCs w:val="24"/>
+                <w:lang w:val="en-GB" w:eastAsia="en-GB" w:bidi="ar-SA"/>
+                <w14:ligatures w14:val="none"/>
+              </w:rPr>
+            </w:pPr>
+            <w:r>
+              <w:rPr>
+                <w:rFonts w:ascii="Times New Roman" w:eastAsia="Times New Roman" w:hAnsi="Times New Roman" w:cs="Times New Roman"/>
+                <w:kern w:val="0"/>
+                <w:sz w:val="24"/>
+                <w:szCs w:val="24"/>
+                <w:lang w:val="en-GB" w:eastAsia="en-GB" w:bidi="ar-SA"/>
+                <w14:ligatures w14:val="none"/>
+              </w:rPr>
+              <w:t>Approved Projects</w:t>
+            </w:r>
+          </w:p>
+        </w:tc>
+        <w:tc>
+          <w:tcPr>
+            <w:tcW w:w="0" w:type="auto"/>
+            <w:hideMark/>
+          </w:tcPr>
+          <w:p>
+            <w:pPr>
+              <w:cnfStyle w:val="000000000000" w:firstRow="0" w:lastRow="0" w:firstColumn="0" w:lastColumn="0" w:oddVBand="0" w:evenVBand="0" w:oddHBand="0" w:evenHBand="0" w:firstRowFirstColumn="0" w:firstRowLastColumn="0" w:lastRowFirstColumn="0" w:lastRowLastColumn="0"/>
+              <w:rPr>
+                <w:rFonts w:ascii="Times New Roman" w:eastAsia="Times New Roman" w:hAnsi="Times New Roman" w:cs="Times New Roman"/>
+                <w:kern w:val="0"/>
+                <w:sz w:val="24"/>
+                <w:szCs w:val="24"/>
+                <w:lang w:val="en-GB" w:eastAsia="en-GB" w:bidi="ar-SA"/>
+                <w14:ligatures w14:val="none"/>
+              </w:rPr>
+            </w:pPr>
+            <w:r>
+              <w:rPr>
+                <w:rFonts w:ascii="Times New Roman" w:eastAsia="Times New Roman" w:hAnsi="Times New Roman" w:cs="Times New Roman"/>
+                <w:kern w:val="0"/>
+                <w:sz w:val="24"/>
+                <w:szCs w:val="24"/>
+                <w:lang w:val="en-GB" w:eastAsia="en-GB" w:bidi="ar-SA"/>
+                <w14:ligatures w14:val="none"/>
+              </w:rPr>
+              <w:t>Departments</w:t>
             </w:r>
           </w:p>
         </w:tc>
       </w:tr>
       <w:tr>
         <w:trPr>
-          <w:tblCellSpacing w:w="15" w:type="dxa"/>
+          <w:cnfStyle w:val="000000100000" w:firstRow="0" w:lastRow="0" w:firstColumn="0" w:lastColumn="0" w:oddVBand="0" w:evenVBand="0" w:oddHBand="1" w:evenHBand="0" w:firstRowFirstColumn="0" w:firstRowLastColumn="0" w:lastRowFirstColumn="0" w:lastRowLastColumn="0"/>
         </w:trPr>
         <w:tc>
           <w:tcPr>
-            <w:tcW w:w="0" w:type="auto"/>
-            <w:vAlign w:val="center"/>
-            <w:hideMark/>
-          </w:tcPr>
-          <w:p>
-            <w:pPr>
-              <w:spacing w:after="0" w:line="240" w:lineRule="auto"/>
-              <w:rPr>
-                <w:rFonts w:ascii="Times New Roman" w:eastAsia="Times New Roman" w:hAnsi="Times New Roman" w:cs="Times New Roman"/>
-                <w:kern w:val="0"/>
-                <w:sz w:val="24"/>
-                <w:szCs w:val="24"/>
-                <w:lang w:val="en-GB" w:eastAsia="en-GB" w:bidi="ar-SA"/>
-                <w14:ligatures w14:val="none"/>
-              </w:rPr>
-            </w:pPr>
-            <w:r>
-              <w:rPr>
-                <w:rFonts w:ascii="Times New Roman" w:eastAsia="Times New Roman" w:hAnsi="Times New Roman" w:cs="Times New Roman"/>
-                <w:kern w:val="0"/>
-                <w:sz w:val="24"/>
-                <w:szCs w:val="24"/>
-                <w:lang w:val="en-GB" w:eastAsia="en-GB" w:bidi="ar-SA"/>
-                <w14:ligatures w14:val="none"/>
-              </w:rPr>
-              <w:t>Business Units</w:t>
-            </w:r>
-          </w:p>
-        </w:tc>
-        <w:tc>
-          <w:tcPr>
-            <w:tcW w:w="0" w:type="auto"/>
-            <w:vAlign w:val="center"/>
-            <w:hideMark/>
-          </w:tcPr>
-          <w:p>
-            <w:pPr>
-              <w:spacing w:after="0" w:line="240" w:lineRule="auto"/>
-              <w:rPr>
-                <w:rFonts w:ascii="Times New Roman" w:eastAsia="Times New Roman" w:hAnsi="Times New Roman" w:cs="Times New Roman"/>
-                <w:kern w:val="0"/>
-                <w:sz w:val="24"/>
-                <w:szCs w:val="24"/>
-                <w:lang w:val="en-GB" w:eastAsia="en-GB" w:bidi="ar-SA"/>
-                <w14:ligatures w14:val="none"/>
-              </w:rPr>
-            </w:pPr>
-            <w:r>
-              <w:rPr>
-                <w:rFonts w:ascii="Times New Roman" w:eastAsia="Times New Roman" w:hAnsi="Times New Roman" w:cs="Times New Roman"/>
-                <w:kern w:val="0"/>
-                <w:sz w:val="24"/>
-                <w:szCs w:val="24"/>
-                <w:lang w:val="en-GB" w:eastAsia="en-GB" w:bidi="ar-SA"/>
-                <w14:ligatures w14:val="none"/>
-              </w:rPr>
-              <w:t>System Requirements</w:t>
-            </w:r>
-          </w:p>
-        </w:tc>
-        <w:tc>
-          <w:tcPr>
-            <w:tcW w:w="0" w:type="auto"/>
-            <w:vAlign w:val="center"/>
-            <w:hideMark/>
-          </w:tcPr>
-          <w:p>
-            <w:pPr>
-              <w:spacing w:after="0" w:line="240" w:lineRule="auto"/>
-              <w:rPr>
-                <w:rFonts w:ascii="Times New Roman" w:eastAsia="Times New Roman" w:hAnsi="Times New Roman" w:cs="Times New Roman"/>
-                <w:kern w:val="0"/>
-                <w:sz w:val="24"/>
-                <w:szCs w:val="24"/>
-                <w:lang w:val="en-GB" w:eastAsia="en-GB" w:bidi="ar-SA"/>
-                <w14:ligatures w14:val="none"/>
-              </w:rPr>
-            </w:pPr>
-            <w:r>
-              <w:rPr>
-                <w:rFonts w:ascii="Times New Roman" w:eastAsia="Times New Roman" w:hAnsi="Times New Roman" w:cs="Times New Roman"/>
-                <w:kern w:val="0"/>
-                <w:sz w:val="24"/>
-                <w:szCs w:val="24"/>
-                <w:lang w:val="en-GB" w:eastAsia="en-GB" w:bidi="ar-SA"/>
-                <w14:ligatures w14:val="none"/>
-              </w:rPr>
-              <w:t>IT Project Intake</w:t>
-            </w:r>
-          </w:p>
-        </w:tc>
-        <w:tc>
-          <w:tcPr>
-            <w:tcW w:w="0" w:type="auto"/>
-            <w:vAlign w:val="center"/>
-            <w:hideMark/>
-          </w:tcPr>
-          <w:p>
-            <w:pPr>
-              <w:spacing w:after="0" w:line="240" w:lineRule="auto"/>
-              <w:rPr>
-                <w:rFonts w:ascii="Times New Roman" w:eastAsia="Times New Roman" w:hAnsi="Times New Roman" w:cs="Times New Roman"/>
-                <w:kern w:val="0"/>
-                <w:sz w:val="24"/>
-                <w:szCs w:val="24"/>
-                <w:lang w:val="en-GB" w:eastAsia="en-GB" w:bidi="ar-SA"/>
-                <w14:ligatures w14:val="none"/>
-              </w:rPr>
-            </w:pPr>
-            <w:r>
-              <w:rPr>
-                <w:rFonts w:ascii="Times New Roman" w:eastAsia="Times New Roman" w:hAnsi="Times New Roman" w:cs="Times New Roman"/>
-                <w:kern w:val="0"/>
-                <w:sz w:val="24"/>
-                <w:szCs w:val="24"/>
-                <w:lang w:val="en-GB" w:eastAsia="en-GB" w:bidi="ar-SA"/>
-                <w14:ligatures w14:val="none"/>
-              </w:rPr>
-              <w:t>Approved Projects</w:t>
-            </w:r>
-          </w:p>
-        </w:tc>
-        <w:tc>
-          <w:tcPr>
-            <w:tcW w:w="0" w:type="auto"/>
-            <w:vAlign w:val="center"/>
-            <w:hideMark/>
-          </w:tcPr>
-          <w:p>
-            <w:pPr>
-              <w:spacing w:after="0" w:line="240" w:lineRule="auto"/>
-              <w:rPr>
-                <w:rFonts w:ascii="Times New Roman" w:eastAsia="Times New Roman" w:hAnsi="Times New Roman" w:cs="Times New Roman"/>
-                <w:kern w:val="0"/>
-                <w:sz w:val="24"/>
-                <w:szCs w:val="24"/>
-                <w:lang w:val="en-GB" w:eastAsia="en-GB" w:bidi="ar-SA"/>
-                <w14:ligatures w14:val="none"/>
-              </w:rPr>
-            </w:pPr>
-            <w:r>
-              <w:rPr>
-                <w:rFonts w:ascii="Times New Roman" w:eastAsia="Times New Roman" w:hAnsi="Times New Roman" w:cs="Times New Roman"/>
-                <w:kern w:val="0"/>
-                <w:sz w:val="24"/>
-                <w:szCs w:val="24"/>
-                <w:lang w:val="en-GB" w:eastAsia="en-GB" w:bidi="ar-SA"/>
-                <w14:ligatures w14:val="none"/>
-              </w:rPr>
-              <w:t>Departments</w:t>
+            <w:cnfStyle w:val="001000000000" w:firstRow="0" w:lastRow="0" w:firstColumn="1" w:lastColumn="0" w:oddVBand="0" w:evenVBand="0" w:oddHBand="0" w:evenHBand="0" w:firstRowFirstColumn="0" w:firstRowLastColumn="0" w:lastRowFirstColumn="0" w:lastRowLastColumn="0"/>
+            <w:tcW w:w="0" w:type="auto"/>
+            <w:hideMark/>
+          </w:tcPr>
+          <w:p>
+            <w:pPr>
+              <w:rPr>
+                <w:rFonts w:ascii="Times New Roman" w:eastAsia="Times New Roman" w:hAnsi="Times New Roman" w:cs="Times New Roman"/>
+                <w:kern w:val="0"/>
+                <w:sz w:val="24"/>
+                <w:szCs w:val="24"/>
+                <w:lang w:val="en-GB" w:eastAsia="en-GB" w:bidi="ar-SA"/>
+                <w14:ligatures w14:val="none"/>
+              </w:rPr>
+            </w:pPr>
+            <w:r>
+              <w:rPr>
+                <w:rFonts w:ascii="Times New Roman" w:eastAsia="Times New Roman" w:hAnsi="Times New Roman" w:cs="Times New Roman"/>
+                <w:kern w:val="0"/>
+                <w:sz w:val="24"/>
+                <w:szCs w:val="24"/>
+                <w:lang w:val="en-GB" w:eastAsia="en-GB" w:bidi="ar-SA"/>
+                <w14:ligatures w14:val="none"/>
+              </w:rPr>
+              <w:t>IT Dept</w:t>
+            </w:r>
+          </w:p>
+        </w:tc>
+        <w:tc>
+          <w:tcPr>
+            <w:tcW w:w="0" w:type="auto"/>
+            <w:hideMark/>
+          </w:tcPr>
+          <w:p>
+            <w:pPr>
+              <w:cnfStyle w:val="000000100000" w:firstRow="0" w:lastRow="0" w:firstColumn="0" w:lastColumn="0" w:oddVBand="0" w:evenVBand="0" w:oddHBand="1" w:evenHBand="0" w:firstRowFirstColumn="0" w:firstRowLastColumn="0" w:lastRowFirstColumn="0" w:lastRowLastColumn="0"/>
+              <w:rPr>
+                <w:rFonts w:ascii="Times New Roman" w:eastAsia="Times New Roman" w:hAnsi="Times New Roman" w:cs="Times New Roman"/>
+                <w:kern w:val="0"/>
+                <w:sz w:val="24"/>
+                <w:szCs w:val="24"/>
+                <w:lang w:val="en-GB" w:eastAsia="en-GB" w:bidi="ar-SA"/>
+                <w14:ligatures w14:val="none"/>
+              </w:rPr>
+            </w:pPr>
+            <w:r>
+              <w:rPr>
+                <w:rFonts w:ascii="Times New Roman" w:eastAsia="Times New Roman" w:hAnsi="Times New Roman" w:cs="Times New Roman"/>
+                <w:kern w:val="0"/>
+                <w:sz w:val="24"/>
+                <w:szCs w:val="24"/>
+                <w:lang w:val="en-GB" w:eastAsia="en-GB" w:bidi="ar-SA"/>
+                <w14:ligatures w14:val="none"/>
+              </w:rPr>
+              <w:t>Infrastructure Data</w:t>
+            </w:r>
+          </w:p>
+        </w:tc>
+        <w:tc>
+          <w:tcPr>
+            <w:tcW w:w="0" w:type="auto"/>
+            <w:hideMark/>
+          </w:tcPr>
+          <w:p>
+            <w:pPr>
+              <w:cnfStyle w:val="000000100000" w:firstRow="0" w:lastRow="0" w:firstColumn="0" w:lastColumn="0" w:oddVBand="0" w:evenVBand="0" w:oddHBand="1" w:evenHBand="0" w:firstRowFirstColumn="0" w:firstRowLastColumn="0" w:lastRowFirstColumn="0" w:lastRowLastColumn="0"/>
+              <w:rPr>
+                <w:rFonts w:ascii="Times New Roman" w:eastAsia="Times New Roman" w:hAnsi="Times New Roman" w:cs="Times New Roman"/>
+                <w:kern w:val="0"/>
+                <w:sz w:val="24"/>
+                <w:szCs w:val="24"/>
+                <w:lang w:val="en-GB" w:eastAsia="en-GB" w:bidi="ar-SA"/>
+                <w14:ligatures w14:val="none"/>
+              </w:rPr>
+            </w:pPr>
+            <w:r>
+              <w:rPr>
+                <w:rFonts w:ascii="Times New Roman" w:eastAsia="Times New Roman" w:hAnsi="Times New Roman" w:cs="Times New Roman"/>
+                <w:kern w:val="0"/>
+                <w:sz w:val="24"/>
+                <w:szCs w:val="24"/>
+                <w:lang w:val="en-GB" w:eastAsia="en-GB" w:bidi="ar-SA"/>
+                <w14:ligatures w14:val="none"/>
+              </w:rPr>
+              <w:t>Monitoring &amp; Controls</w:t>
+            </w:r>
+          </w:p>
+        </w:tc>
+        <w:tc>
+          <w:tcPr>
+            <w:tcW w:w="0" w:type="auto"/>
+            <w:hideMark/>
+          </w:tcPr>
+          <w:p>
+            <w:pPr>
+              <w:cnfStyle w:val="000000100000" w:firstRow="0" w:lastRow="0" w:firstColumn="0" w:lastColumn="0" w:oddVBand="0" w:evenVBand="0" w:oddHBand="1" w:evenHBand="0" w:firstRowFirstColumn="0" w:firstRowLastColumn="0" w:lastRowFirstColumn="0" w:lastRowLastColumn="0"/>
+              <w:rPr>
+                <w:rFonts w:ascii="Times New Roman" w:eastAsia="Times New Roman" w:hAnsi="Times New Roman" w:cs="Times New Roman"/>
+                <w:kern w:val="0"/>
+                <w:sz w:val="24"/>
+                <w:szCs w:val="24"/>
+                <w:lang w:val="en-GB" w:eastAsia="en-GB" w:bidi="ar-SA"/>
+                <w14:ligatures w14:val="none"/>
+              </w:rPr>
+            </w:pPr>
+            <w:r>
+              <w:rPr>
+                <w:rFonts w:ascii="Times New Roman" w:eastAsia="Times New Roman" w:hAnsi="Times New Roman" w:cs="Times New Roman"/>
+                <w:kern w:val="0"/>
+                <w:sz w:val="24"/>
+                <w:szCs w:val="24"/>
+                <w:lang w:val="en-GB" w:eastAsia="en-GB" w:bidi="ar-SA"/>
+                <w14:ligatures w14:val="none"/>
+              </w:rPr>
+              <w:t>KPI Dashboard</w:t>
+            </w:r>
+          </w:p>
+        </w:tc>
+        <w:tc>
+          <w:tcPr>
+            <w:tcW w:w="0" w:type="auto"/>
+            <w:hideMark/>
+          </w:tcPr>
+          <w:p>
+            <w:pPr>
+              <w:cnfStyle w:val="000000100000" w:firstRow="0" w:lastRow="0" w:firstColumn="0" w:lastColumn="0" w:oddVBand="0" w:evenVBand="0" w:oddHBand="1" w:evenHBand="0" w:firstRowFirstColumn="0" w:firstRowLastColumn="0" w:lastRowFirstColumn="0" w:lastRowLastColumn="0"/>
+              <w:rPr>
+                <w:rFonts w:ascii="Times New Roman" w:eastAsia="Times New Roman" w:hAnsi="Times New Roman" w:cs="Times New Roman"/>
+                <w:kern w:val="0"/>
+                <w:sz w:val="24"/>
+                <w:szCs w:val="24"/>
+                <w:lang w:val="en-GB" w:eastAsia="en-GB" w:bidi="ar-SA"/>
+                <w14:ligatures w14:val="none"/>
+              </w:rPr>
+            </w:pPr>
+            <w:r>
+              <w:rPr>
+                <w:rFonts w:ascii="Times New Roman" w:eastAsia="Times New Roman" w:hAnsi="Times New Roman" w:cs="Times New Roman"/>
+                <w:kern w:val="0"/>
+                <w:sz w:val="24"/>
+                <w:szCs w:val="24"/>
+                <w:lang w:val="en-GB" w:eastAsia="en-GB" w:bidi="ar-SA"/>
+                <w14:ligatures w14:val="none"/>
+              </w:rPr>
+              <w:t>CEO</w:t>
             </w:r>
           </w:p>
         </w:tc>
       </w:tr>
       <w:tr>
-        <w:trPr>
-          <w:tblCellSpacing w:w="15" w:type="dxa"/>
-        </w:trPr>
-        <w:tc>
-          <w:tcPr>
-            <w:tcW w:w="0" w:type="auto"/>
-            <w:vAlign w:val="center"/>
-            <w:hideMark/>
-          </w:tcPr>
-          <w:p>
-            <w:pPr>
-              <w:spacing w:after="0" w:line="240" w:lineRule="auto"/>
-              <w:rPr>
-                <w:rFonts w:ascii="Times New Roman" w:eastAsia="Times New Roman" w:hAnsi="Times New Roman" w:cs="Times New Roman"/>
-                <w:kern w:val="0"/>
-                <w:sz w:val="24"/>
-                <w:szCs w:val="24"/>
-                <w:lang w:val="en-GB" w:eastAsia="en-GB" w:bidi="ar-SA"/>
-                <w14:ligatures w14:val="none"/>
-              </w:rPr>
-            </w:pPr>
-            <w:r>
-              <w:rPr>
-                <w:rFonts w:ascii="Times New Roman" w:eastAsia="Times New Roman" w:hAnsi="Times New Roman" w:cs="Times New Roman"/>
-                <w:kern w:val="0"/>
-                <w:sz w:val="24"/>
-                <w:szCs w:val="24"/>
-                <w:lang w:val="en-GB" w:eastAsia="en-GB" w:bidi="ar-SA"/>
-                <w14:ligatures w14:val="none"/>
-              </w:rPr>
-              <w:t>IT Dept</w:t>
-            </w:r>
-          </w:p>
-        </w:tc>
-        <w:tc>
-          <w:tcPr>
-            <w:tcW w:w="0" w:type="auto"/>
-            <w:vAlign w:val="center"/>
-            <w:hideMark/>
-          </w:tcPr>
-          <w:p>
-            <w:pPr>
-              <w:spacing w:after="0" w:line="240" w:lineRule="auto"/>
-              <w:rPr>
-                <w:rFonts w:ascii="Times New Roman" w:eastAsia="Times New Roman" w:hAnsi="Times New Roman" w:cs="Times New Roman"/>
-                <w:kern w:val="0"/>
-                <w:sz w:val="24"/>
-                <w:szCs w:val="24"/>
-                <w:lang w:val="en-GB" w:eastAsia="en-GB" w:bidi="ar-SA"/>
-                <w14:ligatures w14:val="none"/>
-              </w:rPr>
-            </w:pPr>
-            <w:r>
-              <w:rPr>
-                <w:rFonts w:ascii="Times New Roman" w:eastAsia="Times New Roman" w:hAnsi="Times New Roman" w:cs="Times New Roman"/>
-                <w:kern w:val="0"/>
-                <w:sz w:val="24"/>
-                <w:szCs w:val="24"/>
-                <w:lang w:val="en-GB" w:eastAsia="en-GB" w:bidi="ar-SA"/>
-                <w14:ligatures w14:val="none"/>
-              </w:rPr>
-              <w:t>Infrastructure Data</w:t>
-            </w:r>
-          </w:p>
-        </w:tc>
-        <w:tc>
-          <w:tcPr>
-            <w:tcW w:w="0" w:type="auto"/>
-            <w:vAlign w:val="center"/>
-            <w:hideMark/>
-          </w:tcPr>
-          <w:p>
-            <w:pPr>
-              <w:spacing w:after="0" w:line="240" w:lineRule="auto"/>
-              <w:rPr>
-                <w:rFonts w:ascii="Times New Roman" w:eastAsia="Times New Roman" w:hAnsi="Times New Roman" w:cs="Times New Roman"/>
-                <w:kern w:val="0"/>
-                <w:sz w:val="24"/>
-                <w:szCs w:val="24"/>
-                <w:lang w:val="en-GB" w:eastAsia="en-GB" w:bidi="ar-SA"/>
-                <w14:ligatures w14:val="none"/>
-              </w:rPr>
-            </w:pPr>
-            <w:r>
-              <w:rPr>
-                <w:rFonts w:ascii="Times New Roman" w:eastAsia="Times New Roman" w:hAnsi="Times New Roman" w:cs="Times New Roman"/>
-                <w:kern w:val="0"/>
-                <w:sz w:val="24"/>
-                <w:szCs w:val="24"/>
-                <w:lang w:val="en-GB" w:eastAsia="en-GB" w:bidi="ar-SA"/>
-                <w14:ligatures w14:val="none"/>
-              </w:rPr>
-              <w:t>Monitoring &amp; Controls</w:t>
-            </w:r>
-          </w:p>
-        </w:tc>
-        <w:tc>
-          <w:tcPr>
-            <w:tcW w:w="0" w:type="auto"/>
-            <w:vAlign w:val="center"/>
-            <w:hideMark/>
-          </w:tcPr>
-          <w:p>
-            <w:pPr>
-              <w:spacing w:after="0" w:line="240" w:lineRule="auto"/>
-              <w:rPr>
-                <w:rFonts w:ascii="Times New Roman" w:eastAsia="Times New Roman" w:hAnsi="Times New Roman" w:cs="Times New Roman"/>
-                <w:kern w:val="0"/>
-                <w:sz w:val="24"/>
-                <w:szCs w:val="24"/>
-                <w:lang w:val="en-GB" w:eastAsia="en-GB" w:bidi="ar-SA"/>
-                <w14:ligatures w14:val="none"/>
-              </w:rPr>
-            </w:pPr>
-            <w:r>
-              <w:rPr>
-                <w:rFonts w:ascii="Times New Roman" w:eastAsia="Times New Roman" w:hAnsi="Times New Roman" w:cs="Times New Roman"/>
-                <w:kern w:val="0"/>
-                <w:sz w:val="24"/>
-                <w:szCs w:val="24"/>
-                <w:lang w:val="en-GB" w:eastAsia="en-GB" w:bidi="ar-SA"/>
-                <w14:ligatures w14:val="none"/>
-              </w:rPr>
-              <w:t>KPI Dashboard</w:t>
-            </w:r>
-          </w:p>
-        </w:tc>
-        <w:tc>
-          <w:tcPr>
-            <w:tcW w:w="0" w:type="auto"/>
-            <w:vAlign w:val="center"/>
-            <w:hideMark/>
-          </w:tcPr>
-          <w:p>
-            <w:pPr>
-              <w:spacing w:after="0" w:line="240" w:lineRule="auto"/>
-              <w:rPr>
-                <w:rFonts w:ascii="Times New Roman" w:eastAsia="Times New Roman" w:hAnsi="Times New Roman" w:cs="Times New Roman"/>
-                <w:kern w:val="0"/>
-                <w:sz w:val="24"/>
-                <w:szCs w:val="24"/>
-                <w:lang w:val="en-GB" w:eastAsia="en-GB" w:bidi="ar-SA"/>
-                <w14:ligatures w14:val="none"/>
-              </w:rPr>
-            </w:pPr>
-            <w:r>
-              <w:rPr>
-                <w:rFonts w:ascii="Times New Roman" w:eastAsia="Times New Roman" w:hAnsi="Times New Roman" w:cs="Times New Roman"/>
-                <w:kern w:val="0"/>
-                <w:sz w:val="24"/>
-                <w:szCs w:val="24"/>
-                <w:lang w:val="en-GB" w:eastAsia="en-GB" w:bidi="ar-SA"/>
-                <w14:ligatures w14:val="none"/>
-              </w:rPr>
-              <w:t>CEO</w:t>
-            </w:r>
-          </w:p>
-        </w:tc>
-      </w:tr>
-      <w:tr>
-        <w:trPr>
-          <w:tblCellSpacing w:w="15" w:type="dxa"/>
-        </w:trPr>
-        <w:tc>
-          <w:tcPr>
-            <w:tcW w:w="0" w:type="auto"/>
-            <w:vAlign w:val="center"/>
-            <w:hideMark/>
-          </w:tcPr>
-          <w:p>
-            <w:pPr>
-              <w:spacing w:after="0" w:line="240" w:lineRule="auto"/>
+        <w:tc>
+          <w:tcPr>
+            <w:cnfStyle w:val="001000000000" w:firstRow="0" w:lastRow="0" w:firstColumn="1" w:lastColumn="0" w:oddVBand="0" w:evenVBand="0" w:oddHBand="0" w:evenHBand="0" w:firstRowFirstColumn="0" w:firstRowLastColumn="0" w:lastRowFirstColumn="0" w:lastRowLastColumn="0"/>
+            <w:tcW w:w="0" w:type="auto"/>
+            <w:hideMark/>
+          </w:tcPr>
+          <w:p>
+            <w:pPr>
               <w:rPr>
                 <w:rFonts w:ascii="Times New Roman" w:eastAsia="Times New Roman" w:hAnsi="Times New Roman" w:cs="Times New Roman"/>
                 <w:kern w:val="0"/>
@@ -1861,12 +1829,11 @@
         <w:tc>
           <w:tcPr>
             <w:tcW w:w="0" w:type="auto"/>
-            <w:vAlign w:val="center"/>
-            <w:hideMark/>
-          </w:tcPr>
-          <w:p>
-            <w:pPr>
-              <w:spacing w:after="0" w:line="240" w:lineRule="auto"/>
+            <w:hideMark/>
+          </w:tcPr>
+          <w:p>
+            <w:pPr>
+              <w:cnfStyle w:val="000000000000" w:firstRow="0" w:lastRow="0" w:firstColumn="0" w:lastColumn="0" w:oddVBand="0" w:evenVBand="0" w:oddHBand="0" w:evenHBand="0" w:firstRowFirstColumn="0" w:firstRowLastColumn="0" w:lastRowFirstColumn="0" w:lastRowLastColumn="0"/>
               <w:rPr>
                 <w:rFonts w:ascii="Times New Roman" w:eastAsia="Times New Roman" w:hAnsi="Times New Roman" w:cs="Times New Roman"/>
                 <w:kern w:val="0"/>
@@ -1892,12 +1859,11 @@
         <w:tc>
           <w:tcPr>
             <w:tcW w:w="0" w:type="auto"/>
-            <w:vAlign w:val="center"/>
-            <w:hideMark/>
-          </w:tcPr>
-          <w:p>
-            <w:pPr>
-              <w:spacing w:after="0" w:line="240" w:lineRule="auto"/>
+            <w:hideMark/>
+          </w:tcPr>
+          <w:p>
+            <w:pPr>
+              <w:cnfStyle w:val="000000000000" w:firstRow="0" w:lastRow="0" w:firstColumn="0" w:lastColumn="0" w:oddVBand="0" w:evenVBand="0" w:oddHBand="0" w:evenHBand="0" w:firstRowFirstColumn="0" w:firstRowLastColumn="0" w:lastRowFirstColumn="0" w:lastRowLastColumn="0"/>
               <w:rPr>
                 <w:rFonts w:ascii="Times New Roman" w:eastAsia="Times New Roman" w:hAnsi="Times New Roman" w:cs="Times New Roman"/>
                 <w:kern w:val="0"/>
@@ -1923,12 +1889,11 @@
         <w:tc>
           <w:tcPr>
             <w:tcW w:w="0" w:type="auto"/>
-            <w:vAlign w:val="center"/>
-            <w:hideMark/>
-          </w:tcPr>
-          <w:p>
-            <w:pPr>
-              <w:spacing w:after="0" w:line="240" w:lineRule="auto"/>
+            <w:hideMark/>
+          </w:tcPr>
+          <w:p>
+            <w:pPr>
+              <w:cnfStyle w:val="000000000000" w:firstRow="0" w:lastRow="0" w:firstColumn="0" w:lastColumn="0" w:oddVBand="0" w:evenVBand="0" w:oddHBand="0" w:evenHBand="0" w:firstRowFirstColumn="0" w:firstRowLastColumn="0" w:lastRowFirstColumn="0" w:lastRowLastColumn="0"/>
               <w:rPr>
                 <w:rFonts w:ascii="Times New Roman" w:eastAsia="Times New Roman" w:hAnsi="Times New Roman" w:cs="Times New Roman"/>
                 <w:kern w:val="0"/>
@@ -1954,12 +1919,11 @@
         <w:tc>
           <w:tcPr>
             <w:tcW w:w="0" w:type="auto"/>
-            <w:vAlign w:val="center"/>
-            <w:hideMark/>
-          </w:tcPr>
-          <w:p>
-            <w:pPr>
-              <w:spacing w:after="0" w:line="240" w:lineRule="auto"/>
+            <w:hideMark/>
+          </w:tcPr>
+          <w:p>
+            <w:pPr>
+              <w:cnfStyle w:val="000000000000" w:firstRow="0" w:lastRow="0" w:firstColumn="0" w:lastColumn="0" w:oddVBand="0" w:evenVBand="0" w:oddHBand="0" w:evenHBand="0" w:firstRowFirstColumn="0" w:firstRowLastColumn="0" w:lastRowFirstColumn="0" w:lastRowLastColumn="0"/>
               <w:rPr>
                 <w:rFonts w:ascii="Times New Roman" w:eastAsia="Times New Roman" w:hAnsi="Times New Roman" w:cs="Times New Roman"/>
                 <w:kern w:val="0"/>
@@ -2287,7 +2251,6 @@
           <w:lang w:val="en-GB" w:eastAsia="en-GB" w:bidi="ar-SA"/>
           <w14:ligatures w14:val="none"/>
         </w:rPr>
-        <w:lastRenderedPageBreak/>
         <w:t>Deployment</w:t>
       </w:r>
     </w:p>
@@ -2316,6 +2279,7 @@
           <w:lang w:val="en-GB" w:eastAsia="en-GB" w:bidi="ar-SA"/>
           <w14:ligatures w14:val="none"/>
         </w:rPr>
+        <w:lastRenderedPageBreak/>
         <w:t>Post-implementation review</w:t>
       </w:r>
     </w:p>
@@ -2627,55 +2591,48 @@
     </w:p>
     <w:tbl>
       <w:tblPr>
+        <w:tblStyle w:val="PlainTable1"/>
         <w:tblW w:w="0" w:type="auto"/>
-        <w:tblCellSpacing w:w="15" w:type="dxa"/>
-        <w:tblCellMar>
-          <w:top w:w="15" w:type="dxa"/>
-          <w:left w:w="15" w:type="dxa"/>
-          <w:bottom w:w="15" w:type="dxa"/>
-          <w:right w:w="15" w:type="dxa"/>
-        </w:tblCellMar>
         <w:tblLook w:val="04A0" w:firstRow="1" w:lastRow="0" w:firstColumn="1" w:lastColumn="0" w:noHBand="0" w:noVBand="1"/>
       </w:tblPr>
       <w:tblGrid>
-        <w:gridCol w:w="2688"/>
-        <w:gridCol w:w="514"/>
-        <w:gridCol w:w="1307"/>
-        <w:gridCol w:w="1320"/>
-        <w:gridCol w:w="420"/>
-        <w:gridCol w:w="1562"/>
+        <w:gridCol w:w="2949"/>
+        <w:gridCol w:w="670"/>
+        <w:gridCol w:w="1463"/>
+        <w:gridCol w:w="1476"/>
+        <w:gridCol w:w="576"/>
+        <w:gridCol w:w="1703"/>
       </w:tblGrid>
       <w:tr>
         <w:trPr>
+          <w:cnfStyle w:val="100000000000" w:firstRow="1" w:lastRow="0" w:firstColumn="0" w:lastColumn="0" w:oddVBand="0" w:evenVBand="0" w:oddHBand="0" w:evenHBand="0" w:firstRowFirstColumn="0" w:firstRowLastColumn="0" w:lastRowFirstColumn="0" w:lastRowLastColumn="0"/>
           <w:tblHeader/>
-          <w:tblCellSpacing w:w="15" w:type="dxa"/>
         </w:trPr>
         <w:tc>
           <w:tcPr>
-            <w:tcW w:w="0" w:type="auto"/>
+            <w:cnfStyle w:val="001000000000" w:firstRow="0" w:lastRow="0" w:firstColumn="1" w:lastColumn="0" w:oddVBand="0" w:evenVBand="0" w:oddHBand="0" w:evenHBand="0" w:firstRowFirstColumn="0" w:firstRowLastColumn="0" w:lastRowFirstColumn="0" w:lastRowLastColumn="0"/>
+            <w:tcW w:w="0" w:type="auto"/>
+            <w:shd w:val="clear" w:color="auto" w:fill="0E2841" w:themeFill="text2"/>
             <w:vAlign w:val="center"/>
             <w:hideMark/>
           </w:tcPr>
           <w:p>
             <w:pPr>
-              <w:spacing w:after="0" w:line="240" w:lineRule="auto"/>
               <w:jc w:val="center"/>
               <w:rPr>
                 <w:rFonts w:ascii="Times New Roman" w:eastAsia="Times New Roman" w:hAnsi="Times New Roman" w:cs="Times New Roman"/>
-                <w:b/>
-                <w:bCs/>
-                <w:kern w:val="0"/>
-                <w:sz w:val="24"/>
-                <w:szCs w:val="24"/>
-                <w:lang w:val="en-GB" w:eastAsia="en-GB" w:bidi="ar-SA"/>
-                <w14:ligatures w14:val="none"/>
-              </w:rPr>
-            </w:pPr>
-            <w:r>
-              <w:rPr>
-                <w:rFonts w:ascii="Times New Roman" w:eastAsia="Times New Roman" w:hAnsi="Times New Roman" w:cs="Times New Roman"/>
-                <w:b/>
-                <w:bCs/>
+                <w:b w:val="0"/>
+                <w:bCs w:val="0"/>
+                <w:kern w:val="0"/>
+                <w:sz w:val="24"/>
+                <w:szCs w:val="24"/>
+                <w:lang w:val="en-GB" w:eastAsia="en-GB" w:bidi="ar-SA"/>
+                <w14:ligatures w14:val="none"/>
+              </w:rPr>
+            </w:pPr>
+            <w:r>
+              <w:rPr>
+                <w:rFonts w:ascii="Times New Roman" w:eastAsia="Times New Roman" w:hAnsi="Times New Roman" w:cs="Times New Roman"/>
                 <w:kern w:val="0"/>
                 <w:sz w:val="24"/>
                 <w:szCs w:val="24"/>
@@ -2689,29 +2646,28 @@
         <w:tc>
           <w:tcPr>
             <w:tcW w:w="0" w:type="auto"/>
+            <w:shd w:val="clear" w:color="auto" w:fill="0E2841" w:themeFill="text2"/>
             <w:vAlign w:val="center"/>
             <w:hideMark/>
           </w:tcPr>
           <w:p>
             <w:pPr>
-              <w:spacing w:after="0" w:line="240" w:lineRule="auto"/>
               <w:jc w:val="center"/>
-              <w:rPr>
-                <w:rFonts w:ascii="Times New Roman" w:eastAsia="Times New Roman" w:hAnsi="Times New Roman" w:cs="Times New Roman"/>
-                <w:b/>
-                <w:bCs/>
-                <w:kern w:val="0"/>
-                <w:sz w:val="24"/>
-                <w:szCs w:val="24"/>
-                <w:lang w:val="en-GB" w:eastAsia="en-GB" w:bidi="ar-SA"/>
-                <w14:ligatures w14:val="none"/>
-              </w:rPr>
-            </w:pPr>
-            <w:r>
-              <w:rPr>
-                <w:rFonts w:ascii="Times New Roman" w:eastAsia="Times New Roman" w:hAnsi="Times New Roman" w:cs="Times New Roman"/>
-                <w:b/>
-                <w:bCs/>
+              <w:cnfStyle w:val="100000000000" w:firstRow="1" w:lastRow="0" w:firstColumn="0" w:lastColumn="0" w:oddVBand="0" w:evenVBand="0" w:oddHBand="0" w:evenHBand="0" w:firstRowFirstColumn="0" w:firstRowLastColumn="0" w:lastRowFirstColumn="0" w:lastRowLastColumn="0"/>
+              <w:rPr>
+                <w:rFonts w:ascii="Times New Roman" w:eastAsia="Times New Roman" w:hAnsi="Times New Roman" w:cs="Times New Roman"/>
+                <w:b w:val="0"/>
+                <w:bCs w:val="0"/>
+                <w:kern w:val="0"/>
+                <w:sz w:val="24"/>
+                <w:szCs w:val="24"/>
+                <w:lang w:val="en-GB" w:eastAsia="en-GB" w:bidi="ar-SA"/>
+                <w14:ligatures w14:val="none"/>
+              </w:rPr>
+            </w:pPr>
+            <w:r>
+              <w:rPr>
+                <w:rFonts w:ascii="Times New Roman" w:eastAsia="Times New Roman" w:hAnsi="Times New Roman" w:cs="Times New Roman"/>
                 <w:kern w:val="0"/>
                 <w:sz w:val="24"/>
                 <w:szCs w:val="24"/>
@@ -2725,29 +2681,28 @@
         <w:tc>
           <w:tcPr>
             <w:tcW w:w="0" w:type="auto"/>
+            <w:shd w:val="clear" w:color="auto" w:fill="0E2841" w:themeFill="text2"/>
             <w:vAlign w:val="center"/>
             <w:hideMark/>
           </w:tcPr>
           <w:p>
             <w:pPr>
-              <w:spacing w:after="0" w:line="240" w:lineRule="auto"/>
               <w:jc w:val="center"/>
-              <w:rPr>
-                <w:rFonts w:ascii="Times New Roman" w:eastAsia="Times New Roman" w:hAnsi="Times New Roman" w:cs="Times New Roman"/>
-                <w:b/>
-                <w:bCs/>
-                <w:kern w:val="0"/>
-                <w:sz w:val="24"/>
-                <w:szCs w:val="24"/>
-                <w:lang w:val="en-GB" w:eastAsia="en-GB" w:bidi="ar-SA"/>
-                <w14:ligatures w14:val="none"/>
-              </w:rPr>
-            </w:pPr>
-            <w:r>
-              <w:rPr>
-                <w:rFonts w:ascii="Times New Roman" w:eastAsia="Times New Roman" w:hAnsi="Times New Roman" w:cs="Times New Roman"/>
-                <w:b/>
-                <w:bCs/>
+              <w:cnfStyle w:val="100000000000" w:firstRow="1" w:lastRow="0" w:firstColumn="0" w:lastColumn="0" w:oddVBand="0" w:evenVBand="0" w:oddHBand="0" w:evenHBand="0" w:firstRowFirstColumn="0" w:firstRowLastColumn="0" w:lastRowFirstColumn="0" w:lastRowLastColumn="0"/>
+              <w:rPr>
+                <w:rFonts w:ascii="Times New Roman" w:eastAsia="Times New Roman" w:hAnsi="Times New Roman" w:cs="Times New Roman"/>
+                <w:b w:val="0"/>
+                <w:bCs w:val="0"/>
+                <w:kern w:val="0"/>
+                <w:sz w:val="24"/>
+                <w:szCs w:val="24"/>
+                <w:lang w:val="en-GB" w:eastAsia="en-GB" w:bidi="ar-SA"/>
+                <w14:ligatures w14:val="none"/>
+              </w:rPr>
+            </w:pPr>
+            <w:r>
+              <w:rPr>
+                <w:rFonts w:ascii="Times New Roman" w:eastAsia="Times New Roman" w:hAnsi="Times New Roman" w:cs="Times New Roman"/>
                 <w:kern w:val="0"/>
                 <w:sz w:val="24"/>
                 <w:szCs w:val="24"/>
@@ -2761,29 +2716,28 @@
         <w:tc>
           <w:tcPr>
             <w:tcW w:w="0" w:type="auto"/>
+            <w:shd w:val="clear" w:color="auto" w:fill="0E2841" w:themeFill="text2"/>
             <w:vAlign w:val="center"/>
             <w:hideMark/>
           </w:tcPr>
           <w:p>
             <w:pPr>
-              <w:spacing w:after="0" w:line="240" w:lineRule="auto"/>
               <w:jc w:val="center"/>
-              <w:rPr>
-                <w:rFonts w:ascii="Times New Roman" w:eastAsia="Times New Roman" w:hAnsi="Times New Roman" w:cs="Times New Roman"/>
-                <w:b/>
-                <w:bCs/>
-                <w:kern w:val="0"/>
-                <w:sz w:val="24"/>
-                <w:szCs w:val="24"/>
-                <w:lang w:val="en-GB" w:eastAsia="en-GB" w:bidi="ar-SA"/>
-                <w14:ligatures w14:val="none"/>
-              </w:rPr>
-            </w:pPr>
-            <w:r>
-              <w:rPr>
-                <w:rFonts w:ascii="Times New Roman" w:eastAsia="Times New Roman" w:hAnsi="Times New Roman" w:cs="Times New Roman"/>
-                <w:b/>
-                <w:bCs/>
+              <w:cnfStyle w:val="100000000000" w:firstRow="1" w:lastRow="0" w:firstColumn="0" w:lastColumn="0" w:oddVBand="0" w:evenVBand="0" w:oddHBand="0" w:evenHBand="0" w:firstRowFirstColumn="0" w:firstRowLastColumn="0" w:lastRowFirstColumn="0" w:lastRowLastColumn="0"/>
+              <w:rPr>
+                <w:rFonts w:ascii="Times New Roman" w:eastAsia="Times New Roman" w:hAnsi="Times New Roman" w:cs="Times New Roman"/>
+                <w:b w:val="0"/>
+                <w:bCs w:val="0"/>
+                <w:kern w:val="0"/>
+                <w:sz w:val="24"/>
+                <w:szCs w:val="24"/>
+                <w:lang w:val="en-GB" w:eastAsia="en-GB" w:bidi="ar-SA"/>
+                <w14:ligatures w14:val="none"/>
+              </w:rPr>
+            </w:pPr>
+            <w:r>
+              <w:rPr>
+                <w:rFonts w:ascii="Times New Roman" w:eastAsia="Times New Roman" w:hAnsi="Times New Roman" w:cs="Times New Roman"/>
                 <w:kern w:val="0"/>
                 <w:sz w:val="24"/>
                 <w:szCs w:val="24"/>
@@ -2797,29 +2751,28 @@
         <w:tc>
           <w:tcPr>
             <w:tcW w:w="0" w:type="auto"/>
+            <w:shd w:val="clear" w:color="auto" w:fill="0E2841" w:themeFill="text2"/>
             <w:vAlign w:val="center"/>
             <w:hideMark/>
           </w:tcPr>
           <w:p>
             <w:pPr>
-              <w:spacing w:after="0" w:line="240" w:lineRule="auto"/>
               <w:jc w:val="center"/>
-              <w:rPr>
-                <w:rFonts w:ascii="Times New Roman" w:eastAsia="Times New Roman" w:hAnsi="Times New Roman" w:cs="Times New Roman"/>
-                <w:b/>
-                <w:bCs/>
-                <w:kern w:val="0"/>
-                <w:sz w:val="24"/>
-                <w:szCs w:val="24"/>
-                <w:lang w:val="en-GB" w:eastAsia="en-GB" w:bidi="ar-SA"/>
-                <w14:ligatures w14:val="none"/>
-              </w:rPr>
-            </w:pPr>
-            <w:r>
-              <w:rPr>
-                <w:rFonts w:ascii="Times New Roman" w:eastAsia="Times New Roman" w:hAnsi="Times New Roman" w:cs="Times New Roman"/>
-                <w:b/>
-                <w:bCs/>
+              <w:cnfStyle w:val="100000000000" w:firstRow="1" w:lastRow="0" w:firstColumn="0" w:lastColumn="0" w:oddVBand="0" w:evenVBand="0" w:oddHBand="0" w:evenHBand="0" w:firstRowFirstColumn="0" w:firstRowLastColumn="0" w:lastRowFirstColumn="0" w:lastRowLastColumn="0"/>
+              <w:rPr>
+                <w:rFonts w:ascii="Times New Roman" w:eastAsia="Times New Roman" w:hAnsi="Times New Roman" w:cs="Times New Roman"/>
+                <w:b w:val="0"/>
+                <w:bCs w:val="0"/>
+                <w:kern w:val="0"/>
+                <w:sz w:val="24"/>
+                <w:szCs w:val="24"/>
+                <w:lang w:val="en-GB" w:eastAsia="en-GB" w:bidi="ar-SA"/>
+                <w14:ligatures w14:val="none"/>
+              </w:rPr>
+            </w:pPr>
+            <w:r>
+              <w:rPr>
+                <w:rFonts w:ascii="Times New Roman" w:eastAsia="Times New Roman" w:hAnsi="Times New Roman" w:cs="Times New Roman"/>
                 <w:kern w:val="0"/>
                 <w:sz w:val="24"/>
                 <w:szCs w:val="24"/>
@@ -2833,29 +2786,28 @@
         <w:tc>
           <w:tcPr>
             <w:tcW w:w="0" w:type="auto"/>
+            <w:shd w:val="clear" w:color="auto" w:fill="0E2841" w:themeFill="text2"/>
             <w:vAlign w:val="center"/>
             <w:hideMark/>
           </w:tcPr>
           <w:p>
             <w:pPr>
-              <w:spacing w:after="0" w:line="240" w:lineRule="auto"/>
               <w:jc w:val="center"/>
-              <w:rPr>
-                <w:rFonts w:ascii="Times New Roman" w:eastAsia="Times New Roman" w:hAnsi="Times New Roman" w:cs="Times New Roman"/>
-                <w:b/>
-                <w:bCs/>
-                <w:kern w:val="0"/>
-                <w:sz w:val="24"/>
-                <w:szCs w:val="24"/>
-                <w:lang w:val="en-GB" w:eastAsia="en-GB" w:bidi="ar-SA"/>
-                <w14:ligatures w14:val="none"/>
-              </w:rPr>
-            </w:pPr>
-            <w:r>
-              <w:rPr>
-                <w:rFonts w:ascii="Times New Roman" w:eastAsia="Times New Roman" w:hAnsi="Times New Roman" w:cs="Times New Roman"/>
-                <w:b/>
-                <w:bCs/>
+              <w:cnfStyle w:val="100000000000" w:firstRow="1" w:lastRow="0" w:firstColumn="0" w:lastColumn="0" w:oddVBand="0" w:evenVBand="0" w:oddHBand="0" w:evenHBand="0" w:firstRowFirstColumn="0" w:firstRowLastColumn="0" w:lastRowFirstColumn="0" w:lastRowLastColumn="0"/>
+              <w:rPr>
+                <w:rFonts w:ascii="Times New Roman" w:eastAsia="Times New Roman" w:hAnsi="Times New Roman" w:cs="Times New Roman"/>
+                <w:b w:val="0"/>
+                <w:bCs w:val="0"/>
+                <w:kern w:val="0"/>
+                <w:sz w:val="24"/>
+                <w:szCs w:val="24"/>
+                <w:lang w:val="en-GB" w:eastAsia="en-GB" w:bidi="ar-SA"/>
+                <w14:ligatures w14:val="none"/>
+              </w:rPr>
+            </w:pPr>
+            <w:r>
+              <w:rPr>
+                <w:rFonts w:ascii="Times New Roman" w:eastAsia="Times New Roman" w:hAnsi="Times New Roman" w:cs="Times New Roman"/>
                 <w:kern w:val="0"/>
                 <w:sz w:val="24"/>
                 <w:szCs w:val="24"/>
@@ -2869,17 +2821,16 @@
       </w:tr>
       <w:tr>
         <w:trPr>
-          <w:tblCellSpacing w:w="15" w:type="dxa"/>
+          <w:cnfStyle w:val="000000100000" w:firstRow="0" w:lastRow="0" w:firstColumn="0" w:lastColumn="0" w:oddVBand="0" w:evenVBand="0" w:oddHBand="1" w:evenHBand="0" w:firstRowFirstColumn="0" w:firstRowLastColumn="0" w:lastRowFirstColumn="0" w:lastRowLastColumn="0"/>
         </w:trPr>
         <w:tc>
           <w:tcPr>
-            <w:tcW w:w="0" w:type="auto"/>
-            <w:vAlign w:val="center"/>
-            <w:hideMark/>
-          </w:tcPr>
-          <w:p>
-            <w:pPr>
-              <w:spacing w:after="0" w:line="240" w:lineRule="auto"/>
+            <w:cnfStyle w:val="001000000000" w:firstRow="0" w:lastRow="0" w:firstColumn="1" w:lastColumn="0" w:oddVBand="0" w:evenVBand="0" w:oddHBand="0" w:evenHBand="0" w:firstRowFirstColumn="0" w:firstRowLastColumn="0" w:lastRowFirstColumn="0" w:lastRowLastColumn="0"/>
+            <w:tcW w:w="0" w:type="auto"/>
+            <w:hideMark/>
+          </w:tcPr>
+          <w:p>
+            <w:pPr>
               <w:rPr>
                 <w:rFonts w:ascii="Times New Roman" w:eastAsia="Times New Roman" w:hAnsi="Times New Roman" w:cs="Times New Roman"/>
                 <w:kern w:val="0"/>
@@ -2905,12 +2856,11 @@
         <w:tc>
           <w:tcPr>
             <w:tcW w:w="0" w:type="auto"/>
-            <w:vAlign w:val="center"/>
-            <w:hideMark/>
-          </w:tcPr>
-          <w:p>
-            <w:pPr>
-              <w:spacing w:after="0" w:line="240" w:lineRule="auto"/>
+            <w:hideMark/>
+          </w:tcPr>
+          <w:p>
+            <w:pPr>
+              <w:cnfStyle w:val="000000100000" w:firstRow="0" w:lastRow="0" w:firstColumn="0" w:lastColumn="0" w:oddVBand="0" w:evenVBand="0" w:oddHBand="1" w:evenHBand="0" w:firstRowFirstColumn="0" w:firstRowLastColumn="0" w:lastRowFirstColumn="0" w:lastRowLastColumn="0"/>
               <w:rPr>
                 <w:rFonts w:ascii="Times New Roman" w:eastAsia="Times New Roman" w:hAnsi="Times New Roman" w:cs="Times New Roman"/>
                 <w:kern w:val="0"/>
@@ -2936,12 +2886,11 @@
         <w:tc>
           <w:tcPr>
             <w:tcW w:w="0" w:type="auto"/>
-            <w:vAlign w:val="center"/>
-            <w:hideMark/>
-          </w:tcPr>
-          <w:p>
-            <w:pPr>
-              <w:spacing w:after="0" w:line="240" w:lineRule="auto"/>
+            <w:hideMark/>
+          </w:tcPr>
+          <w:p>
+            <w:pPr>
+              <w:cnfStyle w:val="000000100000" w:firstRow="0" w:lastRow="0" w:firstColumn="0" w:lastColumn="0" w:oddVBand="0" w:evenVBand="0" w:oddHBand="1" w:evenHBand="0" w:firstRowFirstColumn="0" w:firstRowLastColumn="0" w:lastRowFirstColumn="0" w:lastRowLastColumn="0"/>
               <w:rPr>
                 <w:rFonts w:ascii="Times New Roman" w:eastAsia="Times New Roman" w:hAnsi="Times New Roman" w:cs="Times New Roman"/>
                 <w:kern w:val="0"/>
@@ -2967,12 +2916,11 @@
         <w:tc>
           <w:tcPr>
             <w:tcW w:w="0" w:type="auto"/>
-            <w:vAlign w:val="center"/>
-            <w:hideMark/>
-          </w:tcPr>
-          <w:p>
-            <w:pPr>
-              <w:spacing w:after="0" w:line="240" w:lineRule="auto"/>
+            <w:hideMark/>
+          </w:tcPr>
+          <w:p>
+            <w:pPr>
+              <w:cnfStyle w:val="000000100000" w:firstRow="0" w:lastRow="0" w:firstColumn="0" w:lastColumn="0" w:oddVBand="0" w:evenVBand="0" w:oddHBand="1" w:evenHBand="0" w:firstRowFirstColumn="0" w:firstRowLastColumn="0" w:lastRowFirstColumn="0" w:lastRowLastColumn="0"/>
               <w:rPr>
                 <w:rFonts w:ascii="Times New Roman" w:eastAsia="Times New Roman" w:hAnsi="Times New Roman" w:cs="Times New Roman"/>
                 <w:kern w:val="0"/>
@@ -2998,12 +2946,11 @@
         <w:tc>
           <w:tcPr>
             <w:tcW w:w="0" w:type="auto"/>
-            <w:vAlign w:val="center"/>
-            <w:hideMark/>
-          </w:tcPr>
-          <w:p>
-            <w:pPr>
-              <w:spacing w:after="0" w:line="240" w:lineRule="auto"/>
+            <w:hideMark/>
+          </w:tcPr>
+          <w:p>
+            <w:pPr>
+              <w:cnfStyle w:val="000000100000" w:firstRow="0" w:lastRow="0" w:firstColumn="0" w:lastColumn="0" w:oddVBand="0" w:evenVBand="0" w:oddHBand="1" w:evenHBand="0" w:firstRowFirstColumn="0" w:firstRowLastColumn="0" w:lastRowFirstColumn="0" w:lastRowLastColumn="0"/>
               <w:rPr>
                 <w:rFonts w:ascii="Times New Roman" w:eastAsia="Times New Roman" w:hAnsi="Times New Roman" w:cs="Times New Roman"/>
                 <w:kern w:val="0"/>
@@ -3029,12 +2976,193 @@
         <w:tc>
           <w:tcPr>
             <w:tcW w:w="0" w:type="auto"/>
-            <w:vAlign w:val="center"/>
-            <w:hideMark/>
-          </w:tcPr>
-          <w:p>
-            <w:pPr>
-              <w:spacing w:after="0" w:line="240" w:lineRule="auto"/>
+            <w:hideMark/>
+          </w:tcPr>
+          <w:p>
+            <w:pPr>
+              <w:cnfStyle w:val="000000100000" w:firstRow="0" w:lastRow="0" w:firstColumn="0" w:lastColumn="0" w:oddVBand="0" w:evenVBand="0" w:oddHBand="1" w:evenHBand="0" w:firstRowFirstColumn="0" w:firstRowLastColumn="0" w:lastRowFirstColumn="0" w:lastRowLastColumn="0"/>
+              <w:rPr>
+                <w:rFonts w:ascii="Times New Roman" w:eastAsia="Times New Roman" w:hAnsi="Times New Roman" w:cs="Times New Roman"/>
+                <w:kern w:val="0"/>
+                <w:sz w:val="24"/>
+                <w:szCs w:val="24"/>
+                <w:lang w:val="en-GB" w:eastAsia="en-GB" w:bidi="ar-SA"/>
+                <w14:ligatures w14:val="none"/>
+              </w:rPr>
+            </w:pPr>
+            <w:r>
+              <w:rPr>
+                <w:rFonts w:ascii="Times New Roman" w:eastAsia="Times New Roman" w:hAnsi="Times New Roman" w:cs="Times New Roman"/>
+                <w:kern w:val="0"/>
+                <w:sz w:val="24"/>
+                <w:szCs w:val="24"/>
+                <w:lang w:val="en-GB" w:eastAsia="en-GB" w:bidi="ar-SA"/>
+                <w14:ligatures w14:val="none"/>
+              </w:rPr>
+              <w:t>I</w:t>
+            </w:r>
+          </w:p>
+        </w:tc>
+      </w:tr>
+      <w:tr>
+        <w:tc>
+          <w:tcPr>
+            <w:cnfStyle w:val="001000000000" w:firstRow="0" w:lastRow="0" w:firstColumn="1" w:lastColumn="0" w:oddVBand="0" w:evenVBand="0" w:oddHBand="0" w:evenHBand="0" w:firstRowFirstColumn="0" w:firstRowLastColumn="0" w:lastRowFirstColumn="0" w:lastRowLastColumn="0"/>
+            <w:tcW w:w="0" w:type="auto"/>
+            <w:hideMark/>
+          </w:tcPr>
+          <w:p>
+            <w:pPr>
+              <w:rPr>
+                <w:rFonts w:ascii="Times New Roman" w:eastAsia="Times New Roman" w:hAnsi="Times New Roman" w:cs="Times New Roman"/>
+                <w:kern w:val="0"/>
+                <w:sz w:val="24"/>
+                <w:szCs w:val="24"/>
+                <w:lang w:val="en-GB" w:eastAsia="en-GB" w:bidi="ar-SA"/>
+                <w14:ligatures w14:val="none"/>
+              </w:rPr>
+            </w:pPr>
+            <w:r>
+              <w:rPr>
+                <w:rFonts w:ascii="Times New Roman" w:eastAsia="Times New Roman" w:hAnsi="Times New Roman" w:cs="Times New Roman"/>
+                <w:kern w:val="0"/>
+                <w:sz w:val="24"/>
+                <w:szCs w:val="24"/>
+                <w:lang w:val="en-GB" w:eastAsia="en-GB" w:bidi="ar-SA"/>
+                <w14:ligatures w14:val="none"/>
+              </w:rPr>
+              <w:t>User Access Approval</w:t>
+            </w:r>
+          </w:p>
+        </w:tc>
+        <w:tc>
+          <w:tcPr>
+            <w:tcW w:w="0" w:type="auto"/>
+            <w:hideMark/>
+          </w:tcPr>
+          <w:p>
+            <w:pPr>
+              <w:cnfStyle w:val="000000000000" w:firstRow="0" w:lastRow="0" w:firstColumn="0" w:lastColumn="0" w:oddVBand="0" w:evenVBand="0" w:oddHBand="0" w:evenHBand="0" w:firstRowFirstColumn="0" w:firstRowLastColumn="0" w:lastRowFirstColumn="0" w:lastRowLastColumn="0"/>
+              <w:rPr>
+                <w:rFonts w:ascii="Times New Roman" w:eastAsia="Times New Roman" w:hAnsi="Times New Roman" w:cs="Times New Roman"/>
+                <w:kern w:val="0"/>
+                <w:sz w:val="24"/>
+                <w:szCs w:val="24"/>
+                <w:lang w:val="en-GB" w:eastAsia="en-GB" w:bidi="ar-SA"/>
+                <w14:ligatures w14:val="none"/>
+              </w:rPr>
+            </w:pPr>
+            <w:r>
+              <w:rPr>
+                <w:rFonts w:ascii="Times New Roman" w:eastAsia="Times New Roman" w:hAnsi="Times New Roman" w:cs="Times New Roman"/>
+                <w:kern w:val="0"/>
+                <w:sz w:val="24"/>
+                <w:szCs w:val="24"/>
+                <w:lang w:val="en-GB" w:eastAsia="en-GB" w:bidi="ar-SA"/>
+                <w14:ligatures w14:val="none"/>
+              </w:rPr>
+              <w:t>C</w:t>
+            </w:r>
+          </w:p>
+        </w:tc>
+        <w:tc>
+          <w:tcPr>
+            <w:tcW w:w="0" w:type="auto"/>
+            <w:hideMark/>
+          </w:tcPr>
+          <w:p>
+            <w:pPr>
+              <w:cnfStyle w:val="000000000000" w:firstRow="0" w:lastRow="0" w:firstColumn="0" w:lastColumn="0" w:oddVBand="0" w:evenVBand="0" w:oddHBand="0" w:evenHBand="0" w:firstRowFirstColumn="0" w:firstRowLastColumn="0" w:lastRowFirstColumn="0" w:lastRowLastColumn="0"/>
+              <w:rPr>
+                <w:rFonts w:ascii="Times New Roman" w:eastAsia="Times New Roman" w:hAnsi="Times New Roman" w:cs="Times New Roman"/>
+                <w:kern w:val="0"/>
+                <w:sz w:val="24"/>
+                <w:szCs w:val="24"/>
+                <w:lang w:val="en-GB" w:eastAsia="en-GB" w:bidi="ar-SA"/>
+                <w14:ligatures w14:val="none"/>
+              </w:rPr>
+            </w:pPr>
+            <w:r>
+              <w:rPr>
+                <w:rFonts w:ascii="Times New Roman" w:eastAsia="Times New Roman" w:hAnsi="Times New Roman" w:cs="Times New Roman"/>
+                <w:kern w:val="0"/>
+                <w:sz w:val="24"/>
+                <w:szCs w:val="24"/>
+                <w:lang w:val="en-GB" w:eastAsia="en-GB" w:bidi="ar-SA"/>
+                <w14:ligatures w14:val="none"/>
+              </w:rPr>
+              <w:t>R</w:t>
+            </w:r>
+          </w:p>
+        </w:tc>
+        <w:tc>
+          <w:tcPr>
+            <w:tcW w:w="0" w:type="auto"/>
+            <w:hideMark/>
+          </w:tcPr>
+          <w:p>
+            <w:pPr>
+              <w:cnfStyle w:val="000000000000" w:firstRow="0" w:lastRow="0" w:firstColumn="0" w:lastColumn="0" w:oddVBand="0" w:evenVBand="0" w:oddHBand="0" w:evenHBand="0" w:firstRowFirstColumn="0" w:firstRowLastColumn="0" w:lastRowFirstColumn="0" w:lastRowLastColumn="0"/>
+              <w:rPr>
+                <w:rFonts w:ascii="Times New Roman" w:eastAsia="Times New Roman" w:hAnsi="Times New Roman" w:cs="Times New Roman"/>
+                <w:kern w:val="0"/>
+                <w:sz w:val="24"/>
+                <w:szCs w:val="24"/>
+                <w:lang w:val="en-GB" w:eastAsia="en-GB" w:bidi="ar-SA"/>
+                <w14:ligatures w14:val="none"/>
+              </w:rPr>
+            </w:pPr>
+            <w:r>
+              <w:rPr>
+                <w:rFonts w:ascii="Times New Roman" w:eastAsia="Times New Roman" w:hAnsi="Times New Roman" w:cs="Times New Roman"/>
+                <w:kern w:val="0"/>
+                <w:sz w:val="24"/>
+                <w:szCs w:val="24"/>
+                <w:lang w:val="en-GB" w:eastAsia="en-GB" w:bidi="ar-SA"/>
+                <w14:ligatures w14:val="none"/>
+              </w:rPr>
+              <w:t>A</w:t>
+            </w:r>
+          </w:p>
+        </w:tc>
+        <w:tc>
+          <w:tcPr>
+            <w:tcW w:w="0" w:type="auto"/>
+            <w:hideMark/>
+          </w:tcPr>
+          <w:p>
+            <w:pPr>
+              <w:cnfStyle w:val="000000000000" w:firstRow="0" w:lastRow="0" w:firstColumn="0" w:lastColumn="0" w:oddVBand="0" w:evenVBand="0" w:oddHBand="0" w:evenHBand="0" w:firstRowFirstColumn="0" w:firstRowLastColumn="0" w:lastRowFirstColumn="0" w:lastRowLastColumn="0"/>
+              <w:rPr>
+                <w:rFonts w:ascii="Times New Roman" w:eastAsia="Times New Roman" w:hAnsi="Times New Roman" w:cs="Times New Roman"/>
+                <w:kern w:val="0"/>
+                <w:sz w:val="24"/>
+                <w:szCs w:val="24"/>
+                <w:lang w:val="en-GB" w:eastAsia="en-GB" w:bidi="ar-SA"/>
+                <w14:ligatures w14:val="none"/>
+              </w:rPr>
+            </w:pPr>
+            <w:r>
+              <w:rPr>
+                <w:rFonts w:ascii="Times New Roman" w:eastAsia="Times New Roman" w:hAnsi="Times New Roman" w:cs="Times New Roman"/>
+                <w:kern w:val="0"/>
+                <w:sz w:val="24"/>
+                <w:szCs w:val="24"/>
+                <w:lang w:val="en-GB" w:eastAsia="en-GB" w:bidi="ar-SA"/>
+                <w14:ligatures w14:val="none"/>
+              </w:rPr>
+              <w:t>C</w:t>
+            </w:r>
+          </w:p>
+        </w:tc>
+        <w:tc>
+          <w:tcPr>
+            <w:tcW w:w="0" w:type="auto"/>
+            <w:hideMark/>
+          </w:tcPr>
+          <w:p>
+            <w:pPr>
+              <w:cnfStyle w:val="000000000000" w:firstRow="0" w:lastRow="0" w:firstColumn="0" w:lastColumn="0" w:oddVBand="0" w:evenVBand="0" w:oddHBand="0" w:evenHBand="0" w:firstRowFirstColumn="0" w:firstRowLastColumn="0" w:lastRowFirstColumn="0" w:lastRowLastColumn="0"/>
               <w:rPr>
                 <w:rFonts w:ascii="Times New Roman" w:eastAsia="Times New Roman" w:hAnsi="Times New Roman" w:cs="Times New Roman"/>
                 <w:kern w:val="0"/>
@@ -3060,48 +3188,46 @@
       </w:tr>
       <w:tr>
         <w:trPr>
-          <w:tblCellSpacing w:w="15" w:type="dxa"/>
+          <w:cnfStyle w:val="000000100000" w:firstRow="0" w:lastRow="0" w:firstColumn="0" w:lastColumn="0" w:oddVBand="0" w:evenVBand="0" w:oddHBand="1" w:evenHBand="0" w:firstRowFirstColumn="0" w:firstRowLastColumn="0" w:lastRowFirstColumn="0" w:lastRowLastColumn="0"/>
         </w:trPr>
         <w:tc>
           <w:tcPr>
-            <w:tcW w:w="0" w:type="auto"/>
-            <w:vAlign w:val="center"/>
-            <w:hideMark/>
-          </w:tcPr>
-          <w:p>
-            <w:pPr>
-              <w:spacing w:after="0" w:line="240" w:lineRule="auto"/>
-              <w:rPr>
-                <w:rFonts w:ascii="Times New Roman" w:eastAsia="Times New Roman" w:hAnsi="Times New Roman" w:cs="Times New Roman"/>
-                <w:kern w:val="0"/>
-                <w:sz w:val="24"/>
-                <w:szCs w:val="24"/>
-                <w:lang w:val="en-GB" w:eastAsia="en-GB" w:bidi="ar-SA"/>
-                <w14:ligatures w14:val="none"/>
-              </w:rPr>
-            </w:pPr>
-            <w:r>
-              <w:rPr>
-                <w:rFonts w:ascii="Times New Roman" w:eastAsia="Times New Roman" w:hAnsi="Times New Roman" w:cs="Times New Roman"/>
-                <w:kern w:val="0"/>
-                <w:sz w:val="24"/>
-                <w:szCs w:val="24"/>
-                <w:lang w:val="en-GB" w:eastAsia="en-GB" w:bidi="ar-SA"/>
-                <w14:ligatures w14:val="none"/>
-              </w:rPr>
-              <w:t>User Access Approval</w:t>
-            </w:r>
-          </w:p>
-        </w:tc>
-        <w:tc>
-          <w:tcPr>
-            <w:tcW w:w="0" w:type="auto"/>
-            <w:vAlign w:val="center"/>
-            <w:hideMark/>
-          </w:tcPr>
-          <w:p>
-            <w:pPr>
-              <w:spacing w:after="0" w:line="240" w:lineRule="auto"/>
+            <w:cnfStyle w:val="001000000000" w:firstRow="0" w:lastRow="0" w:firstColumn="1" w:lastColumn="0" w:oddVBand="0" w:evenVBand="0" w:oddHBand="0" w:evenHBand="0" w:firstRowFirstColumn="0" w:firstRowLastColumn="0" w:lastRowFirstColumn="0" w:lastRowLastColumn="0"/>
+            <w:tcW w:w="0" w:type="auto"/>
+            <w:hideMark/>
+          </w:tcPr>
+          <w:p>
+            <w:pPr>
+              <w:rPr>
+                <w:rFonts w:ascii="Times New Roman" w:eastAsia="Times New Roman" w:hAnsi="Times New Roman" w:cs="Times New Roman"/>
+                <w:kern w:val="0"/>
+                <w:sz w:val="24"/>
+                <w:szCs w:val="24"/>
+                <w:lang w:val="en-GB" w:eastAsia="en-GB" w:bidi="ar-SA"/>
+                <w14:ligatures w14:val="none"/>
+              </w:rPr>
+            </w:pPr>
+            <w:r>
+              <w:rPr>
+                <w:rFonts w:ascii="Times New Roman" w:eastAsia="Times New Roman" w:hAnsi="Times New Roman" w:cs="Times New Roman"/>
+                <w:kern w:val="0"/>
+                <w:sz w:val="24"/>
+                <w:szCs w:val="24"/>
+                <w:lang w:val="en-GB" w:eastAsia="en-GB" w:bidi="ar-SA"/>
+                <w14:ligatures w14:val="none"/>
+              </w:rPr>
+              <w:t>Access Review (Quarterly)</w:t>
+            </w:r>
+          </w:p>
+        </w:tc>
+        <w:tc>
+          <w:tcPr>
+            <w:tcW w:w="0" w:type="auto"/>
+            <w:hideMark/>
+          </w:tcPr>
+          <w:p>
+            <w:pPr>
+              <w:cnfStyle w:val="000000100000" w:firstRow="0" w:lastRow="0" w:firstColumn="0" w:lastColumn="0" w:oddVBand="0" w:evenVBand="0" w:oddHBand="1" w:evenHBand="0" w:firstRowFirstColumn="0" w:firstRowLastColumn="0" w:lastRowFirstColumn="0" w:lastRowLastColumn="0"/>
               <w:rPr>
                 <w:rFonts w:ascii="Times New Roman" w:eastAsia="Times New Roman" w:hAnsi="Times New Roman" w:cs="Times New Roman"/>
                 <w:kern w:val="0"/>
@@ -3127,12 +3253,11 @@
         <w:tc>
           <w:tcPr>
             <w:tcW w:w="0" w:type="auto"/>
-            <w:vAlign w:val="center"/>
-            <w:hideMark/>
-          </w:tcPr>
-          <w:p>
-            <w:pPr>
-              <w:spacing w:after="0" w:line="240" w:lineRule="auto"/>
+            <w:hideMark/>
+          </w:tcPr>
+          <w:p>
+            <w:pPr>
+              <w:cnfStyle w:val="000000100000" w:firstRow="0" w:lastRow="0" w:firstColumn="0" w:lastColumn="0" w:oddVBand="0" w:evenVBand="0" w:oddHBand="1" w:evenHBand="0" w:firstRowFirstColumn="0" w:firstRowLastColumn="0" w:lastRowFirstColumn="0" w:lastRowLastColumn="0"/>
               <w:rPr>
                 <w:rFonts w:ascii="Times New Roman" w:eastAsia="Times New Roman" w:hAnsi="Times New Roman" w:cs="Times New Roman"/>
                 <w:kern w:val="0"/>
@@ -3158,12 +3283,11 @@
         <w:tc>
           <w:tcPr>
             <w:tcW w:w="0" w:type="auto"/>
-            <w:vAlign w:val="center"/>
-            <w:hideMark/>
-          </w:tcPr>
-          <w:p>
-            <w:pPr>
-              <w:spacing w:after="0" w:line="240" w:lineRule="auto"/>
+            <w:hideMark/>
+          </w:tcPr>
+          <w:p>
+            <w:pPr>
+              <w:cnfStyle w:val="000000100000" w:firstRow="0" w:lastRow="0" w:firstColumn="0" w:lastColumn="0" w:oddVBand="0" w:evenVBand="0" w:oddHBand="1" w:evenHBand="0" w:firstRowFirstColumn="0" w:firstRowLastColumn="0" w:lastRowFirstColumn="0" w:lastRowLastColumn="0"/>
               <w:rPr>
                 <w:rFonts w:ascii="Times New Roman" w:eastAsia="Times New Roman" w:hAnsi="Times New Roman" w:cs="Times New Roman"/>
                 <w:kern w:val="0"/>
@@ -3189,12 +3313,41 @@
         <w:tc>
           <w:tcPr>
             <w:tcW w:w="0" w:type="auto"/>
-            <w:vAlign w:val="center"/>
-            <w:hideMark/>
-          </w:tcPr>
-          <w:p>
-            <w:pPr>
-              <w:spacing w:after="0" w:line="240" w:lineRule="auto"/>
+            <w:hideMark/>
+          </w:tcPr>
+          <w:p>
+            <w:pPr>
+              <w:cnfStyle w:val="000000100000" w:firstRow="0" w:lastRow="0" w:firstColumn="0" w:lastColumn="0" w:oddVBand="0" w:evenVBand="0" w:oddHBand="1" w:evenHBand="0" w:firstRowFirstColumn="0" w:firstRowLastColumn="0" w:lastRowFirstColumn="0" w:lastRowLastColumn="0"/>
+              <w:rPr>
+                <w:rFonts w:ascii="Times New Roman" w:eastAsia="Times New Roman" w:hAnsi="Times New Roman" w:cs="Times New Roman"/>
+                <w:kern w:val="0"/>
+                <w:sz w:val="24"/>
+                <w:szCs w:val="24"/>
+                <w:lang w:val="en-GB" w:eastAsia="en-GB" w:bidi="ar-SA"/>
+                <w14:ligatures w14:val="none"/>
+              </w:rPr>
+            </w:pPr>
+            <w:r>
+              <w:rPr>
+                <w:rFonts w:ascii="Times New Roman" w:eastAsia="Times New Roman" w:hAnsi="Times New Roman" w:cs="Times New Roman"/>
+                <w:kern w:val="0"/>
+                <w:sz w:val="24"/>
+                <w:szCs w:val="24"/>
+                <w:lang w:val="en-GB" w:eastAsia="en-GB" w:bidi="ar-SA"/>
+                <w14:ligatures w14:val="none"/>
+              </w:rPr>
+              <w:t>I</w:t>
+            </w:r>
+          </w:p>
+        </w:tc>
+        <w:tc>
+          <w:tcPr>
+            <w:tcW w:w="0" w:type="auto"/>
+            <w:hideMark/>
+          </w:tcPr>
+          <w:p>
+            <w:pPr>
+              <w:cnfStyle w:val="000000100000" w:firstRow="0" w:lastRow="0" w:firstColumn="0" w:lastColumn="0" w:oddVBand="0" w:evenVBand="0" w:oddHBand="1" w:evenHBand="0" w:firstRowFirstColumn="0" w:firstRowLastColumn="0" w:lastRowFirstColumn="0" w:lastRowLastColumn="0"/>
               <w:rPr>
                 <w:rFonts w:ascii="Times New Roman" w:eastAsia="Times New Roman" w:hAnsi="Times New Roman" w:cs="Times New Roman"/>
                 <w:kern w:val="0"/>
@@ -3217,15 +3370,166 @@
             </w:r>
           </w:p>
         </w:tc>
-        <w:tc>
-          <w:tcPr>
-            <w:tcW w:w="0" w:type="auto"/>
-            <w:vAlign w:val="center"/>
-            <w:hideMark/>
-          </w:tcPr>
-          <w:p>
-            <w:pPr>
-              <w:spacing w:after="0" w:line="240" w:lineRule="auto"/>
+      </w:tr>
+      <w:tr>
+        <w:tc>
+          <w:tcPr>
+            <w:cnfStyle w:val="001000000000" w:firstRow="0" w:lastRow="0" w:firstColumn="1" w:lastColumn="0" w:oddVBand="0" w:evenVBand="0" w:oddHBand="0" w:evenHBand="0" w:firstRowFirstColumn="0" w:firstRowLastColumn="0" w:lastRowFirstColumn="0" w:lastRowLastColumn="0"/>
+            <w:tcW w:w="0" w:type="auto"/>
+            <w:hideMark/>
+          </w:tcPr>
+          <w:p>
+            <w:pPr>
+              <w:rPr>
+                <w:rFonts w:ascii="Times New Roman" w:eastAsia="Times New Roman" w:hAnsi="Times New Roman" w:cs="Times New Roman"/>
+                <w:kern w:val="0"/>
+                <w:sz w:val="24"/>
+                <w:szCs w:val="24"/>
+                <w:lang w:val="en-GB" w:eastAsia="en-GB" w:bidi="ar-SA"/>
+                <w14:ligatures w14:val="none"/>
+              </w:rPr>
+            </w:pPr>
+            <w:r>
+              <w:rPr>
+                <w:rFonts w:ascii="Times New Roman" w:eastAsia="Times New Roman" w:hAnsi="Times New Roman" w:cs="Times New Roman"/>
+                <w:kern w:val="0"/>
+                <w:sz w:val="24"/>
+                <w:szCs w:val="24"/>
+                <w:lang w:val="en-GB" w:eastAsia="en-GB" w:bidi="ar-SA"/>
+                <w14:ligatures w14:val="none"/>
+              </w:rPr>
+              <w:t>Access Revocation</w:t>
+            </w:r>
+          </w:p>
+        </w:tc>
+        <w:tc>
+          <w:tcPr>
+            <w:tcW w:w="0" w:type="auto"/>
+            <w:hideMark/>
+          </w:tcPr>
+          <w:p>
+            <w:pPr>
+              <w:cnfStyle w:val="000000000000" w:firstRow="0" w:lastRow="0" w:firstColumn="0" w:lastColumn="0" w:oddVBand="0" w:evenVBand="0" w:oddHBand="0" w:evenHBand="0" w:firstRowFirstColumn="0" w:firstRowLastColumn="0" w:lastRowFirstColumn="0" w:lastRowLastColumn="0"/>
+              <w:rPr>
+                <w:rFonts w:ascii="Times New Roman" w:eastAsia="Times New Roman" w:hAnsi="Times New Roman" w:cs="Times New Roman"/>
+                <w:kern w:val="0"/>
+                <w:sz w:val="24"/>
+                <w:szCs w:val="24"/>
+                <w:lang w:val="en-GB" w:eastAsia="en-GB" w:bidi="ar-SA"/>
+                <w14:ligatures w14:val="none"/>
+              </w:rPr>
+            </w:pPr>
+            <w:r>
+              <w:rPr>
+                <w:rFonts w:ascii="Times New Roman" w:eastAsia="Times New Roman" w:hAnsi="Times New Roman" w:cs="Times New Roman"/>
+                <w:kern w:val="0"/>
+                <w:sz w:val="24"/>
+                <w:szCs w:val="24"/>
+                <w:lang w:val="en-GB" w:eastAsia="en-GB" w:bidi="ar-SA"/>
+                <w14:ligatures w14:val="none"/>
+              </w:rPr>
+              <w:t>I</w:t>
+            </w:r>
+          </w:p>
+        </w:tc>
+        <w:tc>
+          <w:tcPr>
+            <w:tcW w:w="0" w:type="auto"/>
+            <w:hideMark/>
+          </w:tcPr>
+          <w:p>
+            <w:pPr>
+              <w:cnfStyle w:val="000000000000" w:firstRow="0" w:lastRow="0" w:firstColumn="0" w:lastColumn="0" w:oddVBand="0" w:evenVBand="0" w:oddHBand="0" w:evenHBand="0" w:firstRowFirstColumn="0" w:firstRowLastColumn="0" w:lastRowFirstColumn="0" w:lastRowLastColumn="0"/>
+              <w:rPr>
+                <w:rFonts w:ascii="Times New Roman" w:eastAsia="Times New Roman" w:hAnsi="Times New Roman" w:cs="Times New Roman"/>
+                <w:kern w:val="0"/>
+                <w:sz w:val="24"/>
+                <w:szCs w:val="24"/>
+                <w:lang w:val="en-GB" w:eastAsia="en-GB" w:bidi="ar-SA"/>
+                <w14:ligatures w14:val="none"/>
+              </w:rPr>
+            </w:pPr>
+            <w:r>
+              <w:rPr>
+                <w:rFonts w:ascii="Times New Roman" w:eastAsia="Times New Roman" w:hAnsi="Times New Roman" w:cs="Times New Roman"/>
+                <w:kern w:val="0"/>
+                <w:sz w:val="24"/>
+                <w:szCs w:val="24"/>
+                <w:lang w:val="en-GB" w:eastAsia="en-GB" w:bidi="ar-SA"/>
+                <w14:ligatures w14:val="none"/>
+              </w:rPr>
+              <w:t>R</w:t>
+            </w:r>
+          </w:p>
+        </w:tc>
+        <w:tc>
+          <w:tcPr>
+            <w:tcW w:w="0" w:type="auto"/>
+            <w:hideMark/>
+          </w:tcPr>
+          <w:p>
+            <w:pPr>
+              <w:cnfStyle w:val="000000000000" w:firstRow="0" w:lastRow="0" w:firstColumn="0" w:lastColumn="0" w:oddVBand="0" w:evenVBand="0" w:oddHBand="0" w:evenHBand="0" w:firstRowFirstColumn="0" w:firstRowLastColumn="0" w:lastRowFirstColumn="0" w:lastRowLastColumn="0"/>
+              <w:rPr>
+                <w:rFonts w:ascii="Times New Roman" w:eastAsia="Times New Roman" w:hAnsi="Times New Roman" w:cs="Times New Roman"/>
+                <w:kern w:val="0"/>
+                <w:sz w:val="24"/>
+                <w:szCs w:val="24"/>
+                <w:lang w:val="en-GB" w:eastAsia="en-GB" w:bidi="ar-SA"/>
+                <w14:ligatures w14:val="none"/>
+              </w:rPr>
+            </w:pPr>
+            <w:r>
+              <w:rPr>
+                <w:rFonts w:ascii="Times New Roman" w:eastAsia="Times New Roman" w:hAnsi="Times New Roman" w:cs="Times New Roman"/>
+                <w:kern w:val="0"/>
+                <w:sz w:val="24"/>
+                <w:szCs w:val="24"/>
+                <w:lang w:val="en-GB" w:eastAsia="en-GB" w:bidi="ar-SA"/>
+                <w14:ligatures w14:val="none"/>
+              </w:rPr>
+              <w:t>C</w:t>
+            </w:r>
+          </w:p>
+        </w:tc>
+        <w:tc>
+          <w:tcPr>
+            <w:tcW w:w="0" w:type="auto"/>
+            <w:hideMark/>
+          </w:tcPr>
+          <w:p>
+            <w:pPr>
+              <w:cnfStyle w:val="000000000000" w:firstRow="0" w:lastRow="0" w:firstColumn="0" w:lastColumn="0" w:oddVBand="0" w:evenVBand="0" w:oddHBand="0" w:evenHBand="0" w:firstRowFirstColumn="0" w:firstRowLastColumn="0" w:lastRowFirstColumn="0" w:lastRowLastColumn="0"/>
+              <w:rPr>
+                <w:rFonts w:ascii="Times New Roman" w:eastAsia="Times New Roman" w:hAnsi="Times New Roman" w:cs="Times New Roman"/>
+                <w:kern w:val="0"/>
+                <w:sz w:val="24"/>
+                <w:szCs w:val="24"/>
+                <w:lang w:val="en-GB" w:eastAsia="en-GB" w:bidi="ar-SA"/>
+                <w14:ligatures w14:val="none"/>
+              </w:rPr>
+            </w:pPr>
+            <w:r>
+              <w:rPr>
+                <w:rFonts w:ascii="Times New Roman" w:eastAsia="Times New Roman" w:hAnsi="Times New Roman" w:cs="Times New Roman"/>
+                <w:kern w:val="0"/>
+                <w:sz w:val="24"/>
+                <w:szCs w:val="24"/>
+                <w:lang w:val="en-GB" w:eastAsia="en-GB" w:bidi="ar-SA"/>
+                <w14:ligatures w14:val="none"/>
+              </w:rPr>
+              <w:t>A</w:t>
+            </w:r>
+          </w:p>
+        </w:tc>
+        <w:tc>
+          <w:tcPr>
+            <w:tcW w:w="0" w:type="auto"/>
+            <w:hideMark/>
+          </w:tcPr>
+          <w:p>
+            <w:pPr>
+              <w:cnfStyle w:val="000000000000" w:firstRow="0" w:lastRow="0" w:firstColumn="0" w:lastColumn="0" w:oddVBand="0" w:evenVBand="0" w:oddHBand="0" w:evenHBand="0" w:firstRowFirstColumn="0" w:firstRowLastColumn="0" w:lastRowFirstColumn="0" w:lastRowLastColumn="0"/>
               <w:rPr>
                 <w:rFonts w:ascii="Times New Roman" w:eastAsia="Times New Roman" w:hAnsi="Times New Roman" w:cs="Times New Roman"/>
                 <w:kern w:val="0"/>
@@ -3251,48 +3555,76 @@
       </w:tr>
       <w:tr>
         <w:trPr>
-          <w:tblCellSpacing w:w="15" w:type="dxa"/>
+          <w:cnfStyle w:val="000000100000" w:firstRow="0" w:lastRow="0" w:firstColumn="0" w:lastColumn="0" w:oddVBand="0" w:evenVBand="0" w:oddHBand="1" w:evenHBand="0" w:firstRowFirstColumn="0" w:firstRowLastColumn="0" w:lastRowFirstColumn="0" w:lastRowLastColumn="0"/>
         </w:trPr>
         <w:tc>
           <w:tcPr>
-            <w:tcW w:w="0" w:type="auto"/>
-            <w:vAlign w:val="center"/>
-            <w:hideMark/>
-          </w:tcPr>
-          <w:p>
-            <w:pPr>
-              <w:spacing w:after="0" w:line="240" w:lineRule="auto"/>
-              <w:rPr>
-                <w:rFonts w:ascii="Times New Roman" w:eastAsia="Times New Roman" w:hAnsi="Times New Roman" w:cs="Times New Roman"/>
-                <w:kern w:val="0"/>
-                <w:sz w:val="24"/>
-                <w:szCs w:val="24"/>
-                <w:lang w:val="en-GB" w:eastAsia="en-GB" w:bidi="ar-SA"/>
-                <w14:ligatures w14:val="none"/>
-              </w:rPr>
-            </w:pPr>
-            <w:r>
-              <w:rPr>
-                <w:rFonts w:ascii="Times New Roman" w:eastAsia="Times New Roman" w:hAnsi="Times New Roman" w:cs="Times New Roman"/>
-                <w:kern w:val="0"/>
-                <w:sz w:val="24"/>
-                <w:szCs w:val="24"/>
-                <w:lang w:val="en-GB" w:eastAsia="en-GB" w:bidi="ar-SA"/>
-                <w14:ligatures w14:val="none"/>
-              </w:rPr>
-              <w:t>Access Review (Quarterly)</w:t>
-            </w:r>
-          </w:p>
-        </w:tc>
-        <w:tc>
-          <w:tcPr>
-            <w:tcW w:w="0" w:type="auto"/>
-            <w:vAlign w:val="center"/>
-            <w:hideMark/>
-          </w:tcPr>
-          <w:p>
-            <w:pPr>
-              <w:spacing w:after="0" w:line="240" w:lineRule="auto"/>
+            <w:cnfStyle w:val="001000000000" w:firstRow="0" w:lastRow="0" w:firstColumn="1" w:lastColumn="0" w:oddVBand="0" w:evenVBand="0" w:oddHBand="0" w:evenHBand="0" w:firstRowFirstColumn="0" w:firstRowLastColumn="0" w:lastRowFirstColumn="0" w:lastRowLastColumn="0"/>
+            <w:tcW w:w="0" w:type="auto"/>
+            <w:hideMark/>
+          </w:tcPr>
+          <w:p>
+            <w:pPr>
+              <w:rPr>
+                <w:rFonts w:ascii="Times New Roman" w:eastAsia="Times New Roman" w:hAnsi="Times New Roman" w:cs="Times New Roman"/>
+                <w:kern w:val="0"/>
+                <w:sz w:val="24"/>
+                <w:szCs w:val="24"/>
+                <w:lang w:val="en-GB" w:eastAsia="en-GB" w:bidi="ar-SA"/>
+                <w14:ligatures w14:val="none"/>
+              </w:rPr>
+            </w:pPr>
+            <w:r>
+              <w:rPr>
+                <w:rFonts w:ascii="Times New Roman" w:eastAsia="Times New Roman" w:hAnsi="Times New Roman" w:cs="Times New Roman"/>
+                <w:kern w:val="0"/>
+                <w:sz w:val="24"/>
+                <w:szCs w:val="24"/>
+                <w:lang w:val="en-GB" w:eastAsia="en-GB" w:bidi="ar-SA"/>
+                <w14:ligatures w14:val="none"/>
+              </w:rPr>
+              <w:t>Control Testing</w:t>
+            </w:r>
+          </w:p>
+        </w:tc>
+        <w:tc>
+          <w:tcPr>
+            <w:tcW w:w="0" w:type="auto"/>
+            <w:hideMark/>
+          </w:tcPr>
+          <w:p>
+            <w:pPr>
+              <w:cnfStyle w:val="000000100000" w:firstRow="0" w:lastRow="0" w:firstColumn="0" w:lastColumn="0" w:oddVBand="0" w:evenVBand="0" w:oddHBand="1" w:evenHBand="0" w:firstRowFirstColumn="0" w:firstRowLastColumn="0" w:lastRowFirstColumn="0" w:lastRowLastColumn="0"/>
+              <w:rPr>
+                <w:rFonts w:ascii="Times New Roman" w:eastAsia="Times New Roman" w:hAnsi="Times New Roman" w:cs="Times New Roman"/>
+                <w:kern w:val="0"/>
+                <w:sz w:val="24"/>
+                <w:szCs w:val="24"/>
+                <w:lang w:val="en-GB" w:eastAsia="en-GB" w:bidi="ar-SA"/>
+                <w14:ligatures w14:val="none"/>
+              </w:rPr>
+            </w:pPr>
+            <w:r>
+              <w:rPr>
+                <w:rFonts w:ascii="Times New Roman" w:eastAsia="Times New Roman" w:hAnsi="Times New Roman" w:cs="Times New Roman"/>
+                <w:kern w:val="0"/>
+                <w:sz w:val="24"/>
+                <w:szCs w:val="24"/>
+                <w:lang w:val="en-GB" w:eastAsia="en-GB" w:bidi="ar-SA"/>
+                <w14:ligatures w14:val="none"/>
+              </w:rPr>
+              <w:t>I</w:t>
+            </w:r>
+          </w:p>
+        </w:tc>
+        <w:tc>
+          <w:tcPr>
+            <w:tcW w:w="0" w:type="auto"/>
+            <w:hideMark/>
+          </w:tcPr>
+          <w:p>
+            <w:pPr>
+              <w:cnfStyle w:val="000000100000" w:firstRow="0" w:lastRow="0" w:firstColumn="0" w:lastColumn="0" w:oddVBand="0" w:evenVBand="0" w:oddHBand="1" w:evenHBand="0" w:firstRowFirstColumn="0" w:firstRowLastColumn="0" w:lastRowFirstColumn="0" w:lastRowLastColumn="0"/>
               <w:rPr>
                 <w:rFonts w:ascii="Times New Roman" w:eastAsia="Times New Roman" w:hAnsi="Times New Roman" w:cs="Times New Roman"/>
                 <w:kern w:val="0"/>
@@ -3318,74 +3650,41 @@
         <w:tc>
           <w:tcPr>
             <w:tcW w:w="0" w:type="auto"/>
-            <w:vAlign w:val="center"/>
-            <w:hideMark/>
-          </w:tcPr>
-          <w:p>
-            <w:pPr>
-              <w:spacing w:after="0" w:line="240" w:lineRule="auto"/>
-              <w:rPr>
-                <w:rFonts w:ascii="Times New Roman" w:eastAsia="Times New Roman" w:hAnsi="Times New Roman" w:cs="Times New Roman"/>
-                <w:kern w:val="0"/>
-                <w:sz w:val="24"/>
-                <w:szCs w:val="24"/>
-                <w:lang w:val="en-GB" w:eastAsia="en-GB" w:bidi="ar-SA"/>
-                <w14:ligatures w14:val="none"/>
-              </w:rPr>
-            </w:pPr>
-            <w:r>
-              <w:rPr>
-                <w:rFonts w:ascii="Times New Roman" w:eastAsia="Times New Roman" w:hAnsi="Times New Roman" w:cs="Times New Roman"/>
-                <w:kern w:val="0"/>
-                <w:sz w:val="24"/>
-                <w:szCs w:val="24"/>
-                <w:lang w:val="en-GB" w:eastAsia="en-GB" w:bidi="ar-SA"/>
-                <w14:ligatures w14:val="none"/>
-              </w:rPr>
-              <w:t>R</w:t>
-            </w:r>
-          </w:p>
-        </w:tc>
-        <w:tc>
-          <w:tcPr>
-            <w:tcW w:w="0" w:type="auto"/>
-            <w:vAlign w:val="center"/>
-            <w:hideMark/>
-          </w:tcPr>
-          <w:p>
-            <w:pPr>
-              <w:spacing w:after="0" w:line="240" w:lineRule="auto"/>
-              <w:rPr>
-                <w:rFonts w:ascii="Times New Roman" w:eastAsia="Times New Roman" w:hAnsi="Times New Roman" w:cs="Times New Roman"/>
-                <w:kern w:val="0"/>
-                <w:sz w:val="24"/>
-                <w:szCs w:val="24"/>
-                <w:lang w:val="en-GB" w:eastAsia="en-GB" w:bidi="ar-SA"/>
-                <w14:ligatures w14:val="none"/>
-              </w:rPr>
-            </w:pPr>
-            <w:r>
-              <w:rPr>
-                <w:rFonts w:ascii="Times New Roman" w:eastAsia="Times New Roman" w:hAnsi="Times New Roman" w:cs="Times New Roman"/>
-                <w:kern w:val="0"/>
-                <w:sz w:val="24"/>
-                <w:szCs w:val="24"/>
-                <w:lang w:val="en-GB" w:eastAsia="en-GB" w:bidi="ar-SA"/>
-                <w14:ligatures w14:val="none"/>
-              </w:rPr>
-              <w:t>A</w:t>
-            </w:r>
-          </w:p>
-        </w:tc>
-        <w:tc>
-          <w:tcPr>
-            <w:tcW w:w="0" w:type="auto"/>
-            <w:vAlign w:val="center"/>
-            <w:hideMark/>
-          </w:tcPr>
-          <w:p>
-            <w:pPr>
-              <w:spacing w:after="0" w:line="240" w:lineRule="auto"/>
+            <w:hideMark/>
+          </w:tcPr>
+          <w:p>
+            <w:pPr>
+              <w:cnfStyle w:val="000000100000" w:firstRow="0" w:lastRow="0" w:firstColumn="0" w:lastColumn="0" w:oddVBand="0" w:evenVBand="0" w:oddHBand="1" w:evenHBand="0" w:firstRowFirstColumn="0" w:firstRowLastColumn="0" w:lastRowFirstColumn="0" w:lastRowLastColumn="0"/>
+              <w:rPr>
+                <w:rFonts w:ascii="Times New Roman" w:eastAsia="Times New Roman" w:hAnsi="Times New Roman" w:cs="Times New Roman"/>
+                <w:kern w:val="0"/>
+                <w:sz w:val="24"/>
+                <w:szCs w:val="24"/>
+                <w:lang w:val="en-GB" w:eastAsia="en-GB" w:bidi="ar-SA"/>
+                <w14:ligatures w14:val="none"/>
+              </w:rPr>
+            </w:pPr>
+            <w:r>
+              <w:rPr>
+                <w:rFonts w:ascii="Times New Roman" w:eastAsia="Times New Roman" w:hAnsi="Times New Roman" w:cs="Times New Roman"/>
+                <w:kern w:val="0"/>
+                <w:sz w:val="24"/>
+                <w:szCs w:val="24"/>
+                <w:lang w:val="en-GB" w:eastAsia="en-GB" w:bidi="ar-SA"/>
+                <w14:ligatures w14:val="none"/>
+              </w:rPr>
+              <w:t>C</w:t>
+            </w:r>
+          </w:p>
+        </w:tc>
+        <w:tc>
+          <w:tcPr>
+            <w:tcW w:w="0" w:type="auto"/>
+            <w:hideMark/>
+          </w:tcPr>
+          <w:p>
+            <w:pPr>
+              <w:cnfStyle w:val="000000100000" w:firstRow="0" w:lastRow="0" w:firstColumn="0" w:lastColumn="0" w:oddVBand="0" w:evenVBand="0" w:oddHBand="1" w:evenHBand="0" w:firstRowFirstColumn="0" w:firstRowLastColumn="0" w:lastRowFirstColumn="0" w:lastRowLastColumn="0"/>
               <w:rPr>
                 <w:rFonts w:ascii="Times New Roman" w:eastAsia="Times New Roman" w:hAnsi="Times New Roman" w:cs="Times New Roman"/>
                 <w:kern w:val="0"/>
@@ -3411,394 +3710,11 @@
         <w:tc>
           <w:tcPr>
             <w:tcW w:w="0" w:type="auto"/>
-            <w:vAlign w:val="center"/>
-            <w:hideMark/>
-          </w:tcPr>
-          <w:p>
-            <w:pPr>
-              <w:spacing w:after="0" w:line="240" w:lineRule="auto"/>
-              <w:rPr>
-                <w:rFonts w:ascii="Times New Roman" w:eastAsia="Times New Roman" w:hAnsi="Times New Roman" w:cs="Times New Roman"/>
-                <w:kern w:val="0"/>
-                <w:sz w:val="24"/>
-                <w:szCs w:val="24"/>
-                <w:lang w:val="en-GB" w:eastAsia="en-GB" w:bidi="ar-SA"/>
-                <w14:ligatures w14:val="none"/>
-              </w:rPr>
-            </w:pPr>
-            <w:r>
-              <w:rPr>
-                <w:rFonts w:ascii="Times New Roman" w:eastAsia="Times New Roman" w:hAnsi="Times New Roman" w:cs="Times New Roman"/>
-                <w:kern w:val="0"/>
-                <w:sz w:val="24"/>
-                <w:szCs w:val="24"/>
-                <w:lang w:val="en-GB" w:eastAsia="en-GB" w:bidi="ar-SA"/>
-                <w14:ligatures w14:val="none"/>
-              </w:rPr>
-              <w:t>C</w:t>
-            </w:r>
-          </w:p>
-        </w:tc>
-      </w:tr>
-      <w:tr>
-        <w:trPr>
-          <w:tblCellSpacing w:w="15" w:type="dxa"/>
-        </w:trPr>
-        <w:tc>
-          <w:tcPr>
-            <w:tcW w:w="0" w:type="auto"/>
-            <w:vAlign w:val="center"/>
-            <w:hideMark/>
-          </w:tcPr>
-          <w:p>
-            <w:pPr>
-              <w:spacing w:after="0" w:line="240" w:lineRule="auto"/>
-              <w:rPr>
-                <w:rFonts w:ascii="Times New Roman" w:eastAsia="Times New Roman" w:hAnsi="Times New Roman" w:cs="Times New Roman"/>
-                <w:kern w:val="0"/>
-                <w:sz w:val="24"/>
-                <w:szCs w:val="24"/>
-                <w:lang w:val="en-GB" w:eastAsia="en-GB" w:bidi="ar-SA"/>
-                <w14:ligatures w14:val="none"/>
-              </w:rPr>
-            </w:pPr>
-            <w:r>
-              <w:rPr>
-                <w:rFonts w:ascii="Times New Roman" w:eastAsia="Times New Roman" w:hAnsi="Times New Roman" w:cs="Times New Roman"/>
-                <w:kern w:val="0"/>
-                <w:sz w:val="24"/>
-                <w:szCs w:val="24"/>
-                <w:lang w:val="en-GB" w:eastAsia="en-GB" w:bidi="ar-SA"/>
-                <w14:ligatures w14:val="none"/>
-              </w:rPr>
-              <w:t>Access Revocation</w:t>
-            </w:r>
-          </w:p>
-        </w:tc>
-        <w:tc>
-          <w:tcPr>
-            <w:tcW w:w="0" w:type="auto"/>
-            <w:vAlign w:val="center"/>
-            <w:hideMark/>
-          </w:tcPr>
-          <w:p>
-            <w:pPr>
-              <w:spacing w:after="0" w:line="240" w:lineRule="auto"/>
-              <w:rPr>
-                <w:rFonts w:ascii="Times New Roman" w:eastAsia="Times New Roman" w:hAnsi="Times New Roman" w:cs="Times New Roman"/>
-                <w:kern w:val="0"/>
-                <w:sz w:val="24"/>
-                <w:szCs w:val="24"/>
-                <w:lang w:val="en-GB" w:eastAsia="en-GB" w:bidi="ar-SA"/>
-                <w14:ligatures w14:val="none"/>
-              </w:rPr>
-            </w:pPr>
-            <w:r>
-              <w:rPr>
-                <w:rFonts w:ascii="Times New Roman" w:eastAsia="Times New Roman" w:hAnsi="Times New Roman" w:cs="Times New Roman"/>
-                <w:kern w:val="0"/>
-                <w:sz w:val="24"/>
-                <w:szCs w:val="24"/>
-                <w:lang w:val="en-GB" w:eastAsia="en-GB" w:bidi="ar-SA"/>
-                <w14:ligatures w14:val="none"/>
-              </w:rPr>
-              <w:t>I</w:t>
-            </w:r>
-          </w:p>
-        </w:tc>
-        <w:tc>
-          <w:tcPr>
-            <w:tcW w:w="0" w:type="auto"/>
-            <w:vAlign w:val="center"/>
-            <w:hideMark/>
-          </w:tcPr>
-          <w:p>
-            <w:pPr>
-              <w:spacing w:after="0" w:line="240" w:lineRule="auto"/>
-              <w:rPr>
-                <w:rFonts w:ascii="Times New Roman" w:eastAsia="Times New Roman" w:hAnsi="Times New Roman" w:cs="Times New Roman"/>
-                <w:kern w:val="0"/>
-                <w:sz w:val="24"/>
-                <w:szCs w:val="24"/>
-                <w:lang w:val="en-GB" w:eastAsia="en-GB" w:bidi="ar-SA"/>
-                <w14:ligatures w14:val="none"/>
-              </w:rPr>
-            </w:pPr>
-            <w:r>
-              <w:rPr>
-                <w:rFonts w:ascii="Times New Roman" w:eastAsia="Times New Roman" w:hAnsi="Times New Roman" w:cs="Times New Roman"/>
-                <w:kern w:val="0"/>
-                <w:sz w:val="24"/>
-                <w:szCs w:val="24"/>
-                <w:lang w:val="en-GB" w:eastAsia="en-GB" w:bidi="ar-SA"/>
-                <w14:ligatures w14:val="none"/>
-              </w:rPr>
-              <w:t>R</w:t>
-            </w:r>
-          </w:p>
-        </w:tc>
-        <w:tc>
-          <w:tcPr>
-            <w:tcW w:w="0" w:type="auto"/>
-            <w:vAlign w:val="center"/>
-            <w:hideMark/>
-          </w:tcPr>
-          <w:p>
-            <w:pPr>
-              <w:spacing w:after="0" w:line="240" w:lineRule="auto"/>
-              <w:rPr>
-                <w:rFonts w:ascii="Times New Roman" w:eastAsia="Times New Roman" w:hAnsi="Times New Roman" w:cs="Times New Roman"/>
-                <w:kern w:val="0"/>
-                <w:sz w:val="24"/>
-                <w:szCs w:val="24"/>
-                <w:lang w:val="en-GB" w:eastAsia="en-GB" w:bidi="ar-SA"/>
-                <w14:ligatures w14:val="none"/>
-              </w:rPr>
-            </w:pPr>
-            <w:r>
-              <w:rPr>
-                <w:rFonts w:ascii="Times New Roman" w:eastAsia="Times New Roman" w:hAnsi="Times New Roman" w:cs="Times New Roman"/>
-                <w:kern w:val="0"/>
-                <w:sz w:val="24"/>
-                <w:szCs w:val="24"/>
-                <w:lang w:val="en-GB" w:eastAsia="en-GB" w:bidi="ar-SA"/>
-                <w14:ligatures w14:val="none"/>
-              </w:rPr>
-              <w:t>C</w:t>
-            </w:r>
-          </w:p>
-        </w:tc>
-        <w:tc>
-          <w:tcPr>
-            <w:tcW w:w="0" w:type="auto"/>
-            <w:vAlign w:val="center"/>
-            <w:hideMark/>
-          </w:tcPr>
-          <w:p>
-            <w:pPr>
-              <w:spacing w:after="0" w:line="240" w:lineRule="auto"/>
-              <w:rPr>
-                <w:rFonts w:ascii="Times New Roman" w:eastAsia="Times New Roman" w:hAnsi="Times New Roman" w:cs="Times New Roman"/>
-                <w:kern w:val="0"/>
-                <w:sz w:val="24"/>
-                <w:szCs w:val="24"/>
-                <w:lang w:val="en-GB" w:eastAsia="en-GB" w:bidi="ar-SA"/>
-                <w14:ligatures w14:val="none"/>
-              </w:rPr>
-            </w:pPr>
-            <w:r>
-              <w:rPr>
-                <w:rFonts w:ascii="Times New Roman" w:eastAsia="Times New Roman" w:hAnsi="Times New Roman" w:cs="Times New Roman"/>
-                <w:kern w:val="0"/>
-                <w:sz w:val="24"/>
-                <w:szCs w:val="24"/>
-                <w:lang w:val="en-GB" w:eastAsia="en-GB" w:bidi="ar-SA"/>
-                <w14:ligatures w14:val="none"/>
-              </w:rPr>
-              <w:t>A</w:t>
-            </w:r>
-          </w:p>
-        </w:tc>
-        <w:tc>
-          <w:tcPr>
-            <w:tcW w:w="0" w:type="auto"/>
-            <w:vAlign w:val="center"/>
-            <w:hideMark/>
-          </w:tcPr>
-          <w:p>
-            <w:pPr>
-              <w:spacing w:after="0" w:line="240" w:lineRule="auto"/>
-              <w:rPr>
-                <w:rFonts w:ascii="Times New Roman" w:eastAsia="Times New Roman" w:hAnsi="Times New Roman" w:cs="Times New Roman"/>
-                <w:kern w:val="0"/>
-                <w:sz w:val="24"/>
-                <w:szCs w:val="24"/>
-                <w:lang w:val="en-GB" w:eastAsia="en-GB" w:bidi="ar-SA"/>
-                <w14:ligatures w14:val="none"/>
-              </w:rPr>
-            </w:pPr>
-            <w:r>
-              <w:rPr>
-                <w:rFonts w:ascii="Times New Roman" w:eastAsia="Times New Roman" w:hAnsi="Times New Roman" w:cs="Times New Roman"/>
-                <w:kern w:val="0"/>
-                <w:sz w:val="24"/>
-                <w:szCs w:val="24"/>
-                <w:lang w:val="en-GB" w:eastAsia="en-GB" w:bidi="ar-SA"/>
-                <w14:ligatures w14:val="none"/>
-              </w:rPr>
-              <w:t>I</w:t>
-            </w:r>
-          </w:p>
-        </w:tc>
-      </w:tr>
-      <w:tr>
-        <w:trPr>
-          <w:tblCellSpacing w:w="15" w:type="dxa"/>
-        </w:trPr>
-        <w:tc>
-          <w:tcPr>
-            <w:tcW w:w="0" w:type="auto"/>
-            <w:vAlign w:val="center"/>
-            <w:hideMark/>
-          </w:tcPr>
-          <w:p>
-            <w:pPr>
-              <w:spacing w:after="0" w:line="240" w:lineRule="auto"/>
-              <w:rPr>
-                <w:rFonts w:ascii="Times New Roman" w:eastAsia="Times New Roman" w:hAnsi="Times New Roman" w:cs="Times New Roman"/>
-                <w:kern w:val="0"/>
-                <w:sz w:val="24"/>
-                <w:szCs w:val="24"/>
-                <w:lang w:val="en-GB" w:eastAsia="en-GB" w:bidi="ar-SA"/>
-                <w14:ligatures w14:val="none"/>
-              </w:rPr>
-            </w:pPr>
-            <w:r>
-              <w:rPr>
-                <w:rFonts w:ascii="Times New Roman" w:eastAsia="Times New Roman" w:hAnsi="Times New Roman" w:cs="Times New Roman"/>
-                <w:kern w:val="0"/>
-                <w:sz w:val="24"/>
-                <w:szCs w:val="24"/>
-                <w:lang w:val="en-GB" w:eastAsia="en-GB" w:bidi="ar-SA"/>
-                <w14:ligatures w14:val="none"/>
-              </w:rPr>
-              <w:t>Control Testing</w:t>
-            </w:r>
-          </w:p>
-        </w:tc>
-        <w:tc>
-          <w:tcPr>
-            <w:tcW w:w="0" w:type="auto"/>
-            <w:vAlign w:val="center"/>
-            <w:hideMark/>
-          </w:tcPr>
-          <w:p>
-            <w:pPr>
-              <w:spacing w:after="0" w:line="240" w:lineRule="auto"/>
-              <w:rPr>
-                <w:rFonts w:ascii="Times New Roman" w:eastAsia="Times New Roman" w:hAnsi="Times New Roman" w:cs="Times New Roman"/>
-                <w:kern w:val="0"/>
-                <w:sz w:val="24"/>
-                <w:szCs w:val="24"/>
-                <w:lang w:val="en-GB" w:eastAsia="en-GB" w:bidi="ar-SA"/>
-                <w14:ligatures w14:val="none"/>
-              </w:rPr>
-            </w:pPr>
-            <w:r>
-              <w:rPr>
-                <w:rFonts w:ascii="Times New Roman" w:eastAsia="Times New Roman" w:hAnsi="Times New Roman" w:cs="Times New Roman"/>
-                <w:kern w:val="0"/>
-                <w:sz w:val="24"/>
-                <w:szCs w:val="24"/>
-                <w:lang w:val="en-GB" w:eastAsia="en-GB" w:bidi="ar-SA"/>
-                <w14:ligatures w14:val="none"/>
-              </w:rPr>
-              <w:t>I</w:t>
-            </w:r>
-          </w:p>
-        </w:tc>
-        <w:tc>
-          <w:tcPr>
-            <w:tcW w:w="0" w:type="auto"/>
-            <w:vAlign w:val="center"/>
-            <w:hideMark/>
-          </w:tcPr>
-          <w:p>
-            <w:pPr>
-              <w:spacing w:after="0" w:line="240" w:lineRule="auto"/>
-              <w:rPr>
-                <w:rFonts w:ascii="Times New Roman" w:eastAsia="Times New Roman" w:hAnsi="Times New Roman" w:cs="Times New Roman"/>
-                <w:kern w:val="0"/>
-                <w:sz w:val="24"/>
-                <w:szCs w:val="24"/>
-                <w:lang w:val="en-GB" w:eastAsia="en-GB" w:bidi="ar-SA"/>
-                <w14:ligatures w14:val="none"/>
-              </w:rPr>
-            </w:pPr>
-            <w:r>
-              <w:rPr>
-                <w:rFonts w:ascii="Times New Roman" w:eastAsia="Times New Roman" w:hAnsi="Times New Roman" w:cs="Times New Roman"/>
-                <w:kern w:val="0"/>
-                <w:sz w:val="24"/>
-                <w:szCs w:val="24"/>
-                <w:lang w:val="en-GB" w:eastAsia="en-GB" w:bidi="ar-SA"/>
-                <w14:ligatures w14:val="none"/>
-              </w:rPr>
-              <w:t>C</w:t>
-            </w:r>
-          </w:p>
-        </w:tc>
-        <w:tc>
-          <w:tcPr>
-            <w:tcW w:w="0" w:type="auto"/>
-            <w:vAlign w:val="center"/>
-            <w:hideMark/>
-          </w:tcPr>
-          <w:p>
-            <w:pPr>
-              <w:spacing w:after="0" w:line="240" w:lineRule="auto"/>
-              <w:rPr>
-                <w:rFonts w:ascii="Times New Roman" w:eastAsia="Times New Roman" w:hAnsi="Times New Roman" w:cs="Times New Roman"/>
-                <w:kern w:val="0"/>
-                <w:sz w:val="24"/>
-                <w:szCs w:val="24"/>
-                <w:lang w:val="en-GB" w:eastAsia="en-GB" w:bidi="ar-SA"/>
-                <w14:ligatures w14:val="none"/>
-              </w:rPr>
-            </w:pPr>
-            <w:r>
-              <w:rPr>
-                <w:rFonts w:ascii="Times New Roman" w:eastAsia="Times New Roman" w:hAnsi="Times New Roman" w:cs="Times New Roman"/>
-                <w:kern w:val="0"/>
-                <w:sz w:val="24"/>
-                <w:szCs w:val="24"/>
-                <w:lang w:val="en-GB" w:eastAsia="en-GB" w:bidi="ar-SA"/>
-                <w14:ligatures w14:val="none"/>
-              </w:rPr>
-              <w:t>C</w:t>
-            </w:r>
-          </w:p>
-        </w:tc>
-        <w:tc>
-          <w:tcPr>
-            <w:tcW w:w="0" w:type="auto"/>
-            <w:vAlign w:val="center"/>
-            <w:hideMark/>
-          </w:tcPr>
-          <w:p>
-            <w:pPr>
-              <w:spacing w:after="0" w:line="240" w:lineRule="auto"/>
-              <w:rPr>
-                <w:rFonts w:ascii="Times New Roman" w:eastAsia="Times New Roman" w:hAnsi="Times New Roman" w:cs="Times New Roman"/>
-                <w:kern w:val="0"/>
-                <w:sz w:val="24"/>
-                <w:szCs w:val="24"/>
-                <w:lang w:val="en-GB" w:eastAsia="en-GB" w:bidi="ar-SA"/>
-                <w14:ligatures w14:val="none"/>
-              </w:rPr>
-            </w:pPr>
-            <w:r>
-              <w:rPr>
-                <w:rFonts w:ascii="Times New Roman" w:eastAsia="Times New Roman" w:hAnsi="Times New Roman" w:cs="Times New Roman"/>
-                <w:kern w:val="0"/>
-                <w:sz w:val="24"/>
-                <w:szCs w:val="24"/>
-                <w:lang w:val="en-GB" w:eastAsia="en-GB" w:bidi="ar-SA"/>
-                <w14:ligatures w14:val="none"/>
-              </w:rPr>
-              <w:t>I</w:t>
-            </w:r>
-          </w:p>
-        </w:tc>
-        <w:tc>
-          <w:tcPr>
-            <w:tcW w:w="0" w:type="auto"/>
-            <w:vAlign w:val="center"/>
-            <w:hideMark/>
-          </w:tcPr>
-          <w:p>
-            <w:pPr>
-              <w:spacing w:after="0" w:line="240" w:lineRule="auto"/>
+            <w:hideMark/>
+          </w:tcPr>
+          <w:p>
+            <w:pPr>
+              <w:cnfStyle w:val="000000100000" w:firstRow="0" w:lastRow="0" w:firstColumn="0" w:lastColumn="0" w:oddVBand="0" w:evenVBand="0" w:oddHBand="1" w:evenHBand="0" w:firstRowFirstColumn="0" w:firstRowLastColumn="0" w:lastRowFirstColumn="0" w:lastRowLastColumn="0"/>
               <w:rPr>
                 <w:rFonts w:ascii="Times New Roman" w:eastAsia="Times New Roman" w:hAnsi="Times New Roman" w:cs="Times New Roman"/>
                 <w:kern w:val="0"/>
@@ -3940,52 +3856,43 @@
     </w:p>
     <w:tbl>
       <w:tblPr>
+        <w:tblStyle w:val="PlainTable1"/>
         <w:tblW w:w="0" w:type="auto"/>
-        <w:tblCellSpacing w:w="15" w:type="dxa"/>
-        <w:tblCellMar>
-          <w:top w:w="15" w:type="dxa"/>
-          <w:left w:w="15" w:type="dxa"/>
-          <w:bottom w:w="15" w:type="dxa"/>
-          <w:right w:w="15" w:type="dxa"/>
-        </w:tblCellMar>
         <w:tblLook w:val="04A0" w:firstRow="1" w:lastRow="0" w:firstColumn="1" w:lastColumn="0" w:noHBand="0" w:noVBand="1"/>
       </w:tblPr>
       <w:tblGrid>
-        <w:gridCol w:w="2175"/>
-        <w:gridCol w:w="2593"/>
-        <w:gridCol w:w="887"/>
+        <w:gridCol w:w="2476"/>
+        <w:gridCol w:w="2749"/>
+        <w:gridCol w:w="3770"/>
       </w:tblGrid>
       <w:tr>
         <w:trPr>
-          <w:tblHeader/>
-          <w:tblCellSpacing w:w="15" w:type="dxa"/>
+          <w:cnfStyle w:val="100000000000" w:firstRow="1" w:lastRow="0" w:firstColumn="0" w:lastColumn="0" w:oddVBand="0" w:evenVBand="0" w:oddHBand="0" w:evenHBand="0" w:firstRowFirstColumn="0" w:firstRowLastColumn="0" w:lastRowFirstColumn="0" w:lastRowLastColumn="0"/>
         </w:trPr>
         <w:tc>
           <w:tcPr>
-            <w:tcW w:w="0" w:type="auto"/>
-            <w:vAlign w:val="center"/>
-            <w:hideMark/>
-          </w:tcPr>
-          <w:p>
-            <w:pPr>
-              <w:spacing w:after="0" w:line="240" w:lineRule="auto"/>
+            <w:cnfStyle w:val="001000000000" w:firstRow="0" w:lastRow="0" w:firstColumn="1" w:lastColumn="0" w:oddVBand="0" w:evenVBand="0" w:oddHBand="0" w:evenHBand="0" w:firstRowFirstColumn="0" w:firstRowLastColumn="0" w:lastRowFirstColumn="0" w:lastRowLastColumn="0"/>
+            <w:tcW w:w="0" w:type="auto"/>
+            <w:shd w:val="clear" w:color="auto" w:fill="0E2841" w:themeFill="text2"/>
+            <w:hideMark/>
+          </w:tcPr>
+          <w:p>
+            <w:pPr>
               <w:jc w:val="center"/>
               <w:rPr>
                 <w:rFonts w:ascii="Times New Roman" w:eastAsia="Times New Roman" w:hAnsi="Times New Roman" w:cs="Times New Roman"/>
-                <w:b/>
-                <w:bCs/>
-                <w:kern w:val="0"/>
-                <w:sz w:val="24"/>
-                <w:szCs w:val="24"/>
-                <w:lang w:val="en-GB" w:eastAsia="en-GB" w:bidi="ar-SA"/>
-                <w14:ligatures w14:val="none"/>
-              </w:rPr>
-            </w:pPr>
-            <w:r>
-              <w:rPr>
-                <w:rFonts w:ascii="Times New Roman" w:eastAsia="Times New Roman" w:hAnsi="Times New Roman" w:cs="Times New Roman"/>
-                <w:b/>
-                <w:bCs/>
+                <w:b w:val="0"/>
+                <w:bCs w:val="0"/>
+                <w:kern w:val="0"/>
+                <w:sz w:val="24"/>
+                <w:szCs w:val="24"/>
+                <w:lang w:val="en-GB" w:eastAsia="en-GB" w:bidi="ar-SA"/>
+                <w14:ligatures w14:val="none"/>
+              </w:rPr>
+            </w:pPr>
+            <w:r>
+              <w:rPr>
+                <w:rFonts w:ascii="Times New Roman" w:eastAsia="Times New Roman" w:hAnsi="Times New Roman" w:cs="Times New Roman"/>
                 <w:kern w:val="0"/>
                 <w:sz w:val="24"/>
                 <w:szCs w:val="24"/>
@@ -3999,29 +3906,27 @@
         <w:tc>
           <w:tcPr>
             <w:tcW w:w="0" w:type="auto"/>
-            <w:vAlign w:val="center"/>
-            <w:hideMark/>
-          </w:tcPr>
-          <w:p>
-            <w:pPr>
-              <w:spacing w:after="0" w:line="240" w:lineRule="auto"/>
+            <w:shd w:val="clear" w:color="auto" w:fill="0E2841" w:themeFill="text2"/>
+            <w:hideMark/>
+          </w:tcPr>
+          <w:p>
+            <w:pPr>
               <w:jc w:val="center"/>
-              <w:rPr>
-                <w:rFonts w:ascii="Times New Roman" w:eastAsia="Times New Roman" w:hAnsi="Times New Roman" w:cs="Times New Roman"/>
-                <w:b/>
-                <w:bCs/>
-                <w:kern w:val="0"/>
-                <w:sz w:val="24"/>
-                <w:szCs w:val="24"/>
-                <w:lang w:val="en-GB" w:eastAsia="en-GB" w:bidi="ar-SA"/>
-                <w14:ligatures w14:val="none"/>
-              </w:rPr>
-            </w:pPr>
-            <w:r>
-              <w:rPr>
-                <w:rFonts w:ascii="Times New Roman" w:eastAsia="Times New Roman" w:hAnsi="Times New Roman" w:cs="Times New Roman"/>
-                <w:b/>
-                <w:bCs/>
+              <w:cnfStyle w:val="100000000000" w:firstRow="1" w:lastRow="0" w:firstColumn="0" w:lastColumn="0" w:oddVBand="0" w:evenVBand="0" w:oddHBand="0" w:evenHBand="0" w:firstRowFirstColumn="0" w:firstRowLastColumn="0" w:lastRowFirstColumn="0" w:lastRowLastColumn="0"/>
+              <w:rPr>
+                <w:rFonts w:ascii="Times New Roman" w:eastAsia="Times New Roman" w:hAnsi="Times New Roman" w:cs="Times New Roman"/>
+                <w:b w:val="0"/>
+                <w:bCs w:val="0"/>
+                <w:kern w:val="0"/>
+                <w:sz w:val="24"/>
+                <w:szCs w:val="24"/>
+                <w:lang w:val="en-GB" w:eastAsia="en-GB" w:bidi="ar-SA"/>
+                <w14:ligatures w14:val="none"/>
+              </w:rPr>
+            </w:pPr>
+            <w:r>
+              <w:rPr>
+                <w:rFonts w:ascii="Times New Roman" w:eastAsia="Times New Roman" w:hAnsi="Times New Roman" w:cs="Times New Roman"/>
                 <w:kern w:val="0"/>
                 <w:sz w:val="24"/>
                 <w:szCs w:val="24"/>
@@ -4034,30 +3939,28 @@
         </w:tc>
         <w:tc>
           <w:tcPr>
-            <w:tcW w:w="0" w:type="auto"/>
-            <w:vAlign w:val="center"/>
-            <w:hideMark/>
-          </w:tcPr>
-          <w:p>
-            <w:pPr>
-              <w:spacing w:after="0" w:line="240" w:lineRule="auto"/>
+            <w:tcW w:w="3770" w:type="dxa"/>
+            <w:shd w:val="clear" w:color="auto" w:fill="0E2841" w:themeFill="text2"/>
+            <w:hideMark/>
+          </w:tcPr>
+          <w:p>
+            <w:pPr>
               <w:jc w:val="center"/>
-              <w:rPr>
-                <w:rFonts w:ascii="Times New Roman" w:eastAsia="Times New Roman" w:hAnsi="Times New Roman" w:cs="Times New Roman"/>
-                <w:b/>
-                <w:bCs/>
-                <w:kern w:val="0"/>
-                <w:sz w:val="24"/>
-                <w:szCs w:val="24"/>
-                <w:lang w:val="en-GB" w:eastAsia="en-GB" w:bidi="ar-SA"/>
-                <w14:ligatures w14:val="none"/>
-              </w:rPr>
-            </w:pPr>
-            <w:r>
-              <w:rPr>
-                <w:rFonts w:ascii="Times New Roman" w:eastAsia="Times New Roman" w:hAnsi="Times New Roman" w:cs="Times New Roman"/>
-                <w:b/>
-                <w:bCs/>
+              <w:cnfStyle w:val="100000000000" w:firstRow="1" w:lastRow="0" w:firstColumn="0" w:lastColumn="0" w:oddVBand="0" w:evenVBand="0" w:oddHBand="0" w:evenHBand="0" w:firstRowFirstColumn="0" w:firstRowLastColumn="0" w:lastRowFirstColumn="0" w:lastRowLastColumn="0"/>
+              <w:rPr>
+                <w:rFonts w:ascii="Times New Roman" w:eastAsia="Times New Roman" w:hAnsi="Times New Roman" w:cs="Times New Roman"/>
+                <w:b w:val="0"/>
+                <w:bCs w:val="0"/>
+                <w:kern w:val="0"/>
+                <w:sz w:val="24"/>
+                <w:szCs w:val="24"/>
+                <w:lang w:val="en-GB" w:eastAsia="en-GB" w:bidi="ar-SA"/>
+                <w14:ligatures w14:val="none"/>
+              </w:rPr>
+            </w:pPr>
+            <w:r>
+              <w:rPr>
+                <w:rFonts w:ascii="Times New Roman" w:eastAsia="Times New Roman" w:hAnsi="Times New Roman" w:cs="Times New Roman"/>
                 <w:kern w:val="0"/>
                 <w:sz w:val="24"/>
                 <w:szCs w:val="24"/>
@@ -4071,17 +3974,16 @@
       </w:tr>
       <w:tr>
         <w:trPr>
-          <w:tblCellSpacing w:w="15" w:type="dxa"/>
+          <w:cnfStyle w:val="000000100000" w:firstRow="0" w:lastRow="0" w:firstColumn="0" w:lastColumn="0" w:oddVBand="0" w:evenVBand="0" w:oddHBand="1" w:evenHBand="0" w:firstRowFirstColumn="0" w:firstRowLastColumn="0" w:lastRowFirstColumn="0" w:lastRowLastColumn="0"/>
         </w:trPr>
         <w:tc>
           <w:tcPr>
-            <w:tcW w:w="0" w:type="auto"/>
-            <w:vAlign w:val="center"/>
-            <w:hideMark/>
-          </w:tcPr>
-          <w:p>
-            <w:pPr>
-              <w:spacing w:after="0" w:line="240" w:lineRule="auto"/>
+            <w:cnfStyle w:val="001000000000" w:firstRow="0" w:lastRow="0" w:firstColumn="1" w:lastColumn="0" w:oddVBand="0" w:evenVBand="0" w:oddHBand="0" w:evenHBand="0" w:firstRowFirstColumn="0" w:firstRowLastColumn="0" w:lastRowFirstColumn="0" w:lastRowLastColumn="0"/>
+            <w:tcW w:w="0" w:type="auto"/>
+            <w:hideMark/>
+          </w:tcPr>
+          <w:p>
+            <w:pPr>
               <w:rPr>
                 <w:rFonts w:ascii="Times New Roman" w:eastAsia="Times New Roman" w:hAnsi="Times New Roman" w:cs="Times New Roman"/>
                 <w:kern w:val="0"/>
@@ -4107,12 +4009,11 @@
         <w:tc>
           <w:tcPr>
             <w:tcW w:w="0" w:type="auto"/>
-            <w:vAlign w:val="center"/>
-            <w:hideMark/>
-          </w:tcPr>
-          <w:p>
-            <w:pPr>
-              <w:spacing w:after="0" w:line="240" w:lineRule="auto"/>
+            <w:hideMark/>
+          </w:tcPr>
+          <w:p>
+            <w:pPr>
+              <w:cnfStyle w:val="000000100000" w:firstRow="0" w:lastRow="0" w:firstColumn="0" w:lastColumn="0" w:oddVBand="0" w:evenVBand="0" w:oddHBand="1" w:evenHBand="0" w:firstRowFirstColumn="0" w:firstRowLastColumn="0" w:lastRowFirstColumn="0" w:lastRowLastColumn="0"/>
               <w:rPr>
                 <w:rFonts w:ascii="Times New Roman" w:eastAsia="Times New Roman" w:hAnsi="Times New Roman" w:cs="Times New Roman"/>
                 <w:kern w:val="0"/>
@@ -4137,13 +4038,12 @@
         </w:tc>
         <w:tc>
           <w:tcPr>
-            <w:tcW w:w="0" w:type="auto"/>
-            <w:vAlign w:val="center"/>
-            <w:hideMark/>
-          </w:tcPr>
-          <w:p>
-            <w:pPr>
-              <w:spacing w:after="0" w:line="240" w:lineRule="auto"/>
+            <w:tcW w:w="3770" w:type="dxa"/>
+            <w:hideMark/>
+          </w:tcPr>
+          <w:p>
+            <w:pPr>
+              <w:cnfStyle w:val="000000100000" w:firstRow="0" w:lastRow="0" w:firstColumn="0" w:lastColumn="0" w:oddVBand="0" w:evenVBand="0" w:oddHBand="1" w:evenHBand="0" w:firstRowFirstColumn="0" w:firstRowLastColumn="0" w:lastRowFirstColumn="0" w:lastRowLastColumn="0"/>
               <w:rPr>
                 <w:rFonts w:ascii="Times New Roman" w:eastAsia="Times New Roman" w:hAnsi="Times New Roman" w:cs="Times New Roman"/>
                 <w:kern w:val="0"/>
@@ -4163,415 +4063,393 @@
                 <w14:ligatures w14:val="none"/>
               </w:rPr>
               <w:t>≥ 99.5%</w:t>
+            </w:r>
+          </w:p>
+        </w:tc>
+      </w:tr>
+      <w:tr>
+        <w:tc>
+          <w:tcPr>
+            <w:cnfStyle w:val="001000000000" w:firstRow="0" w:lastRow="0" w:firstColumn="1" w:lastColumn="0" w:oddVBand="0" w:evenVBand="0" w:oddHBand="0" w:evenHBand="0" w:firstRowFirstColumn="0" w:firstRowLastColumn="0" w:lastRowFirstColumn="0" w:lastRowLastColumn="0"/>
+            <w:tcW w:w="0" w:type="auto"/>
+            <w:hideMark/>
+          </w:tcPr>
+          <w:p>
+            <w:pPr>
+              <w:rPr>
+                <w:rFonts w:ascii="Times New Roman" w:eastAsia="Times New Roman" w:hAnsi="Times New Roman" w:cs="Times New Roman"/>
+                <w:kern w:val="0"/>
+                <w:sz w:val="24"/>
+                <w:szCs w:val="24"/>
+                <w:lang w:val="en-GB" w:eastAsia="en-GB" w:bidi="ar-SA"/>
+                <w14:ligatures w14:val="none"/>
+              </w:rPr>
+            </w:pPr>
+            <w:r>
+              <w:rPr>
+                <w:rFonts w:ascii="Times New Roman" w:eastAsia="Times New Roman" w:hAnsi="Times New Roman" w:cs="Times New Roman"/>
+                <w:kern w:val="0"/>
+                <w:sz w:val="24"/>
+                <w:szCs w:val="24"/>
+                <w:lang w:val="en-GB" w:eastAsia="en-GB" w:bidi="ar-SA"/>
+                <w14:ligatures w14:val="none"/>
+              </w:rPr>
+              <w:t>Incident Management</w:t>
+            </w:r>
+          </w:p>
+        </w:tc>
+        <w:tc>
+          <w:tcPr>
+            <w:tcW w:w="0" w:type="auto"/>
+            <w:hideMark/>
+          </w:tcPr>
+          <w:p>
+            <w:pPr>
+              <w:cnfStyle w:val="000000000000" w:firstRow="0" w:lastRow="0" w:firstColumn="0" w:lastColumn="0" w:oddVBand="0" w:evenVBand="0" w:oddHBand="0" w:evenHBand="0" w:firstRowFirstColumn="0" w:firstRowLastColumn="0" w:lastRowFirstColumn="0" w:lastRowLastColumn="0"/>
+              <w:rPr>
+                <w:rFonts w:ascii="Times New Roman" w:eastAsia="Times New Roman" w:hAnsi="Times New Roman" w:cs="Times New Roman"/>
+                <w:kern w:val="0"/>
+                <w:sz w:val="24"/>
+                <w:szCs w:val="24"/>
+                <w:lang w:val="en-GB" w:eastAsia="en-GB" w:bidi="ar-SA"/>
+                <w14:ligatures w14:val="none"/>
+              </w:rPr>
+            </w:pPr>
+            <w:r>
+              <w:rPr>
+                <w:rFonts w:ascii="Times New Roman" w:eastAsia="Times New Roman" w:hAnsi="Times New Roman" w:cs="Times New Roman"/>
+                <w:kern w:val="0"/>
+                <w:sz w:val="24"/>
+                <w:szCs w:val="24"/>
+                <w:lang w:val="en-GB" w:eastAsia="en-GB" w:bidi="ar-SA"/>
+                <w14:ligatures w14:val="none"/>
+              </w:rPr>
+              <w:t>MTTR</w:t>
+            </w:r>
+          </w:p>
+        </w:tc>
+        <w:tc>
+          <w:tcPr>
+            <w:tcW w:w="3770" w:type="dxa"/>
+            <w:hideMark/>
+          </w:tcPr>
+          <w:p>
+            <w:pPr>
+              <w:cnfStyle w:val="000000000000" w:firstRow="0" w:lastRow="0" w:firstColumn="0" w:lastColumn="0" w:oddVBand="0" w:evenVBand="0" w:oddHBand="0" w:evenHBand="0" w:firstRowFirstColumn="0" w:firstRowLastColumn="0" w:lastRowFirstColumn="0" w:lastRowLastColumn="0"/>
+              <w:rPr>
+                <w:rFonts w:ascii="Times New Roman" w:eastAsia="Times New Roman" w:hAnsi="Times New Roman" w:cs="Times New Roman"/>
+                <w:kern w:val="0"/>
+                <w:sz w:val="24"/>
+                <w:szCs w:val="24"/>
+                <w:lang w:val="en-GB" w:eastAsia="en-GB" w:bidi="ar-SA"/>
+                <w14:ligatures w14:val="none"/>
+              </w:rPr>
+            </w:pPr>
+            <w:r>
+              <w:rPr>
+                <w:rFonts w:ascii="Times New Roman" w:eastAsia="Times New Roman" w:hAnsi="Times New Roman" w:cs="Times New Roman"/>
+                <w:kern w:val="0"/>
+                <w:sz w:val="24"/>
+                <w:szCs w:val="24"/>
+                <w:lang w:val="en-GB" w:eastAsia="en-GB" w:bidi="ar-SA"/>
+                <w14:ligatures w14:val="none"/>
+              </w:rPr>
+              <w:t>&lt; 4 hrs</w:t>
             </w:r>
           </w:p>
         </w:tc>
       </w:tr>
       <w:tr>
         <w:trPr>
-          <w:tblCellSpacing w:w="15" w:type="dxa"/>
+          <w:cnfStyle w:val="000000100000" w:firstRow="0" w:lastRow="0" w:firstColumn="0" w:lastColumn="0" w:oddVBand="0" w:evenVBand="0" w:oddHBand="1" w:evenHBand="0" w:firstRowFirstColumn="0" w:firstRowLastColumn="0" w:lastRowFirstColumn="0" w:lastRowLastColumn="0"/>
         </w:trPr>
         <w:tc>
           <w:tcPr>
-            <w:tcW w:w="0" w:type="auto"/>
-            <w:vAlign w:val="center"/>
-            <w:hideMark/>
-          </w:tcPr>
-          <w:p>
-            <w:pPr>
-              <w:spacing w:after="0" w:line="240" w:lineRule="auto"/>
-              <w:rPr>
-                <w:rFonts w:ascii="Times New Roman" w:eastAsia="Times New Roman" w:hAnsi="Times New Roman" w:cs="Times New Roman"/>
-                <w:kern w:val="0"/>
-                <w:sz w:val="24"/>
-                <w:szCs w:val="24"/>
-                <w:lang w:val="en-GB" w:eastAsia="en-GB" w:bidi="ar-SA"/>
-                <w14:ligatures w14:val="none"/>
-              </w:rPr>
-            </w:pPr>
-            <w:r>
-              <w:rPr>
-                <w:rFonts w:ascii="Times New Roman" w:eastAsia="Times New Roman" w:hAnsi="Times New Roman" w:cs="Times New Roman"/>
-                <w:kern w:val="0"/>
-                <w:sz w:val="24"/>
-                <w:szCs w:val="24"/>
-                <w:lang w:val="en-GB" w:eastAsia="en-GB" w:bidi="ar-SA"/>
-                <w14:ligatures w14:val="none"/>
-              </w:rPr>
-              <w:t>Incident Management</w:t>
-            </w:r>
-          </w:p>
-        </w:tc>
-        <w:tc>
-          <w:tcPr>
-            <w:tcW w:w="0" w:type="auto"/>
-            <w:vAlign w:val="center"/>
-            <w:hideMark/>
-          </w:tcPr>
-          <w:p>
-            <w:pPr>
-              <w:spacing w:after="0" w:line="240" w:lineRule="auto"/>
-              <w:rPr>
-                <w:rFonts w:ascii="Times New Roman" w:eastAsia="Times New Roman" w:hAnsi="Times New Roman" w:cs="Times New Roman"/>
-                <w:kern w:val="0"/>
-                <w:sz w:val="24"/>
-                <w:szCs w:val="24"/>
-                <w:lang w:val="en-GB" w:eastAsia="en-GB" w:bidi="ar-SA"/>
-                <w14:ligatures w14:val="none"/>
-              </w:rPr>
-            </w:pPr>
-            <w:r>
-              <w:rPr>
-                <w:rFonts w:ascii="Times New Roman" w:eastAsia="Times New Roman" w:hAnsi="Times New Roman" w:cs="Times New Roman"/>
-                <w:kern w:val="0"/>
-                <w:sz w:val="24"/>
-                <w:szCs w:val="24"/>
-                <w:lang w:val="en-GB" w:eastAsia="en-GB" w:bidi="ar-SA"/>
-                <w14:ligatures w14:val="none"/>
-              </w:rPr>
-              <w:t>MTTR</w:t>
-            </w:r>
-          </w:p>
-        </w:tc>
-        <w:tc>
-          <w:tcPr>
-            <w:tcW w:w="0" w:type="auto"/>
-            <w:vAlign w:val="center"/>
-            <w:hideMark/>
-          </w:tcPr>
-          <w:p>
-            <w:pPr>
-              <w:spacing w:after="0" w:line="240" w:lineRule="auto"/>
-              <w:rPr>
-                <w:rFonts w:ascii="Times New Roman" w:eastAsia="Times New Roman" w:hAnsi="Times New Roman" w:cs="Times New Roman"/>
-                <w:kern w:val="0"/>
-                <w:sz w:val="24"/>
-                <w:szCs w:val="24"/>
-                <w:lang w:val="en-GB" w:eastAsia="en-GB" w:bidi="ar-SA"/>
-                <w14:ligatures w14:val="none"/>
-              </w:rPr>
-            </w:pPr>
-            <w:r>
-              <w:rPr>
-                <w:rFonts w:ascii="Times New Roman" w:eastAsia="Times New Roman" w:hAnsi="Times New Roman" w:cs="Times New Roman"/>
-                <w:kern w:val="0"/>
-                <w:sz w:val="24"/>
-                <w:szCs w:val="24"/>
-                <w:lang w:val="en-GB" w:eastAsia="en-GB" w:bidi="ar-SA"/>
-                <w14:ligatures w14:val="none"/>
-              </w:rPr>
-              <w:t>&lt; 4 hrs</w:t>
+            <w:cnfStyle w:val="001000000000" w:firstRow="0" w:lastRow="0" w:firstColumn="1" w:lastColumn="0" w:oddVBand="0" w:evenVBand="0" w:oddHBand="0" w:evenHBand="0" w:firstRowFirstColumn="0" w:firstRowLastColumn="0" w:lastRowFirstColumn="0" w:lastRowLastColumn="0"/>
+            <w:tcW w:w="0" w:type="auto"/>
+            <w:hideMark/>
+          </w:tcPr>
+          <w:p>
+            <w:pPr>
+              <w:rPr>
+                <w:rFonts w:ascii="Times New Roman" w:eastAsia="Times New Roman" w:hAnsi="Times New Roman" w:cs="Times New Roman"/>
+                <w:kern w:val="0"/>
+                <w:sz w:val="24"/>
+                <w:szCs w:val="24"/>
+                <w:lang w:val="en-GB" w:eastAsia="en-GB" w:bidi="ar-SA"/>
+                <w14:ligatures w14:val="none"/>
+              </w:rPr>
+            </w:pPr>
+            <w:r>
+              <w:rPr>
+                <w:rFonts w:ascii="Times New Roman" w:eastAsia="Times New Roman" w:hAnsi="Times New Roman" w:cs="Times New Roman"/>
+                <w:kern w:val="0"/>
+                <w:sz w:val="24"/>
+                <w:szCs w:val="24"/>
+                <w:lang w:val="en-GB" w:eastAsia="en-GB" w:bidi="ar-SA"/>
+                <w14:ligatures w14:val="none"/>
+              </w:rPr>
+              <w:t>Change Success Rate</w:t>
+            </w:r>
+          </w:p>
+        </w:tc>
+        <w:tc>
+          <w:tcPr>
+            <w:tcW w:w="0" w:type="auto"/>
+            <w:hideMark/>
+          </w:tcPr>
+          <w:p>
+            <w:pPr>
+              <w:cnfStyle w:val="000000100000" w:firstRow="0" w:lastRow="0" w:firstColumn="0" w:lastColumn="0" w:oddVBand="0" w:evenVBand="0" w:oddHBand="1" w:evenHBand="0" w:firstRowFirstColumn="0" w:firstRowLastColumn="0" w:lastRowFirstColumn="0" w:lastRowLastColumn="0"/>
+              <w:rPr>
+                <w:rFonts w:ascii="Times New Roman" w:eastAsia="Times New Roman" w:hAnsi="Times New Roman" w:cs="Times New Roman"/>
+                <w:kern w:val="0"/>
+                <w:sz w:val="24"/>
+                <w:szCs w:val="24"/>
+                <w:lang w:val="en-GB" w:eastAsia="en-GB" w:bidi="ar-SA"/>
+                <w14:ligatures w14:val="none"/>
+              </w:rPr>
+            </w:pPr>
+            <w:r>
+              <w:rPr>
+                <w:rFonts w:ascii="Times New Roman" w:eastAsia="Times New Roman" w:hAnsi="Times New Roman" w:cs="Times New Roman"/>
+                <w:kern w:val="0"/>
+                <w:sz w:val="24"/>
+                <w:szCs w:val="24"/>
+                <w:lang w:val="en-GB" w:eastAsia="en-GB" w:bidi="ar-SA"/>
+                <w14:ligatures w14:val="none"/>
+              </w:rPr>
+              <w:t>% successful deployments</w:t>
+            </w:r>
+          </w:p>
+        </w:tc>
+        <w:tc>
+          <w:tcPr>
+            <w:tcW w:w="3770" w:type="dxa"/>
+            <w:hideMark/>
+          </w:tcPr>
+          <w:p>
+            <w:pPr>
+              <w:cnfStyle w:val="000000100000" w:firstRow="0" w:lastRow="0" w:firstColumn="0" w:lastColumn="0" w:oddVBand="0" w:evenVBand="0" w:oddHBand="1" w:evenHBand="0" w:firstRowFirstColumn="0" w:firstRowLastColumn="0" w:lastRowFirstColumn="0" w:lastRowLastColumn="0"/>
+              <w:rPr>
+                <w:rFonts w:ascii="Times New Roman" w:eastAsia="Times New Roman" w:hAnsi="Times New Roman" w:cs="Times New Roman"/>
+                <w:kern w:val="0"/>
+                <w:sz w:val="24"/>
+                <w:szCs w:val="24"/>
+                <w:lang w:val="en-GB" w:eastAsia="en-GB" w:bidi="ar-SA"/>
+                <w14:ligatures w14:val="none"/>
+              </w:rPr>
+            </w:pPr>
+            <w:r>
+              <w:rPr>
+                <w:rFonts w:ascii="Times New Roman" w:eastAsia="Times New Roman" w:hAnsi="Times New Roman" w:cs="Times New Roman"/>
+                <w:kern w:val="0"/>
+                <w:sz w:val="24"/>
+                <w:szCs w:val="24"/>
+                <w:lang w:val="en-GB" w:eastAsia="en-GB" w:bidi="ar-SA"/>
+                <w14:ligatures w14:val="none"/>
+              </w:rPr>
+              <w:t>≥ 95%</w:t>
+            </w:r>
+          </w:p>
+        </w:tc>
+      </w:tr>
+      <w:tr>
+        <w:tc>
+          <w:tcPr>
+            <w:cnfStyle w:val="001000000000" w:firstRow="0" w:lastRow="0" w:firstColumn="1" w:lastColumn="0" w:oddVBand="0" w:evenVBand="0" w:oddHBand="0" w:evenHBand="0" w:firstRowFirstColumn="0" w:firstRowLastColumn="0" w:lastRowFirstColumn="0" w:lastRowLastColumn="0"/>
+            <w:tcW w:w="0" w:type="auto"/>
+            <w:hideMark/>
+          </w:tcPr>
+          <w:p>
+            <w:pPr>
+              <w:rPr>
+                <w:rFonts w:ascii="Times New Roman" w:eastAsia="Times New Roman" w:hAnsi="Times New Roman" w:cs="Times New Roman"/>
+                <w:kern w:val="0"/>
+                <w:sz w:val="24"/>
+                <w:szCs w:val="24"/>
+                <w:lang w:val="en-GB" w:eastAsia="en-GB" w:bidi="ar-SA"/>
+                <w14:ligatures w14:val="none"/>
+              </w:rPr>
+            </w:pPr>
+            <w:r>
+              <w:rPr>
+                <w:rFonts w:ascii="Times New Roman" w:eastAsia="Times New Roman" w:hAnsi="Times New Roman" w:cs="Times New Roman"/>
+                <w:kern w:val="0"/>
+                <w:sz w:val="24"/>
+                <w:szCs w:val="24"/>
+                <w:lang w:val="en-GB" w:eastAsia="en-GB" w:bidi="ar-SA"/>
+                <w14:ligatures w14:val="none"/>
+              </w:rPr>
+              <w:t>Data Quality</w:t>
+            </w:r>
+          </w:p>
+        </w:tc>
+        <w:tc>
+          <w:tcPr>
+            <w:tcW w:w="0" w:type="auto"/>
+            <w:hideMark/>
+          </w:tcPr>
+          <w:p>
+            <w:pPr>
+              <w:cnfStyle w:val="000000000000" w:firstRow="0" w:lastRow="0" w:firstColumn="0" w:lastColumn="0" w:oddVBand="0" w:evenVBand="0" w:oddHBand="0" w:evenHBand="0" w:firstRowFirstColumn="0" w:firstRowLastColumn="0" w:lastRowFirstColumn="0" w:lastRowLastColumn="0"/>
+              <w:rPr>
+                <w:rFonts w:ascii="Times New Roman" w:eastAsia="Times New Roman" w:hAnsi="Times New Roman" w:cs="Times New Roman"/>
+                <w:kern w:val="0"/>
+                <w:sz w:val="24"/>
+                <w:szCs w:val="24"/>
+                <w:lang w:val="en-GB" w:eastAsia="en-GB" w:bidi="ar-SA"/>
+                <w14:ligatures w14:val="none"/>
+              </w:rPr>
+            </w:pPr>
+            <w:r>
+              <w:rPr>
+                <w:rFonts w:ascii="Times New Roman" w:eastAsia="Times New Roman" w:hAnsi="Times New Roman" w:cs="Times New Roman"/>
+                <w:kern w:val="0"/>
+                <w:sz w:val="24"/>
+                <w:szCs w:val="24"/>
+                <w:lang w:val="en-GB" w:eastAsia="en-GB" w:bidi="ar-SA"/>
+                <w14:ligatures w14:val="none"/>
+              </w:rPr>
+              <w:t>Accuracy score</w:t>
+            </w:r>
+          </w:p>
+        </w:tc>
+        <w:tc>
+          <w:tcPr>
+            <w:tcW w:w="3770" w:type="dxa"/>
+            <w:hideMark/>
+          </w:tcPr>
+          <w:p>
+            <w:pPr>
+              <w:cnfStyle w:val="000000000000" w:firstRow="0" w:lastRow="0" w:firstColumn="0" w:lastColumn="0" w:oddVBand="0" w:evenVBand="0" w:oddHBand="0" w:evenHBand="0" w:firstRowFirstColumn="0" w:firstRowLastColumn="0" w:lastRowFirstColumn="0" w:lastRowLastColumn="0"/>
+              <w:rPr>
+                <w:rFonts w:ascii="Times New Roman" w:eastAsia="Times New Roman" w:hAnsi="Times New Roman" w:cs="Times New Roman"/>
+                <w:kern w:val="0"/>
+                <w:sz w:val="24"/>
+                <w:szCs w:val="24"/>
+                <w:lang w:val="en-GB" w:eastAsia="en-GB" w:bidi="ar-SA"/>
+                <w14:ligatures w14:val="none"/>
+              </w:rPr>
+            </w:pPr>
+            <w:r>
+              <w:rPr>
+                <w:rFonts w:ascii="Times New Roman" w:eastAsia="Times New Roman" w:hAnsi="Times New Roman" w:cs="Times New Roman"/>
+                <w:kern w:val="0"/>
+                <w:sz w:val="24"/>
+                <w:szCs w:val="24"/>
+                <w:lang w:val="en-GB" w:eastAsia="en-GB" w:bidi="ar-SA"/>
+                <w14:ligatures w14:val="none"/>
+              </w:rPr>
+              <w:t>≥ 98%</w:t>
             </w:r>
           </w:p>
         </w:tc>
       </w:tr>
       <w:tr>
         <w:trPr>
-          <w:tblCellSpacing w:w="15" w:type="dxa"/>
+          <w:cnfStyle w:val="000000100000" w:firstRow="0" w:lastRow="0" w:firstColumn="0" w:lastColumn="0" w:oddVBand="0" w:evenVBand="0" w:oddHBand="1" w:evenHBand="0" w:firstRowFirstColumn="0" w:firstRowLastColumn="0" w:lastRowFirstColumn="0" w:lastRowLastColumn="0"/>
         </w:trPr>
         <w:tc>
           <w:tcPr>
-            <w:tcW w:w="0" w:type="auto"/>
-            <w:vAlign w:val="center"/>
-            <w:hideMark/>
-          </w:tcPr>
-          <w:p>
-            <w:pPr>
-              <w:spacing w:after="0" w:line="240" w:lineRule="auto"/>
-              <w:rPr>
-                <w:rFonts w:ascii="Times New Roman" w:eastAsia="Times New Roman" w:hAnsi="Times New Roman" w:cs="Times New Roman"/>
-                <w:kern w:val="0"/>
-                <w:sz w:val="24"/>
-                <w:szCs w:val="24"/>
-                <w:lang w:val="en-GB" w:eastAsia="en-GB" w:bidi="ar-SA"/>
-                <w14:ligatures w14:val="none"/>
-              </w:rPr>
-            </w:pPr>
-            <w:r>
-              <w:rPr>
-                <w:rFonts w:ascii="Times New Roman" w:eastAsia="Times New Roman" w:hAnsi="Times New Roman" w:cs="Times New Roman"/>
-                <w:kern w:val="0"/>
-                <w:sz w:val="24"/>
-                <w:szCs w:val="24"/>
-                <w:lang w:val="en-GB" w:eastAsia="en-GB" w:bidi="ar-SA"/>
-                <w14:ligatures w14:val="none"/>
-              </w:rPr>
-              <w:t>Change Success Rate</w:t>
-            </w:r>
-          </w:p>
-        </w:tc>
-        <w:tc>
-          <w:tcPr>
-            <w:tcW w:w="0" w:type="auto"/>
-            <w:vAlign w:val="center"/>
-            <w:hideMark/>
-          </w:tcPr>
-          <w:p>
-            <w:pPr>
-              <w:spacing w:after="0" w:line="240" w:lineRule="auto"/>
-              <w:rPr>
-                <w:rFonts w:ascii="Times New Roman" w:eastAsia="Times New Roman" w:hAnsi="Times New Roman" w:cs="Times New Roman"/>
-                <w:kern w:val="0"/>
-                <w:sz w:val="24"/>
-                <w:szCs w:val="24"/>
-                <w:lang w:val="en-GB" w:eastAsia="en-GB" w:bidi="ar-SA"/>
-                <w14:ligatures w14:val="none"/>
-              </w:rPr>
-            </w:pPr>
-            <w:r>
-              <w:rPr>
-                <w:rFonts w:ascii="Times New Roman" w:eastAsia="Times New Roman" w:hAnsi="Times New Roman" w:cs="Times New Roman"/>
-                <w:kern w:val="0"/>
-                <w:sz w:val="24"/>
-                <w:szCs w:val="24"/>
-                <w:lang w:val="en-GB" w:eastAsia="en-GB" w:bidi="ar-SA"/>
-                <w14:ligatures w14:val="none"/>
-              </w:rPr>
-              <w:t>% successful deployments</w:t>
-            </w:r>
-          </w:p>
-        </w:tc>
-        <w:tc>
-          <w:tcPr>
-            <w:tcW w:w="0" w:type="auto"/>
-            <w:vAlign w:val="center"/>
-            <w:hideMark/>
-          </w:tcPr>
-          <w:p>
-            <w:pPr>
-              <w:spacing w:after="0" w:line="240" w:lineRule="auto"/>
-              <w:rPr>
-                <w:rFonts w:ascii="Times New Roman" w:eastAsia="Times New Roman" w:hAnsi="Times New Roman" w:cs="Times New Roman"/>
-                <w:kern w:val="0"/>
-                <w:sz w:val="24"/>
-                <w:szCs w:val="24"/>
-                <w:lang w:val="en-GB" w:eastAsia="en-GB" w:bidi="ar-SA"/>
-                <w14:ligatures w14:val="none"/>
-              </w:rPr>
-            </w:pPr>
-            <w:r>
-              <w:rPr>
-                <w:rFonts w:ascii="Times New Roman" w:eastAsia="Times New Roman" w:hAnsi="Times New Roman" w:cs="Times New Roman"/>
-                <w:kern w:val="0"/>
-                <w:sz w:val="24"/>
-                <w:szCs w:val="24"/>
-                <w:lang w:val="en-GB" w:eastAsia="en-GB" w:bidi="ar-SA"/>
-                <w14:ligatures w14:val="none"/>
-              </w:rPr>
-              <w:t>≥ 95%</w:t>
+            <w:cnfStyle w:val="001000000000" w:firstRow="0" w:lastRow="0" w:firstColumn="1" w:lastColumn="0" w:oddVBand="0" w:evenVBand="0" w:oddHBand="0" w:evenHBand="0" w:firstRowFirstColumn="0" w:firstRowLastColumn="0" w:lastRowFirstColumn="0" w:lastRowLastColumn="0"/>
+            <w:tcW w:w="0" w:type="auto"/>
+            <w:hideMark/>
+          </w:tcPr>
+          <w:p>
+            <w:pPr>
+              <w:rPr>
+                <w:rFonts w:ascii="Times New Roman" w:eastAsia="Times New Roman" w:hAnsi="Times New Roman" w:cs="Times New Roman"/>
+                <w:kern w:val="0"/>
+                <w:sz w:val="24"/>
+                <w:szCs w:val="24"/>
+                <w:lang w:val="en-GB" w:eastAsia="en-GB" w:bidi="ar-SA"/>
+                <w14:ligatures w14:val="none"/>
+              </w:rPr>
+            </w:pPr>
+            <w:r>
+              <w:rPr>
+                <w:rFonts w:ascii="Times New Roman" w:eastAsia="Times New Roman" w:hAnsi="Times New Roman" w:cs="Times New Roman"/>
+                <w:kern w:val="0"/>
+                <w:sz w:val="24"/>
+                <w:szCs w:val="24"/>
+                <w:lang w:val="en-GB" w:eastAsia="en-GB" w:bidi="ar-SA"/>
+                <w14:ligatures w14:val="none"/>
+              </w:rPr>
+              <w:t>Security</w:t>
+            </w:r>
+          </w:p>
+        </w:tc>
+        <w:tc>
+          <w:tcPr>
+            <w:tcW w:w="0" w:type="auto"/>
+            <w:hideMark/>
+          </w:tcPr>
+          <w:p>
+            <w:pPr>
+              <w:cnfStyle w:val="000000100000" w:firstRow="0" w:lastRow="0" w:firstColumn="0" w:lastColumn="0" w:oddVBand="0" w:evenVBand="0" w:oddHBand="1" w:evenHBand="0" w:firstRowFirstColumn="0" w:firstRowLastColumn="0" w:lastRowFirstColumn="0" w:lastRowLastColumn="0"/>
+              <w:rPr>
+                <w:rFonts w:ascii="Times New Roman" w:eastAsia="Times New Roman" w:hAnsi="Times New Roman" w:cs="Times New Roman"/>
+                <w:kern w:val="0"/>
+                <w:sz w:val="24"/>
+                <w:szCs w:val="24"/>
+                <w:lang w:val="en-GB" w:eastAsia="en-GB" w:bidi="ar-SA"/>
+                <w14:ligatures w14:val="none"/>
+              </w:rPr>
+            </w:pPr>
+            <w:r>
+              <w:rPr>
+                <w:rFonts w:ascii="Times New Roman" w:eastAsia="Times New Roman" w:hAnsi="Times New Roman" w:cs="Times New Roman"/>
+                <w:kern w:val="0"/>
+                <w:sz w:val="24"/>
+                <w:szCs w:val="24"/>
+                <w:lang w:val="en-GB" w:eastAsia="en-GB" w:bidi="ar-SA"/>
+                <w14:ligatures w14:val="none"/>
+              </w:rPr>
+              <w:t># Critical incidents</w:t>
+            </w:r>
+          </w:p>
+        </w:tc>
+        <w:tc>
+          <w:tcPr>
+            <w:tcW w:w="3770" w:type="dxa"/>
+            <w:hideMark/>
+          </w:tcPr>
+          <w:p>
+            <w:pPr>
+              <w:cnfStyle w:val="000000100000" w:firstRow="0" w:lastRow="0" w:firstColumn="0" w:lastColumn="0" w:oddVBand="0" w:evenVBand="0" w:oddHBand="1" w:evenHBand="0" w:firstRowFirstColumn="0" w:firstRowLastColumn="0" w:lastRowFirstColumn="0" w:lastRowLastColumn="0"/>
+              <w:rPr>
+                <w:rFonts w:ascii="Times New Roman" w:eastAsia="Times New Roman" w:hAnsi="Times New Roman" w:cs="Times New Roman"/>
+                <w:kern w:val="0"/>
+                <w:sz w:val="24"/>
+                <w:szCs w:val="24"/>
+                <w:lang w:val="en-GB" w:eastAsia="en-GB" w:bidi="ar-SA"/>
+                <w14:ligatures w14:val="none"/>
+              </w:rPr>
+            </w:pPr>
+            <w:r>
+              <w:rPr>
+                <w:rFonts w:ascii="Times New Roman" w:eastAsia="Times New Roman" w:hAnsi="Times New Roman" w:cs="Times New Roman"/>
+                <w:kern w:val="0"/>
+                <w:sz w:val="24"/>
+                <w:szCs w:val="24"/>
+                <w:lang w:val="en-GB" w:eastAsia="en-GB" w:bidi="ar-SA"/>
+                <w14:ligatures w14:val="none"/>
+              </w:rPr>
+              <w:t>0</w:t>
             </w:r>
           </w:p>
         </w:tc>
       </w:tr>
       <w:tr>
-        <w:trPr>
-          <w:tblCellSpacing w:w="15" w:type="dxa"/>
-        </w:trPr>
-        <w:tc>
-          <w:tcPr>
-            <w:tcW w:w="0" w:type="auto"/>
-            <w:vAlign w:val="center"/>
-            <w:hideMark/>
-          </w:tcPr>
-          <w:p>
-            <w:pPr>
-              <w:spacing w:after="0" w:line="240" w:lineRule="auto"/>
-              <w:rPr>
-                <w:rFonts w:ascii="Times New Roman" w:eastAsia="Times New Roman" w:hAnsi="Times New Roman" w:cs="Times New Roman"/>
-                <w:kern w:val="0"/>
-                <w:sz w:val="24"/>
-                <w:szCs w:val="24"/>
-                <w:lang w:val="en-GB" w:eastAsia="en-GB" w:bidi="ar-SA"/>
-                <w14:ligatures w14:val="none"/>
-              </w:rPr>
-            </w:pPr>
-            <w:r>
-              <w:rPr>
-                <w:rFonts w:ascii="Times New Roman" w:eastAsia="Times New Roman" w:hAnsi="Times New Roman" w:cs="Times New Roman"/>
-                <w:kern w:val="0"/>
-                <w:sz w:val="24"/>
-                <w:szCs w:val="24"/>
-                <w:lang w:val="en-GB" w:eastAsia="en-GB" w:bidi="ar-SA"/>
-                <w14:ligatures w14:val="none"/>
-              </w:rPr>
-              <w:t>Data Quality</w:t>
-            </w:r>
-          </w:p>
-        </w:tc>
-        <w:tc>
-          <w:tcPr>
-            <w:tcW w:w="0" w:type="auto"/>
-            <w:vAlign w:val="center"/>
-            <w:hideMark/>
-          </w:tcPr>
-          <w:p>
-            <w:pPr>
-              <w:spacing w:after="0" w:line="240" w:lineRule="auto"/>
-              <w:rPr>
-                <w:rFonts w:ascii="Times New Roman" w:eastAsia="Times New Roman" w:hAnsi="Times New Roman" w:cs="Times New Roman"/>
-                <w:kern w:val="0"/>
-                <w:sz w:val="24"/>
-                <w:szCs w:val="24"/>
-                <w:lang w:val="en-GB" w:eastAsia="en-GB" w:bidi="ar-SA"/>
-                <w14:ligatures w14:val="none"/>
-              </w:rPr>
-            </w:pPr>
-            <w:r>
-              <w:rPr>
-                <w:rFonts w:ascii="Times New Roman" w:eastAsia="Times New Roman" w:hAnsi="Times New Roman" w:cs="Times New Roman"/>
-                <w:kern w:val="0"/>
-                <w:sz w:val="24"/>
-                <w:szCs w:val="24"/>
-                <w:lang w:val="en-GB" w:eastAsia="en-GB" w:bidi="ar-SA"/>
-                <w14:ligatures w14:val="none"/>
-              </w:rPr>
-              <w:t>Accuracy score</w:t>
-            </w:r>
-          </w:p>
-        </w:tc>
-        <w:tc>
-          <w:tcPr>
-            <w:tcW w:w="0" w:type="auto"/>
-            <w:vAlign w:val="center"/>
-            <w:hideMark/>
-          </w:tcPr>
-          <w:p>
-            <w:pPr>
-              <w:spacing w:after="0" w:line="240" w:lineRule="auto"/>
-              <w:rPr>
-                <w:rFonts w:ascii="Times New Roman" w:eastAsia="Times New Roman" w:hAnsi="Times New Roman" w:cs="Times New Roman"/>
-                <w:kern w:val="0"/>
-                <w:sz w:val="24"/>
-                <w:szCs w:val="24"/>
-                <w:lang w:val="en-GB" w:eastAsia="en-GB" w:bidi="ar-SA"/>
-                <w14:ligatures w14:val="none"/>
-              </w:rPr>
-            </w:pPr>
-            <w:r>
-              <w:rPr>
-                <w:rFonts w:ascii="Times New Roman" w:eastAsia="Times New Roman" w:hAnsi="Times New Roman" w:cs="Times New Roman"/>
-                <w:kern w:val="0"/>
-                <w:sz w:val="24"/>
-                <w:szCs w:val="24"/>
-                <w:lang w:val="en-GB" w:eastAsia="en-GB" w:bidi="ar-SA"/>
-                <w14:ligatures w14:val="none"/>
-              </w:rPr>
-              <w:t>≥ 98%</w:t>
-            </w:r>
-          </w:p>
-        </w:tc>
-      </w:tr>
-      <w:tr>
-        <w:trPr>
-          <w:tblCellSpacing w:w="15" w:type="dxa"/>
-        </w:trPr>
-        <w:tc>
-          <w:tcPr>
-            <w:tcW w:w="0" w:type="auto"/>
-            <w:vAlign w:val="center"/>
-            <w:hideMark/>
-          </w:tcPr>
-          <w:p>
-            <w:pPr>
-              <w:spacing w:after="0" w:line="240" w:lineRule="auto"/>
-              <w:rPr>
-                <w:rFonts w:ascii="Times New Roman" w:eastAsia="Times New Roman" w:hAnsi="Times New Roman" w:cs="Times New Roman"/>
-                <w:kern w:val="0"/>
-                <w:sz w:val="24"/>
-                <w:szCs w:val="24"/>
-                <w:lang w:val="en-GB" w:eastAsia="en-GB" w:bidi="ar-SA"/>
-                <w14:ligatures w14:val="none"/>
-              </w:rPr>
-            </w:pPr>
-            <w:r>
-              <w:rPr>
-                <w:rFonts w:ascii="Times New Roman" w:eastAsia="Times New Roman" w:hAnsi="Times New Roman" w:cs="Times New Roman"/>
-                <w:kern w:val="0"/>
-                <w:sz w:val="24"/>
-                <w:szCs w:val="24"/>
-                <w:lang w:val="en-GB" w:eastAsia="en-GB" w:bidi="ar-SA"/>
-                <w14:ligatures w14:val="none"/>
-              </w:rPr>
-              <w:t>Security</w:t>
-            </w:r>
-          </w:p>
-        </w:tc>
-        <w:tc>
-          <w:tcPr>
-            <w:tcW w:w="0" w:type="auto"/>
-            <w:vAlign w:val="center"/>
-            <w:hideMark/>
-          </w:tcPr>
-          <w:p>
-            <w:pPr>
-              <w:spacing w:after="0" w:line="240" w:lineRule="auto"/>
-              <w:rPr>
-                <w:rFonts w:ascii="Times New Roman" w:eastAsia="Times New Roman" w:hAnsi="Times New Roman" w:cs="Times New Roman"/>
-                <w:kern w:val="0"/>
-                <w:sz w:val="24"/>
-                <w:szCs w:val="24"/>
-                <w:lang w:val="en-GB" w:eastAsia="en-GB" w:bidi="ar-SA"/>
-                <w14:ligatures w14:val="none"/>
-              </w:rPr>
-            </w:pPr>
-            <w:r>
-              <w:rPr>
-                <w:rFonts w:ascii="Times New Roman" w:eastAsia="Times New Roman" w:hAnsi="Times New Roman" w:cs="Times New Roman"/>
-                <w:kern w:val="0"/>
-                <w:sz w:val="24"/>
-                <w:szCs w:val="24"/>
-                <w:lang w:val="en-GB" w:eastAsia="en-GB" w:bidi="ar-SA"/>
-                <w14:ligatures w14:val="none"/>
-              </w:rPr>
-              <w:t># Critical incidents</w:t>
-            </w:r>
-          </w:p>
-        </w:tc>
-        <w:tc>
-          <w:tcPr>
-            <w:tcW w:w="0" w:type="auto"/>
-            <w:vAlign w:val="center"/>
-            <w:hideMark/>
-          </w:tcPr>
-          <w:p>
-            <w:pPr>
-              <w:spacing w:after="0" w:line="240" w:lineRule="auto"/>
-              <w:rPr>
-                <w:rFonts w:ascii="Times New Roman" w:eastAsia="Times New Roman" w:hAnsi="Times New Roman" w:cs="Times New Roman"/>
-                <w:kern w:val="0"/>
-                <w:sz w:val="24"/>
-                <w:szCs w:val="24"/>
-                <w:lang w:val="en-GB" w:eastAsia="en-GB" w:bidi="ar-SA"/>
-                <w14:ligatures w14:val="none"/>
-              </w:rPr>
-            </w:pPr>
-            <w:r>
-              <w:rPr>
-                <w:rFonts w:ascii="Times New Roman" w:eastAsia="Times New Roman" w:hAnsi="Times New Roman" w:cs="Times New Roman"/>
-                <w:kern w:val="0"/>
-                <w:sz w:val="24"/>
-                <w:szCs w:val="24"/>
-                <w:lang w:val="en-GB" w:eastAsia="en-GB" w:bidi="ar-SA"/>
-                <w14:ligatures w14:val="none"/>
-              </w:rPr>
-              <w:t>0</w:t>
-            </w:r>
-          </w:p>
-        </w:tc>
-      </w:tr>
-      <w:tr>
-        <w:trPr>
-          <w:tblCellSpacing w:w="15" w:type="dxa"/>
-        </w:trPr>
-        <w:tc>
-          <w:tcPr>
-            <w:tcW w:w="0" w:type="auto"/>
-            <w:vAlign w:val="center"/>
-            <w:hideMark/>
-          </w:tcPr>
-          <w:p>
-            <w:pPr>
-              <w:spacing w:after="0" w:line="240" w:lineRule="auto"/>
+        <w:tc>
+          <w:tcPr>
+            <w:cnfStyle w:val="001000000000" w:firstRow="0" w:lastRow="0" w:firstColumn="1" w:lastColumn="0" w:oddVBand="0" w:evenVBand="0" w:oddHBand="0" w:evenHBand="0" w:firstRowFirstColumn="0" w:firstRowLastColumn="0" w:lastRowFirstColumn="0" w:lastRowLastColumn="0"/>
+            <w:tcW w:w="0" w:type="auto"/>
+            <w:hideMark/>
+          </w:tcPr>
+          <w:p>
+            <w:pPr>
               <w:rPr>
                 <w:rFonts w:ascii="Times New Roman" w:eastAsia="Times New Roman" w:hAnsi="Times New Roman" w:cs="Times New Roman"/>
                 <w:kern w:val="0"/>
@@ -4597,12 +4475,11 @@
         <w:tc>
           <w:tcPr>
             <w:tcW w:w="0" w:type="auto"/>
-            <w:vAlign w:val="center"/>
-            <w:hideMark/>
-          </w:tcPr>
-          <w:p>
-            <w:pPr>
-              <w:spacing w:after="0" w:line="240" w:lineRule="auto"/>
+            <w:hideMark/>
+          </w:tcPr>
+          <w:p>
+            <w:pPr>
+              <w:cnfStyle w:val="000000000000" w:firstRow="0" w:lastRow="0" w:firstColumn="0" w:lastColumn="0" w:oddVBand="0" w:evenVBand="0" w:oddHBand="0" w:evenHBand="0" w:firstRowFirstColumn="0" w:firstRowLastColumn="0" w:lastRowFirstColumn="0" w:lastRowLastColumn="0"/>
               <w:rPr>
                 <w:rFonts w:ascii="Times New Roman" w:eastAsia="Times New Roman" w:hAnsi="Times New Roman" w:cs="Times New Roman"/>
                 <w:kern w:val="0"/>
@@ -4627,13 +4504,12 @@
         </w:tc>
         <w:tc>
           <w:tcPr>
-            <w:tcW w:w="0" w:type="auto"/>
-            <w:vAlign w:val="center"/>
-            <w:hideMark/>
-          </w:tcPr>
-          <w:p>
-            <w:pPr>
-              <w:spacing w:after="0" w:line="240" w:lineRule="auto"/>
+            <w:tcW w:w="3770" w:type="dxa"/>
+            <w:hideMark/>
+          </w:tcPr>
+          <w:p>
+            <w:pPr>
+              <w:cnfStyle w:val="000000000000" w:firstRow="0" w:lastRow="0" w:firstColumn="0" w:lastColumn="0" w:oddVBand="0" w:evenVBand="0" w:oddHBand="0" w:evenHBand="0" w:firstRowFirstColumn="0" w:firstRowLastColumn="0" w:lastRowFirstColumn="0" w:lastRowLastColumn="0"/>
               <w:rPr>
                 <w:rFonts w:ascii="Times New Roman" w:eastAsia="Times New Roman" w:hAnsi="Times New Roman" w:cs="Times New Roman"/>
                 <w:kern w:val="0"/>
@@ -4679,7 +4555,6 @@
           <w:lang w:val="en-GB" w:eastAsia="en-GB" w:bidi="ar-SA"/>
           <w14:ligatures w14:val="none"/>
         </w:rPr>
-        <w:lastRenderedPageBreak/>
         <w:pict w14:anchorId="5CDC1728">
           <v:rect id="_x0000_i1033" style="width:0;height:1.5pt" o:hralign="center" o:hrstd="t" o:hr="t" fillcolor="#a0a0a0" stroked="f"/>
         </w:pict>
@@ -4716,87 +4591,77 @@
     </w:p>
     <w:tbl>
       <w:tblPr>
-        <w:tblW w:w="0" w:type="auto"/>
-        <w:tblCellSpacing w:w="15" w:type="dxa"/>
-        <w:tblCellMar>
-          <w:top w:w="15" w:type="dxa"/>
-          <w:left w:w="15" w:type="dxa"/>
-          <w:bottom w:w="15" w:type="dxa"/>
-          <w:right w:w="15" w:type="dxa"/>
-        </w:tblCellMar>
+        <w:tblStyle w:val="PlainTable1"/>
+        <w:tblW w:w="9085" w:type="dxa"/>
         <w:tblLook w:val="04A0" w:firstRow="1" w:lastRow="0" w:firstColumn="1" w:lastColumn="0" w:noHBand="0" w:noVBand="1"/>
       </w:tblPr>
       <w:tblGrid>
-        <w:gridCol w:w="2042"/>
-        <w:gridCol w:w="3441"/>
+        <w:gridCol w:w="2330"/>
+        <w:gridCol w:w="6755"/>
       </w:tblGrid>
       <w:tr>
         <w:trPr>
-          <w:tblHeader/>
-          <w:tblCellSpacing w:w="15" w:type="dxa"/>
+          <w:cnfStyle w:val="100000000000" w:firstRow="1" w:lastRow="0" w:firstColumn="0" w:lastColumn="0" w:oddVBand="0" w:evenVBand="0" w:oddHBand="0" w:evenHBand="0" w:firstRowFirstColumn="0" w:firstRowLastColumn="0" w:lastRowFirstColumn="0" w:lastRowLastColumn="0"/>
         </w:trPr>
         <w:tc>
           <w:tcPr>
-            <w:tcW w:w="0" w:type="auto"/>
-            <w:vAlign w:val="center"/>
-            <w:hideMark/>
-          </w:tcPr>
-          <w:p>
-            <w:pPr>
-              <w:spacing w:after="0" w:line="240" w:lineRule="auto"/>
+            <w:cnfStyle w:val="001000000000" w:firstRow="0" w:lastRow="0" w:firstColumn="1" w:lastColumn="0" w:oddVBand="0" w:evenVBand="0" w:oddHBand="0" w:evenHBand="0" w:firstRowFirstColumn="0" w:firstRowLastColumn="0" w:lastRowFirstColumn="0" w:lastRowLastColumn="0"/>
+            <w:tcW w:w="0" w:type="auto"/>
+            <w:shd w:val="clear" w:color="auto" w:fill="0E2841" w:themeFill="text2"/>
+            <w:hideMark/>
+          </w:tcPr>
+          <w:p>
+            <w:pPr>
               <w:jc w:val="center"/>
               <w:rPr>
                 <w:rFonts w:ascii="Times New Roman" w:eastAsia="Times New Roman" w:hAnsi="Times New Roman" w:cs="Times New Roman"/>
-                <w:b/>
-                <w:bCs/>
-                <w:kern w:val="0"/>
-                <w:sz w:val="24"/>
-                <w:szCs w:val="24"/>
-                <w:lang w:val="en-GB" w:eastAsia="en-GB" w:bidi="ar-SA"/>
-                <w14:ligatures w14:val="none"/>
-              </w:rPr>
-            </w:pPr>
-            <w:r>
-              <w:rPr>
-                <w:rFonts w:ascii="Times New Roman" w:eastAsia="Times New Roman" w:hAnsi="Times New Roman" w:cs="Times New Roman"/>
-                <w:b/>
-                <w:bCs/>
-                <w:kern w:val="0"/>
-                <w:sz w:val="24"/>
-                <w:szCs w:val="24"/>
-                <w:lang w:val="en-GB" w:eastAsia="en-GB" w:bidi="ar-SA"/>
-                <w14:ligatures w14:val="none"/>
-              </w:rPr>
+                <w:b w:val="0"/>
+                <w:bCs w:val="0"/>
+                <w:kern w:val="0"/>
+                <w:sz w:val="24"/>
+                <w:szCs w:val="24"/>
+                <w:lang w:val="en-GB" w:eastAsia="en-GB" w:bidi="ar-SA"/>
+                <w14:ligatures w14:val="none"/>
+              </w:rPr>
+            </w:pPr>
+            <w:r>
+              <w:rPr>
+                <w:rFonts w:ascii="Times New Roman" w:eastAsia="Times New Roman" w:hAnsi="Times New Roman" w:cs="Times New Roman"/>
+                <w:kern w:val="0"/>
+                <w:sz w:val="24"/>
+                <w:szCs w:val="24"/>
+                <w:lang w:val="en-GB" w:eastAsia="en-GB" w:bidi="ar-SA"/>
+                <w14:ligatures w14:val="none"/>
+              </w:rPr>
+              <w:lastRenderedPageBreak/>
               <w:t>Module</w:t>
             </w:r>
           </w:p>
         </w:tc>
         <w:tc>
           <w:tcPr>
-            <w:tcW w:w="0" w:type="auto"/>
-            <w:vAlign w:val="center"/>
-            <w:hideMark/>
-          </w:tcPr>
-          <w:p>
-            <w:pPr>
-              <w:spacing w:after="0" w:line="240" w:lineRule="auto"/>
+            <w:tcW w:w="6755" w:type="dxa"/>
+            <w:shd w:val="clear" w:color="auto" w:fill="0E2841" w:themeFill="text2"/>
+            <w:hideMark/>
+          </w:tcPr>
+          <w:p>
+            <w:pPr>
               <w:jc w:val="center"/>
-              <w:rPr>
-                <w:rFonts w:ascii="Times New Roman" w:eastAsia="Times New Roman" w:hAnsi="Times New Roman" w:cs="Times New Roman"/>
-                <w:b/>
-                <w:bCs/>
-                <w:kern w:val="0"/>
-                <w:sz w:val="24"/>
-                <w:szCs w:val="24"/>
-                <w:lang w:val="en-GB" w:eastAsia="en-GB" w:bidi="ar-SA"/>
-                <w14:ligatures w14:val="none"/>
-              </w:rPr>
-            </w:pPr>
-            <w:r>
-              <w:rPr>
-                <w:rFonts w:ascii="Times New Roman" w:eastAsia="Times New Roman" w:hAnsi="Times New Roman" w:cs="Times New Roman"/>
-                <w:b/>
-                <w:bCs/>
+              <w:cnfStyle w:val="100000000000" w:firstRow="1" w:lastRow="0" w:firstColumn="0" w:lastColumn="0" w:oddVBand="0" w:evenVBand="0" w:oddHBand="0" w:evenHBand="0" w:firstRowFirstColumn="0" w:firstRowLastColumn="0" w:lastRowFirstColumn="0" w:lastRowLastColumn="0"/>
+              <w:rPr>
+                <w:rFonts w:ascii="Times New Roman" w:eastAsia="Times New Roman" w:hAnsi="Times New Roman" w:cs="Times New Roman"/>
+                <w:b w:val="0"/>
+                <w:bCs w:val="0"/>
+                <w:kern w:val="0"/>
+                <w:sz w:val="24"/>
+                <w:szCs w:val="24"/>
+                <w:lang w:val="en-GB" w:eastAsia="en-GB" w:bidi="ar-SA"/>
+                <w14:ligatures w14:val="none"/>
+              </w:rPr>
+            </w:pPr>
+            <w:r>
+              <w:rPr>
+                <w:rFonts w:ascii="Times New Roman" w:eastAsia="Times New Roman" w:hAnsi="Times New Roman" w:cs="Times New Roman"/>
                 <w:kern w:val="0"/>
                 <w:sz w:val="24"/>
                 <w:szCs w:val="24"/>
@@ -4810,17 +4675,16 @@
       </w:tr>
       <w:tr>
         <w:trPr>
-          <w:tblCellSpacing w:w="15" w:type="dxa"/>
+          <w:cnfStyle w:val="000000100000" w:firstRow="0" w:lastRow="0" w:firstColumn="0" w:lastColumn="0" w:oddVBand="0" w:evenVBand="0" w:oddHBand="1" w:evenHBand="0" w:firstRowFirstColumn="0" w:firstRowLastColumn="0" w:lastRowFirstColumn="0" w:lastRowLastColumn="0"/>
         </w:trPr>
         <w:tc>
           <w:tcPr>
-            <w:tcW w:w="0" w:type="auto"/>
-            <w:vAlign w:val="center"/>
-            <w:hideMark/>
-          </w:tcPr>
-          <w:p>
-            <w:pPr>
-              <w:spacing w:after="0" w:line="240" w:lineRule="auto"/>
+            <w:cnfStyle w:val="001000000000" w:firstRow="0" w:lastRow="0" w:firstColumn="1" w:lastColumn="0" w:oddVBand="0" w:evenVBand="0" w:oddHBand="0" w:evenHBand="0" w:firstRowFirstColumn="0" w:firstRowLastColumn="0" w:lastRowFirstColumn="0" w:lastRowLastColumn="0"/>
+            <w:tcW w:w="0" w:type="auto"/>
+            <w:hideMark/>
+          </w:tcPr>
+          <w:p>
+            <w:pPr>
               <w:rPr>
                 <w:rFonts w:ascii="Times New Roman" w:eastAsia="Times New Roman" w:hAnsi="Times New Roman" w:cs="Times New Roman"/>
                 <w:kern w:val="0"/>
@@ -4845,13 +4709,12 @@
         </w:tc>
         <w:tc>
           <w:tcPr>
-            <w:tcW w:w="0" w:type="auto"/>
-            <w:vAlign w:val="center"/>
-            <w:hideMark/>
-          </w:tcPr>
-          <w:p>
-            <w:pPr>
-              <w:spacing w:after="0" w:line="240" w:lineRule="auto"/>
+            <w:tcW w:w="6755" w:type="dxa"/>
+            <w:hideMark/>
+          </w:tcPr>
+          <w:p>
+            <w:pPr>
+              <w:cnfStyle w:val="000000100000" w:firstRow="0" w:lastRow="0" w:firstColumn="0" w:lastColumn="0" w:oddVBand="0" w:evenVBand="0" w:oddHBand="1" w:evenHBand="0" w:firstRowFirstColumn="0" w:firstRowLastColumn="0" w:lastRowFirstColumn="0" w:lastRowLastColumn="0"/>
               <w:rPr>
                 <w:rFonts w:ascii="Times New Roman" w:eastAsia="Times New Roman" w:hAnsi="Times New Roman" w:cs="Times New Roman"/>
                 <w:kern w:val="0"/>
@@ -4871,224 +4734,211 @@
                 <w14:ligatures w14:val="none"/>
               </w:rPr>
               <w:t>Role-based access control (RBAC)</w:t>
+            </w:r>
+          </w:p>
+        </w:tc>
+      </w:tr>
+      <w:tr>
+        <w:tc>
+          <w:tcPr>
+            <w:cnfStyle w:val="001000000000" w:firstRow="0" w:lastRow="0" w:firstColumn="1" w:lastColumn="0" w:oddVBand="0" w:evenVBand="0" w:oddHBand="0" w:evenHBand="0" w:firstRowFirstColumn="0" w:firstRowLastColumn="0" w:lastRowFirstColumn="0" w:lastRowLastColumn="0"/>
+            <w:tcW w:w="0" w:type="auto"/>
+            <w:hideMark/>
+          </w:tcPr>
+          <w:p>
+            <w:pPr>
+              <w:rPr>
+                <w:rFonts w:ascii="Times New Roman" w:eastAsia="Times New Roman" w:hAnsi="Times New Roman" w:cs="Times New Roman"/>
+                <w:kern w:val="0"/>
+                <w:sz w:val="24"/>
+                <w:szCs w:val="24"/>
+                <w:lang w:val="en-GB" w:eastAsia="en-GB" w:bidi="ar-SA"/>
+                <w14:ligatures w14:val="none"/>
+              </w:rPr>
+            </w:pPr>
+            <w:r>
+              <w:rPr>
+                <w:rFonts w:ascii="Times New Roman" w:eastAsia="Times New Roman" w:hAnsi="Times New Roman" w:cs="Times New Roman"/>
+                <w:kern w:val="0"/>
+                <w:sz w:val="24"/>
+                <w:szCs w:val="24"/>
+                <w:lang w:val="en-GB" w:eastAsia="en-GB" w:bidi="ar-SA"/>
+                <w14:ligatures w14:val="none"/>
+              </w:rPr>
+              <w:t>Finance</w:t>
+            </w:r>
+          </w:p>
+        </w:tc>
+        <w:tc>
+          <w:tcPr>
+            <w:tcW w:w="6755" w:type="dxa"/>
+            <w:hideMark/>
+          </w:tcPr>
+          <w:p>
+            <w:pPr>
+              <w:cnfStyle w:val="000000000000" w:firstRow="0" w:lastRow="0" w:firstColumn="0" w:lastColumn="0" w:oddVBand="0" w:evenVBand="0" w:oddHBand="0" w:evenHBand="0" w:firstRowFirstColumn="0" w:firstRowLastColumn="0" w:lastRowFirstColumn="0" w:lastRowLastColumn="0"/>
+              <w:rPr>
+                <w:rFonts w:ascii="Times New Roman" w:eastAsia="Times New Roman" w:hAnsi="Times New Roman" w:cs="Times New Roman"/>
+                <w:kern w:val="0"/>
+                <w:sz w:val="24"/>
+                <w:szCs w:val="24"/>
+                <w:lang w:val="en-GB" w:eastAsia="en-GB" w:bidi="ar-SA"/>
+                <w14:ligatures w14:val="none"/>
+              </w:rPr>
+            </w:pPr>
+            <w:r>
+              <w:rPr>
+                <w:rFonts w:ascii="Times New Roman" w:eastAsia="Times New Roman" w:hAnsi="Times New Roman" w:cs="Times New Roman"/>
+                <w:kern w:val="0"/>
+                <w:sz w:val="24"/>
+                <w:szCs w:val="24"/>
+                <w:lang w:val="en-GB" w:eastAsia="en-GB" w:bidi="ar-SA"/>
+                <w14:ligatures w14:val="none"/>
+              </w:rPr>
+              <w:t>Segregation of Duties Matrix</w:t>
             </w:r>
           </w:p>
         </w:tc>
       </w:tr>
       <w:tr>
         <w:trPr>
-          <w:tblCellSpacing w:w="15" w:type="dxa"/>
+          <w:cnfStyle w:val="000000100000" w:firstRow="0" w:lastRow="0" w:firstColumn="0" w:lastColumn="0" w:oddVBand="0" w:evenVBand="0" w:oddHBand="1" w:evenHBand="0" w:firstRowFirstColumn="0" w:firstRowLastColumn="0" w:lastRowFirstColumn="0" w:lastRowLastColumn="0"/>
         </w:trPr>
         <w:tc>
           <w:tcPr>
-            <w:tcW w:w="0" w:type="auto"/>
-            <w:vAlign w:val="center"/>
-            <w:hideMark/>
-          </w:tcPr>
-          <w:p>
-            <w:pPr>
-              <w:spacing w:after="0" w:line="240" w:lineRule="auto"/>
-              <w:rPr>
-                <w:rFonts w:ascii="Times New Roman" w:eastAsia="Times New Roman" w:hAnsi="Times New Roman" w:cs="Times New Roman"/>
-                <w:kern w:val="0"/>
-                <w:sz w:val="24"/>
-                <w:szCs w:val="24"/>
-                <w:lang w:val="en-GB" w:eastAsia="en-GB" w:bidi="ar-SA"/>
-                <w14:ligatures w14:val="none"/>
-              </w:rPr>
-            </w:pPr>
-            <w:r>
-              <w:rPr>
-                <w:rFonts w:ascii="Times New Roman" w:eastAsia="Times New Roman" w:hAnsi="Times New Roman" w:cs="Times New Roman"/>
-                <w:kern w:val="0"/>
-                <w:sz w:val="24"/>
-                <w:szCs w:val="24"/>
-                <w:lang w:val="en-GB" w:eastAsia="en-GB" w:bidi="ar-SA"/>
-                <w14:ligatures w14:val="none"/>
-              </w:rPr>
-              <w:t>Finance</w:t>
-            </w:r>
-          </w:p>
-        </w:tc>
-        <w:tc>
-          <w:tcPr>
-            <w:tcW w:w="0" w:type="auto"/>
-            <w:vAlign w:val="center"/>
-            <w:hideMark/>
-          </w:tcPr>
-          <w:p>
-            <w:pPr>
-              <w:spacing w:after="0" w:line="240" w:lineRule="auto"/>
-              <w:rPr>
-                <w:rFonts w:ascii="Times New Roman" w:eastAsia="Times New Roman" w:hAnsi="Times New Roman" w:cs="Times New Roman"/>
-                <w:kern w:val="0"/>
-                <w:sz w:val="24"/>
-                <w:szCs w:val="24"/>
-                <w:lang w:val="en-GB" w:eastAsia="en-GB" w:bidi="ar-SA"/>
-                <w14:ligatures w14:val="none"/>
-              </w:rPr>
-            </w:pPr>
-            <w:r>
-              <w:rPr>
-                <w:rFonts w:ascii="Times New Roman" w:eastAsia="Times New Roman" w:hAnsi="Times New Roman" w:cs="Times New Roman"/>
-                <w:kern w:val="0"/>
-                <w:sz w:val="24"/>
-                <w:szCs w:val="24"/>
-                <w:lang w:val="en-GB" w:eastAsia="en-GB" w:bidi="ar-SA"/>
-                <w14:ligatures w14:val="none"/>
-              </w:rPr>
-              <w:t>Segregation of Duties Matrix</w:t>
+            <w:cnfStyle w:val="001000000000" w:firstRow="0" w:lastRow="0" w:firstColumn="1" w:lastColumn="0" w:oddVBand="0" w:evenVBand="0" w:oddHBand="0" w:evenHBand="0" w:firstRowFirstColumn="0" w:firstRowLastColumn="0" w:lastRowFirstColumn="0" w:lastRowLastColumn="0"/>
+            <w:tcW w:w="0" w:type="auto"/>
+            <w:hideMark/>
+          </w:tcPr>
+          <w:p>
+            <w:pPr>
+              <w:rPr>
+                <w:rFonts w:ascii="Times New Roman" w:eastAsia="Times New Roman" w:hAnsi="Times New Roman" w:cs="Times New Roman"/>
+                <w:kern w:val="0"/>
+                <w:sz w:val="24"/>
+                <w:szCs w:val="24"/>
+                <w:lang w:val="en-GB" w:eastAsia="en-GB" w:bidi="ar-SA"/>
+                <w14:ligatures w14:val="none"/>
+              </w:rPr>
+            </w:pPr>
+            <w:r>
+              <w:rPr>
+                <w:rFonts w:ascii="Times New Roman" w:eastAsia="Times New Roman" w:hAnsi="Times New Roman" w:cs="Times New Roman"/>
+                <w:kern w:val="0"/>
+                <w:sz w:val="24"/>
+                <w:szCs w:val="24"/>
+                <w:lang w:val="en-GB" w:eastAsia="en-GB" w:bidi="ar-SA"/>
+                <w14:ligatures w14:val="none"/>
+              </w:rPr>
+              <w:t>Procurement</w:t>
+            </w:r>
+          </w:p>
+        </w:tc>
+        <w:tc>
+          <w:tcPr>
+            <w:tcW w:w="6755" w:type="dxa"/>
+            <w:hideMark/>
+          </w:tcPr>
+          <w:p>
+            <w:pPr>
+              <w:cnfStyle w:val="000000100000" w:firstRow="0" w:lastRow="0" w:firstColumn="0" w:lastColumn="0" w:oddVBand="0" w:evenVBand="0" w:oddHBand="1" w:evenHBand="0" w:firstRowFirstColumn="0" w:firstRowLastColumn="0" w:lastRowFirstColumn="0" w:lastRowLastColumn="0"/>
+              <w:rPr>
+                <w:rFonts w:ascii="Times New Roman" w:eastAsia="Times New Roman" w:hAnsi="Times New Roman" w:cs="Times New Roman"/>
+                <w:kern w:val="0"/>
+                <w:sz w:val="24"/>
+                <w:szCs w:val="24"/>
+                <w:lang w:val="en-GB" w:eastAsia="en-GB" w:bidi="ar-SA"/>
+                <w14:ligatures w14:val="none"/>
+              </w:rPr>
+            </w:pPr>
+            <w:r>
+              <w:rPr>
+                <w:rFonts w:ascii="Times New Roman" w:eastAsia="Times New Roman" w:hAnsi="Times New Roman" w:cs="Times New Roman"/>
+                <w:kern w:val="0"/>
+                <w:sz w:val="24"/>
+                <w:szCs w:val="24"/>
+                <w:lang w:val="en-GB" w:eastAsia="en-GB" w:bidi="ar-SA"/>
+                <w14:ligatures w14:val="none"/>
+              </w:rPr>
+              <w:t>Workflow-based approval</w:t>
+            </w:r>
+          </w:p>
+        </w:tc>
+      </w:tr>
+      <w:tr>
+        <w:tc>
+          <w:tcPr>
+            <w:cnfStyle w:val="001000000000" w:firstRow="0" w:lastRow="0" w:firstColumn="1" w:lastColumn="0" w:oddVBand="0" w:evenVBand="0" w:oddHBand="0" w:evenHBand="0" w:firstRowFirstColumn="0" w:firstRowLastColumn="0" w:lastRowFirstColumn="0" w:lastRowLastColumn="0"/>
+            <w:tcW w:w="0" w:type="auto"/>
+            <w:hideMark/>
+          </w:tcPr>
+          <w:p>
+            <w:pPr>
+              <w:rPr>
+                <w:rFonts w:ascii="Times New Roman" w:eastAsia="Times New Roman" w:hAnsi="Times New Roman" w:cs="Times New Roman"/>
+                <w:kern w:val="0"/>
+                <w:sz w:val="24"/>
+                <w:szCs w:val="24"/>
+                <w:lang w:val="en-GB" w:eastAsia="en-GB" w:bidi="ar-SA"/>
+                <w14:ligatures w14:val="none"/>
+              </w:rPr>
+            </w:pPr>
+            <w:r>
+              <w:rPr>
+                <w:rFonts w:ascii="Times New Roman" w:eastAsia="Times New Roman" w:hAnsi="Times New Roman" w:cs="Times New Roman"/>
+                <w:kern w:val="0"/>
+                <w:sz w:val="24"/>
+                <w:szCs w:val="24"/>
+                <w:lang w:val="en-GB" w:eastAsia="en-GB" w:bidi="ar-SA"/>
+                <w14:ligatures w14:val="none"/>
+              </w:rPr>
+              <w:t>Asset Management</w:t>
+            </w:r>
+          </w:p>
+        </w:tc>
+        <w:tc>
+          <w:tcPr>
+            <w:tcW w:w="6755" w:type="dxa"/>
+            <w:hideMark/>
+          </w:tcPr>
+          <w:p>
+            <w:pPr>
+              <w:cnfStyle w:val="000000000000" w:firstRow="0" w:lastRow="0" w:firstColumn="0" w:lastColumn="0" w:oddVBand="0" w:evenVBand="0" w:oddHBand="0" w:evenHBand="0" w:firstRowFirstColumn="0" w:firstRowLastColumn="0" w:lastRowFirstColumn="0" w:lastRowLastColumn="0"/>
+              <w:rPr>
+                <w:rFonts w:ascii="Times New Roman" w:eastAsia="Times New Roman" w:hAnsi="Times New Roman" w:cs="Times New Roman"/>
+                <w:kern w:val="0"/>
+                <w:sz w:val="24"/>
+                <w:szCs w:val="24"/>
+                <w:lang w:val="en-GB" w:eastAsia="en-GB" w:bidi="ar-SA"/>
+                <w14:ligatures w14:val="none"/>
+              </w:rPr>
+            </w:pPr>
+            <w:r>
+              <w:rPr>
+                <w:rFonts w:ascii="Times New Roman" w:eastAsia="Times New Roman" w:hAnsi="Times New Roman" w:cs="Times New Roman"/>
+                <w:kern w:val="0"/>
+                <w:sz w:val="24"/>
+                <w:szCs w:val="24"/>
+                <w:lang w:val="en-GB" w:eastAsia="en-GB" w:bidi="ar-SA"/>
+                <w14:ligatures w14:val="none"/>
+              </w:rPr>
+              <w:t>Automated depreciation tracking</w:t>
             </w:r>
           </w:p>
         </w:tc>
       </w:tr>
       <w:tr>
         <w:trPr>
-          <w:tblCellSpacing w:w="15" w:type="dxa"/>
+          <w:cnfStyle w:val="000000100000" w:firstRow="0" w:lastRow="0" w:firstColumn="0" w:lastColumn="0" w:oddVBand="0" w:evenVBand="0" w:oddHBand="1" w:evenHBand="0" w:firstRowFirstColumn="0" w:firstRowLastColumn="0" w:lastRowFirstColumn="0" w:lastRowLastColumn="0"/>
         </w:trPr>
         <w:tc>
           <w:tcPr>
-            <w:tcW w:w="0" w:type="auto"/>
-            <w:vAlign w:val="center"/>
-            <w:hideMark/>
-          </w:tcPr>
-          <w:p>
-            <w:pPr>
-              <w:spacing w:after="0" w:line="240" w:lineRule="auto"/>
-              <w:rPr>
-                <w:rFonts w:ascii="Times New Roman" w:eastAsia="Times New Roman" w:hAnsi="Times New Roman" w:cs="Times New Roman"/>
-                <w:kern w:val="0"/>
-                <w:sz w:val="24"/>
-                <w:szCs w:val="24"/>
-                <w:lang w:val="en-GB" w:eastAsia="en-GB" w:bidi="ar-SA"/>
-                <w14:ligatures w14:val="none"/>
-              </w:rPr>
-            </w:pPr>
-            <w:r>
-              <w:rPr>
-                <w:rFonts w:ascii="Times New Roman" w:eastAsia="Times New Roman" w:hAnsi="Times New Roman" w:cs="Times New Roman"/>
-                <w:kern w:val="0"/>
-                <w:sz w:val="24"/>
-                <w:szCs w:val="24"/>
-                <w:lang w:val="en-GB" w:eastAsia="en-GB" w:bidi="ar-SA"/>
-                <w14:ligatures w14:val="none"/>
-              </w:rPr>
-              <w:t>Procurement</w:t>
-            </w:r>
-          </w:p>
-        </w:tc>
-        <w:tc>
-          <w:tcPr>
-            <w:tcW w:w="0" w:type="auto"/>
-            <w:vAlign w:val="center"/>
-            <w:hideMark/>
-          </w:tcPr>
-          <w:p>
-            <w:pPr>
-              <w:spacing w:after="0" w:line="240" w:lineRule="auto"/>
-              <w:rPr>
-                <w:rFonts w:ascii="Times New Roman" w:eastAsia="Times New Roman" w:hAnsi="Times New Roman" w:cs="Times New Roman"/>
-                <w:kern w:val="0"/>
-                <w:sz w:val="24"/>
-                <w:szCs w:val="24"/>
-                <w:lang w:val="en-GB" w:eastAsia="en-GB" w:bidi="ar-SA"/>
-                <w14:ligatures w14:val="none"/>
-              </w:rPr>
-            </w:pPr>
-            <w:r>
-              <w:rPr>
-                <w:rFonts w:ascii="Times New Roman" w:eastAsia="Times New Roman" w:hAnsi="Times New Roman" w:cs="Times New Roman"/>
-                <w:kern w:val="0"/>
-                <w:sz w:val="24"/>
-                <w:szCs w:val="24"/>
-                <w:lang w:val="en-GB" w:eastAsia="en-GB" w:bidi="ar-SA"/>
-                <w14:ligatures w14:val="none"/>
-              </w:rPr>
-              <w:t>Workflow-based approval</w:t>
-            </w:r>
-          </w:p>
-        </w:tc>
-      </w:tr>
-      <w:tr>
-        <w:trPr>
-          <w:tblCellSpacing w:w="15" w:type="dxa"/>
-        </w:trPr>
-        <w:tc>
-          <w:tcPr>
-            <w:tcW w:w="0" w:type="auto"/>
-            <w:vAlign w:val="center"/>
-            <w:hideMark/>
-          </w:tcPr>
-          <w:p>
-            <w:pPr>
-              <w:spacing w:after="0" w:line="240" w:lineRule="auto"/>
-              <w:rPr>
-                <w:rFonts w:ascii="Times New Roman" w:eastAsia="Times New Roman" w:hAnsi="Times New Roman" w:cs="Times New Roman"/>
-                <w:kern w:val="0"/>
-                <w:sz w:val="24"/>
-                <w:szCs w:val="24"/>
-                <w:lang w:val="en-GB" w:eastAsia="en-GB" w:bidi="ar-SA"/>
-                <w14:ligatures w14:val="none"/>
-              </w:rPr>
-            </w:pPr>
-            <w:r>
-              <w:rPr>
-                <w:rFonts w:ascii="Times New Roman" w:eastAsia="Times New Roman" w:hAnsi="Times New Roman" w:cs="Times New Roman"/>
-                <w:kern w:val="0"/>
-                <w:sz w:val="24"/>
-                <w:szCs w:val="24"/>
-                <w:lang w:val="en-GB" w:eastAsia="en-GB" w:bidi="ar-SA"/>
-                <w14:ligatures w14:val="none"/>
-              </w:rPr>
-              <w:t>Asset Management</w:t>
-            </w:r>
-          </w:p>
-        </w:tc>
-        <w:tc>
-          <w:tcPr>
-            <w:tcW w:w="0" w:type="auto"/>
-            <w:vAlign w:val="center"/>
-            <w:hideMark/>
-          </w:tcPr>
-          <w:p>
-            <w:pPr>
-              <w:spacing w:after="0" w:line="240" w:lineRule="auto"/>
-              <w:rPr>
-                <w:rFonts w:ascii="Times New Roman" w:eastAsia="Times New Roman" w:hAnsi="Times New Roman" w:cs="Times New Roman"/>
-                <w:kern w:val="0"/>
-                <w:sz w:val="24"/>
-                <w:szCs w:val="24"/>
-                <w:lang w:val="en-GB" w:eastAsia="en-GB" w:bidi="ar-SA"/>
-                <w14:ligatures w14:val="none"/>
-              </w:rPr>
-            </w:pPr>
-            <w:r>
-              <w:rPr>
-                <w:rFonts w:ascii="Times New Roman" w:eastAsia="Times New Roman" w:hAnsi="Times New Roman" w:cs="Times New Roman"/>
-                <w:kern w:val="0"/>
-                <w:sz w:val="24"/>
-                <w:szCs w:val="24"/>
-                <w:lang w:val="en-GB" w:eastAsia="en-GB" w:bidi="ar-SA"/>
-                <w14:ligatures w14:val="none"/>
-              </w:rPr>
-              <w:t>Automated depreciation tracking</w:t>
-            </w:r>
-          </w:p>
-        </w:tc>
-      </w:tr>
-      <w:tr>
-        <w:trPr>
-          <w:tblCellSpacing w:w="15" w:type="dxa"/>
-        </w:trPr>
-        <w:tc>
-          <w:tcPr>
-            <w:tcW w:w="0" w:type="auto"/>
-            <w:vAlign w:val="center"/>
-            <w:hideMark/>
-          </w:tcPr>
-          <w:p>
-            <w:pPr>
-              <w:spacing w:after="0" w:line="240" w:lineRule="auto"/>
+            <w:cnfStyle w:val="001000000000" w:firstRow="0" w:lastRow="0" w:firstColumn="1" w:lastColumn="0" w:oddVBand="0" w:evenVBand="0" w:oddHBand="0" w:evenHBand="0" w:firstRowFirstColumn="0" w:firstRowLastColumn="0" w:lastRowFirstColumn="0" w:lastRowLastColumn="0"/>
+            <w:tcW w:w="0" w:type="auto"/>
+            <w:hideMark/>
+          </w:tcPr>
+          <w:p>
+            <w:pPr>
               <w:rPr>
                 <w:rFonts w:ascii="Times New Roman" w:eastAsia="Times New Roman" w:hAnsi="Times New Roman" w:cs="Times New Roman"/>
                 <w:kern w:val="0"/>
@@ -5113,13 +4963,12 @@
         </w:tc>
         <w:tc>
           <w:tcPr>
-            <w:tcW w:w="0" w:type="auto"/>
-            <w:vAlign w:val="center"/>
-            <w:hideMark/>
-          </w:tcPr>
-          <w:p>
-            <w:pPr>
-              <w:spacing w:after="0" w:line="240" w:lineRule="auto"/>
+            <w:tcW w:w="6755" w:type="dxa"/>
+            <w:hideMark/>
+          </w:tcPr>
+          <w:p>
+            <w:pPr>
+              <w:cnfStyle w:val="000000100000" w:firstRow="0" w:lastRow="0" w:firstColumn="0" w:lastColumn="0" w:oddVBand="0" w:evenVBand="0" w:oddHBand="1" w:evenHBand="0" w:firstRowFirstColumn="0" w:firstRowLastColumn="0" w:lastRowFirstColumn="0" w:lastRowLastColumn="0"/>
               <w:rPr>
                 <w:rFonts w:ascii="Times New Roman" w:eastAsia="Times New Roman" w:hAnsi="Times New Roman" w:cs="Times New Roman"/>
                 <w:kern w:val="0"/>
@@ -5201,52 +5050,43 @@
     </w:p>
     <w:tbl>
       <w:tblPr>
+        <w:tblStyle w:val="PlainTable1"/>
         <w:tblW w:w="0" w:type="auto"/>
-        <w:tblCellSpacing w:w="15" w:type="dxa"/>
-        <w:tblCellMar>
-          <w:top w:w="15" w:type="dxa"/>
-          <w:left w:w="15" w:type="dxa"/>
-          <w:bottom w:w="15" w:type="dxa"/>
-          <w:right w:w="15" w:type="dxa"/>
-        </w:tblCellMar>
         <w:tblLook w:val="04A0" w:firstRow="1" w:lastRow="0" w:firstColumn="1" w:lastColumn="0" w:noHBand="0" w:noVBand="1"/>
       </w:tblPr>
       <w:tblGrid>
-        <w:gridCol w:w="835"/>
-        <w:gridCol w:w="2947"/>
-        <w:gridCol w:w="1935"/>
+        <w:gridCol w:w="1016"/>
+        <w:gridCol w:w="3103"/>
+        <w:gridCol w:w="4876"/>
       </w:tblGrid>
       <w:tr>
         <w:trPr>
-          <w:tblHeader/>
-          <w:tblCellSpacing w:w="15" w:type="dxa"/>
+          <w:cnfStyle w:val="100000000000" w:firstRow="1" w:lastRow="0" w:firstColumn="0" w:lastColumn="0" w:oddVBand="0" w:evenVBand="0" w:oddHBand="0" w:evenHBand="0" w:firstRowFirstColumn="0" w:firstRowLastColumn="0" w:lastRowFirstColumn="0" w:lastRowLastColumn="0"/>
         </w:trPr>
         <w:tc>
           <w:tcPr>
-            <w:tcW w:w="0" w:type="auto"/>
-            <w:vAlign w:val="center"/>
-            <w:hideMark/>
-          </w:tcPr>
-          <w:p>
-            <w:pPr>
-              <w:spacing w:after="0" w:line="240" w:lineRule="auto"/>
+            <w:cnfStyle w:val="001000000000" w:firstRow="0" w:lastRow="0" w:firstColumn="1" w:lastColumn="0" w:oddVBand="0" w:evenVBand="0" w:oddHBand="0" w:evenHBand="0" w:firstRowFirstColumn="0" w:firstRowLastColumn="0" w:lastRowFirstColumn="0" w:lastRowLastColumn="0"/>
+            <w:tcW w:w="0" w:type="auto"/>
+            <w:shd w:val="clear" w:color="auto" w:fill="0E2841" w:themeFill="text2"/>
+            <w:hideMark/>
+          </w:tcPr>
+          <w:p>
+            <w:pPr>
               <w:jc w:val="center"/>
               <w:rPr>
                 <w:rFonts w:ascii="Times New Roman" w:eastAsia="Times New Roman" w:hAnsi="Times New Roman" w:cs="Times New Roman"/>
-                <w:b/>
-                <w:bCs/>
-                <w:kern w:val="0"/>
-                <w:sz w:val="24"/>
-                <w:szCs w:val="24"/>
-                <w:lang w:val="en-GB" w:eastAsia="en-GB" w:bidi="ar-SA"/>
-                <w14:ligatures w14:val="none"/>
-              </w:rPr>
-            </w:pPr>
-            <w:r>
-              <w:rPr>
-                <w:rFonts w:ascii="Times New Roman" w:eastAsia="Times New Roman" w:hAnsi="Times New Roman" w:cs="Times New Roman"/>
-                <w:b/>
-                <w:bCs/>
+                <w:b w:val="0"/>
+                <w:bCs w:val="0"/>
+                <w:kern w:val="0"/>
+                <w:sz w:val="24"/>
+                <w:szCs w:val="24"/>
+                <w:lang w:val="en-GB" w:eastAsia="en-GB" w:bidi="ar-SA"/>
+                <w14:ligatures w14:val="none"/>
+              </w:rPr>
+            </w:pPr>
+            <w:r>
+              <w:rPr>
+                <w:rFonts w:ascii="Times New Roman" w:eastAsia="Times New Roman" w:hAnsi="Times New Roman" w:cs="Times New Roman"/>
                 <w:kern w:val="0"/>
                 <w:sz w:val="24"/>
                 <w:szCs w:val="24"/>
@@ -5260,29 +5100,27 @@
         <w:tc>
           <w:tcPr>
             <w:tcW w:w="0" w:type="auto"/>
-            <w:vAlign w:val="center"/>
-            <w:hideMark/>
-          </w:tcPr>
-          <w:p>
-            <w:pPr>
-              <w:spacing w:after="0" w:line="240" w:lineRule="auto"/>
+            <w:shd w:val="clear" w:color="auto" w:fill="0E2841" w:themeFill="text2"/>
+            <w:hideMark/>
+          </w:tcPr>
+          <w:p>
+            <w:pPr>
               <w:jc w:val="center"/>
-              <w:rPr>
-                <w:rFonts w:ascii="Times New Roman" w:eastAsia="Times New Roman" w:hAnsi="Times New Roman" w:cs="Times New Roman"/>
-                <w:b/>
-                <w:bCs/>
-                <w:kern w:val="0"/>
-                <w:sz w:val="24"/>
-                <w:szCs w:val="24"/>
-                <w:lang w:val="en-GB" w:eastAsia="en-GB" w:bidi="ar-SA"/>
-                <w14:ligatures w14:val="none"/>
-              </w:rPr>
-            </w:pPr>
-            <w:r>
-              <w:rPr>
-                <w:rFonts w:ascii="Times New Roman" w:eastAsia="Times New Roman" w:hAnsi="Times New Roman" w:cs="Times New Roman"/>
-                <w:b/>
-                <w:bCs/>
+              <w:cnfStyle w:val="100000000000" w:firstRow="1" w:lastRow="0" w:firstColumn="0" w:lastColumn="0" w:oddVBand="0" w:evenVBand="0" w:oddHBand="0" w:evenHBand="0" w:firstRowFirstColumn="0" w:firstRowLastColumn="0" w:lastRowFirstColumn="0" w:lastRowLastColumn="0"/>
+              <w:rPr>
+                <w:rFonts w:ascii="Times New Roman" w:eastAsia="Times New Roman" w:hAnsi="Times New Roman" w:cs="Times New Roman"/>
+                <w:b w:val="0"/>
+                <w:bCs w:val="0"/>
+                <w:kern w:val="0"/>
+                <w:sz w:val="24"/>
+                <w:szCs w:val="24"/>
+                <w:lang w:val="en-GB" w:eastAsia="en-GB" w:bidi="ar-SA"/>
+                <w14:ligatures w14:val="none"/>
+              </w:rPr>
+            </w:pPr>
+            <w:r>
+              <w:rPr>
+                <w:rFonts w:ascii="Times New Roman" w:eastAsia="Times New Roman" w:hAnsi="Times New Roman" w:cs="Times New Roman"/>
                 <w:kern w:val="0"/>
                 <w:sz w:val="24"/>
                 <w:szCs w:val="24"/>
@@ -5295,30 +5133,28 @@
         </w:tc>
         <w:tc>
           <w:tcPr>
-            <w:tcW w:w="0" w:type="auto"/>
-            <w:vAlign w:val="center"/>
-            <w:hideMark/>
-          </w:tcPr>
-          <w:p>
-            <w:pPr>
-              <w:spacing w:after="0" w:line="240" w:lineRule="auto"/>
+            <w:tcW w:w="4876" w:type="dxa"/>
+            <w:shd w:val="clear" w:color="auto" w:fill="0E2841" w:themeFill="text2"/>
+            <w:hideMark/>
+          </w:tcPr>
+          <w:p>
+            <w:pPr>
               <w:jc w:val="center"/>
-              <w:rPr>
-                <w:rFonts w:ascii="Times New Roman" w:eastAsia="Times New Roman" w:hAnsi="Times New Roman" w:cs="Times New Roman"/>
-                <w:b/>
-                <w:bCs/>
-                <w:kern w:val="0"/>
-                <w:sz w:val="24"/>
-                <w:szCs w:val="24"/>
-                <w:lang w:val="en-GB" w:eastAsia="en-GB" w:bidi="ar-SA"/>
-                <w14:ligatures w14:val="none"/>
-              </w:rPr>
-            </w:pPr>
-            <w:r>
-              <w:rPr>
-                <w:rFonts w:ascii="Times New Roman" w:eastAsia="Times New Roman" w:hAnsi="Times New Roman" w:cs="Times New Roman"/>
-                <w:b/>
-                <w:bCs/>
+              <w:cnfStyle w:val="100000000000" w:firstRow="1" w:lastRow="0" w:firstColumn="0" w:lastColumn="0" w:oddVBand="0" w:evenVBand="0" w:oddHBand="0" w:evenHBand="0" w:firstRowFirstColumn="0" w:firstRowLastColumn="0" w:lastRowFirstColumn="0" w:lastRowLastColumn="0"/>
+              <w:rPr>
+                <w:rFonts w:ascii="Times New Roman" w:eastAsia="Times New Roman" w:hAnsi="Times New Roman" w:cs="Times New Roman"/>
+                <w:b w:val="0"/>
+                <w:bCs w:val="0"/>
+                <w:kern w:val="0"/>
+                <w:sz w:val="24"/>
+                <w:szCs w:val="24"/>
+                <w:lang w:val="en-GB" w:eastAsia="en-GB" w:bidi="ar-SA"/>
+                <w14:ligatures w14:val="none"/>
+              </w:rPr>
+            </w:pPr>
+            <w:r>
+              <w:rPr>
+                <w:rFonts w:ascii="Times New Roman" w:eastAsia="Times New Roman" w:hAnsi="Times New Roman" w:cs="Times New Roman"/>
                 <w:kern w:val="0"/>
                 <w:sz w:val="24"/>
                 <w:szCs w:val="24"/>
@@ -5332,17 +5168,16 @@
       </w:tr>
       <w:tr>
         <w:trPr>
-          <w:tblCellSpacing w:w="15" w:type="dxa"/>
+          <w:cnfStyle w:val="000000100000" w:firstRow="0" w:lastRow="0" w:firstColumn="0" w:lastColumn="0" w:oddVBand="0" w:evenVBand="0" w:oddHBand="1" w:evenHBand="0" w:firstRowFirstColumn="0" w:firstRowLastColumn="0" w:lastRowFirstColumn="0" w:lastRowLastColumn="0"/>
         </w:trPr>
         <w:tc>
           <w:tcPr>
-            <w:tcW w:w="0" w:type="auto"/>
-            <w:vAlign w:val="center"/>
-            <w:hideMark/>
-          </w:tcPr>
-          <w:p>
-            <w:pPr>
-              <w:spacing w:after="0" w:line="240" w:lineRule="auto"/>
+            <w:cnfStyle w:val="001000000000" w:firstRow="0" w:lastRow="0" w:firstColumn="1" w:lastColumn="0" w:oddVBand="0" w:evenVBand="0" w:oddHBand="0" w:evenHBand="0" w:firstRowFirstColumn="0" w:firstRowLastColumn="0" w:lastRowFirstColumn="0" w:lastRowLastColumn="0"/>
+            <w:tcW w:w="0" w:type="auto"/>
+            <w:hideMark/>
+          </w:tcPr>
+          <w:p>
+            <w:pPr>
               <w:rPr>
                 <w:rFonts w:ascii="Times New Roman" w:eastAsia="Times New Roman" w:hAnsi="Times New Roman" w:cs="Times New Roman"/>
                 <w:kern w:val="0"/>
@@ -5368,12 +5203,11 @@
         <w:tc>
           <w:tcPr>
             <w:tcW w:w="0" w:type="auto"/>
-            <w:vAlign w:val="center"/>
-            <w:hideMark/>
-          </w:tcPr>
-          <w:p>
-            <w:pPr>
-              <w:spacing w:after="0" w:line="240" w:lineRule="auto"/>
+            <w:hideMark/>
+          </w:tcPr>
+          <w:p>
+            <w:pPr>
+              <w:cnfStyle w:val="000000100000" w:firstRow="0" w:lastRow="0" w:firstColumn="0" w:lastColumn="0" w:oddVBand="0" w:evenVBand="0" w:oddHBand="1" w:evenHBand="0" w:firstRowFirstColumn="0" w:firstRowLastColumn="0" w:lastRowFirstColumn="0" w:lastRowLastColumn="0"/>
               <w:rPr>
                 <w:rFonts w:ascii="Times New Roman" w:eastAsia="Times New Roman" w:hAnsi="Times New Roman" w:cs="Times New Roman"/>
                 <w:kern w:val="0"/>
@@ -5398,13 +5232,12 @@
         </w:tc>
         <w:tc>
           <w:tcPr>
-            <w:tcW w:w="0" w:type="auto"/>
-            <w:vAlign w:val="center"/>
-            <w:hideMark/>
-          </w:tcPr>
-          <w:p>
-            <w:pPr>
-              <w:spacing w:after="0" w:line="240" w:lineRule="auto"/>
+            <w:tcW w:w="4876" w:type="dxa"/>
+            <w:hideMark/>
+          </w:tcPr>
+          <w:p>
+            <w:pPr>
+              <w:cnfStyle w:val="000000100000" w:firstRow="0" w:lastRow="0" w:firstColumn="0" w:lastColumn="0" w:oddVBand="0" w:evenVBand="0" w:oddHBand="1" w:evenHBand="0" w:firstRowFirstColumn="0" w:firstRowLastColumn="0" w:lastRowFirstColumn="0" w:lastRowLastColumn="0"/>
               <w:rPr>
                 <w:rFonts w:ascii="Times New Roman" w:eastAsia="Times New Roman" w:hAnsi="Times New Roman" w:cs="Times New Roman"/>
                 <w:kern w:val="0"/>
@@ -5424,611 +5257,580 @@
                 <w14:ligatures w14:val="none"/>
               </w:rPr>
               <w:t>15.1.2</w:t>
+            </w:r>
+          </w:p>
+        </w:tc>
+      </w:tr>
+      <w:tr>
+        <w:tc>
+          <w:tcPr>
+            <w:cnfStyle w:val="001000000000" w:firstRow="0" w:lastRow="0" w:firstColumn="1" w:lastColumn="0" w:oddVBand="0" w:evenVBand="0" w:oddHBand="0" w:evenHBand="0" w:firstRowFirstColumn="0" w:firstRowLastColumn="0" w:lastRowFirstColumn="0" w:lastRowLastColumn="0"/>
+            <w:tcW w:w="0" w:type="auto"/>
+            <w:hideMark/>
+          </w:tcPr>
+          <w:p>
+            <w:pPr>
+              <w:rPr>
+                <w:rFonts w:ascii="Times New Roman" w:eastAsia="Times New Roman" w:hAnsi="Times New Roman" w:cs="Times New Roman"/>
+                <w:kern w:val="0"/>
+                <w:sz w:val="24"/>
+                <w:szCs w:val="24"/>
+                <w:lang w:val="en-GB" w:eastAsia="en-GB" w:bidi="ar-SA"/>
+                <w14:ligatures w14:val="none"/>
+              </w:rPr>
+            </w:pPr>
+            <w:r>
+              <w:rPr>
+                <w:rFonts w:ascii="Times New Roman" w:eastAsia="Times New Roman" w:hAnsi="Times New Roman" w:cs="Times New Roman"/>
+                <w:kern w:val="0"/>
+                <w:sz w:val="24"/>
+                <w:szCs w:val="24"/>
+                <w:lang w:val="en-GB" w:eastAsia="en-GB" w:bidi="ar-SA"/>
+                <w14:ligatures w14:val="none"/>
+              </w:rPr>
+              <w:t>IT-F-02</w:t>
+            </w:r>
+          </w:p>
+        </w:tc>
+        <w:tc>
+          <w:tcPr>
+            <w:tcW w:w="0" w:type="auto"/>
+            <w:hideMark/>
+          </w:tcPr>
+          <w:p>
+            <w:pPr>
+              <w:cnfStyle w:val="000000000000" w:firstRow="0" w:lastRow="0" w:firstColumn="0" w:lastColumn="0" w:oddVBand="0" w:evenVBand="0" w:oddHBand="0" w:evenHBand="0" w:firstRowFirstColumn="0" w:firstRowLastColumn="0" w:lastRowFirstColumn="0" w:lastRowLastColumn="0"/>
+              <w:rPr>
+                <w:rFonts w:ascii="Times New Roman" w:eastAsia="Times New Roman" w:hAnsi="Times New Roman" w:cs="Times New Roman"/>
+                <w:kern w:val="0"/>
+                <w:sz w:val="24"/>
+                <w:szCs w:val="24"/>
+                <w:lang w:val="en-GB" w:eastAsia="en-GB" w:bidi="ar-SA"/>
+                <w14:ligatures w14:val="none"/>
+              </w:rPr>
+            </w:pPr>
+            <w:r>
+              <w:rPr>
+                <w:rFonts w:ascii="Times New Roman" w:eastAsia="Times New Roman" w:hAnsi="Times New Roman" w:cs="Times New Roman"/>
+                <w:kern w:val="0"/>
+                <w:sz w:val="24"/>
+                <w:szCs w:val="24"/>
+                <w:lang w:val="en-GB" w:eastAsia="en-GB" w:bidi="ar-SA"/>
+                <w14:ligatures w14:val="none"/>
+              </w:rPr>
+              <w:t>Change Request Form</w:t>
+            </w:r>
+          </w:p>
+        </w:tc>
+        <w:tc>
+          <w:tcPr>
+            <w:tcW w:w="4876" w:type="dxa"/>
+            <w:hideMark/>
+          </w:tcPr>
+          <w:p>
+            <w:pPr>
+              <w:cnfStyle w:val="000000000000" w:firstRow="0" w:lastRow="0" w:firstColumn="0" w:lastColumn="0" w:oddVBand="0" w:evenVBand="0" w:oddHBand="0" w:evenHBand="0" w:firstRowFirstColumn="0" w:firstRowLastColumn="0" w:lastRowFirstColumn="0" w:lastRowLastColumn="0"/>
+              <w:rPr>
+                <w:rFonts w:ascii="Times New Roman" w:eastAsia="Times New Roman" w:hAnsi="Times New Roman" w:cs="Times New Roman"/>
+                <w:kern w:val="0"/>
+                <w:sz w:val="24"/>
+                <w:szCs w:val="24"/>
+                <w:lang w:val="en-GB" w:eastAsia="en-GB" w:bidi="ar-SA"/>
+                <w14:ligatures w14:val="none"/>
+              </w:rPr>
+            </w:pPr>
+            <w:r>
+              <w:rPr>
+                <w:rFonts w:ascii="Times New Roman" w:eastAsia="Times New Roman" w:hAnsi="Times New Roman" w:cs="Times New Roman"/>
+                <w:kern w:val="0"/>
+                <w:sz w:val="24"/>
+                <w:szCs w:val="24"/>
+                <w:lang w:val="en-GB" w:eastAsia="en-GB" w:bidi="ar-SA"/>
+                <w14:ligatures w14:val="none"/>
+              </w:rPr>
+              <w:t>15.4.1</w:t>
             </w:r>
           </w:p>
         </w:tc>
       </w:tr>
       <w:tr>
         <w:trPr>
-          <w:tblCellSpacing w:w="15" w:type="dxa"/>
+          <w:cnfStyle w:val="000000100000" w:firstRow="0" w:lastRow="0" w:firstColumn="0" w:lastColumn="0" w:oddVBand="0" w:evenVBand="0" w:oddHBand="1" w:evenHBand="0" w:firstRowFirstColumn="0" w:firstRowLastColumn="0" w:lastRowFirstColumn="0" w:lastRowLastColumn="0"/>
         </w:trPr>
         <w:tc>
           <w:tcPr>
-            <w:tcW w:w="0" w:type="auto"/>
-            <w:vAlign w:val="center"/>
-            <w:hideMark/>
-          </w:tcPr>
-          <w:p>
-            <w:pPr>
-              <w:spacing w:after="0" w:line="240" w:lineRule="auto"/>
-              <w:rPr>
-                <w:rFonts w:ascii="Times New Roman" w:eastAsia="Times New Roman" w:hAnsi="Times New Roman" w:cs="Times New Roman"/>
-                <w:kern w:val="0"/>
-                <w:sz w:val="24"/>
-                <w:szCs w:val="24"/>
-                <w:lang w:val="en-GB" w:eastAsia="en-GB" w:bidi="ar-SA"/>
-                <w14:ligatures w14:val="none"/>
-              </w:rPr>
-            </w:pPr>
-            <w:r>
-              <w:rPr>
-                <w:rFonts w:ascii="Times New Roman" w:eastAsia="Times New Roman" w:hAnsi="Times New Roman" w:cs="Times New Roman"/>
-                <w:kern w:val="0"/>
-                <w:sz w:val="24"/>
-                <w:szCs w:val="24"/>
-                <w:lang w:val="en-GB" w:eastAsia="en-GB" w:bidi="ar-SA"/>
-                <w14:ligatures w14:val="none"/>
-              </w:rPr>
-              <w:t>IT-F-02</w:t>
-            </w:r>
-          </w:p>
-        </w:tc>
-        <w:tc>
-          <w:tcPr>
-            <w:tcW w:w="0" w:type="auto"/>
-            <w:vAlign w:val="center"/>
-            <w:hideMark/>
-          </w:tcPr>
-          <w:p>
-            <w:pPr>
-              <w:spacing w:after="0" w:line="240" w:lineRule="auto"/>
-              <w:rPr>
-                <w:rFonts w:ascii="Times New Roman" w:eastAsia="Times New Roman" w:hAnsi="Times New Roman" w:cs="Times New Roman"/>
-                <w:kern w:val="0"/>
-                <w:sz w:val="24"/>
-                <w:szCs w:val="24"/>
-                <w:lang w:val="en-GB" w:eastAsia="en-GB" w:bidi="ar-SA"/>
-                <w14:ligatures w14:val="none"/>
-              </w:rPr>
-            </w:pPr>
-            <w:r>
-              <w:rPr>
-                <w:rFonts w:ascii="Times New Roman" w:eastAsia="Times New Roman" w:hAnsi="Times New Roman" w:cs="Times New Roman"/>
-                <w:kern w:val="0"/>
-                <w:sz w:val="24"/>
-                <w:szCs w:val="24"/>
-                <w:lang w:val="en-GB" w:eastAsia="en-GB" w:bidi="ar-SA"/>
-                <w14:ligatures w14:val="none"/>
-              </w:rPr>
-              <w:t>Change Request Form</w:t>
-            </w:r>
-          </w:p>
-        </w:tc>
-        <w:tc>
-          <w:tcPr>
-            <w:tcW w:w="0" w:type="auto"/>
-            <w:vAlign w:val="center"/>
-            <w:hideMark/>
-          </w:tcPr>
-          <w:p>
-            <w:pPr>
-              <w:spacing w:after="0" w:line="240" w:lineRule="auto"/>
-              <w:rPr>
-                <w:rFonts w:ascii="Times New Roman" w:eastAsia="Times New Roman" w:hAnsi="Times New Roman" w:cs="Times New Roman"/>
-                <w:kern w:val="0"/>
-                <w:sz w:val="24"/>
-                <w:szCs w:val="24"/>
-                <w:lang w:val="en-GB" w:eastAsia="en-GB" w:bidi="ar-SA"/>
-                <w14:ligatures w14:val="none"/>
-              </w:rPr>
-            </w:pPr>
-            <w:r>
-              <w:rPr>
-                <w:rFonts w:ascii="Times New Roman" w:eastAsia="Times New Roman" w:hAnsi="Times New Roman" w:cs="Times New Roman"/>
-                <w:kern w:val="0"/>
-                <w:sz w:val="24"/>
-                <w:szCs w:val="24"/>
-                <w:lang w:val="en-GB" w:eastAsia="en-GB" w:bidi="ar-SA"/>
-                <w14:ligatures w14:val="none"/>
-              </w:rPr>
-              <w:t>15.4.1</w:t>
+            <w:cnfStyle w:val="001000000000" w:firstRow="0" w:lastRow="0" w:firstColumn="1" w:lastColumn="0" w:oddVBand="0" w:evenVBand="0" w:oddHBand="0" w:evenHBand="0" w:firstRowFirstColumn="0" w:firstRowLastColumn="0" w:lastRowFirstColumn="0" w:lastRowLastColumn="0"/>
+            <w:tcW w:w="0" w:type="auto"/>
+            <w:hideMark/>
+          </w:tcPr>
+          <w:p>
+            <w:pPr>
+              <w:rPr>
+                <w:rFonts w:ascii="Times New Roman" w:eastAsia="Times New Roman" w:hAnsi="Times New Roman" w:cs="Times New Roman"/>
+                <w:kern w:val="0"/>
+                <w:sz w:val="24"/>
+                <w:szCs w:val="24"/>
+                <w:lang w:val="en-GB" w:eastAsia="en-GB" w:bidi="ar-SA"/>
+                <w14:ligatures w14:val="none"/>
+              </w:rPr>
+            </w:pPr>
+            <w:r>
+              <w:rPr>
+                <w:rFonts w:ascii="Times New Roman" w:eastAsia="Times New Roman" w:hAnsi="Times New Roman" w:cs="Times New Roman"/>
+                <w:kern w:val="0"/>
+                <w:sz w:val="24"/>
+                <w:szCs w:val="24"/>
+                <w:lang w:val="en-GB" w:eastAsia="en-GB" w:bidi="ar-SA"/>
+                <w14:ligatures w14:val="none"/>
+              </w:rPr>
+              <w:t>IT-F-03</w:t>
+            </w:r>
+          </w:p>
+        </w:tc>
+        <w:tc>
+          <w:tcPr>
+            <w:tcW w:w="0" w:type="auto"/>
+            <w:hideMark/>
+          </w:tcPr>
+          <w:p>
+            <w:pPr>
+              <w:cnfStyle w:val="000000100000" w:firstRow="0" w:lastRow="0" w:firstColumn="0" w:lastColumn="0" w:oddVBand="0" w:evenVBand="0" w:oddHBand="1" w:evenHBand="0" w:firstRowFirstColumn="0" w:firstRowLastColumn="0" w:lastRowFirstColumn="0" w:lastRowLastColumn="0"/>
+              <w:rPr>
+                <w:rFonts w:ascii="Times New Roman" w:eastAsia="Times New Roman" w:hAnsi="Times New Roman" w:cs="Times New Roman"/>
+                <w:kern w:val="0"/>
+                <w:sz w:val="24"/>
+                <w:szCs w:val="24"/>
+                <w:lang w:val="en-GB" w:eastAsia="en-GB" w:bidi="ar-SA"/>
+                <w14:ligatures w14:val="none"/>
+              </w:rPr>
+            </w:pPr>
+            <w:r>
+              <w:rPr>
+                <w:rFonts w:ascii="Times New Roman" w:eastAsia="Times New Roman" w:hAnsi="Times New Roman" w:cs="Times New Roman"/>
+                <w:kern w:val="0"/>
+                <w:sz w:val="24"/>
+                <w:szCs w:val="24"/>
+                <w:lang w:val="en-GB" w:eastAsia="en-GB" w:bidi="ar-SA"/>
+                <w14:ligatures w14:val="none"/>
+              </w:rPr>
+              <w:t>Access Request Form</w:t>
+            </w:r>
+          </w:p>
+        </w:tc>
+        <w:tc>
+          <w:tcPr>
+            <w:tcW w:w="4876" w:type="dxa"/>
+            <w:hideMark/>
+          </w:tcPr>
+          <w:p>
+            <w:pPr>
+              <w:cnfStyle w:val="000000100000" w:firstRow="0" w:lastRow="0" w:firstColumn="0" w:lastColumn="0" w:oddVBand="0" w:evenVBand="0" w:oddHBand="1" w:evenHBand="0" w:firstRowFirstColumn="0" w:firstRowLastColumn="0" w:lastRowFirstColumn="0" w:lastRowLastColumn="0"/>
+              <w:rPr>
+                <w:rFonts w:ascii="Times New Roman" w:eastAsia="Times New Roman" w:hAnsi="Times New Roman" w:cs="Times New Roman"/>
+                <w:kern w:val="0"/>
+                <w:sz w:val="24"/>
+                <w:szCs w:val="24"/>
+                <w:lang w:val="en-GB" w:eastAsia="en-GB" w:bidi="ar-SA"/>
+                <w14:ligatures w14:val="none"/>
+              </w:rPr>
+            </w:pPr>
+            <w:r>
+              <w:rPr>
+                <w:rFonts w:ascii="Times New Roman" w:eastAsia="Times New Roman" w:hAnsi="Times New Roman" w:cs="Times New Roman"/>
+                <w:kern w:val="0"/>
+                <w:sz w:val="24"/>
+                <w:szCs w:val="24"/>
+                <w:lang w:val="en-GB" w:eastAsia="en-GB" w:bidi="ar-SA"/>
+                <w14:ligatures w14:val="none"/>
+              </w:rPr>
+              <w:t>15.3.1</w:t>
+            </w:r>
+          </w:p>
+        </w:tc>
+      </w:tr>
+      <w:tr>
+        <w:tc>
+          <w:tcPr>
+            <w:cnfStyle w:val="001000000000" w:firstRow="0" w:lastRow="0" w:firstColumn="1" w:lastColumn="0" w:oddVBand="0" w:evenVBand="0" w:oddHBand="0" w:evenHBand="0" w:firstRowFirstColumn="0" w:firstRowLastColumn="0" w:lastRowFirstColumn="0" w:lastRowLastColumn="0"/>
+            <w:tcW w:w="0" w:type="auto"/>
+            <w:hideMark/>
+          </w:tcPr>
+          <w:p>
+            <w:pPr>
+              <w:rPr>
+                <w:rFonts w:ascii="Times New Roman" w:eastAsia="Times New Roman" w:hAnsi="Times New Roman" w:cs="Times New Roman"/>
+                <w:kern w:val="0"/>
+                <w:sz w:val="24"/>
+                <w:szCs w:val="24"/>
+                <w:lang w:val="en-GB" w:eastAsia="en-GB" w:bidi="ar-SA"/>
+                <w14:ligatures w14:val="none"/>
+              </w:rPr>
+            </w:pPr>
+            <w:r>
+              <w:rPr>
+                <w:rFonts w:ascii="Times New Roman" w:eastAsia="Times New Roman" w:hAnsi="Times New Roman" w:cs="Times New Roman"/>
+                <w:kern w:val="0"/>
+                <w:sz w:val="24"/>
+                <w:szCs w:val="24"/>
+                <w:lang w:val="en-GB" w:eastAsia="en-GB" w:bidi="ar-SA"/>
+                <w14:ligatures w14:val="none"/>
+              </w:rPr>
+              <w:t>IT-F-04</w:t>
+            </w:r>
+          </w:p>
+        </w:tc>
+        <w:tc>
+          <w:tcPr>
+            <w:tcW w:w="0" w:type="auto"/>
+            <w:hideMark/>
+          </w:tcPr>
+          <w:p>
+            <w:pPr>
+              <w:cnfStyle w:val="000000000000" w:firstRow="0" w:lastRow="0" w:firstColumn="0" w:lastColumn="0" w:oddVBand="0" w:evenVBand="0" w:oddHBand="0" w:evenHBand="0" w:firstRowFirstColumn="0" w:firstRowLastColumn="0" w:lastRowFirstColumn="0" w:lastRowLastColumn="0"/>
+              <w:rPr>
+                <w:rFonts w:ascii="Times New Roman" w:eastAsia="Times New Roman" w:hAnsi="Times New Roman" w:cs="Times New Roman"/>
+                <w:kern w:val="0"/>
+                <w:sz w:val="24"/>
+                <w:szCs w:val="24"/>
+                <w:lang w:val="en-GB" w:eastAsia="en-GB" w:bidi="ar-SA"/>
+                <w14:ligatures w14:val="none"/>
+              </w:rPr>
+            </w:pPr>
+            <w:r>
+              <w:rPr>
+                <w:rFonts w:ascii="Times New Roman" w:eastAsia="Times New Roman" w:hAnsi="Times New Roman" w:cs="Times New Roman"/>
+                <w:kern w:val="0"/>
+                <w:sz w:val="24"/>
+                <w:szCs w:val="24"/>
+                <w:lang w:val="en-GB" w:eastAsia="en-GB" w:bidi="ar-SA"/>
+                <w14:ligatures w14:val="none"/>
+              </w:rPr>
+              <w:t>Incident Report Template</w:t>
+            </w:r>
+          </w:p>
+        </w:tc>
+        <w:tc>
+          <w:tcPr>
+            <w:tcW w:w="4876" w:type="dxa"/>
+            <w:hideMark/>
+          </w:tcPr>
+          <w:p>
+            <w:pPr>
+              <w:cnfStyle w:val="000000000000" w:firstRow="0" w:lastRow="0" w:firstColumn="0" w:lastColumn="0" w:oddVBand="0" w:evenVBand="0" w:oddHBand="0" w:evenHBand="0" w:firstRowFirstColumn="0" w:firstRowLastColumn="0" w:lastRowFirstColumn="0" w:lastRowLastColumn="0"/>
+              <w:rPr>
+                <w:rFonts w:ascii="Times New Roman" w:eastAsia="Times New Roman" w:hAnsi="Times New Roman" w:cs="Times New Roman"/>
+                <w:kern w:val="0"/>
+                <w:sz w:val="24"/>
+                <w:szCs w:val="24"/>
+                <w:lang w:val="en-GB" w:eastAsia="en-GB" w:bidi="ar-SA"/>
+                <w14:ligatures w14:val="none"/>
+              </w:rPr>
+            </w:pPr>
+            <w:r>
+              <w:rPr>
+                <w:rFonts w:ascii="Times New Roman" w:eastAsia="Times New Roman" w:hAnsi="Times New Roman" w:cs="Times New Roman"/>
+                <w:kern w:val="0"/>
+                <w:sz w:val="24"/>
+                <w:szCs w:val="24"/>
+                <w:lang w:val="en-GB" w:eastAsia="en-GB" w:bidi="ar-SA"/>
+                <w14:ligatures w14:val="none"/>
+              </w:rPr>
+              <w:t>15.3.3</w:t>
             </w:r>
           </w:p>
         </w:tc>
       </w:tr>
       <w:tr>
         <w:trPr>
-          <w:tblCellSpacing w:w="15" w:type="dxa"/>
+          <w:cnfStyle w:val="000000100000" w:firstRow="0" w:lastRow="0" w:firstColumn="0" w:lastColumn="0" w:oddVBand="0" w:evenVBand="0" w:oddHBand="1" w:evenHBand="0" w:firstRowFirstColumn="0" w:firstRowLastColumn="0" w:lastRowFirstColumn="0" w:lastRowLastColumn="0"/>
         </w:trPr>
         <w:tc>
           <w:tcPr>
-            <w:tcW w:w="0" w:type="auto"/>
-            <w:vAlign w:val="center"/>
-            <w:hideMark/>
-          </w:tcPr>
-          <w:p>
-            <w:pPr>
-              <w:spacing w:after="0" w:line="240" w:lineRule="auto"/>
-              <w:rPr>
-                <w:rFonts w:ascii="Times New Roman" w:eastAsia="Times New Roman" w:hAnsi="Times New Roman" w:cs="Times New Roman"/>
-                <w:kern w:val="0"/>
-                <w:sz w:val="24"/>
-                <w:szCs w:val="24"/>
-                <w:lang w:val="en-GB" w:eastAsia="en-GB" w:bidi="ar-SA"/>
-                <w14:ligatures w14:val="none"/>
-              </w:rPr>
-            </w:pPr>
-            <w:r>
-              <w:rPr>
-                <w:rFonts w:ascii="Times New Roman" w:eastAsia="Times New Roman" w:hAnsi="Times New Roman" w:cs="Times New Roman"/>
-                <w:kern w:val="0"/>
-                <w:sz w:val="24"/>
-                <w:szCs w:val="24"/>
-                <w:lang w:val="en-GB" w:eastAsia="en-GB" w:bidi="ar-SA"/>
-                <w14:ligatures w14:val="none"/>
-              </w:rPr>
-              <w:t>IT-F-03</w:t>
-            </w:r>
-          </w:p>
-        </w:tc>
-        <w:tc>
-          <w:tcPr>
-            <w:tcW w:w="0" w:type="auto"/>
-            <w:vAlign w:val="center"/>
-            <w:hideMark/>
-          </w:tcPr>
-          <w:p>
-            <w:pPr>
-              <w:spacing w:after="0" w:line="240" w:lineRule="auto"/>
-              <w:rPr>
-                <w:rFonts w:ascii="Times New Roman" w:eastAsia="Times New Roman" w:hAnsi="Times New Roman" w:cs="Times New Roman"/>
-                <w:kern w:val="0"/>
-                <w:sz w:val="24"/>
-                <w:szCs w:val="24"/>
-                <w:lang w:val="en-GB" w:eastAsia="en-GB" w:bidi="ar-SA"/>
-                <w14:ligatures w14:val="none"/>
-              </w:rPr>
-            </w:pPr>
-            <w:r>
-              <w:rPr>
-                <w:rFonts w:ascii="Times New Roman" w:eastAsia="Times New Roman" w:hAnsi="Times New Roman" w:cs="Times New Roman"/>
-                <w:kern w:val="0"/>
-                <w:sz w:val="24"/>
-                <w:szCs w:val="24"/>
-                <w:lang w:val="en-GB" w:eastAsia="en-GB" w:bidi="ar-SA"/>
-                <w14:ligatures w14:val="none"/>
-              </w:rPr>
-              <w:t>Access Request Form</w:t>
-            </w:r>
-          </w:p>
-        </w:tc>
-        <w:tc>
-          <w:tcPr>
-            <w:tcW w:w="0" w:type="auto"/>
-            <w:vAlign w:val="center"/>
-            <w:hideMark/>
-          </w:tcPr>
-          <w:p>
-            <w:pPr>
-              <w:spacing w:after="0" w:line="240" w:lineRule="auto"/>
-              <w:rPr>
-                <w:rFonts w:ascii="Times New Roman" w:eastAsia="Times New Roman" w:hAnsi="Times New Roman" w:cs="Times New Roman"/>
-                <w:kern w:val="0"/>
-                <w:sz w:val="24"/>
-                <w:szCs w:val="24"/>
-                <w:lang w:val="en-GB" w:eastAsia="en-GB" w:bidi="ar-SA"/>
-                <w14:ligatures w14:val="none"/>
-              </w:rPr>
-            </w:pPr>
-            <w:r>
-              <w:rPr>
-                <w:rFonts w:ascii="Times New Roman" w:eastAsia="Times New Roman" w:hAnsi="Times New Roman" w:cs="Times New Roman"/>
-                <w:kern w:val="0"/>
-                <w:sz w:val="24"/>
-                <w:szCs w:val="24"/>
-                <w:lang w:val="en-GB" w:eastAsia="en-GB" w:bidi="ar-SA"/>
-                <w14:ligatures w14:val="none"/>
-              </w:rPr>
-              <w:t>15.3.1</w:t>
+            <w:cnfStyle w:val="001000000000" w:firstRow="0" w:lastRow="0" w:firstColumn="1" w:lastColumn="0" w:oddVBand="0" w:evenVBand="0" w:oddHBand="0" w:evenHBand="0" w:firstRowFirstColumn="0" w:firstRowLastColumn="0" w:lastRowFirstColumn="0" w:lastRowLastColumn="0"/>
+            <w:tcW w:w="0" w:type="auto"/>
+            <w:hideMark/>
+          </w:tcPr>
+          <w:p>
+            <w:pPr>
+              <w:rPr>
+                <w:rFonts w:ascii="Times New Roman" w:eastAsia="Times New Roman" w:hAnsi="Times New Roman" w:cs="Times New Roman"/>
+                <w:kern w:val="0"/>
+                <w:sz w:val="24"/>
+                <w:szCs w:val="24"/>
+                <w:lang w:val="en-GB" w:eastAsia="en-GB" w:bidi="ar-SA"/>
+                <w14:ligatures w14:val="none"/>
+              </w:rPr>
+            </w:pPr>
+            <w:r>
+              <w:rPr>
+                <w:rFonts w:ascii="Times New Roman" w:eastAsia="Times New Roman" w:hAnsi="Times New Roman" w:cs="Times New Roman"/>
+                <w:kern w:val="0"/>
+                <w:sz w:val="24"/>
+                <w:szCs w:val="24"/>
+                <w:lang w:val="en-GB" w:eastAsia="en-GB" w:bidi="ar-SA"/>
+                <w14:ligatures w14:val="none"/>
+              </w:rPr>
+              <w:t>IT-F-05</w:t>
+            </w:r>
+          </w:p>
+        </w:tc>
+        <w:tc>
+          <w:tcPr>
+            <w:tcW w:w="0" w:type="auto"/>
+            <w:hideMark/>
+          </w:tcPr>
+          <w:p>
+            <w:pPr>
+              <w:cnfStyle w:val="000000100000" w:firstRow="0" w:lastRow="0" w:firstColumn="0" w:lastColumn="0" w:oddVBand="0" w:evenVBand="0" w:oddHBand="1" w:evenHBand="0" w:firstRowFirstColumn="0" w:firstRowLastColumn="0" w:lastRowFirstColumn="0" w:lastRowLastColumn="0"/>
+              <w:rPr>
+                <w:rFonts w:ascii="Times New Roman" w:eastAsia="Times New Roman" w:hAnsi="Times New Roman" w:cs="Times New Roman"/>
+                <w:kern w:val="0"/>
+                <w:sz w:val="24"/>
+                <w:szCs w:val="24"/>
+                <w:lang w:val="en-GB" w:eastAsia="en-GB" w:bidi="ar-SA"/>
+                <w14:ligatures w14:val="none"/>
+              </w:rPr>
+            </w:pPr>
+            <w:r>
+              <w:rPr>
+                <w:rFonts w:ascii="Times New Roman" w:eastAsia="Times New Roman" w:hAnsi="Times New Roman" w:cs="Times New Roman"/>
+                <w:kern w:val="0"/>
+                <w:sz w:val="24"/>
+                <w:szCs w:val="24"/>
+                <w:lang w:val="en-GB" w:eastAsia="en-GB" w:bidi="ar-SA"/>
+                <w14:ligatures w14:val="none"/>
+              </w:rPr>
+              <w:t>Data Classification Form</w:t>
+            </w:r>
+          </w:p>
+        </w:tc>
+        <w:tc>
+          <w:tcPr>
+            <w:tcW w:w="4876" w:type="dxa"/>
+            <w:hideMark/>
+          </w:tcPr>
+          <w:p>
+            <w:pPr>
+              <w:cnfStyle w:val="000000100000" w:firstRow="0" w:lastRow="0" w:firstColumn="0" w:lastColumn="0" w:oddVBand="0" w:evenVBand="0" w:oddHBand="1" w:evenHBand="0" w:firstRowFirstColumn="0" w:firstRowLastColumn="0" w:lastRowFirstColumn="0" w:lastRowLastColumn="0"/>
+              <w:rPr>
+                <w:rFonts w:ascii="Times New Roman" w:eastAsia="Times New Roman" w:hAnsi="Times New Roman" w:cs="Times New Roman"/>
+                <w:kern w:val="0"/>
+                <w:sz w:val="24"/>
+                <w:szCs w:val="24"/>
+                <w:lang w:val="en-GB" w:eastAsia="en-GB" w:bidi="ar-SA"/>
+                <w14:ligatures w14:val="none"/>
+              </w:rPr>
+            </w:pPr>
+            <w:r>
+              <w:rPr>
+                <w:rFonts w:ascii="Times New Roman" w:eastAsia="Times New Roman" w:hAnsi="Times New Roman" w:cs="Times New Roman"/>
+                <w:kern w:val="0"/>
+                <w:sz w:val="24"/>
+                <w:szCs w:val="24"/>
+                <w:lang w:val="en-GB" w:eastAsia="en-GB" w:bidi="ar-SA"/>
+                <w14:ligatures w14:val="none"/>
+              </w:rPr>
+              <w:t>15.2.2</w:t>
+            </w:r>
+          </w:p>
+        </w:tc>
+      </w:tr>
+      <w:tr>
+        <w:tc>
+          <w:tcPr>
+            <w:cnfStyle w:val="001000000000" w:firstRow="0" w:lastRow="0" w:firstColumn="1" w:lastColumn="0" w:oddVBand="0" w:evenVBand="0" w:oddHBand="0" w:evenHBand="0" w:firstRowFirstColumn="0" w:firstRowLastColumn="0" w:lastRowFirstColumn="0" w:lastRowLastColumn="0"/>
+            <w:tcW w:w="0" w:type="auto"/>
+            <w:hideMark/>
+          </w:tcPr>
+          <w:p>
+            <w:pPr>
+              <w:rPr>
+                <w:rFonts w:ascii="Times New Roman" w:eastAsia="Times New Roman" w:hAnsi="Times New Roman" w:cs="Times New Roman"/>
+                <w:kern w:val="0"/>
+                <w:sz w:val="24"/>
+                <w:szCs w:val="24"/>
+                <w:lang w:val="en-GB" w:eastAsia="en-GB" w:bidi="ar-SA"/>
+                <w14:ligatures w14:val="none"/>
+              </w:rPr>
+            </w:pPr>
+            <w:r>
+              <w:rPr>
+                <w:rFonts w:ascii="Times New Roman" w:eastAsia="Times New Roman" w:hAnsi="Times New Roman" w:cs="Times New Roman"/>
+                <w:kern w:val="0"/>
+                <w:sz w:val="24"/>
+                <w:szCs w:val="24"/>
+                <w:lang w:val="en-GB" w:eastAsia="en-GB" w:bidi="ar-SA"/>
+                <w14:ligatures w14:val="none"/>
+              </w:rPr>
+              <w:t>IT-F-06</w:t>
+            </w:r>
+          </w:p>
+        </w:tc>
+        <w:tc>
+          <w:tcPr>
+            <w:tcW w:w="0" w:type="auto"/>
+            <w:hideMark/>
+          </w:tcPr>
+          <w:p>
+            <w:pPr>
+              <w:cnfStyle w:val="000000000000" w:firstRow="0" w:lastRow="0" w:firstColumn="0" w:lastColumn="0" w:oddVBand="0" w:evenVBand="0" w:oddHBand="0" w:evenHBand="0" w:firstRowFirstColumn="0" w:firstRowLastColumn="0" w:lastRowFirstColumn="0" w:lastRowLastColumn="0"/>
+              <w:rPr>
+                <w:rFonts w:ascii="Times New Roman" w:eastAsia="Times New Roman" w:hAnsi="Times New Roman" w:cs="Times New Roman"/>
+                <w:kern w:val="0"/>
+                <w:sz w:val="24"/>
+                <w:szCs w:val="24"/>
+                <w:lang w:val="en-GB" w:eastAsia="en-GB" w:bidi="ar-SA"/>
+                <w14:ligatures w14:val="none"/>
+              </w:rPr>
+            </w:pPr>
+            <w:r>
+              <w:rPr>
+                <w:rFonts w:ascii="Times New Roman" w:eastAsia="Times New Roman" w:hAnsi="Times New Roman" w:cs="Times New Roman"/>
+                <w:kern w:val="0"/>
+                <w:sz w:val="24"/>
+                <w:szCs w:val="24"/>
+                <w:lang w:val="en-GB" w:eastAsia="en-GB" w:bidi="ar-SA"/>
+                <w14:ligatures w14:val="none"/>
+              </w:rPr>
+              <w:t>Vendor SLA Evaluation</w:t>
+            </w:r>
+          </w:p>
+        </w:tc>
+        <w:tc>
+          <w:tcPr>
+            <w:tcW w:w="4876" w:type="dxa"/>
+            <w:hideMark/>
+          </w:tcPr>
+          <w:p>
+            <w:pPr>
+              <w:cnfStyle w:val="000000000000" w:firstRow="0" w:lastRow="0" w:firstColumn="0" w:lastColumn="0" w:oddVBand="0" w:evenVBand="0" w:oddHBand="0" w:evenHBand="0" w:firstRowFirstColumn="0" w:firstRowLastColumn="0" w:lastRowFirstColumn="0" w:lastRowLastColumn="0"/>
+              <w:rPr>
+                <w:rFonts w:ascii="Times New Roman" w:eastAsia="Times New Roman" w:hAnsi="Times New Roman" w:cs="Times New Roman"/>
+                <w:kern w:val="0"/>
+                <w:sz w:val="24"/>
+                <w:szCs w:val="24"/>
+                <w:lang w:val="en-GB" w:eastAsia="en-GB" w:bidi="ar-SA"/>
+                <w14:ligatures w14:val="none"/>
+              </w:rPr>
+            </w:pPr>
+            <w:r>
+              <w:rPr>
+                <w:rFonts w:ascii="Times New Roman" w:eastAsia="Times New Roman" w:hAnsi="Times New Roman" w:cs="Times New Roman"/>
+                <w:kern w:val="0"/>
+                <w:sz w:val="24"/>
+                <w:szCs w:val="24"/>
+                <w:lang w:val="en-GB" w:eastAsia="en-GB" w:bidi="ar-SA"/>
+                <w14:ligatures w14:val="none"/>
+              </w:rPr>
+              <w:t>15.4.5</w:t>
             </w:r>
           </w:p>
         </w:tc>
       </w:tr>
       <w:tr>
         <w:trPr>
-          <w:tblCellSpacing w:w="15" w:type="dxa"/>
+          <w:cnfStyle w:val="000000100000" w:firstRow="0" w:lastRow="0" w:firstColumn="0" w:lastColumn="0" w:oddVBand="0" w:evenVBand="0" w:oddHBand="1" w:evenHBand="0" w:firstRowFirstColumn="0" w:firstRowLastColumn="0" w:lastRowFirstColumn="0" w:lastRowLastColumn="0"/>
         </w:trPr>
         <w:tc>
           <w:tcPr>
-            <w:tcW w:w="0" w:type="auto"/>
-            <w:vAlign w:val="center"/>
-            <w:hideMark/>
-          </w:tcPr>
-          <w:p>
-            <w:pPr>
-              <w:spacing w:after="0" w:line="240" w:lineRule="auto"/>
-              <w:rPr>
-                <w:rFonts w:ascii="Times New Roman" w:eastAsia="Times New Roman" w:hAnsi="Times New Roman" w:cs="Times New Roman"/>
-                <w:kern w:val="0"/>
-                <w:sz w:val="24"/>
-                <w:szCs w:val="24"/>
-                <w:lang w:val="en-GB" w:eastAsia="en-GB" w:bidi="ar-SA"/>
-                <w14:ligatures w14:val="none"/>
-              </w:rPr>
-            </w:pPr>
-            <w:r>
-              <w:rPr>
-                <w:rFonts w:ascii="Times New Roman" w:eastAsia="Times New Roman" w:hAnsi="Times New Roman" w:cs="Times New Roman"/>
-                <w:kern w:val="0"/>
-                <w:sz w:val="24"/>
-                <w:szCs w:val="24"/>
-                <w:lang w:val="en-GB" w:eastAsia="en-GB" w:bidi="ar-SA"/>
-                <w14:ligatures w14:val="none"/>
-              </w:rPr>
-              <w:t>IT-F-04</w:t>
-            </w:r>
-          </w:p>
-        </w:tc>
-        <w:tc>
-          <w:tcPr>
-            <w:tcW w:w="0" w:type="auto"/>
-            <w:vAlign w:val="center"/>
-            <w:hideMark/>
-          </w:tcPr>
-          <w:p>
-            <w:pPr>
-              <w:spacing w:after="0" w:line="240" w:lineRule="auto"/>
-              <w:rPr>
-                <w:rFonts w:ascii="Times New Roman" w:eastAsia="Times New Roman" w:hAnsi="Times New Roman" w:cs="Times New Roman"/>
-                <w:kern w:val="0"/>
-                <w:sz w:val="24"/>
-                <w:szCs w:val="24"/>
-                <w:lang w:val="en-GB" w:eastAsia="en-GB" w:bidi="ar-SA"/>
-                <w14:ligatures w14:val="none"/>
-              </w:rPr>
-            </w:pPr>
-            <w:r>
-              <w:rPr>
-                <w:rFonts w:ascii="Times New Roman" w:eastAsia="Times New Roman" w:hAnsi="Times New Roman" w:cs="Times New Roman"/>
-                <w:kern w:val="0"/>
-                <w:sz w:val="24"/>
-                <w:szCs w:val="24"/>
-                <w:lang w:val="en-GB" w:eastAsia="en-GB" w:bidi="ar-SA"/>
-                <w14:ligatures w14:val="none"/>
-              </w:rPr>
-              <w:t>Incident Report Template</w:t>
-            </w:r>
-          </w:p>
-        </w:tc>
-        <w:tc>
-          <w:tcPr>
-            <w:tcW w:w="0" w:type="auto"/>
-            <w:vAlign w:val="center"/>
-            <w:hideMark/>
-          </w:tcPr>
-          <w:p>
-            <w:pPr>
-              <w:spacing w:after="0" w:line="240" w:lineRule="auto"/>
-              <w:rPr>
-                <w:rFonts w:ascii="Times New Roman" w:eastAsia="Times New Roman" w:hAnsi="Times New Roman" w:cs="Times New Roman"/>
-                <w:kern w:val="0"/>
-                <w:sz w:val="24"/>
-                <w:szCs w:val="24"/>
-                <w:lang w:val="en-GB" w:eastAsia="en-GB" w:bidi="ar-SA"/>
-                <w14:ligatures w14:val="none"/>
-              </w:rPr>
-            </w:pPr>
-            <w:r>
-              <w:rPr>
-                <w:rFonts w:ascii="Times New Roman" w:eastAsia="Times New Roman" w:hAnsi="Times New Roman" w:cs="Times New Roman"/>
-                <w:kern w:val="0"/>
-                <w:sz w:val="24"/>
-                <w:szCs w:val="24"/>
-                <w:lang w:val="en-GB" w:eastAsia="en-GB" w:bidi="ar-SA"/>
-                <w14:ligatures w14:val="none"/>
-              </w:rPr>
-              <w:t>15.3.3</w:t>
+            <w:cnfStyle w:val="001000000000" w:firstRow="0" w:lastRow="0" w:firstColumn="1" w:lastColumn="0" w:oddVBand="0" w:evenVBand="0" w:oddHBand="0" w:evenHBand="0" w:firstRowFirstColumn="0" w:firstRowLastColumn="0" w:lastRowFirstColumn="0" w:lastRowLastColumn="0"/>
+            <w:tcW w:w="0" w:type="auto"/>
+            <w:hideMark/>
+          </w:tcPr>
+          <w:p>
+            <w:pPr>
+              <w:rPr>
+                <w:rFonts w:ascii="Times New Roman" w:eastAsia="Times New Roman" w:hAnsi="Times New Roman" w:cs="Times New Roman"/>
+                <w:kern w:val="0"/>
+                <w:sz w:val="24"/>
+                <w:szCs w:val="24"/>
+                <w:lang w:val="en-GB" w:eastAsia="en-GB" w:bidi="ar-SA"/>
+                <w14:ligatures w14:val="none"/>
+              </w:rPr>
+            </w:pPr>
+            <w:r>
+              <w:rPr>
+                <w:rFonts w:ascii="Times New Roman" w:eastAsia="Times New Roman" w:hAnsi="Times New Roman" w:cs="Times New Roman"/>
+                <w:kern w:val="0"/>
+                <w:sz w:val="24"/>
+                <w:szCs w:val="24"/>
+                <w:lang w:val="en-GB" w:eastAsia="en-GB" w:bidi="ar-SA"/>
+                <w14:ligatures w14:val="none"/>
+              </w:rPr>
+              <w:t>IT-F-07</w:t>
+            </w:r>
+          </w:p>
+        </w:tc>
+        <w:tc>
+          <w:tcPr>
+            <w:tcW w:w="0" w:type="auto"/>
+            <w:hideMark/>
+          </w:tcPr>
+          <w:p>
+            <w:pPr>
+              <w:cnfStyle w:val="000000100000" w:firstRow="0" w:lastRow="0" w:firstColumn="0" w:lastColumn="0" w:oddVBand="0" w:evenVBand="0" w:oddHBand="1" w:evenHBand="0" w:firstRowFirstColumn="0" w:firstRowLastColumn="0" w:lastRowFirstColumn="0" w:lastRowLastColumn="0"/>
+              <w:rPr>
+                <w:rFonts w:ascii="Times New Roman" w:eastAsia="Times New Roman" w:hAnsi="Times New Roman" w:cs="Times New Roman"/>
+                <w:kern w:val="0"/>
+                <w:sz w:val="24"/>
+                <w:szCs w:val="24"/>
+                <w:lang w:val="en-GB" w:eastAsia="en-GB" w:bidi="ar-SA"/>
+                <w14:ligatures w14:val="none"/>
+              </w:rPr>
+            </w:pPr>
+            <w:r>
+              <w:rPr>
+                <w:rFonts w:ascii="Times New Roman" w:eastAsia="Times New Roman" w:hAnsi="Times New Roman" w:cs="Times New Roman"/>
+                <w:kern w:val="0"/>
+                <w:sz w:val="24"/>
+                <w:szCs w:val="24"/>
+                <w:lang w:val="en-GB" w:eastAsia="en-GB" w:bidi="ar-SA"/>
+                <w14:ligatures w14:val="none"/>
+              </w:rPr>
+              <w:t>IT Risk Assessment Template</w:t>
+            </w:r>
+          </w:p>
+        </w:tc>
+        <w:tc>
+          <w:tcPr>
+            <w:tcW w:w="4876" w:type="dxa"/>
+            <w:hideMark/>
+          </w:tcPr>
+          <w:p>
+            <w:pPr>
+              <w:cnfStyle w:val="000000100000" w:firstRow="0" w:lastRow="0" w:firstColumn="0" w:lastColumn="0" w:oddVBand="0" w:evenVBand="0" w:oddHBand="1" w:evenHBand="0" w:firstRowFirstColumn="0" w:firstRowLastColumn="0" w:lastRowFirstColumn="0" w:lastRowLastColumn="0"/>
+              <w:rPr>
+                <w:rFonts w:ascii="Times New Roman" w:eastAsia="Times New Roman" w:hAnsi="Times New Roman" w:cs="Times New Roman"/>
+                <w:kern w:val="0"/>
+                <w:sz w:val="24"/>
+                <w:szCs w:val="24"/>
+                <w:lang w:val="en-GB" w:eastAsia="en-GB" w:bidi="ar-SA"/>
+                <w14:ligatures w14:val="none"/>
+              </w:rPr>
+            </w:pPr>
+            <w:r>
+              <w:rPr>
+                <w:rFonts w:ascii="Times New Roman" w:eastAsia="Times New Roman" w:hAnsi="Times New Roman" w:cs="Times New Roman"/>
+                <w:kern w:val="0"/>
+                <w:sz w:val="24"/>
+                <w:szCs w:val="24"/>
+                <w:lang w:val="en-GB" w:eastAsia="en-GB" w:bidi="ar-SA"/>
+                <w14:ligatures w14:val="none"/>
+              </w:rPr>
+              <w:t>15.5.1</w:t>
             </w:r>
           </w:p>
         </w:tc>
       </w:tr>
       <w:tr>
-        <w:trPr>
-          <w:tblCellSpacing w:w="15" w:type="dxa"/>
-        </w:trPr>
-        <w:tc>
-          <w:tcPr>
-            <w:tcW w:w="0" w:type="auto"/>
-            <w:vAlign w:val="center"/>
-            <w:hideMark/>
-          </w:tcPr>
-          <w:p>
-            <w:pPr>
-              <w:spacing w:after="0" w:line="240" w:lineRule="auto"/>
-              <w:rPr>
-                <w:rFonts w:ascii="Times New Roman" w:eastAsia="Times New Roman" w:hAnsi="Times New Roman" w:cs="Times New Roman"/>
-                <w:kern w:val="0"/>
-                <w:sz w:val="24"/>
-                <w:szCs w:val="24"/>
-                <w:lang w:val="en-GB" w:eastAsia="en-GB" w:bidi="ar-SA"/>
-                <w14:ligatures w14:val="none"/>
-              </w:rPr>
-            </w:pPr>
-            <w:r>
-              <w:rPr>
-                <w:rFonts w:ascii="Times New Roman" w:eastAsia="Times New Roman" w:hAnsi="Times New Roman" w:cs="Times New Roman"/>
-                <w:kern w:val="0"/>
-                <w:sz w:val="24"/>
-                <w:szCs w:val="24"/>
-                <w:lang w:val="en-GB" w:eastAsia="en-GB" w:bidi="ar-SA"/>
-                <w14:ligatures w14:val="none"/>
-              </w:rPr>
-              <w:t>IT-F-05</w:t>
-            </w:r>
-          </w:p>
-        </w:tc>
-        <w:tc>
-          <w:tcPr>
-            <w:tcW w:w="0" w:type="auto"/>
-            <w:vAlign w:val="center"/>
-            <w:hideMark/>
-          </w:tcPr>
-          <w:p>
-            <w:pPr>
-              <w:spacing w:after="0" w:line="240" w:lineRule="auto"/>
-              <w:rPr>
-                <w:rFonts w:ascii="Times New Roman" w:eastAsia="Times New Roman" w:hAnsi="Times New Roman" w:cs="Times New Roman"/>
-                <w:kern w:val="0"/>
-                <w:sz w:val="24"/>
-                <w:szCs w:val="24"/>
-                <w:lang w:val="en-GB" w:eastAsia="en-GB" w:bidi="ar-SA"/>
-                <w14:ligatures w14:val="none"/>
-              </w:rPr>
-            </w:pPr>
-            <w:r>
-              <w:rPr>
-                <w:rFonts w:ascii="Times New Roman" w:eastAsia="Times New Roman" w:hAnsi="Times New Roman" w:cs="Times New Roman"/>
-                <w:kern w:val="0"/>
-                <w:sz w:val="24"/>
-                <w:szCs w:val="24"/>
-                <w:lang w:val="en-GB" w:eastAsia="en-GB" w:bidi="ar-SA"/>
-                <w14:ligatures w14:val="none"/>
-              </w:rPr>
-              <w:t>Data Classification Form</w:t>
-            </w:r>
-          </w:p>
-        </w:tc>
-        <w:tc>
-          <w:tcPr>
-            <w:tcW w:w="0" w:type="auto"/>
-            <w:vAlign w:val="center"/>
-            <w:hideMark/>
-          </w:tcPr>
-          <w:p>
-            <w:pPr>
-              <w:spacing w:after="0" w:line="240" w:lineRule="auto"/>
-              <w:rPr>
-                <w:rFonts w:ascii="Times New Roman" w:eastAsia="Times New Roman" w:hAnsi="Times New Roman" w:cs="Times New Roman"/>
-                <w:kern w:val="0"/>
-                <w:sz w:val="24"/>
-                <w:szCs w:val="24"/>
-                <w:lang w:val="en-GB" w:eastAsia="en-GB" w:bidi="ar-SA"/>
-                <w14:ligatures w14:val="none"/>
-              </w:rPr>
-            </w:pPr>
-            <w:r>
-              <w:rPr>
-                <w:rFonts w:ascii="Times New Roman" w:eastAsia="Times New Roman" w:hAnsi="Times New Roman" w:cs="Times New Roman"/>
-                <w:kern w:val="0"/>
-                <w:sz w:val="24"/>
-                <w:szCs w:val="24"/>
-                <w:lang w:val="en-GB" w:eastAsia="en-GB" w:bidi="ar-SA"/>
-                <w14:ligatures w14:val="none"/>
-              </w:rPr>
-              <w:t>15.2.2</w:t>
-            </w:r>
-          </w:p>
-        </w:tc>
-      </w:tr>
-      <w:tr>
-        <w:trPr>
-          <w:tblCellSpacing w:w="15" w:type="dxa"/>
-        </w:trPr>
-        <w:tc>
-          <w:tcPr>
-            <w:tcW w:w="0" w:type="auto"/>
-            <w:vAlign w:val="center"/>
-            <w:hideMark/>
-          </w:tcPr>
-          <w:p>
-            <w:pPr>
-              <w:spacing w:after="0" w:line="240" w:lineRule="auto"/>
-              <w:rPr>
-                <w:rFonts w:ascii="Times New Roman" w:eastAsia="Times New Roman" w:hAnsi="Times New Roman" w:cs="Times New Roman"/>
-                <w:kern w:val="0"/>
-                <w:sz w:val="24"/>
-                <w:szCs w:val="24"/>
-                <w:lang w:val="en-GB" w:eastAsia="en-GB" w:bidi="ar-SA"/>
-                <w14:ligatures w14:val="none"/>
-              </w:rPr>
-            </w:pPr>
-            <w:r>
-              <w:rPr>
-                <w:rFonts w:ascii="Times New Roman" w:eastAsia="Times New Roman" w:hAnsi="Times New Roman" w:cs="Times New Roman"/>
-                <w:kern w:val="0"/>
-                <w:sz w:val="24"/>
-                <w:szCs w:val="24"/>
-                <w:lang w:val="en-GB" w:eastAsia="en-GB" w:bidi="ar-SA"/>
-                <w14:ligatures w14:val="none"/>
-              </w:rPr>
-              <w:t>IT-F-06</w:t>
-            </w:r>
-          </w:p>
-        </w:tc>
-        <w:tc>
-          <w:tcPr>
-            <w:tcW w:w="0" w:type="auto"/>
-            <w:vAlign w:val="center"/>
-            <w:hideMark/>
-          </w:tcPr>
-          <w:p>
-            <w:pPr>
-              <w:spacing w:after="0" w:line="240" w:lineRule="auto"/>
-              <w:rPr>
-                <w:rFonts w:ascii="Times New Roman" w:eastAsia="Times New Roman" w:hAnsi="Times New Roman" w:cs="Times New Roman"/>
-                <w:kern w:val="0"/>
-                <w:sz w:val="24"/>
-                <w:szCs w:val="24"/>
-                <w:lang w:val="en-GB" w:eastAsia="en-GB" w:bidi="ar-SA"/>
-                <w14:ligatures w14:val="none"/>
-              </w:rPr>
-            </w:pPr>
-            <w:r>
-              <w:rPr>
-                <w:rFonts w:ascii="Times New Roman" w:eastAsia="Times New Roman" w:hAnsi="Times New Roman" w:cs="Times New Roman"/>
-                <w:kern w:val="0"/>
-                <w:sz w:val="24"/>
-                <w:szCs w:val="24"/>
-                <w:lang w:val="en-GB" w:eastAsia="en-GB" w:bidi="ar-SA"/>
-                <w14:ligatures w14:val="none"/>
-              </w:rPr>
-              <w:t>Vendor SLA Evaluation</w:t>
-            </w:r>
-          </w:p>
-        </w:tc>
-        <w:tc>
-          <w:tcPr>
-            <w:tcW w:w="0" w:type="auto"/>
-            <w:vAlign w:val="center"/>
-            <w:hideMark/>
-          </w:tcPr>
-          <w:p>
-            <w:pPr>
-              <w:spacing w:after="0" w:line="240" w:lineRule="auto"/>
-              <w:rPr>
-                <w:rFonts w:ascii="Times New Roman" w:eastAsia="Times New Roman" w:hAnsi="Times New Roman" w:cs="Times New Roman"/>
-                <w:kern w:val="0"/>
-                <w:sz w:val="24"/>
-                <w:szCs w:val="24"/>
-                <w:lang w:val="en-GB" w:eastAsia="en-GB" w:bidi="ar-SA"/>
-                <w14:ligatures w14:val="none"/>
-              </w:rPr>
-            </w:pPr>
-            <w:r>
-              <w:rPr>
-                <w:rFonts w:ascii="Times New Roman" w:eastAsia="Times New Roman" w:hAnsi="Times New Roman" w:cs="Times New Roman"/>
-                <w:kern w:val="0"/>
-                <w:sz w:val="24"/>
-                <w:szCs w:val="24"/>
-                <w:lang w:val="en-GB" w:eastAsia="en-GB" w:bidi="ar-SA"/>
-                <w14:ligatures w14:val="none"/>
-              </w:rPr>
-              <w:t>15.4.5</w:t>
-            </w:r>
-          </w:p>
-        </w:tc>
-      </w:tr>
-      <w:tr>
-        <w:trPr>
-          <w:tblCellSpacing w:w="15" w:type="dxa"/>
-        </w:trPr>
-        <w:tc>
-          <w:tcPr>
-            <w:tcW w:w="0" w:type="auto"/>
-            <w:vAlign w:val="center"/>
-            <w:hideMark/>
-          </w:tcPr>
-          <w:p>
-            <w:pPr>
-              <w:spacing w:after="0" w:line="240" w:lineRule="auto"/>
-              <w:rPr>
-                <w:rFonts w:ascii="Times New Roman" w:eastAsia="Times New Roman" w:hAnsi="Times New Roman" w:cs="Times New Roman"/>
-                <w:kern w:val="0"/>
-                <w:sz w:val="24"/>
-                <w:szCs w:val="24"/>
-                <w:lang w:val="en-GB" w:eastAsia="en-GB" w:bidi="ar-SA"/>
-                <w14:ligatures w14:val="none"/>
-              </w:rPr>
-            </w:pPr>
-            <w:r>
-              <w:rPr>
-                <w:rFonts w:ascii="Times New Roman" w:eastAsia="Times New Roman" w:hAnsi="Times New Roman" w:cs="Times New Roman"/>
-                <w:kern w:val="0"/>
-                <w:sz w:val="24"/>
-                <w:szCs w:val="24"/>
-                <w:lang w:val="en-GB" w:eastAsia="en-GB" w:bidi="ar-SA"/>
-                <w14:ligatures w14:val="none"/>
-              </w:rPr>
-              <w:t>IT-F-07</w:t>
-            </w:r>
-          </w:p>
-        </w:tc>
-        <w:tc>
-          <w:tcPr>
-            <w:tcW w:w="0" w:type="auto"/>
-            <w:vAlign w:val="center"/>
-            <w:hideMark/>
-          </w:tcPr>
-          <w:p>
-            <w:pPr>
-              <w:spacing w:after="0" w:line="240" w:lineRule="auto"/>
-              <w:rPr>
-                <w:rFonts w:ascii="Times New Roman" w:eastAsia="Times New Roman" w:hAnsi="Times New Roman" w:cs="Times New Roman"/>
-                <w:kern w:val="0"/>
-                <w:sz w:val="24"/>
-                <w:szCs w:val="24"/>
-                <w:lang w:val="en-GB" w:eastAsia="en-GB" w:bidi="ar-SA"/>
-                <w14:ligatures w14:val="none"/>
-              </w:rPr>
-            </w:pPr>
-            <w:r>
-              <w:rPr>
-                <w:rFonts w:ascii="Times New Roman" w:eastAsia="Times New Roman" w:hAnsi="Times New Roman" w:cs="Times New Roman"/>
-                <w:kern w:val="0"/>
-                <w:sz w:val="24"/>
-                <w:szCs w:val="24"/>
-                <w:lang w:val="en-GB" w:eastAsia="en-GB" w:bidi="ar-SA"/>
-                <w14:ligatures w14:val="none"/>
-              </w:rPr>
-              <w:t>IT Risk Assessment Template</w:t>
-            </w:r>
-          </w:p>
-        </w:tc>
-        <w:tc>
-          <w:tcPr>
-            <w:tcW w:w="0" w:type="auto"/>
-            <w:vAlign w:val="center"/>
-            <w:hideMark/>
-          </w:tcPr>
-          <w:p>
-            <w:pPr>
-              <w:spacing w:after="0" w:line="240" w:lineRule="auto"/>
-              <w:rPr>
-                <w:rFonts w:ascii="Times New Roman" w:eastAsia="Times New Roman" w:hAnsi="Times New Roman" w:cs="Times New Roman"/>
-                <w:kern w:val="0"/>
-                <w:sz w:val="24"/>
-                <w:szCs w:val="24"/>
-                <w:lang w:val="en-GB" w:eastAsia="en-GB" w:bidi="ar-SA"/>
-                <w14:ligatures w14:val="none"/>
-              </w:rPr>
-            </w:pPr>
-            <w:r>
-              <w:rPr>
-                <w:rFonts w:ascii="Times New Roman" w:eastAsia="Times New Roman" w:hAnsi="Times New Roman" w:cs="Times New Roman"/>
-                <w:kern w:val="0"/>
-                <w:sz w:val="24"/>
-                <w:szCs w:val="24"/>
-                <w:lang w:val="en-GB" w:eastAsia="en-GB" w:bidi="ar-SA"/>
-                <w14:ligatures w14:val="none"/>
-              </w:rPr>
-              <w:t>15.5.1</w:t>
-            </w:r>
-          </w:p>
-        </w:tc>
-      </w:tr>
-      <w:tr>
-        <w:trPr>
-          <w:tblCellSpacing w:w="15" w:type="dxa"/>
-        </w:trPr>
-        <w:tc>
-          <w:tcPr>
-            <w:tcW w:w="0" w:type="auto"/>
-            <w:vAlign w:val="center"/>
-            <w:hideMark/>
-          </w:tcPr>
-          <w:p>
-            <w:pPr>
-              <w:spacing w:after="0" w:line="240" w:lineRule="auto"/>
+        <w:tc>
+          <w:tcPr>
+            <w:cnfStyle w:val="001000000000" w:firstRow="0" w:lastRow="0" w:firstColumn="1" w:lastColumn="0" w:oddVBand="0" w:evenVBand="0" w:oddHBand="0" w:evenHBand="0" w:firstRowFirstColumn="0" w:firstRowLastColumn="0" w:lastRowFirstColumn="0" w:lastRowLastColumn="0"/>
+            <w:tcW w:w="0" w:type="auto"/>
+            <w:hideMark/>
+          </w:tcPr>
+          <w:p>
+            <w:pPr>
               <w:rPr>
                 <w:rFonts w:ascii="Times New Roman" w:eastAsia="Times New Roman" w:hAnsi="Times New Roman" w:cs="Times New Roman"/>
                 <w:kern w:val="0"/>
@@ -6054,12 +5856,11 @@
         <w:tc>
           <w:tcPr>
             <w:tcW w:w="0" w:type="auto"/>
-            <w:vAlign w:val="center"/>
-            <w:hideMark/>
-          </w:tcPr>
-          <w:p>
-            <w:pPr>
-              <w:spacing w:after="0" w:line="240" w:lineRule="auto"/>
+            <w:hideMark/>
+          </w:tcPr>
+          <w:p>
+            <w:pPr>
+              <w:cnfStyle w:val="000000000000" w:firstRow="0" w:lastRow="0" w:firstColumn="0" w:lastColumn="0" w:oddVBand="0" w:evenVBand="0" w:oddHBand="0" w:evenHBand="0" w:firstRowFirstColumn="0" w:firstRowLastColumn="0" w:lastRowFirstColumn="0" w:lastRowLastColumn="0"/>
               <w:rPr>
                 <w:rFonts w:ascii="Times New Roman" w:eastAsia="Times New Roman" w:hAnsi="Times New Roman" w:cs="Times New Roman"/>
                 <w:kern w:val="0"/>
@@ -6084,13 +5885,12 @@
         </w:tc>
         <w:tc>
           <w:tcPr>
-            <w:tcW w:w="0" w:type="auto"/>
-            <w:vAlign w:val="center"/>
-            <w:hideMark/>
-          </w:tcPr>
-          <w:p>
-            <w:pPr>
-              <w:spacing w:after="0" w:line="240" w:lineRule="auto"/>
+            <w:tcW w:w="4876" w:type="dxa"/>
+            <w:hideMark/>
+          </w:tcPr>
+          <w:p>
+            <w:pPr>
+              <w:cnfStyle w:val="000000000000" w:firstRow="0" w:lastRow="0" w:firstColumn="0" w:lastColumn="0" w:oddVBand="0" w:evenVBand="0" w:oddHBand="0" w:evenHBand="0" w:firstRowFirstColumn="0" w:firstRowLastColumn="0" w:lastRowFirstColumn="0" w:lastRowLastColumn="0"/>
               <w:rPr>
                 <w:rFonts w:ascii="Times New Roman" w:eastAsia="Times New Roman" w:hAnsi="Times New Roman" w:cs="Times New Roman"/>
                 <w:kern w:val="0"/>
@@ -6172,55 +5972,48 @@
     </w:p>
     <w:tbl>
       <w:tblPr>
+        <w:tblStyle w:val="PlainTable1"/>
         <w:tblW w:w="0" w:type="auto"/>
-        <w:tblCellSpacing w:w="15" w:type="dxa"/>
-        <w:tblCellMar>
-          <w:top w:w="15" w:type="dxa"/>
-          <w:left w:w="15" w:type="dxa"/>
-          <w:bottom w:w="15" w:type="dxa"/>
-          <w:right w:w="15" w:type="dxa"/>
-        </w:tblCellMar>
         <w:tblLook w:val="04A0" w:firstRow="1" w:lastRow="0" w:firstColumn="1" w:lastColumn="0" w:noHBand="0" w:noVBand="1"/>
       </w:tblPr>
       <w:tblGrid>
-        <w:gridCol w:w="1875"/>
-        <w:gridCol w:w="2195"/>
-        <w:gridCol w:w="1087"/>
-        <w:gridCol w:w="1211"/>
-        <w:gridCol w:w="1210"/>
-        <w:gridCol w:w="1448"/>
+        <w:gridCol w:w="1915"/>
+        <w:gridCol w:w="1902"/>
+        <w:gridCol w:w="1243"/>
+        <w:gridCol w:w="1343"/>
+        <w:gridCol w:w="1197"/>
+        <w:gridCol w:w="1416"/>
       </w:tblGrid>
       <w:tr>
         <w:trPr>
+          <w:cnfStyle w:val="100000000000" w:firstRow="1" w:lastRow="0" w:firstColumn="0" w:lastColumn="0" w:oddVBand="0" w:evenVBand="0" w:oddHBand="0" w:evenHBand="0" w:firstRowFirstColumn="0" w:firstRowLastColumn="0" w:lastRowFirstColumn="0" w:lastRowLastColumn="0"/>
           <w:tblHeader/>
-          <w:tblCellSpacing w:w="15" w:type="dxa"/>
         </w:trPr>
         <w:tc>
           <w:tcPr>
-            <w:tcW w:w="0" w:type="auto"/>
+            <w:cnfStyle w:val="001000000000" w:firstRow="0" w:lastRow="0" w:firstColumn="1" w:lastColumn="0" w:oddVBand="0" w:evenVBand="0" w:oddHBand="0" w:evenHBand="0" w:firstRowFirstColumn="0" w:firstRowLastColumn="0" w:lastRowFirstColumn="0" w:lastRowLastColumn="0"/>
+            <w:tcW w:w="0" w:type="auto"/>
+            <w:shd w:val="clear" w:color="auto" w:fill="0E2841" w:themeFill="text2"/>
             <w:vAlign w:val="center"/>
             <w:hideMark/>
           </w:tcPr>
           <w:p>
             <w:pPr>
-              <w:spacing w:after="0" w:line="240" w:lineRule="auto"/>
               <w:jc w:val="center"/>
               <w:rPr>
                 <w:rFonts w:ascii="Times New Roman" w:eastAsia="Times New Roman" w:hAnsi="Times New Roman" w:cs="Times New Roman"/>
-                <w:b/>
-                <w:bCs/>
-                <w:kern w:val="0"/>
-                <w:sz w:val="24"/>
-                <w:szCs w:val="24"/>
-                <w:lang w:val="en-GB" w:eastAsia="en-GB" w:bidi="ar-SA"/>
-                <w14:ligatures w14:val="none"/>
-              </w:rPr>
-            </w:pPr>
-            <w:r>
-              <w:rPr>
-                <w:rFonts w:ascii="Times New Roman" w:eastAsia="Times New Roman" w:hAnsi="Times New Roman" w:cs="Times New Roman"/>
-                <w:b/>
-                <w:bCs/>
+                <w:b w:val="0"/>
+                <w:bCs w:val="0"/>
+                <w:kern w:val="0"/>
+                <w:sz w:val="24"/>
+                <w:szCs w:val="24"/>
+                <w:lang w:val="en-GB" w:eastAsia="en-GB" w:bidi="ar-SA"/>
+                <w14:ligatures w14:val="none"/>
+              </w:rPr>
+            </w:pPr>
+            <w:r>
+              <w:rPr>
+                <w:rFonts w:ascii="Times New Roman" w:eastAsia="Times New Roman" w:hAnsi="Times New Roman" w:cs="Times New Roman"/>
                 <w:kern w:val="0"/>
                 <w:sz w:val="24"/>
                 <w:szCs w:val="24"/>
@@ -6234,29 +6027,28 @@
         <w:tc>
           <w:tcPr>
             <w:tcW w:w="0" w:type="auto"/>
+            <w:shd w:val="clear" w:color="auto" w:fill="0E2841" w:themeFill="text2"/>
             <w:vAlign w:val="center"/>
             <w:hideMark/>
           </w:tcPr>
           <w:p>
             <w:pPr>
-              <w:spacing w:after="0" w:line="240" w:lineRule="auto"/>
               <w:jc w:val="center"/>
-              <w:rPr>
-                <w:rFonts w:ascii="Times New Roman" w:eastAsia="Times New Roman" w:hAnsi="Times New Roman" w:cs="Times New Roman"/>
-                <w:b/>
-                <w:bCs/>
-                <w:kern w:val="0"/>
-                <w:sz w:val="24"/>
-                <w:szCs w:val="24"/>
-                <w:lang w:val="en-GB" w:eastAsia="en-GB" w:bidi="ar-SA"/>
-                <w14:ligatures w14:val="none"/>
-              </w:rPr>
-            </w:pPr>
-            <w:r>
-              <w:rPr>
-                <w:rFonts w:ascii="Times New Roman" w:eastAsia="Times New Roman" w:hAnsi="Times New Roman" w:cs="Times New Roman"/>
-                <w:b/>
-                <w:bCs/>
+              <w:cnfStyle w:val="100000000000" w:firstRow="1" w:lastRow="0" w:firstColumn="0" w:lastColumn="0" w:oddVBand="0" w:evenVBand="0" w:oddHBand="0" w:evenHBand="0" w:firstRowFirstColumn="0" w:firstRowLastColumn="0" w:lastRowFirstColumn="0" w:lastRowLastColumn="0"/>
+              <w:rPr>
+                <w:rFonts w:ascii="Times New Roman" w:eastAsia="Times New Roman" w:hAnsi="Times New Roman" w:cs="Times New Roman"/>
+                <w:b w:val="0"/>
+                <w:bCs w:val="0"/>
+                <w:kern w:val="0"/>
+                <w:sz w:val="24"/>
+                <w:szCs w:val="24"/>
+                <w:lang w:val="en-GB" w:eastAsia="en-GB" w:bidi="ar-SA"/>
+                <w14:ligatures w14:val="none"/>
+              </w:rPr>
+            </w:pPr>
+            <w:r>
+              <w:rPr>
+                <w:rFonts w:ascii="Times New Roman" w:eastAsia="Times New Roman" w:hAnsi="Times New Roman" w:cs="Times New Roman"/>
                 <w:kern w:val="0"/>
                 <w:sz w:val="24"/>
                 <w:szCs w:val="24"/>
@@ -6270,29 +6062,28 @@
         <w:tc>
           <w:tcPr>
             <w:tcW w:w="0" w:type="auto"/>
+            <w:shd w:val="clear" w:color="auto" w:fill="0E2841" w:themeFill="text2"/>
             <w:vAlign w:val="center"/>
             <w:hideMark/>
           </w:tcPr>
           <w:p>
             <w:pPr>
-              <w:spacing w:after="0" w:line="240" w:lineRule="auto"/>
               <w:jc w:val="center"/>
-              <w:rPr>
-                <w:rFonts w:ascii="Times New Roman" w:eastAsia="Times New Roman" w:hAnsi="Times New Roman" w:cs="Times New Roman"/>
-                <w:b/>
-                <w:bCs/>
-                <w:kern w:val="0"/>
-                <w:sz w:val="24"/>
-                <w:szCs w:val="24"/>
-                <w:lang w:val="en-GB" w:eastAsia="en-GB" w:bidi="ar-SA"/>
-                <w14:ligatures w14:val="none"/>
-              </w:rPr>
-            </w:pPr>
-            <w:r>
-              <w:rPr>
-                <w:rFonts w:ascii="Times New Roman" w:eastAsia="Times New Roman" w:hAnsi="Times New Roman" w:cs="Times New Roman"/>
-                <w:b/>
-                <w:bCs/>
+              <w:cnfStyle w:val="100000000000" w:firstRow="1" w:lastRow="0" w:firstColumn="0" w:lastColumn="0" w:oddVBand="0" w:evenVBand="0" w:oddHBand="0" w:evenHBand="0" w:firstRowFirstColumn="0" w:firstRowLastColumn="0" w:lastRowFirstColumn="0" w:lastRowLastColumn="0"/>
+              <w:rPr>
+                <w:rFonts w:ascii="Times New Roman" w:eastAsia="Times New Roman" w:hAnsi="Times New Roman" w:cs="Times New Roman"/>
+                <w:b w:val="0"/>
+                <w:bCs w:val="0"/>
+                <w:kern w:val="0"/>
+                <w:sz w:val="24"/>
+                <w:szCs w:val="24"/>
+                <w:lang w:val="en-GB" w:eastAsia="en-GB" w:bidi="ar-SA"/>
+                <w14:ligatures w14:val="none"/>
+              </w:rPr>
+            </w:pPr>
+            <w:r>
+              <w:rPr>
+                <w:rFonts w:ascii="Times New Roman" w:eastAsia="Times New Roman" w:hAnsi="Times New Roman" w:cs="Times New Roman"/>
                 <w:kern w:val="0"/>
                 <w:sz w:val="24"/>
                 <w:szCs w:val="24"/>
@@ -6306,29 +6097,28 @@
         <w:tc>
           <w:tcPr>
             <w:tcW w:w="0" w:type="auto"/>
+            <w:shd w:val="clear" w:color="auto" w:fill="0E2841" w:themeFill="text2"/>
             <w:vAlign w:val="center"/>
             <w:hideMark/>
           </w:tcPr>
           <w:p>
             <w:pPr>
-              <w:spacing w:after="0" w:line="240" w:lineRule="auto"/>
               <w:jc w:val="center"/>
-              <w:rPr>
-                <w:rFonts w:ascii="Times New Roman" w:eastAsia="Times New Roman" w:hAnsi="Times New Roman" w:cs="Times New Roman"/>
-                <w:b/>
-                <w:bCs/>
-                <w:kern w:val="0"/>
-                <w:sz w:val="24"/>
-                <w:szCs w:val="24"/>
-                <w:lang w:val="en-GB" w:eastAsia="en-GB" w:bidi="ar-SA"/>
-                <w14:ligatures w14:val="none"/>
-              </w:rPr>
-            </w:pPr>
-            <w:r>
-              <w:rPr>
-                <w:rFonts w:ascii="Times New Roman" w:eastAsia="Times New Roman" w:hAnsi="Times New Roman" w:cs="Times New Roman"/>
-                <w:b/>
-                <w:bCs/>
+              <w:cnfStyle w:val="100000000000" w:firstRow="1" w:lastRow="0" w:firstColumn="0" w:lastColumn="0" w:oddVBand="0" w:evenVBand="0" w:oddHBand="0" w:evenHBand="0" w:firstRowFirstColumn="0" w:firstRowLastColumn="0" w:lastRowFirstColumn="0" w:lastRowLastColumn="0"/>
+              <w:rPr>
+                <w:rFonts w:ascii="Times New Roman" w:eastAsia="Times New Roman" w:hAnsi="Times New Roman" w:cs="Times New Roman"/>
+                <w:b w:val="0"/>
+                <w:bCs w:val="0"/>
+                <w:kern w:val="0"/>
+                <w:sz w:val="24"/>
+                <w:szCs w:val="24"/>
+                <w:lang w:val="en-GB" w:eastAsia="en-GB" w:bidi="ar-SA"/>
+                <w14:ligatures w14:val="none"/>
+              </w:rPr>
+            </w:pPr>
+            <w:r>
+              <w:rPr>
+                <w:rFonts w:ascii="Times New Roman" w:eastAsia="Times New Roman" w:hAnsi="Times New Roman" w:cs="Times New Roman"/>
                 <w:kern w:val="0"/>
                 <w:sz w:val="24"/>
                 <w:szCs w:val="24"/>
@@ -6342,29 +6132,28 @@
         <w:tc>
           <w:tcPr>
             <w:tcW w:w="0" w:type="auto"/>
+            <w:shd w:val="clear" w:color="auto" w:fill="0E2841" w:themeFill="text2"/>
             <w:vAlign w:val="center"/>
             <w:hideMark/>
           </w:tcPr>
           <w:p>
             <w:pPr>
-              <w:spacing w:after="0" w:line="240" w:lineRule="auto"/>
               <w:jc w:val="center"/>
-              <w:rPr>
-                <w:rFonts w:ascii="Times New Roman" w:eastAsia="Times New Roman" w:hAnsi="Times New Roman" w:cs="Times New Roman"/>
-                <w:b/>
-                <w:bCs/>
-                <w:kern w:val="0"/>
-                <w:sz w:val="24"/>
-                <w:szCs w:val="24"/>
-                <w:lang w:val="en-GB" w:eastAsia="en-GB" w:bidi="ar-SA"/>
-                <w14:ligatures w14:val="none"/>
-              </w:rPr>
-            </w:pPr>
-            <w:r>
-              <w:rPr>
-                <w:rFonts w:ascii="Times New Roman" w:eastAsia="Times New Roman" w:hAnsi="Times New Roman" w:cs="Times New Roman"/>
-                <w:b/>
-                <w:bCs/>
+              <w:cnfStyle w:val="100000000000" w:firstRow="1" w:lastRow="0" w:firstColumn="0" w:lastColumn="0" w:oddVBand="0" w:evenVBand="0" w:oddHBand="0" w:evenHBand="0" w:firstRowFirstColumn="0" w:firstRowLastColumn="0" w:lastRowFirstColumn="0" w:lastRowLastColumn="0"/>
+              <w:rPr>
+                <w:rFonts w:ascii="Times New Roman" w:eastAsia="Times New Roman" w:hAnsi="Times New Roman" w:cs="Times New Roman"/>
+                <w:b w:val="0"/>
+                <w:bCs w:val="0"/>
+                <w:kern w:val="0"/>
+                <w:sz w:val="24"/>
+                <w:szCs w:val="24"/>
+                <w:lang w:val="en-GB" w:eastAsia="en-GB" w:bidi="ar-SA"/>
+                <w14:ligatures w14:val="none"/>
+              </w:rPr>
+            </w:pPr>
+            <w:r>
+              <w:rPr>
+                <w:rFonts w:ascii="Times New Roman" w:eastAsia="Times New Roman" w:hAnsi="Times New Roman" w:cs="Times New Roman"/>
                 <w:kern w:val="0"/>
                 <w:sz w:val="24"/>
                 <w:szCs w:val="24"/>
@@ -6378,29 +6167,28 @@
         <w:tc>
           <w:tcPr>
             <w:tcW w:w="0" w:type="auto"/>
+            <w:shd w:val="clear" w:color="auto" w:fill="0E2841" w:themeFill="text2"/>
             <w:vAlign w:val="center"/>
             <w:hideMark/>
           </w:tcPr>
           <w:p>
             <w:pPr>
-              <w:spacing w:after="0" w:line="240" w:lineRule="auto"/>
               <w:jc w:val="center"/>
-              <w:rPr>
-                <w:rFonts w:ascii="Times New Roman" w:eastAsia="Times New Roman" w:hAnsi="Times New Roman" w:cs="Times New Roman"/>
-                <w:b/>
-                <w:bCs/>
-                <w:kern w:val="0"/>
-                <w:sz w:val="24"/>
-                <w:szCs w:val="24"/>
-                <w:lang w:val="en-GB" w:eastAsia="en-GB" w:bidi="ar-SA"/>
-                <w14:ligatures w14:val="none"/>
-              </w:rPr>
-            </w:pPr>
-            <w:r>
-              <w:rPr>
-                <w:rFonts w:ascii="Times New Roman" w:eastAsia="Times New Roman" w:hAnsi="Times New Roman" w:cs="Times New Roman"/>
-                <w:b/>
-                <w:bCs/>
+              <w:cnfStyle w:val="100000000000" w:firstRow="1" w:lastRow="0" w:firstColumn="0" w:lastColumn="0" w:oddVBand="0" w:evenVBand="0" w:oddHBand="0" w:evenHBand="0" w:firstRowFirstColumn="0" w:firstRowLastColumn="0" w:lastRowFirstColumn="0" w:lastRowLastColumn="0"/>
+              <w:rPr>
+                <w:rFonts w:ascii="Times New Roman" w:eastAsia="Times New Roman" w:hAnsi="Times New Roman" w:cs="Times New Roman"/>
+                <w:b w:val="0"/>
+                <w:bCs w:val="0"/>
+                <w:kern w:val="0"/>
+                <w:sz w:val="24"/>
+                <w:szCs w:val="24"/>
+                <w:lang w:val="en-GB" w:eastAsia="en-GB" w:bidi="ar-SA"/>
+                <w14:ligatures w14:val="none"/>
+              </w:rPr>
+            </w:pPr>
+            <w:r>
+              <w:rPr>
+                <w:rFonts w:ascii="Times New Roman" w:eastAsia="Times New Roman" w:hAnsi="Times New Roman" w:cs="Times New Roman"/>
                 <w:kern w:val="0"/>
                 <w:sz w:val="24"/>
                 <w:szCs w:val="24"/>
@@ -6414,17 +6202,16 @@
       </w:tr>
       <w:tr>
         <w:trPr>
-          <w:tblCellSpacing w:w="15" w:type="dxa"/>
+          <w:cnfStyle w:val="000000100000" w:firstRow="0" w:lastRow="0" w:firstColumn="0" w:lastColumn="0" w:oddVBand="0" w:evenVBand="0" w:oddHBand="1" w:evenHBand="0" w:firstRowFirstColumn="0" w:firstRowLastColumn="0" w:lastRowFirstColumn="0" w:lastRowLastColumn="0"/>
         </w:trPr>
         <w:tc>
           <w:tcPr>
-            <w:tcW w:w="0" w:type="auto"/>
-            <w:vAlign w:val="center"/>
-            <w:hideMark/>
-          </w:tcPr>
-          <w:p>
-            <w:pPr>
-              <w:spacing w:after="0" w:line="240" w:lineRule="auto"/>
+            <w:cnfStyle w:val="001000000000" w:firstRow="0" w:lastRow="0" w:firstColumn="1" w:lastColumn="0" w:oddVBand="0" w:evenVBand="0" w:oddHBand="0" w:evenHBand="0" w:firstRowFirstColumn="0" w:firstRowLastColumn="0" w:lastRowFirstColumn="0" w:lastRowLastColumn="0"/>
+            <w:tcW w:w="0" w:type="auto"/>
+            <w:hideMark/>
+          </w:tcPr>
+          <w:p>
+            <w:pPr>
               <w:rPr>
                 <w:rFonts w:ascii="Times New Roman" w:eastAsia="Times New Roman" w:hAnsi="Times New Roman" w:cs="Times New Roman"/>
                 <w:kern w:val="0"/>
@@ -6450,12 +6237,11 @@
         <w:tc>
           <w:tcPr>
             <w:tcW w:w="0" w:type="auto"/>
-            <w:vAlign w:val="center"/>
-            <w:hideMark/>
-          </w:tcPr>
-          <w:p>
-            <w:pPr>
-              <w:spacing w:after="0" w:line="240" w:lineRule="auto"/>
+            <w:hideMark/>
+          </w:tcPr>
+          <w:p>
+            <w:pPr>
+              <w:cnfStyle w:val="000000100000" w:firstRow="0" w:lastRow="0" w:firstColumn="0" w:lastColumn="0" w:oddVBand="0" w:evenVBand="0" w:oddHBand="1" w:evenHBand="0" w:firstRowFirstColumn="0" w:firstRowLastColumn="0" w:lastRowFirstColumn="0" w:lastRowLastColumn="0"/>
               <w:rPr>
                 <w:rFonts w:ascii="Times New Roman" w:eastAsia="Times New Roman" w:hAnsi="Times New Roman" w:cs="Times New Roman"/>
                 <w:kern w:val="0"/>
@@ -6481,12 +6267,11 @@
         <w:tc>
           <w:tcPr>
             <w:tcW w:w="0" w:type="auto"/>
-            <w:vAlign w:val="center"/>
-            <w:hideMark/>
-          </w:tcPr>
-          <w:p>
-            <w:pPr>
-              <w:spacing w:after="0" w:line="240" w:lineRule="auto"/>
+            <w:hideMark/>
+          </w:tcPr>
+          <w:p>
+            <w:pPr>
+              <w:cnfStyle w:val="000000100000" w:firstRow="0" w:lastRow="0" w:firstColumn="0" w:lastColumn="0" w:oddVBand="0" w:evenVBand="0" w:oddHBand="1" w:evenHBand="0" w:firstRowFirstColumn="0" w:firstRowLastColumn="0" w:lastRowFirstColumn="0" w:lastRowLastColumn="0"/>
               <w:rPr>
                 <w:rFonts w:ascii="Times New Roman" w:eastAsia="Times New Roman" w:hAnsi="Times New Roman" w:cs="Times New Roman"/>
                 <w:kern w:val="0"/>
@@ -6512,12 +6297,11 @@
         <w:tc>
           <w:tcPr>
             <w:tcW w:w="0" w:type="auto"/>
-            <w:vAlign w:val="center"/>
-            <w:hideMark/>
-          </w:tcPr>
-          <w:p>
-            <w:pPr>
-              <w:spacing w:after="0" w:line="240" w:lineRule="auto"/>
+            <w:hideMark/>
+          </w:tcPr>
+          <w:p>
+            <w:pPr>
+              <w:cnfStyle w:val="000000100000" w:firstRow="0" w:lastRow="0" w:firstColumn="0" w:lastColumn="0" w:oddVBand="0" w:evenVBand="0" w:oddHBand="1" w:evenHBand="0" w:firstRowFirstColumn="0" w:firstRowLastColumn="0" w:lastRowFirstColumn="0" w:lastRowLastColumn="0"/>
               <w:rPr>
                 <w:rFonts w:ascii="Times New Roman" w:eastAsia="Times New Roman" w:hAnsi="Times New Roman" w:cs="Times New Roman"/>
                 <w:kern w:val="0"/>
@@ -6543,12 +6327,11 @@
         <w:tc>
           <w:tcPr>
             <w:tcW w:w="0" w:type="auto"/>
-            <w:vAlign w:val="center"/>
-            <w:hideMark/>
-          </w:tcPr>
-          <w:p>
-            <w:pPr>
-              <w:spacing w:after="0" w:line="240" w:lineRule="auto"/>
+            <w:hideMark/>
+          </w:tcPr>
+          <w:p>
+            <w:pPr>
+              <w:cnfStyle w:val="000000100000" w:firstRow="0" w:lastRow="0" w:firstColumn="0" w:lastColumn="0" w:oddVBand="0" w:evenVBand="0" w:oddHBand="1" w:evenHBand="0" w:firstRowFirstColumn="0" w:firstRowLastColumn="0" w:lastRowFirstColumn="0" w:lastRowLastColumn="0"/>
               <w:rPr>
                 <w:rFonts w:ascii="Times New Roman" w:eastAsia="Times New Roman" w:hAnsi="Times New Roman" w:cs="Times New Roman"/>
                 <w:kern w:val="0"/>
@@ -6574,12 +6357,11 @@
         <w:tc>
           <w:tcPr>
             <w:tcW w:w="0" w:type="auto"/>
-            <w:vAlign w:val="center"/>
-            <w:hideMark/>
-          </w:tcPr>
-          <w:p>
-            <w:pPr>
-              <w:spacing w:after="0" w:line="240" w:lineRule="auto"/>
+            <w:hideMark/>
+          </w:tcPr>
+          <w:p>
+            <w:pPr>
+              <w:cnfStyle w:val="000000100000" w:firstRow="0" w:lastRow="0" w:firstColumn="0" w:lastColumn="0" w:oddVBand="0" w:evenVBand="0" w:oddHBand="1" w:evenHBand="0" w:firstRowFirstColumn="0" w:firstRowLastColumn="0" w:lastRowFirstColumn="0" w:lastRowLastColumn="0"/>
               <w:rPr>
                 <w:rFonts w:ascii="Times New Roman" w:eastAsia="Times New Roman" w:hAnsi="Times New Roman" w:cs="Times New Roman"/>
                 <w:kern w:val="0"/>
@@ -6599,85 +6381,264 @@
                 <w14:ligatures w14:val="none"/>
               </w:rPr>
               <w:t>ISO 27001 A.9</w:t>
+            </w:r>
+          </w:p>
+        </w:tc>
+      </w:tr>
+      <w:tr>
+        <w:tc>
+          <w:tcPr>
+            <w:cnfStyle w:val="001000000000" w:firstRow="0" w:lastRow="0" w:firstColumn="1" w:lastColumn="0" w:oddVBand="0" w:evenVBand="0" w:oddHBand="0" w:evenHBand="0" w:firstRowFirstColumn="0" w:firstRowLastColumn="0" w:lastRowFirstColumn="0" w:lastRowLastColumn="0"/>
+            <w:tcW w:w="0" w:type="auto"/>
+            <w:hideMark/>
+          </w:tcPr>
+          <w:p>
+            <w:pPr>
+              <w:rPr>
+                <w:rFonts w:ascii="Times New Roman" w:eastAsia="Times New Roman" w:hAnsi="Times New Roman" w:cs="Times New Roman"/>
+                <w:kern w:val="0"/>
+                <w:sz w:val="24"/>
+                <w:szCs w:val="24"/>
+                <w:lang w:val="en-GB" w:eastAsia="en-GB" w:bidi="ar-SA"/>
+                <w14:ligatures w14:val="none"/>
+              </w:rPr>
+            </w:pPr>
+            <w:r>
+              <w:rPr>
+                <w:rFonts w:ascii="Times New Roman" w:eastAsia="Times New Roman" w:hAnsi="Times New Roman" w:cs="Times New Roman"/>
+                <w:kern w:val="0"/>
+                <w:sz w:val="24"/>
+                <w:szCs w:val="24"/>
+                <w:lang w:val="en-GB" w:eastAsia="en-GB" w:bidi="ar-SA"/>
+                <w14:ligatures w14:val="none"/>
+              </w:rPr>
+              <w:t>Data Loss</w:t>
+            </w:r>
+          </w:p>
+        </w:tc>
+        <w:tc>
+          <w:tcPr>
+            <w:tcW w:w="0" w:type="auto"/>
+            <w:hideMark/>
+          </w:tcPr>
+          <w:p>
+            <w:pPr>
+              <w:cnfStyle w:val="000000000000" w:firstRow="0" w:lastRow="0" w:firstColumn="0" w:lastColumn="0" w:oddVBand="0" w:evenVBand="0" w:oddHBand="0" w:evenHBand="0" w:firstRowFirstColumn="0" w:firstRowLastColumn="0" w:lastRowFirstColumn="0" w:lastRowLastColumn="0"/>
+              <w:rPr>
+                <w:rFonts w:ascii="Times New Roman" w:eastAsia="Times New Roman" w:hAnsi="Times New Roman" w:cs="Times New Roman"/>
+                <w:kern w:val="0"/>
+                <w:sz w:val="24"/>
+                <w:szCs w:val="24"/>
+                <w:lang w:val="en-GB" w:eastAsia="en-GB" w:bidi="ar-SA"/>
+                <w14:ligatures w14:val="none"/>
+              </w:rPr>
+            </w:pPr>
+            <w:r>
+              <w:rPr>
+                <w:rFonts w:ascii="Times New Roman" w:eastAsia="Times New Roman" w:hAnsi="Times New Roman" w:cs="Times New Roman"/>
+                <w:kern w:val="0"/>
+                <w:sz w:val="24"/>
+                <w:szCs w:val="24"/>
+                <w:lang w:val="en-GB" w:eastAsia="en-GB" w:bidi="ar-SA"/>
+                <w14:ligatures w14:val="none"/>
+              </w:rPr>
+              <w:t>Automated Backup</w:t>
+            </w:r>
+          </w:p>
+        </w:tc>
+        <w:tc>
+          <w:tcPr>
+            <w:tcW w:w="0" w:type="auto"/>
+            <w:hideMark/>
+          </w:tcPr>
+          <w:p>
+            <w:pPr>
+              <w:cnfStyle w:val="000000000000" w:firstRow="0" w:lastRow="0" w:firstColumn="0" w:lastColumn="0" w:oddVBand="0" w:evenVBand="0" w:oddHBand="0" w:evenHBand="0" w:firstRowFirstColumn="0" w:firstRowLastColumn="0" w:lastRowFirstColumn="0" w:lastRowLastColumn="0"/>
+              <w:rPr>
+                <w:rFonts w:ascii="Times New Roman" w:eastAsia="Times New Roman" w:hAnsi="Times New Roman" w:cs="Times New Roman"/>
+                <w:kern w:val="0"/>
+                <w:sz w:val="24"/>
+                <w:szCs w:val="24"/>
+                <w:lang w:val="en-GB" w:eastAsia="en-GB" w:bidi="ar-SA"/>
+                <w14:ligatures w14:val="none"/>
+              </w:rPr>
+            </w:pPr>
+            <w:r>
+              <w:rPr>
+                <w:rFonts w:ascii="Times New Roman" w:eastAsia="Times New Roman" w:hAnsi="Times New Roman" w:cs="Times New Roman"/>
+                <w:kern w:val="0"/>
+                <w:sz w:val="24"/>
+                <w:szCs w:val="24"/>
+                <w:lang w:val="en-GB" w:eastAsia="en-GB" w:bidi="ar-SA"/>
+                <w14:ligatures w14:val="none"/>
+              </w:rPr>
+              <w:t>Preventive</w:t>
+            </w:r>
+          </w:p>
+        </w:tc>
+        <w:tc>
+          <w:tcPr>
+            <w:tcW w:w="0" w:type="auto"/>
+            <w:hideMark/>
+          </w:tcPr>
+          <w:p>
+            <w:pPr>
+              <w:cnfStyle w:val="000000000000" w:firstRow="0" w:lastRow="0" w:firstColumn="0" w:lastColumn="0" w:oddVBand="0" w:evenVBand="0" w:oddHBand="0" w:evenHBand="0" w:firstRowFirstColumn="0" w:firstRowLastColumn="0" w:lastRowFirstColumn="0" w:lastRowLastColumn="0"/>
+              <w:rPr>
+                <w:rFonts w:ascii="Times New Roman" w:eastAsia="Times New Roman" w:hAnsi="Times New Roman" w:cs="Times New Roman"/>
+                <w:kern w:val="0"/>
+                <w:sz w:val="24"/>
+                <w:szCs w:val="24"/>
+                <w:lang w:val="en-GB" w:eastAsia="en-GB" w:bidi="ar-SA"/>
+                <w14:ligatures w14:val="none"/>
+              </w:rPr>
+            </w:pPr>
+            <w:r>
+              <w:rPr>
+                <w:rFonts w:ascii="Times New Roman" w:eastAsia="Times New Roman" w:hAnsi="Times New Roman" w:cs="Times New Roman"/>
+                <w:kern w:val="0"/>
+                <w:sz w:val="24"/>
+                <w:szCs w:val="24"/>
+                <w:lang w:val="en-GB" w:eastAsia="en-GB" w:bidi="ar-SA"/>
+                <w14:ligatures w14:val="none"/>
+              </w:rPr>
+              <w:t>Daily</w:t>
+            </w:r>
+          </w:p>
+        </w:tc>
+        <w:tc>
+          <w:tcPr>
+            <w:tcW w:w="0" w:type="auto"/>
+            <w:hideMark/>
+          </w:tcPr>
+          <w:p>
+            <w:pPr>
+              <w:cnfStyle w:val="000000000000" w:firstRow="0" w:lastRow="0" w:firstColumn="0" w:lastColumn="0" w:oddVBand="0" w:evenVBand="0" w:oddHBand="0" w:evenHBand="0" w:firstRowFirstColumn="0" w:firstRowLastColumn="0" w:lastRowFirstColumn="0" w:lastRowLastColumn="0"/>
+              <w:rPr>
+                <w:rFonts w:ascii="Times New Roman" w:eastAsia="Times New Roman" w:hAnsi="Times New Roman" w:cs="Times New Roman"/>
+                <w:kern w:val="0"/>
+                <w:sz w:val="24"/>
+                <w:szCs w:val="24"/>
+                <w:lang w:val="en-GB" w:eastAsia="en-GB" w:bidi="ar-SA"/>
+                <w14:ligatures w14:val="none"/>
+              </w:rPr>
+            </w:pPr>
+            <w:r>
+              <w:rPr>
+                <w:rFonts w:ascii="Times New Roman" w:eastAsia="Times New Roman" w:hAnsi="Times New Roman" w:cs="Times New Roman"/>
+                <w:kern w:val="0"/>
+                <w:sz w:val="24"/>
+                <w:szCs w:val="24"/>
+                <w:lang w:val="en-GB" w:eastAsia="en-GB" w:bidi="ar-SA"/>
+                <w14:ligatures w14:val="none"/>
+              </w:rPr>
+              <w:t>IT Ops</w:t>
+            </w:r>
+          </w:p>
+        </w:tc>
+        <w:tc>
+          <w:tcPr>
+            <w:tcW w:w="0" w:type="auto"/>
+            <w:hideMark/>
+          </w:tcPr>
+          <w:p>
+            <w:pPr>
+              <w:cnfStyle w:val="000000000000" w:firstRow="0" w:lastRow="0" w:firstColumn="0" w:lastColumn="0" w:oddVBand="0" w:evenVBand="0" w:oddHBand="0" w:evenHBand="0" w:firstRowFirstColumn="0" w:firstRowLastColumn="0" w:lastRowFirstColumn="0" w:lastRowLastColumn="0"/>
+              <w:rPr>
+                <w:rFonts w:ascii="Times New Roman" w:eastAsia="Times New Roman" w:hAnsi="Times New Roman" w:cs="Times New Roman"/>
+                <w:kern w:val="0"/>
+                <w:sz w:val="24"/>
+                <w:szCs w:val="24"/>
+                <w:lang w:val="en-GB" w:eastAsia="en-GB" w:bidi="ar-SA"/>
+                <w14:ligatures w14:val="none"/>
+              </w:rPr>
+            </w:pPr>
+            <w:r>
+              <w:rPr>
+                <w:rFonts w:ascii="Times New Roman" w:eastAsia="Times New Roman" w:hAnsi="Times New Roman" w:cs="Times New Roman"/>
+                <w:kern w:val="0"/>
+                <w:sz w:val="24"/>
+                <w:szCs w:val="24"/>
+                <w:lang w:val="en-GB" w:eastAsia="en-GB" w:bidi="ar-SA"/>
+                <w14:ligatures w14:val="none"/>
+              </w:rPr>
+              <w:t>ISO 27001 A.12</w:t>
             </w:r>
           </w:p>
         </w:tc>
       </w:tr>
       <w:tr>
         <w:trPr>
-          <w:tblCellSpacing w:w="15" w:type="dxa"/>
+          <w:cnfStyle w:val="000000100000" w:firstRow="0" w:lastRow="0" w:firstColumn="0" w:lastColumn="0" w:oddVBand="0" w:evenVBand="0" w:oddHBand="1" w:evenHBand="0" w:firstRowFirstColumn="0" w:firstRowLastColumn="0" w:lastRowFirstColumn="0" w:lastRowLastColumn="0"/>
         </w:trPr>
         <w:tc>
           <w:tcPr>
-            <w:tcW w:w="0" w:type="auto"/>
-            <w:vAlign w:val="center"/>
-            <w:hideMark/>
-          </w:tcPr>
-          <w:p>
-            <w:pPr>
-              <w:spacing w:after="0" w:line="240" w:lineRule="auto"/>
-              <w:rPr>
-                <w:rFonts w:ascii="Times New Roman" w:eastAsia="Times New Roman" w:hAnsi="Times New Roman" w:cs="Times New Roman"/>
-                <w:kern w:val="0"/>
-                <w:sz w:val="24"/>
-                <w:szCs w:val="24"/>
-                <w:lang w:val="en-GB" w:eastAsia="en-GB" w:bidi="ar-SA"/>
-                <w14:ligatures w14:val="none"/>
-              </w:rPr>
-            </w:pPr>
-            <w:r>
-              <w:rPr>
-                <w:rFonts w:ascii="Times New Roman" w:eastAsia="Times New Roman" w:hAnsi="Times New Roman" w:cs="Times New Roman"/>
-                <w:kern w:val="0"/>
-                <w:sz w:val="24"/>
-                <w:szCs w:val="24"/>
-                <w:lang w:val="en-GB" w:eastAsia="en-GB" w:bidi="ar-SA"/>
-                <w14:ligatures w14:val="none"/>
-              </w:rPr>
-              <w:t>Data Loss</w:t>
-            </w:r>
-          </w:p>
-        </w:tc>
-        <w:tc>
-          <w:tcPr>
-            <w:tcW w:w="0" w:type="auto"/>
-            <w:vAlign w:val="center"/>
-            <w:hideMark/>
-          </w:tcPr>
-          <w:p>
-            <w:pPr>
-              <w:spacing w:after="0" w:line="240" w:lineRule="auto"/>
-              <w:rPr>
-                <w:rFonts w:ascii="Times New Roman" w:eastAsia="Times New Roman" w:hAnsi="Times New Roman" w:cs="Times New Roman"/>
-                <w:kern w:val="0"/>
-                <w:sz w:val="24"/>
-                <w:szCs w:val="24"/>
-                <w:lang w:val="en-GB" w:eastAsia="en-GB" w:bidi="ar-SA"/>
-                <w14:ligatures w14:val="none"/>
-              </w:rPr>
-            </w:pPr>
-            <w:r>
-              <w:rPr>
-                <w:rFonts w:ascii="Times New Roman" w:eastAsia="Times New Roman" w:hAnsi="Times New Roman" w:cs="Times New Roman"/>
-                <w:kern w:val="0"/>
-                <w:sz w:val="24"/>
-                <w:szCs w:val="24"/>
-                <w:lang w:val="en-GB" w:eastAsia="en-GB" w:bidi="ar-SA"/>
-                <w14:ligatures w14:val="none"/>
-              </w:rPr>
-              <w:t>Automated Backup</w:t>
-            </w:r>
-          </w:p>
-        </w:tc>
-        <w:tc>
-          <w:tcPr>
-            <w:tcW w:w="0" w:type="auto"/>
-            <w:vAlign w:val="center"/>
-            <w:hideMark/>
-          </w:tcPr>
-          <w:p>
-            <w:pPr>
-              <w:spacing w:after="0" w:line="240" w:lineRule="auto"/>
+            <w:cnfStyle w:val="001000000000" w:firstRow="0" w:lastRow="0" w:firstColumn="1" w:lastColumn="0" w:oddVBand="0" w:evenVBand="0" w:oddHBand="0" w:evenHBand="0" w:firstRowFirstColumn="0" w:firstRowLastColumn="0" w:lastRowFirstColumn="0" w:lastRowLastColumn="0"/>
+            <w:tcW w:w="0" w:type="auto"/>
+            <w:hideMark/>
+          </w:tcPr>
+          <w:p>
+            <w:pPr>
+              <w:rPr>
+                <w:rFonts w:ascii="Times New Roman" w:eastAsia="Times New Roman" w:hAnsi="Times New Roman" w:cs="Times New Roman"/>
+                <w:kern w:val="0"/>
+                <w:sz w:val="24"/>
+                <w:szCs w:val="24"/>
+                <w:lang w:val="en-GB" w:eastAsia="en-GB" w:bidi="ar-SA"/>
+                <w14:ligatures w14:val="none"/>
+              </w:rPr>
+            </w:pPr>
+            <w:r>
+              <w:rPr>
+                <w:rFonts w:ascii="Times New Roman" w:eastAsia="Times New Roman" w:hAnsi="Times New Roman" w:cs="Times New Roman"/>
+                <w:kern w:val="0"/>
+                <w:sz w:val="24"/>
+                <w:szCs w:val="24"/>
+                <w:lang w:val="en-GB" w:eastAsia="en-GB" w:bidi="ar-SA"/>
+                <w14:ligatures w14:val="none"/>
+              </w:rPr>
+              <w:t>System Downtime</w:t>
+            </w:r>
+          </w:p>
+        </w:tc>
+        <w:tc>
+          <w:tcPr>
+            <w:tcW w:w="0" w:type="auto"/>
+            <w:hideMark/>
+          </w:tcPr>
+          <w:p>
+            <w:pPr>
+              <w:cnfStyle w:val="000000100000" w:firstRow="0" w:lastRow="0" w:firstColumn="0" w:lastColumn="0" w:oddVBand="0" w:evenVBand="0" w:oddHBand="1" w:evenHBand="0" w:firstRowFirstColumn="0" w:firstRowLastColumn="0" w:lastRowFirstColumn="0" w:lastRowLastColumn="0"/>
+              <w:rPr>
+                <w:rFonts w:ascii="Times New Roman" w:eastAsia="Times New Roman" w:hAnsi="Times New Roman" w:cs="Times New Roman"/>
+                <w:kern w:val="0"/>
+                <w:sz w:val="24"/>
+                <w:szCs w:val="24"/>
+                <w:lang w:val="en-GB" w:eastAsia="en-GB" w:bidi="ar-SA"/>
+                <w14:ligatures w14:val="none"/>
+              </w:rPr>
+            </w:pPr>
+            <w:r>
+              <w:rPr>
+                <w:rFonts w:ascii="Times New Roman" w:eastAsia="Times New Roman" w:hAnsi="Times New Roman" w:cs="Times New Roman"/>
+                <w:kern w:val="0"/>
+                <w:sz w:val="24"/>
+                <w:szCs w:val="24"/>
+                <w:lang w:val="en-GB" w:eastAsia="en-GB" w:bidi="ar-SA"/>
+                <w14:ligatures w14:val="none"/>
+              </w:rPr>
+              <w:t>DR Site &amp; Failover</w:t>
+            </w:r>
+          </w:p>
+        </w:tc>
+        <w:tc>
+          <w:tcPr>
+            <w:tcW w:w="0" w:type="auto"/>
+            <w:hideMark/>
+          </w:tcPr>
+          <w:p>
+            <w:pPr>
+              <w:cnfStyle w:val="000000100000" w:firstRow="0" w:lastRow="0" w:firstColumn="0" w:lastColumn="0" w:oddVBand="0" w:evenVBand="0" w:oddHBand="1" w:evenHBand="0" w:firstRowFirstColumn="0" w:firstRowLastColumn="0" w:lastRowFirstColumn="0" w:lastRowLastColumn="0"/>
               <w:rPr>
                 <w:rFonts w:ascii="Times New Roman" w:eastAsia="Times New Roman" w:hAnsi="Times New Roman" w:cs="Times New Roman"/>
                 <w:kern w:val="0"/>
@@ -6703,172 +6664,361 @@
         <w:tc>
           <w:tcPr>
             <w:tcW w:w="0" w:type="auto"/>
-            <w:vAlign w:val="center"/>
-            <w:hideMark/>
-          </w:tcPr>
-          <w:p>
-            <w:pPr>
-              <w:spacing w:after="0" w:line="240" w:lineRule="auto"/>
-              <w:rPr>
-                <w:rFonts w:ascii="Times New Roman" w:eastAsia="Times New Roman" w:hAnsi="Times New Roman" w:cs="Times New Roman"/>
-                <w:kern w:val="0"/>
-                <w:sz w:val="24"/>
-                <w:szCs w:val="24"/>
-                <w:lang w:val="en-GB" w:eastAsia="en-GB" w:bidi="ar-SA"/>
-                <w14:ligatures w14:val="none"/>
-              </w:rPr>
-            </w:pPr>
-            <w:r>
-              <w:rPr>
-                <w:rFonts w:ascii="Times New Roman" w:eastAsia="Times New Roman" w:hAnsi="Times New Roman" w:cs="Times New Roman"/>
-                <w:kern w:val="0"/>
-                <w:sz w:val="24"/>
-                <w:szCs w:val="24"/>
-                <w:lang w:val="en-GB" w:eastAsia="en-GB" w:bidi="ar-SA"/>
-                <w14:ligatures w14:val="none"/>
-              </w:rPr>
-              <w:t>Daily</w:t>
-            </w:r>
-          </w:p>
-        </w:tc>
-        <w:tc>
-          <w:tcPr>
-            <w:tcW w:w="0" w:type="auto"/>
-            <w:vAlign w:val="center"/>
-            <w:hideMark/>
-          </w:tcPr>
-          <w:p>
-            <w:pPr>
-              <w:spacing w:after="0" w:line="240" w:lineRule="auto"/>
-              <w:rPr>
-                <w:rFonts w:ascii="Times New Roman" w:eastAsia="Times New Roman" w:hAnsi="Times New Roman" w:cs="Times New Roman"/>
-                <w:kern w:val="0"/>
-                <w:sz w:val="24"/>
-                <w:szCs w:val="24"/>
-                <w:lang w:val="en-GB" w:eastAsia="en-GB" w:bidi="ar-SA"/>
-                <w14:ligatures w14:val="none"/>
-              </w:rPr>
-            </w:pPr>
-            <w:r>
-              <w:rPr>
-                <w:rFonts w:ascii="Times New Roman" w:eastAsia="Times New Roman" w:hAnsi="Times New Roman" w:cs="Times New Roman"/>
-                <w:kern w:val="0"/>
-                <w:sz w:val="24"/>
-                <w:szCs w:val="24"/>
-                <w:lang w:val="en-GB" w:eastAsia="en-GB" w:bidi="ar-SA"/>
-                <w14:ligatures w14:val="none"/>
-              </w:rPr>
-              <w:t>IT Ops</w:t>
-            </w:r>
-          </w:p>
-        </w:tc>
-        <w:tc>
-          <w:tcPr>
-            <w:tcW w:w="0" w:type="auto"/>
-            <w:vAlign w:val="center"/>
-            <w:hideMark/>
-          </w:tcPr>
-          <w:p>
-            <w:pPr>
-              <w:spacing w:after="0" w:line="240" w:lineRule="auto"/>
-              <w:rPr>
-                <w:rFonts w:ascii="Times New Roman" w:eastAsia="Times New Roman" w:hAnsi="Times New Roman" w:cs="Times New Roman"/>
-                <w:kern w:val="0"/>
-                <w:sz w:val="24"/>
-                <w:szCs w:val="24"/>
-                <w:lang w:val="en-GB" w:eastAsia="en-GB" w:bidi="ar-SA"/>
-                <w14:ligatures w14:val="none"/>
-              </w:rPr>
-            </w:pPr>
-            <w:r>
-              <w:rPr>
-                <w:rFonts w:ascii="Times New Roman" w:eastAsia="Times New Roman" w:hAnsi="Times New Roman" w:cs="Times New Roman"/>
-                <w:kern w:val="0"/>
-                <w:sz w:val="24"/>
-                <w:szCs w:val="24"/>
-                <w:lang w:val="en-GB" w:eastAsia="en-GB" w:bidi="ar-SA"/>
-                <w14:ligatures w14:val="none"/>
-              </w:rPr>
-              <w:t>ISO 27001 A.12</w:t>
+            <w:hideMark/>
+          </w:tcPr>
+          <w:p>
+            <w:pPr>
+              <w:cnfStyle w:val="000000100000" w:firstRow="0" w:lastRow="0" w:firstColumn="0" w:lastColumn="0" w:oddVBand="0" w:evenVBand="0" w:oddHBand="1" w:evenHBand="0" w:firstRowFirstColumn="0" w:firstRowLastColumn="0" w:lastRowFirstColumn="0" w:lastRowLastColumn="0"/>
+              <w:rPr>
+                <w:rFonts w:ascii="Times New Roman" w:eastAsia="Times New Roman" w:hAnsi="Times New Roman" w:cs="Times New Roman"/>
+                <w:kern w:val="0"/>
+                <w:sz w:val="24"/>
+                <w:szCs w:val="24"/>
+                <w:lang w:val="en-GB" w:eastAsia="en-GB" w:bidi="ar-SA"/>
+                <w14:ligatures w14:val="none"/>
+              </w:rPr>
+            </w:pPr>
+            <w:r>
+              <w:rPr>
+                <w:rFonts w:ascii="Times New Roman" w:eastAsia="Times New Roman" w:hAnsi="Times New Roman" w:cs="Times New Roman"/>
+                <w:kern w:val="0"/>
+                <w:sz w:val="24"/>
+                <w:szCs w:val="24"/>
+                <w:lang w:val="en-GB" w:eastAsia="en-GB" w:bidi="ar-SA"/>
+                <w14:ligatures w14:val="none"/>
+              </w:rPr>
+              <w:t>Annual Test</w:t>
+            </w:r>
+          </w:p>
+        </w:tc>
+        <w:tc>
+          <w:tcPr>
+            <w:tcW w:w="0" w:type="auto"/>
+            <w:hideMark/>
+          </w:tcPr>
+          <w:p>
+            <w:pPr>
+              <w:cnfStyle w:val="000000100000" w:firstRow="0" w:lastRow="0" w:firstColumn="0" w:lastColumn="0" w:oddVBand="0" w:evenVBand="0" w:oddHBand="1" w:evenHBand="0" w:firstRowFirstColumn="0" w:firstRowLastColumn="0" w:lastRowFirstColumn="0" w:lastRowLastColumn="0"/>
+              <w:rPr>
+                <w:rFonts w:ascii="Times New Roman" w:eastAsia="Times New Roman" w:hAnsi="Times New Roman" w:cs="Times New Roman"/>
+                <w:kern w:val="0"/>
+                <w:sz w:val="24"/>
+                <w:szCs w:val="24"/>
+                <w:lang w:val="en-GB" w:eastAsia="en-GB" w:bidi="ar-SA"/>
+                <w14:ligatures w14:val="none"/>
+              </w:rPr>
+            </w:pPr>
+            <w:r>
+              <w:rPr>
+                <w:rFonts w:ascii="Times New Roman" w:eastAsia="Times New Roman" w:hAnsi="Times New Roman" w:cs="Times New Roman"/>
+                <w:kern w:val="0"/>
+                <w:sz w:val="24"/>
+                <w:szCs w:val="24"/>
+                <w:lang w:val="en-GB" w:eastAsia="en-GB" w:bidi="ar-SA"/>
+                <w14:ligatures w14:val="none"/>
+              </w:rPr>
+              <w:t>CIO</w:t>
+            </w:r>
+          </w:p>
+        </w:tc>
+        <w:tc>
+          <w:tcPr>
+            <w:tcW w:w="0" w:type="auto"/>
+            <w:hideMark/>
+          </w:tcPr>
+          <w:p>
+            <w:pPr>
+              <w:cnfStyle w:val="000000100000" w:firstRow="0" w:lastRow="0" w:firstColumn="0" w:lastColumn="0" w:oddVBand="0" w:evenVBand="0" w:oddHBand="1" w:evenHBand="0" w:firstRowFirstColumn="0" w:firstRowLastColumn="0" w:lastRowFirstColumn="0" w:lastRowLastColumn="0"/>
+              <w:rPr>
+                <w:rFonts w:ascii="Times New Roman" w:eastAsia="Times New Roman" w:hAnsi="Times New Roman" w:cs="Times New Roman"/>
+                <w:kern w:val="0"/>
+                <w:sz w:val="24"/>
+                <w:szCs w:val="24"/>
+                <w:lang w:val="en-GB" w:eastAsia="en-GB" w:bidi="ar-SA"/>
+                <w14:ligatures w14:val="none"/>
+              </w:rPr>
+            </w:pPr>
+            <w:r>
+              <w:rPr>
+                <w:rFonts w:ascii="Times New Roman" w:eastAsia="Times New Roman" w:hAnsi="Times New Roman" w:cs="Times New Roman"/>
+                <w:kern w:val="0"/>
+                <w:sz w:val="24"/>
+                <w:szCs w:val="24"/>
+                <w:lang w:val="en-GB" w:eastAsia="en-GB" w:bidi="ar-SA"/>
+                <w14:ligatures w14:val="none"/>
+              </w:rPr>
+              <w:t>ISO 22301</w:t>
+            </w:r>
+          </w:p>
+        </w:tc>
+      </w:tr>
+      <w:tr>
+        <w:tc>
+          <w:tcPr>
+            <w:cnfStyle w:val="001000000000" w:firstRow="0" w:lastRow="0" w:firstColumn="1" w:lastColumn="0" w:oddVBand="0" w:evenVBand="0" w:oddHBand="0" w:evenHBand="0" w:firstRowFirstColumn="0" w:firstRowLastColumn="0" w:lastRowFirstColumn="0" w:lastRowLastColumn="0"/>
+            <w:tcW w:w="0" w:type="auto"/>
+            <w:hideMark/>
+          </w:tcPr>
+          <w:p>
+            <w:pPr>
+              <w:rPr>
+                <w:rFonts w:ascii="Times New Roman" w:eastAsia="Times New Roman" w:hAnsi="Times New Roman" w:cs="Times New Roman"/>
+                <w:kern w:val="0"/>
+                <w:sz w:val="24"/>
+                <w:szCs w:val="24"/>
+                <w:lang w:val="en-GB" w:eastAsia="en-GB" w:bidi="ar-SA"/>
+                <w14:ligatures w14:val="none"/>
+              </w:rPr>
+            </w:pPr>
+            <w:r>
+              <w:rPr>
+                <w:rFonts w:ascii="Times New Roman" w:eastAsia="Times New Roman" w:hAnsi="Times New Roman" w:cs="Times New Roman"/>
+                <w:kern w:val="0"/>
+                <w:sz w:val="24"/>
+                <w:szCs w:val="24"/>
+                <w:lang w:val="en-GB" w:eastAsia="en-GB" w:bidi="ar-SA"/>
+                <w14:ligatures w14:val="none"/>
+              </w:rPr>
+              <w:t>Data Breach</w:t>
+            </w:r>
+          </w:p>
+        </w:tc>
+        <w:tc>
+          <w:tcPr>
+            <w:tcW w:w="0" w:type="auto"/>
+            <w:hideMark/>
+          </w:tcPr>
+          <w:p>
+            <w:pPr>
+              <w:cnfStyle w:val="000000000000" w:firstRow="0" w:lastRow="0" w:firstColumn="0" w:lastColumn="0" w:oddVBand="0" w:evenVBand="0" w:oddHBand="0" w:evenHBand="0" w:firstRowFirstColumn="0" w:firstRowLastColumn="0" w:lastRowFirstColumn="0" w:lastRowLastColumn="0"/>
+              <w:rPr>
+                <w:rFonts w:ascii="Times New Roman" w:eastAsia="Times New Roman" w:hAnsi="Times New Roman" w:cs="Times New Roman"/>
+                <w:kern w:val="0"/>
+                <w:sz w:val="24"/>
+                <w:szCs w:val="24"/>
+                <w:lang w:val="en-GB" w:eastAsia="en-GB" w:bidi="ar-SA"/>
+                <w14:ligatures w14:val="none"/>
+              </w:rPr>
+            </w:pPr>
+            <w:r>
+              <w:rPr>
+                <w:rFonts w:ascii="Times New Roman" w:eastAsia="Times New Roman" w:hAnsi="Times New Roman" w:cs="Times New Roman"/>
+                <w:kern w:val="0"/>
+                <w:sz w:val="24"/>
+                <w:szCs w:val="24"/>
+                <w:lang w:val="en-GB" w:eastAsia="en-GB" w:bidi="ar-SA"/>
+                <w14:ligatures w14:val="none"/>
+              </w:rPr>
+              <w:t>Incident Response Plan</w:t>
+            </w:r>
+          </w:p>
+        </w:tc>
+        <w:tc>
+          <w:tcPr>
+            <w:tcW w:w="0" w:type="auto"/>
+            <w:hideMark/>
+          </w:tcPr>
+          <w:p>
+            <w:pPr>
+              <w:cnfStyle w:val="000000000000" w:firstRow="0" w:lastRow="0" w:firstColumn="0" w:lastColumn="0" w:oddVBand="0" w:evenVBand="0" w:oddHBand="0" w:evenHBand="0" w:firstRowFirstColumn="0" w:firstRowLastColumn="0" w:lastRowFirstColumn="0" w:lastRowLastColumn="0"/>
+              <w:rPr>
+                <w:rFonts w:ascii="Times New Roman" w:eastAsia="Times New Roman" w:hAnsi="Times New Roman" w:cs="Times New Roman"/>
+                <w:kern w:val="0"/>
+                <w:sz w:val="24"/>
+                <w:szCs w:val="24"/>
+                <w:lang w:val="en-GB" w:eastAsia="en-GB" w:bidi="ar-SA"/>
+                <w14:ligatures w14:val="none"/>
+              </w:rPr>
+            </w:pPr>
+            <w:r>
+              <w:rPr>
+                <w:rFonts w:ascii="Times New Roman" w:eastAsia="Times New Roman" w:hAnsi="Times New Roman" w:cs="Times New Roman"/>
+                <w:kern w:val="0"/>
+                <w:sz w:val="24"/>
+                <w:szCs w:val="24"/>
+                <w:lang w:val="en-GB" w:eastAsia="en-GB" w:bidi="ar-SA"/>
+                <w14:ligatures w14:val="none"/>
+              </w:rPr>
+              <w:t>Detective</w:t>
+            </w:r>
+          </w:p>
+        </w:tc>
+        <w:tc>
+          <w:tcPr>
+            <w:tcW w:w="0" w:type="auto"/>
+            <w:hideMark/>
+          </w:tcPr>
+          <w:p>
+            <w:pPr>
+              <w:cnfStyle w:val="000000000000" w:firstRow="0" w:lastRow="0" w:firstColumn="0" w:lastColumn="0" w:oddVBand="0" w:evenVBand="0" w:oddHBand="0" w:evenHBand="0" w:firstRowFirstColumn="0" w:firstRowLastColumn="0" w:lastRowFirstColumn="0" w:lastRowLastColumn="0"/>
+              <w:rPr>
+                <w:rFonts w:ascii="Times New Roman" w:eastAsia="Times New Roman" w:hAnsi="Times New Roman" w:cs="Times New Roman"/>
+                <w:kern w:val="0"/>
+                <w:sz w:val="24"/>
+                <w:szCs w:val="24"/>
+                <w:lang w:val="en-GB" w:eastAsia="en-GB" w:bidi="ar-SA"/>
+                <w14:ligatures w14:val="none"/>
+              </w:rPr>
+            </w:pPr>
+            <w:r>
+              <w:rPr>
+                <w:rFonts w:ascii="Times New Roman" w:eastAsia="Times New Roman" w:hAnsi="Times New Roman" w:cs="Times New Roman"/>
+                <w:kern w:val="0"/>
+                <w:sz w:val="24"/>
+                <w:szCs w:val="24"/>
+                <w:lang w:val="en-GB" w:eastAsia="en-GB" w:bidi="ar-SA"/>
+                <w14:ligatures w14:val="none"/>
+              </w:rPr>
+              <w:t>As needed</w:t>
+            </w:r>
+          </w:p>
+        </w:tc>
+        <w:tc>
+          <w:tcPr>
+            <w:tcW w:w="0" w:type="auto"/>
+            <w:hideMark/>
+          </w:tcPr>
+          <w:p>
+            <w:pPr>
+              <w:cnfStyle w:val="000000000000" w:firstRow="0" w:lastRow="0" w:firstColumn="0" w:lastColumn="0" w:oddVBand="0" w:evenVBand="0" w:oddHBand="0" w:evenHBand="0" w:firstRowFirstColumn="0" w:firstRowLastColumn="0" w:lastRowFirstColumn="0" w:lastRowLastColumn="0"/>
+              <w:rPr>
+                <w:rFonts w:ascii="Times New Roman" w:eastAsia="Times New Roman" w:hAnsi="Times New Roman" w:cs="Times New Roman"/>
+                <w:kern w:val="0"/>
+                <w:sz w:val="24"/>
+                <w:szCs w:val="24"/>
+                <w:lang w:val="en-GB" w:eastAsia="en-GB" w:bidi="ar-SA"/>
+                <w14:ligatures w14:val="none"/>
+              </w:rPr>
+            </w:pPr>
+            <w:r>
+              <w:rPr>
+                <w:rFonts w:ascii="Times New Roman" w:eastAsia="Times New Roman" w:hAnsi="Times New Roman" w:cs="Times New Roman"/>
+                <w:kern w:val="0"/>
+                <w:sz w:val="24"/>
+                <w:szCs w:val="24"/>
+                <w:lang w:val="en-GB" w:eastAsia="en-GB" w:bidi="ar-SA"/>
+                <w14:ligatures w14:val="none"/>
+              </w:rPr>
+              <w:t>CISO</w:t>
+            </w:r>
+          </w:p>
+        </w:tc>
+        <w:tc>
+          <w:tcPr>
+            <w:tcW w:w="0" w:type="auto"/>
+            <w:hideMark/>
+          </w:tcPr>
+          <w:p>
+            <w:pPr>
+              <w:cnfStyle w:val="000000000000" w:firstRow="0" w:lastRow="0" w:firstColumn="0" w:lastColumn="0" w:oddVBand="0" w:evenVBand="0" w:oddHBand="0" w:evenHBand="0" w:firstRowFirstColumn="0" w:firstRowLastColumn="0" w:lastRowFirstColumn="0" w:lastRowLastColumn="0"/>
+              <w:rPr>
+                <w:rFonts w:ascii="Times New Roman" w:eastAsia="Times New Roman" w:hAnsi="Times New Roman" w:cs="Times New Roman"/>
+                <w:kern w:val="0"/>
+                <w:sz w:val="24"/>
+                <w:szCs w:val="24"/>
+                <w:lang w:val="en-GB" w:eastAsia="en-GB" w:bidi="ar-SA"/>
+                <w14:ligatures w14:val="none"/>
+              </w:rPr>
+            </w:pPr>
+            <w:r>
+              <w:rPr>
+                <w:rFonts w:ascii="Times New Roman" w:eastAsia="Times New Roman" w:hAnsi="Times New Roman" w:cs="Times New Roman"/>
+                <w:kern w:val="0"/>
+                <w:sz w:val="24"/>
+                <w:szCs w:val="24"/>
+                <w:lang w:val="en-GB" w:eastAsia="en-GB" w:bidi="ar-SA"/>
+                <w14:ligatures w14:val="none"/>
+              </w:rPr>
+              <w:t>ISO 27035</w:t>
             </w:r>
           </w:p>
         </w:tc>
       </w:tr>
       <w:tr>
         <w:trPr>
-          <w:tblCellSpacing w:w="15" w:type="dxa"/>
+          <w:cnfStyle w:val="000000100000" w:firstRow="0" w:lastRow="0" w:firstColumn="0" w:lastColumn="0" w:oddVBand="0" w:evenVBand="0" w:oddHBand="1" w:evenHBand="0" w:firstRowFirstColumn="0" w:firstRowLastColumn="0" w:lastRowFirstColumn="0" w:lastRowLastColumn="0"/>
         </w:trPr>
         <w:tc>
           <w:tcPr>
-            <w:tcW w:w="0" w:type="auto"/>
-            <w:vAlign w:val="center"/>
-            <w:hideMark/>
-          </w:tcPr>
-          <w:p>
-            <w:pPr>
-              <w:spacing w:after="0" w:line="240" w:lineRule="auto"/>
-              <w:rPr>
-                <w:rFonts w:ascii="Times New Roman" w:eastAsia="Times New Roman" w:hAnsi="Times New Roman" w:cs="Times New Roman"/>
-                <w:kern w:val="0"/>
-                <w:sz w:val="24"/>
-                <w:szCs w:val="24"/>
-                <w:lang w:val="en-GB" w:eastAsia="en-GB" w:bidi="ar-SA"/>
-                <w14:ligatures w14:val="none"/>
-              </w:rPr>
-            </w:pPr>
-            <w:r>
-              <w:rPr>
-                <w:rFonts w:ascii="Times New Roman" w:eastAsia="Times New Roman" w:hAnsi="Times New Roman" w:cs="Times New Roman"/>
-                <w:kern w:val="0"/>
-                <w:sz w:val="24"/>
-                <w:szCs w:val="24"/>
-                <w:lang w:val="en-GB" w:eastAsia="en-GB" w:bidi="ar-SA"/>
-                <w14:ligatures w14:val="none"/>
-              </w:rPr>
-              <w:t>System Downtime</w:t>
-            </w:r>
-          </w:p>
-        </w:tc>
-        <w:tc>
-          <w:tcPr>
-            <w:tcW w:w="0" w:type="auto"/>
-            <w:vAlign w:val="center"/>
-            <w:hideMark/>
-          </w:tcPr>
-          <w:p>
-            <w:pPr>
-              <w:spacing w:after="0" w:line="240" w:lineRule="auto"/>
-              <w:rPr>
-                <w:rFonts w:ascii="Times New Roman" w:eastAsia="Times New Roman" w:hAnsi="Times New Roman" w:cs="Times New Roman"/>
-                <w:kern w:val="0"/>
-                <w:sz w:val="24"/>
-                <w:szCs w:val="24"/>
-                <w:lang w:val="en-GB" w:eastAsia="en-GB" w:bidi="ar-SA"/>
-                <w14:ligatures w14:val="none"/>
-              </w:rPr>
-            </w:pPr>
-            <w:r>
-              <w:rPr>
-                <w:rFonts w:ascii="Times New Roman" w:eastAsia="Times New Roman" w:hAnsi="Times New Roman" w:cs="Times New Roman"/>
-                <w:kern w:val="0"/>
-                <w:sz w:val="24"/>
-                <w:szCs w:val="24"/>
-                <w:lang w:val="en-GB" w:eastAsia="en-GB" w:bidi="ar-SA"/>
-                <w14:ligatures w14:val="none"/>
-              </w:rPr>
-              <w:t>DR Site &amp; Failover</w:t>
-            </w:r>
-          </w:p>
-        </w:tc>
-        <w:tc>
-          <w:tcPr>
-            <w:tcW w:w="0" w:type="auto"/>
-            <w:vAlign w:val="center"/>
-            <w:hideMark/>
-          </w:tcPr>
-          <w:p>
-            <w:pPr>
-              <w:spacing w:after="0" w:line="240" w:lineRule="auto"/>
+            <w:cnfStyle w:val="001000000000" w:firstRow="0" w:lastRow="0" w:firstColumn="1" w:lastColumn="0" w:oddVBand="0" w:evenVBand="0" w:oddHBand="0" w:evenHBand="0" w:firstRowFirstColumn="0" w:firstRowLastColumn="0" w:lastRowFirstColumn="0" w:lastRowLastColumn="0"/>
+            <w:tcW w:w="0" w:type="auto"/>
+            <w:hideMark/>
+          </w:tcPr>
+          <w:p>
+            <w:pPr>
+              <w:rPr>
+                <w:rFonts w:ascii="Times New Roman" w:eastAsia="Times New Roman" w:hAnsi="Times New Roman" w:cs="Times New Roman"/>
+                <w:kern w:val="0"/>
+                <w:sz w:val="24"/>
+                <w:szCs w:val="24"/>
+                <w:lang w:val="en-GB" w:eastAsia="en-GB" w:bidi="ar-SA"/>
+                <w14:ligatures w14:val="none"/>
+              </w:rPr>
+            </w:pPr>
+            <w:r>
+              <w:rPr>
+                <w:rFonts w:ascii="Times New Roman" w:eastAsia="Times New Roman" w:hAnsi="Times New Roman" w:cs="Times New Roman"/>
+                <w:kern w:val="0"/>
+                <w:sz w:val="24"/>
+                <w:szCs w:val="24"/>
+                <w:lang w:val="en-GB" w:eastAsia="en-GB" w:bidi="ar-SA"/>
+                <w14:ligatures w14:val="none"/>
+              </w:rPr>
+              <w:t>Segregation Conflict</w:t>
+            </w:r>
+          </w:p>
+        </w:tc>
+        <w:tc>
+          <w:tcPr>
+            <w:tcW w:w="0" w:type="auto"/>
+            <w:hideMark/>
+          </w:tcPr>
+          <w:p>
+            <w:pPr>
+              <w:cnfStyle w:val="000000100000" w:firstRow="0" w:lastRow="0" w:firstColumn="0" w:lastColumn="0" w:oddVBand="0" w:evenVBand="0" w:oddHBand="1" w:evenHBand="0" w:firstRowFirstColumn="0" w:firstRowLastColumn="0" w:lastRowFirstColumn="0" w:lastRowLastColumn="0"/>
+              <w:rPr>
+                <w:rFonts w:ascii="Times New Roman" w:eastAsia="Times New Roman" w:hAnsi="Times New Roman" w:cs="Times New Roman"/>
+                <w:kern w:val="0"/>
+                <w:sz w:val="24"/>
+                <w:szCs w:val="24"/>
+                <w:lang w:val="en-GB" w:eastAsia="en-GB" w:bidi="ar-SA"/>
+                <w14:ligatures w14:val="none"/>
+              </w:rPr>
+            </w:pPr>
+            <w:proofErr w:type="spellStart"/>
+            <w:r>
+              <w:rPr>
+                <w:rFonts w:ascii="Times New Roman" w:eastAsia="Times New Roman" w:hAnsi="Times New Roman" w:cs="Times New Roman"/>
+                <w:kern w:val="0"/>
+                <w:sz w:val="24"/>
+                <w:szCs w:val="24"/>
+                <w:lang w:val="en-GB" w:eastAsia="en-GB" w:bidi="ar-SA"/>
+                <w14:ligatures w14:val="none"/>
+              </w:rPr>
+              <w:t>SoD</w:t>
+            </w:r>
+            <w:proofErr w:type="spellEnd"/>
+            <w:r>
+              <w:rPr>
+                <w:rFonts w:ascii="Times New Roman" w:eastAsia="Times New Roman" w:hAnsi="Times New Roman" w:cs="Times New Roman"/>
+                <w:kern w:val="0"/>
+                <w:sz w:val="24"/>
+                <w:szCs w:val="24"/>
+                <w:lang w:val="en-GB" w:eastAsia="en-GB" w:bidi="ar-SA"/>
+                <w14:ligatures w14:val="none"/>
+              </w:rPr>
+              <w:t xml:space="preserve"> Matrix Review</w:t>
+            </w:r>
+          </w:p>
+        </w:tc>
+        <w:tc>
+          <w:tcPr>
+            <w:tcW w:w="0" w:type="auto"/>
+            <w:hideMark/>
+          </w:tcPr>
+          <w:p>
+            <w:pPr>
+              <w:cnfStyle w:val="000000100000" w:firstRow="0" w:lastRow="0" w:firstColumn="0" w:lastColumn="0" w:oddVBand="0" w:evenVBand="0" w:oddHBand="1" w:evenHBand="0" w:firstRowFirstColumn="0" w:firstRowLastColumn="0" w:lastRowFirstColumn="0" w:lastRowLastColumn="0"/>
               <w:rPr>
                 <w:rFonts w:ascii="Times New Roman" w:eastAsia="Times New Roman" w:hAnsi="Times New Roman" w:cs="Times New Roman"/>
                 <w:kern w:val="0"/>
@@ -6894,407 +7044,11 @@
         <w:tc>
           <w:tcPr>
             <w:tcW w:w="0" w:type="auto"/>
-            <w:vAlign w:val="center"/>
-            <w:hideMark/>
-          </w:tcPr>
-          <w:p>
-            <w:pPr>
-              <w:spacing w:after="0" w:line="240" w:lineRule="auto"/>
-              <w:rPr>
-                <w:rFonts w:ascii="Times New Roman" w:eastAsia="Times New Roman" w:hAnsi="Times New Roman" w:cs="Times New Roman"/>
-                <w:kern w:val="0"/>
-                <w:sz w:val="24"/>
-                <w:szCs w:val="24"/>
-                <w:lang w:val="en-GB" w:eastAsia="en-GB" w:bidi="ar-SA"/>
-                <w14:ligatures w14:val="none"/>
-              </w:rPr>
-            </w:pPr>
-            <w:r>
-              <w:rPr>
-                <w:rFonts w:ascii="Times New Roman" w:eastAsia="Times New Roman" w:hAnsi="Times New Roman" w:cs="Times New Roman"/>
-                <w:kern w:val="0"/>
-                <w:sz w:val="24"/>
-                <w:szCs w:val="24"/>
-                <w:lang w:val="en-GB" w:eastAsia="en-GB" w:bidi="ar-SA"/>
-                <w14:ligatures w14:val="none"/>
-              </w:rPr>
-              <w:t>Annual Test</w:t>
-            </w:r>
-          </w:p>
-        </w:tc>
-        <w:tc>
-          <w:tcPr>
-            <w:tcW w:w="0" w:type="auto"/>
-            <w:vAlign w:val="center"/>
-            <w:hideMark/>
-          </w:tcPr>
-          <w:p>
-            <w:pPr>
-              <w:spacing w:after="0" w:line="240" w:lineRule="auto"/>
-              <w:rPr>
-                <w:rFonts w:ascii="Times New Roman" w:eastAsia="Times New Roman" w:hAnsi="Times New Roman" w:cs="Times New Roman"/>
-                <w:kern w:val="0"/>
-                <w:sz w:val="24"/>
-                <w:szCs w:val="24"/>
-                <w:lang w:val="en-GB" w:eastAsia="en-GB" w:bidi="ar-SA"/>
-                <w14:ligatures w14:val="none"/>
-              </w:rPr>
-            </w:pPr>
-            <w:r>
-              <w:rPr>
-                <w:rFonts w:ascii="Times New Roman" w:eastAsia="Times New Roman" w:hAnsi="Times New Roman" w:cs="Times New Roman"/>
-                <w:kern w:val="0"/>
-                <w:sz w:val="24"/>
-                <w:szCs w:val="24"/>
-                <w:lang w:val="en-GB" w:eastAsia="en-GB" w:bidi="ar-SA"/>
-                <w14:ligatures w14:val="none"/>
-              </w:rPr>
-              <w:t>CIO</w:t>
-            </w:r>
-          </w:p>
-        </w:tc>
-        <w:tc>
-          <w:tcPr>
-            <w:tcW w:w="0" w:type="auto"/>
-            <w:vAlign w:val="center"/>
-            <w:hideMark/>
-          </w:tcPr>
-          <w:p>
-            <w:pPr>
-              <w:spacing w:after="0" w:line="240" w:lineRule="auto"/>
-              <w:rPr>
-                <w:rFonts w:ascii="Times New Roman" w:eastAsia="Times New Roman" w:hAnsi="Times New Roman" w:cs="Times New Roman"/>
-                <w:kern w:val="0"/>
-                <w:sz w:val="24"/>
-                <w:szCs w:val="24"/>
-                <w:lang w:val="en-GB" w:eastAsia="en-GB" w:bidi="ar-SA"/>
-                <w14:ligatures w14:val="none"/>
-              </w:rPr>
-            </w:pPr>
-            <w:r>
-              <w:rPr>
-                <w:rFonts w:ascii="Times New Roman" w:eastAsia="Times New Roman" w:hAnsi="Times New Roman" w:cs="Times New Roman"/>
-                <w:kern w:val="0"/>
-                <w:sz w:val="24"/>
-                <w:szCs w:val="24"/>
-                <w:lang w:val="en-GB" w:eastAsia="en-GB" w:bidi="ar-SA"/>
-                <w14:ligatures w14:val="none"/>
-              </w:rPr>
-              <w:t>ISO 22301</w:t>
-            </w:r>
-          </w:p>
-        </w:tc>
-      </w:tr>
-      <w:tr>
-        <w:trPr>
-          <w:tblCellSpacing w:w="15" w:type="dxa"/>
-        </w:trPr>
-        <w:tc>
-          <w:tcPr>
-            <w:tcW w:w="0" w:type="auto"/>
-            <w:vAlign w:val="center"/>
-            <w:hideMark/>
-          </w:tcPr>
-          <w:p>
-            <w:pPr>
-              <w:spacing w:after="0" w:line="240" w:lineRule="auto"/>
-              <w:rPr>
-                <w:rFonts w:ascii="Times New Roman" w:eastAsia="Times New Roman" w:hAnsi="Times New Roman" w:cs="Times New Roman"/>
-                <w:kern w:val="0"/>
-                <w:sz w:val="24"/>
-                <w:szCs w:val="24"/>
-                <w:lang w:val="en-GB" w:eastAsia="en-GB" w:bidi="ar-SA"/>
-                <w14:ligatures w14:val="none"/>
-              </w:rPr>
-            </w:pPr>
-            <w:r>
-              <w:rPr>
-                <w:rFonts w:ascii="Times New Roman" w:eastAsia="Times New Roman" w:hAnsi="Times New Roman" w:cs="Times New Roman"/>
-                <w:kern w:val="0"/>
-                <w:sz w:val="24"/>
-                <w:szCs w:val="24"/>
-                <w:lang w:val="en-GB" w:eastAsia="en-GB" w:bidi="ar-SA"/>
-                <w14:ligatures w14:val="none"/>
-              </w:rPr>
-              <w:t>Data Breach</w:t>
-            </w:r>
-          </w:p>
-        </w:tc>
-        <w:tc>
-          <w:tcPr>
-            <w:tcW w:w="0" w:type="auto"/>
-            <w:vAlign w:val="center"/>
-            <w:hideMark/>
-          </w:tcPr>
-          <w:p>
-            <w:pPr>
-              <w:spacing w:after="0" w:line="240" w:lineRule="auto"/>
-              <w:rPr>
-                <w:rFonts w:ascii="Times New Roman" w:eastAsia="Times New Roman" w:hAnsi="Times New Roman" w:cs="Times New Roman"/>
-                <w:kern w:val="0"/>
-                <w:sz w:val="24"/>
-                <w:szCs w:val="24"/>
-                <w:lang w:val="en-GB" w:eastAsia="en-GB" w:bidi="ar-SA"/>
-                <w14:ligatures w14:val="none"/>
-              </w:rPr>
-            </w:pPr>
-            <w:r>
-              <w:rPr>
-                <w:rFonts w:ascii="Times New Roman" w:eastAsia="Times New Roman" w:hAnsi="Times New Roman" w:cs="Times New Roman"/>
-                <w:kern w:val="0"/>
-                <w:sz w:val="24"/>
-                <w:szCs w:val="24"/>
-                <w:lang w:val="en-GB" w:eastAsia="en-GB" w:bidi="ar-SA"/>
-                <w14:ligatures w14:val="none"/>
-              </w:rPr>
-              <w:t>Incident Response Plan</w:t>
-            </w:r>
-          </w:p>
-        </w:tc>
-        <w:tc>
-          <w:tcPr>
-            <w:tcW w:w="0" w:type="auto"/>
-            <w:vAlign w:val="center"/>
-            <w:hideMark/>
-          </w:tcPr>
-          <w:p>
-            <w:pPr>
-              <w:spacing w:after="0" w:line="240" w:lineRule="auto"/>
-              <w:rPr>
-                <w:rFonts w:ascii="Times New Roman" w:eastAsia="Times New Roman" w:hAnsi="Times New Roman" w:cs="Times New Roman"/>
-                <w:kern w:val="0"/>
-                <w:sz w:val="24"/>
-                <w:szCs w:val="24"/>
-                <w:lang w:val="en-GB" w:eastAsia="en-GB" w:bidi="ar-SA"/>
-                <w14:ligatures w14:val="none"/>
-              </w:rPr>
-            </w:pPr>
-            <w:r>
-              <w:rPr>
-                <w:rFonts w:ascii="Times New Roman" w:eastAsia="Times New Roman" w:hAnsi="Times New Roman" w:cs="Times New Roman"/>
-                <w:kern w:val="0"/>
-                <w:sz w:val="24"/>
-                <w:szCs w:val="24"/>
-                <w:lang w:val="en-GB" w:eastAsia="en-GB" w:bidi="ar-SA"/>
-                <w14:ligatures w14:val="none"/>
-              </w:rPr>
-              <w:t>Detective</w:t>
-            </w:r>
-          </w:p>
-        </w:tc>
-        <w:tc>
-          <w:tcPr>
-            <w:tcW w:w="0" w:type="auto"/>
-            <w:vAlign w:val="center"/>
-            <w:hideMark/>
-          </w:tcPr>
-          <w:p>
-            <w:pPr>
-              <w:spacing w:after="0" w:line="240" w:lineRule="auto"/>
-              <w:rPr>
-                <w:rFonts w:ascii="Times New Roman" w:eastAsia="Times New Roman" w:hAnsi="Times New Roman" w:cs="Times New Roman"/>
-                <w:kern w:val="0"/>
-                <w:sz w:val="24"/>
-                <w:szCs w:val="24"/>
-                <w:lang w:val="en-GB" w:eastAsia="en-GB" w:bidi="ar-SA"/>
-                <w14:ligatures w14:val="none"/>
-              </w:rPr>
-            </w:pPr>
-            <w:r>
-              <w:rPr>
-                <w:rFonts w:ascii="Times New Roman" w:eastAsia="Times New Roman" w:hAnsi="Times New Roman" w:cs="Times New Roman"/>
-                <w:kern w:val="0"/>
-                <w:sz w:val="24"/>
-                <w:szCs w:val="24"/>
-                <w:lang w:val="en-GB" w:eastAsia="en-GB" w:bidi="ar-SA"/>
-                <w14:ligatures w14:val="none"/>
-              </w:rPr>
-              <w:t>As needed</w:t>
-            </w:r>
-          </w:p>
-        </w:tc>
-        <w:tc>
-          <w:tcPr>
-            <w:tcW w:w="0" w:type="auto"/>
-            <w:vAlign w:val="center"/>
-            <w:hideMark/>
-          </w:tcPr>
-          <w:p>
-            <w:pPr>
-              <w:spacing w:after="0" w:line="240" w:lineRule="auto"/>
-              <w:rPr>
-                <w:rFonts w:ascii="Times New Roman" w:eastAsia="Times New Roman" w:hAnsi="Times New Roman" w:cs="Times New Roman"/>
-                <w:kern w:val="0"/>
-                <w:sz w:val="24"/>
-                <w:szCs w:val="24"/>
-                <w:lang w:val="en-GB" w:eastAsia="en-GB" w:bidi="ar-SA"/>
-                <w14:ligatures w14:val="none"/>
-              </w:rPr>
-            </w:pPr>
-            <w:r>
-              <w:rPr>
-                <w:rFonts w:ascii="Times New Roman" w:eastAsia="Times New Roman" w:hAnsi="Times New Roman" w:cs="Times New Roman"/>
-                <w:kern w:val="0"/>
-                <w:sz w:val="24"/>
-                <w:szCs w:val="24"/>
-                <w:lang w:val="en-GB" w:eastAsia="en-GB" w:bidi="ar-SA"/>
-                <w14:ligatures w14:val="none"/>
-              </w:rPr>
-              <w:t>CISO</w:t>
-            </w:r>
-          </w:p>
-        </w:tc>
-        <w:tc>
-          <w:tcPr>
-            <w:tcW w:w="0" w:type="auto"/>
-            <w:vAlign w:val="center"/>
-            <w:hideMark/>
-          </w:tcPr>
-          <w:p>
-            <w:pPr>
-              <w:spacing w:after="0" w:line="240" w:lineRule="auto"/>
-              <w:rPr>
-                <w:rFonts w:ascii="Times New Roman" w:eastAsia="Times New Roman" w:hAnsi="Times New Roman" w:cs="Times New Roman"/>
-                <w:kern w:val="0"/>
-                <w:sz w:val="24"/>
-                <w:szCs w:val="24"/>
-                <w:lang w:val="en-GB" w:eastAsia="en-GB" w:bidi="ar-SA"/>
-                <w14:ligatures w14:val="none"/>
-              </w:rPr>
-            </w:pPr>
-            <w:r>
-              <w:rPr>
-                <w:rFonts w:ascii="Times New Roman" w:eastAsia="Times New Roman" w:hAnsi="Times New Roman" w:cs="Times New Roman"/>
-                <w:kern w:val="0"/>
-                <w:sz w:val="24"/>
-                <w:szCs w:val="24"/>
-                <w:lang w:val="en-GB" w:eastAsia="en-GB" w:bidi="ar-SA"/>
-                <w14:ligatures w14:val="none"/>
-              </w:rPr>
-              <w:t>ISO 27035</w:t>
-            </w:r>
-          </w:p>
-        </w:tc>
-      </w:tr>
-      <w:tr>
-        <w:trPr>
-          <w:tblCellSpacing w:w="15" w:type="dxa"/>
-        </w:trPr>
-        <w:tc>
-          <w:tcPr>
-            <w:tcW w:w="0" w:type="auto"/>
-            <w:vAlign w:val="center"/>
-            <w:hideMark/>
-          </w:tcPr>
-          <w:p>
-            <w:pPr>
-              <w:spacing w:after="0" w:line="240" w:lineRule="auto"/>
-              <w:rPr>
-                <w:rFonts w:ascii="Times New Roman" w:eastAsia="Times New Roman" w:hAnsi="Times New Roman" w:cs="Times New Roman"/>
-                <w:kern w:val="0"/>
-                <w:sz w:val="24"/>
-                <w:szCs w:val="24"/>
-                <w:lang w:val="en-GB" w:eastAsia="en-GB" w:bidi="ar-SA"/>
-                <w14:ligatures w14:val="none"/>
-              </w:rPr>
-            </w:pPr>
-            <w:r>
-              <w:rPr>
-                <w:rFonts w:ascii="Times New Roman" w:eastAsia="Times New Roman" w:hAnsi="Times New Roman" w:cs="Times New Roman"/>
-                <w:kern w:val="0"/>
-                <w:sz w:val="24"/>
-                <w:szCs w:val="24"/>
-                <w:lang w:val="en-GB" w:eastAsia="en-GB" w:bidi="ar-SA"/>
-                <w14:ligatures w14:val="none"/>
-              </w:rPr>
-              <w:t>Segregation Conflict</w:t>
-            </w:r>
-          </w:p>
-        </w:tc>
-        <w:tc>
-          <w:tcPr>
-            <w:tcW w:w="0" w:type="auto"/>
-            <w:vAlign w:val="center"/>
-            <w:hideMark/>
-          </w:tcPr>
-          <w:p>
-            <w:pPr>
-              <w:spacing w:after="0" w:line="240" w:lineRule="auto"/>
-              <w:rPr>
-                <w:rFonts w:ascii="Times New Roman" w:eastAsia="Times New Roman" w:hAnsi="Times New Roman" w:cs="Times New Roman"/>
-                <w:kern w:val="0"/>
-                <w:sz w:val="24"/>
-                <w:szCs w:val="24"/>
-                <w:lang w:val="en-GB" w:eastAsia="en-GB" w:bidi="ar-SA"/>
-                <w14:ligatures w14:val="none"/>
-              </w:rPr>
-            </w:pPr>
-            <w:proofErr w:type="spellStart"/>
-            <w:r>
-              <w:rPr>
-                <w:rFonts w:ascii="Times New Roman" w:eastAsia="Times New Roman" w:hAnsi="Times New Roman" w:cs="Times New Roman"/>
-                <w:kern w:val="0"/>
-                <w:sz w:val="24"/>
-                <w:szCs w:val="24"/>
-                <w:lang w:val="en-GB" w:eastAsia="en-GB" w:bidi="ar-SA"/>
-                <w14:ligatures w14:val="none"/>
-              </w:rPr>
-              <w:t>SoD</w:t>
-            </w:r>
-            <w:proofErr w:type="spellEnd"/>
-            <w:r>
-              <w:rPr>
-                <w:rFonts w:ascii="Times New Roman" w:eastAsia="Times New Roman" w:hAnsi="Times New Roman" w:cs="Times New Roman"/>
-                <w:kern w:val="0"/>
-                <w:sz w:val="24"/>
-                <w:szCs w:val="24"/>
-                <w:lang w:val="en-GB" w:eastAsia="en-GB" w:bidi="ar-SA"/>
-                <w14:ligatures w14:val="none"/>
-              </w:rPr>
-              <w:t xml:space="preserve"> Matrix Review</w:t>
-            </w:r>
-          </w:p>
-        </w:tc>
-        <w:tc>
-          <w:tcPr>
-            <w:tcW w:w="0" w:type="auto"/>
-            <w:vAlign w:val="center"/>
-            <w:hideMark/>
-          </w:tcPr>
-          <w:p>
-            <w:pPr>
-              <w:spacing w:after="0" w:line="240" w:lineRule="auto"/>
-              <w:rPr>
-                <w:rFonts w:ascii="Times New Roman" w:eastAsia="Times New Roman" w:hAnsi="Times New Roman" w:cs="Times New Roman"/>
-                <w:kern w:val="0"/>
-                <w:sz w:val="24"/>
-                <w:szCs w:val="24"/>
-                <w:lang w:val="en-GB" w:eastAsia="en-GB" w:bidi="ar-SA"/>
-                <w14:ligatures w14:val="none"/>
-              </w:rPr>
-            </w:pPr>
-            <w:r>
-              <w:rPr>
-                <w:rFonts w:ascii="Times New Roman" w:eastAsia="Times New Roman" w:hAnsi="Times New Roman" w:cs="Times New Roman"/>
-                <w:kern w:val="0"/>
-                <w:sz w:val="24"/>
-                <w:szCs w:val="24"/>
-                <w:lang w:val="en-GB" w:eastAsia="en-GB" w:bidi="ar-SA"/>
-                <w14:ligatures w14:val="none"/>
-              </w:rPr>
-              <w:t>Preventive</w:t>
-            </w:r>
-          </w:p>
-        </w:tc>
-        <w:tc>
-          <w:tcPr>
-            <w:tcW w:w="0" w:type="auto"/>
-            <w:vAlign w:val="center"/>
-            <w:hideMark/>
-          </w:tcPr>
-          <w:p>
-            <w:pPr>
-              <w:spacing w:after="0" w:line="240" w:lineRule="auto"/>
+            <w:hideMark/>
+          </w:tcPr>
+          <w:p>
+            <w:pPr>
+              <w:cnfStyle w:val="000000100000" w:firstRow="0" w:lastRow="0" w:firstColumn="0" w:lastColumn="0" w:oddVBand="0" w:evenVBand="0" w:oddHBand="1" w:evenHBand="0" w:firstRowFirstColumn="0" w:firstRowLastColumn="0" w:lastRowFirstColumn="0" w:lastRowLastColumn="0"/>
               <w:rPr>
                 <w:rFonts w:ascii="Times New Roman" w:eastAsia="Times New Roman" w:hAnsi="Times New Roman" w:cs="Times New Roman"/>
                 <w:kern w:val="0"/>
@@ -7320,12 +7074,11 @@
         <w:tc>
           <w:tcPr>
             <w:tcW w:w="0" w:type="auto"/>
-            <w:vAlign w:val="center"/>
-            <w:hideMark/>
-          </w:tcPr>
-          <w:p>
-            <w:pPr>
-              <w:spacing w:after="0" w:line="240" w:lineRule="auto"/>
+            <w:hideMark/>
+          </w:tcPr>
+          <w:p>
+            <w:pPr>
+              <w:cnfStyle w:val="000000100000" w:firstRow="0" w:lastRow="0" w:firstColumn="0" w:lastColumn="0" w:oddVBand="0" w:evenVBand="0" w:oddHBand="1" w:evenHBand="0" w:firstRowFirstColumn="0" w:firstRowLastColumn="0" w:lastRowFirstColumn="0" w:lastRowLastColumn="0"/>
               <w:rPr>
                 <w:rFonts w:ascii="Times New Roman" w:eastAsia="Times New Roman" w:hAnsi="Times New Roman" w:cs="Times New Roman"/>
                 <w:kern w:val="0"/>
@@ -7351,12 +7104,11 @@
         <w:tc>
           <w:tcPr>
             <w:tcW w:w="0" w:type="auto"/>
-            <w:vAlign w:val="center"/>
-            <w:hideMark/>
-          </w:tcPr>
-          <w:p>
-            <w:pPr>
-              <w:spacing w:after="0" w:line="240" w:lineRule="auto"/>
+            <w:hideMark/>
+          </w:tcPr>
+          <w:p>
+            <w:pPr>
+              <w:cnfStyle w:val="000000100000" w:firstRow="0" w:lastRow="0" w:firstColumn="0" w:lastColumn="0" w:oddVBand="0" w:evenVBand="0" w:oddHBand="1" w:evenHBand="0" w:firstRowFirstColumn="0" w:firstRowLastColumn="0" w:lastRowFirstColumn="0" w:lastRowLastColumn="0"/>
               <w:rPr>
                 <w:rFonts w:ascii="Times New Roman" w:eastAsia="Times New Roman" w:hAnsi="Times New Roman" w:cs="Times New Roman"/>
                 <w:kern w:val="0"/>
@@ -7433,7 +7185,6 @@
           <w:lang w:val="en-GB" w:eastAsia="en-GB" w:bidi="ar-SA"/>
           <w14:ligatures w14:val="none"/>
         </w:rPr>
-        <w:lastRenderedPageBreak/>
         <w:t>15.10 IT Governance Architecture Model (Layered View)</w:t>
       </w:r>
     </w:p>
@@ -7536,6 +7287,17 @@
           <w14:ligatures w14:val="none"/>
         </w:rPr>
         <w:br/>
+      </w:r>
+      <w:r>
+        <w:rPr>
+          <w:rFonts w:ascii="Courier New" w:eastAsia="Times New Roman" w:hAnsi="Courier New" w:cs="Courier New"/>
+          <w:kern w:val="0"/>
+          <w:sz w:val="20"/>
+          <w:szCs w:val="20"/>
+          <w:lang w:val="en-GB" w:eastAsia="en-GB" w:bidi="ar-SA"/>
+          <w14:ligatures w14:val="none"/>
+        </w:rPr>
+        <w:lastRenderedPageBreak/>
         <w:t>├── CIO</w:t>
       </w:r>
       <w:r>
@@ -8052,51 +7814,44 @@
     </w:p>
     <w:tbl>
       <w:tblPr>
+        <w:tblStyle w:val="PlainTable1"/>
         <w:tblW w:w="0" w:type="auto"/>
-        <w:tblCellSpacing w:w="15" w:type="dxa"/>
-        <w:tblCellMar>
-          <w:top w:w="15" w:type="dxa"/>
-          <w:left w:w="15" w:type="dxa"/>
-          <w:bottom w:w="15" w:type="dxa"/>
-          <w:right w:w="15" w:type="dxa"/>
-        </w:tblCellMar>
         <w:tblLook w:val="04A0" w:firstRow="1" w:lastRow="0" w:firstColumn="1" w:lastColumn="0" w:noHBand="0" w:noVBand="1"/>
       </w:tblPr>
       <w:tblGrid>
-        <w:gridCol w:w="3261"/>
-        <w:gridCol w:w="2901"/>
+        <w:gridCol w:w="3630"/>
+        <w:gridCol w:w="5275"/>
       </w:tblGrid>
       <w:tr>
         <w:trPr>
+          <w:cnfStyle w:val="100000000000" w:firstRow="1" w:lastRow="0" w:firstColumn="0" w:lastColumn="0" w:oddVBand="0" w:evenVBand="0" w:oddHBand="0" w:evenHBand="0" w:firstRowFirstColumn="0" w:firstRowLastColumn="0" w:lastRowFirstColumn="0" w:lastRowLastColumn="0"/>
           <w:tblHeader/>
-          <w:tblCellSpacing w:w="15" w:type="dxa"/>
         </w:trPr>
         <w:tc>
           <w:tcPr>
-            <w:tcW w:w="0" w:type="auto"/>
+            <w:cnfStyle w:val="001000000000" w:firstRow="0" w:lastRow="0" w:firstColumn="1" w:lastColumn="0" w:oddVBand="0" w:evenVBand="0" w:oddHBand="0" w:evenHBand="0" w:firstRowFirstColumn="0" w:firstRowLastColumn="0" w:lastRowFirstColumn="0" w:lastRowLastColumn="0"/>
+            <w:tcW w:w="0" w:type="auto"/>
+            <w:shd w:val="clear" w:color="auto" w:fill="0E2841" w:themeFill="text2"/>
             <w:vAlign w:val="center"/>
             <w:hideMark/>
           </w:tcPr>
           <w:p>
             <w:pPr>
-              <w:spacing w:after="0" w:line="240" w:lineRule="auto"/>
               <w:jc w:val="center"/>
               <w:rPr>
                 <w:rFonts w:ascii="Times New Roman" w:eastAsia="Times New Roman" w:hAnsi="Times New Roman" w:cs="Times New Roman"/>
-                <w:b/>
-                <w:bCs/>
-                <w:kern w:val="0"/>
-                <w:sz w:val="24"/>
-                <w:szCs w:val="24"/>
-                <w:lang w:val="en-GB" w:eastAsia="en-GB" w:bidi="ar-SA"/>
-                <w14:ligatures w14:val="none"/>
-              </w:rPr>
-            </w:pPr>
-            <w:r>
-              <w:rPr>
-                <w:rFonts w:ascii="Times New Roman" w:eastAsia="Times New Roman" w:hAnsi="Times New Roman" w:cs="Times New Roman"/>
-                <w:b/>
-                <w:bCs/>
+                <w:b w:val="0"/>
+                <w:bCs w:val="0"/>
+                <w:kern w:val="0"/>
+                <w:sz w:val="24"/>
+                <w:szCs w:val="24"/>
+                <w:lang w:val="en-GB" w:eastAsia="en-GB" w:bidi="ar-SA"/>
+                <w14:ligatures w14:val="none"/>
+              </w:rPr>
+            </w:pPr>
+            <w:r>
+              <w:rPr>
+                <w:rFonts w:ascii="Times New Roman" w:eastAsia="Times New Roman" w:hAnsi="Times New Roman" w:cs="Times New Roman"/>
                 <w:kern w:val="0"/>
                 <w:sz w:val="24"/>
                 <w:szCs w:val="24"/>
@@ -8109,30 +7864,29 @@
         </w:tc>
         <w:tc>
           <w:tcPr>
-            <w:tcW w:w="0" w:type="auto"/>
+            <w:tcW w:w="5275" w:type="dxa"/>
+            <w:shd w:val="clear" w:color="auto" w:fill="0E2841" w:themeFill="text2"/>
             <w:vAlign w:val="center"/>
             <w:hideMark/>
           </w:tcPr>
           <w:p>
             <w:pPr>
-              <w:spacing w:after="0" w:line="240" w:lineRule="auto"/>
               <w:jc w:val="center"/>
-              <w:rPr>
-                <w:rFonts w:ascii="Times New Roman" w:eastAsia="Times New Roman" w:hAnsi="Times New Roman" w:cs="Times New Roman"/>
-                <w:b/>
-                <w:bCs/>
-                <w:kern w:val="0"/>
-                <w:sz w:val="24"/>
-                <w:szCs w:val="24"/>
-                <w:lang w:val="en-GB" w:eastAsia="en-GB" w:bidi="ar-SA"/>
-                <w14:ligatures w14:val="none"/>
-              </w:rPr>
-            </w:pPr>
-            <w:r>
-              <w:rPr>
-                <w:rFonts w:ascii="Times New Roman" w:eastAsia="Times New Roman" w:hAnsi="Times New Roman" w:cs="Times New Roman"/>
-                <w:b/>
-                <w:bCs/>
+              <w:cnfStyle w:val="100000000000" w:firstRow="1" w:lastRow="0" w:firstColumn="0" w:lastColumn="0" w:oddVBand="0" w:evenVBand="0" w:oddHBand="0" w:evenHBand="0" w:firstRowFirstColumn="0" w:firstRowLastColumn="0" w:lastRowFirstColumn="0" w:lastRowLastColumn="0"/>
+              <w:rPr>
+                <w:rFonts w:ascii="Times New Roman" w:eastAsia="Times New Roman" w:hAnsi="Times New Roman" w:cs="Times New Roman"/>
+                <w:b w:val="0"/>
+                <w:bCs w:val="0"/>
+                <w:kern w:val="0"/>
+                <w:sz w:val="24"/>
+                <w:szCs w:val="24"/>
+                <w:lang w:val="en-GB" w:eastAsia="en-GB" w:bidi="ar-SA"/>
+                <w14:ligatures w14:val="none"/>
+              </w:rPr>
+            </w:pPr>
+            <w:r>
+              <w:rPr>
+                <w:rFonts w:ascii="Times New Roman" w:eastAsia="Times New Roman" w:hAnsi="Times New Roman" w:cs="Times New Roman"/>
                 <w:kern w:val="0"/>
                 <w:sz w:val="24"/>
                 <w:szCs w:val="24"/>
@@ -8146,17 +7900,16 @@
       </w:tr>
       <w:tr>
         <w:trPr>
-          <w:tblCellSpacing w:w="15" w:type="dxa"/>
+          <w:cnfStyle w:val="000000100000" w:firstRow="0" w:lastRow="0" w:firstColumn="0" w:lastColumn="0" w:oddVBand="0" w:evenVBand="0" w:oddHBand="1" w:evenHBand="0" w:firstRowFirstColumn="0" w:firstRowLastColumn="0" w:lastRowFirstColumn="0" w:lastRowLastColumn="0"/>
         </w:trPr>
         <w:tc>
           <w:tcPr>
-            <w:tcW w:w="0" w:type="auto"/>
-            <w:vAlign w:val="center"/>
-            <w:hideMark/>
-          </w:tcPr>
-          <w:p>
-            <w:pPr>
-              <w:spacing w:after="0" w:line="240" w:lineRule="auto"/>
+            <w:cnfStyle w:val="001000000000" w:firstRow="0" w:lastRow="0" w:firstColumn="1" w:lastColumn="0" w:oddVBand="0" w:evenVBand="0" w:oddHBand="0" w:evenHBand="0" w:firstRowFirstColumn="0" w:firstRowLastColumn="0" w:lastRowFirstColumn="0" w:lastRowLastColumn="0"/>
+            <w:tcW w:w="0" w:type="auto"/>
+            <w:hideMark/>
+          </w:tcPr>
+          <w:p>
+            <w:pPr>
               <w:rPr>
                 <w:rFonts w:ascii="Times New Roman" w:eastAsia="Times New Roman" w:hAnsi="Times New Roman" w:cs="Times New Roman"/>
                 <w:kern w:val="0"/>
@@ -8181,13 +7934,12 @@
         </w:tc>
         <w:tc>
           <w:tcPr>
-            <w:tcW w:w="0" w:type="auto"/>
-            <w:vAlign w:val="center"/>
-            <w:hideMark/>
-          </w:tcPr>
-          <w:p>
-            <w:pPr>
-              <w:spacing w:after="0" w:line="240" w:lineRule="auto"/>
+            <w:tcW w:w="5275" w:type="dxa"/>
+            <w:hideMark/>
+          </w:tcPr>
+          <w:p>
+            <w:pPr>
+              <w:cnfStyle w:val="000000100000" w:firstRow="0" w:lastRow="0" w:firstColumn="0" w:lastColumn="0" w:oddVBand="0" w:evenVBand="0" w:oddHBand="1" w:evenHBand="0" w:firstRowFirstColumn="0" w:firstRowLastColumn="0" w:lastRowFirstColumn="0" w:lastRowLastColumn="0"/>
               <w:rPr>
                 <w:rFonts w:ascii="Times New Roman" w:eastAsia="Times New Roman" w:hAnsi="Times New Roman" w:cs="Times New Roman"/>
                 <w:kern w:val="0"/>
@@ -8207,359 +7959,338 @@
                 <w14:ligatures w14:val="none"/>
               </w:rPr>
               <w:t>IT Risk Register</w:t>
+            </w:r>
+          </w:p>
+        </w:tc>
+      </w:tr>
+      <w:tr>
+        <w:tc>
+          <w:tcPr>
+            <w:cnfStyle w:val="001000000000" w:firstRow="0" w:lastRow="0" w:firstColumn="1" w:lastColumn="0" w:oddVBand="0" w:evenVBand="0" w:oddHBand="0" w:evenHBand="0" w:firstRowFirstColumn="0" w:firstRowLastColumn="0" w:lastRowFirstColumn="0" w:lastRowLastColumn="0"/>
+            <w:tcW w:w="0" w:type="auto"/>
+            <w:hideMark/>
+          </w:tcPr>
+          <w:p>
+            <w:pPr>
+              <w:rPr>
+                <w:rFonts w:ascii="Times New Roman" w:eastAsia="Times New Roman" w:hAnsi="Times New Roman" w:cs="Times New Roman"/>
+                <w:kern w:val="0"/>
+                <w:sz w:val="24"/>
+                <w:szCs w:val="24"/>
+                <w:lang w:val="en-GB" w:eastAsia="en-GB" w:bidi="ar-SA"/>
+                <w14:ligatures w14:val="none"/>
+              </w:rPr>
+            </w:pPr>
+            <w:r>
+              <w:rPr>
+                <w:rFonts w:ascii="Times New Roman" w:eastAsia="Times New Roman" w:hAnsi="Times New Roman" w:cs="Times New Roman"/>
+                <w:kern w:val="0"/>
+                <w:sz w:val="24"/>
+                <w:szCs w:val="24"/>
+                <w:lang w:val="en-GB" w:eastAsia="en-GB" w:bidi="ar-SA"/>
+                <w14:ligatures w14:val="none"/>
+              </w:rPr>
+              <w:t>08_Master_Data</w:t>
+            </w:r>
+          </w:p>
+        </w:tc>
+        <w:tc>
+          <w:tcPr>
+            <w:tcW w:w="5275" w:type="dxa"/>
+            <w:hideMark/>
+          </w:tcPr>
+          <w:p>
+            <w:pPr>
+              <w:cnfStyle w:val="000000000000" w:firstRow="0" w:lastRow="0" w:firstColumn="0" w:lastColumn="0" w:oddVBand="0" w:evenVBand="0" w:oddHBand="0" w:evenHBand="0" w:firstRowFirstColumn="0" w:firstRowLastColumn="0" w:lastRowFirstColumn="0" w:lastRowLastColumn="0"/>
+              <w:rPr>
+                <w:rFonts w:ascii="Times New Roman" w:eastAsia="Times New Roman" w:hAnsi="Times New Roman" w:cs="Times New Roman"/>
+                <w:kern w:val="0"/>
+                <w:sz w:val="24"/>
+                <w:szCs w:val="24"/>
+                <w:lang w:val="en-GB" w:eastAsia="en-GB" w:bidi="ar-SA"/>
+                <w14:ligatures w14:val="none"/>
+              </w:rPr>
+            </w:pPr>
+            <w:r>
+              <w:rPr>
+                <w:rFonts w:ascii="Times New Roman" w:eastAsia="Times New Roman" w:hAnsi="Times New Roman" w:cs="Times New Roman"/>
+                <w:kern w:val="0"/>
+                <w:sz w:val="24"/>
+                <w:szCs w:val="24"/>
+                <w:lang w:val="en-GB" w:eastAsia="en-GB" w:bidi="ar-SA"/>
+                <w14:ligatures w14:val="none"/>
+              </w:rPr>
+              <w:t>MDM alignment</w:t>
             </w:r>
           </w:p>
         </w:tc>
       </w:tr>
       <w:tr>
         <w:trPr>
-          <w:tblCellSpacing w:w="15" w:type="dxa"/>
+          <w:cnfStyle w:val="000000100000" w:firstRow="0" w:lastRow="0" w:firstColumn="0" w:lastColumn="0" w:oddVBand="0" w:evenVBand="0" w:oddHBand="1" w:evenHBand="0" w:firstRowFirstColumn="0" w:firstRowLastColumn="0" w:lastRowFirstColumn="0" w:lastRowLastColumn="0"/>
         </w:trPr>
         <w:tc>
           <w:tcPr>
-            <w:tcW w:w="0" w:type="auto"/>
-            <w:vAlign w:val="center"/>
-            <w:hideMark/>
-          </w:tcPr>
-          <w:p>
-            <w:pPr>
-              <w:spacing w:after="0" w:line="240" w:lineRule="auto"/>
-              <w:rPr>
-                <w:rFonts w:ascii="Times New Roman" w:eastAsia="Times New Roman" w:hAnsi="Times New Roman" w:cs="Times New Roman"/>
-                <w:kern w:val="0"/>
-                <w:sz w:val="24"/>
-                <w:szCs w:val="24"/>
-                <w:lang w:val="en-GB" w:eastAsia="en-GB" w:bidi="ar-SA"/>
-                <w14:ligatures w14:val="none"/>
-              </w:rPr>
-            </w:pPr>
-            <w:r>
-              <w:rPr>
-                <w:rFonts w:ascii="Times New Roman" w:eastAsia="Times New Roman" w:hAnsi="Times New Roman" w:cs="Times New Roman"/>
-                <w:kern w:val="0"/>
-                <w:sz w:val="24"/>
-                <w:szCs w:val="24"/>
-                <w:lang w:val="en-GB" w:eastAsia="en-GB" w:bidi="ar-SA"/>
-                <w14:ligatures w14:val="none"/>
-              </w:rPr>
-              <w:t>08_Master_Data</w:t>
-            </w:r>
-          </w:p>
-        </w:tc>
-        <w:tc>
-          <w:tcPr>
-            <w:tcW w:w="0" w:type="auto"/>
-            <w:vAlign w:val="center"/>
-            <w:hideMark/>
-          </w:tcPr>
-          <w:p>
-            <w:pPr>
-              <w:spacing w:after="0" w:line="240" w:lineRule="auto"/>
-              <w:rPr>
-                <w:rFonts w:ascii="Times New Roman" w:eastAsia="Times New Roman" w:hAnsi="Times New Roman" w:cs="Times New Roman"/>
-                <w:kern w:val="0"/>
-                <w:sz w:val="24"/>
-                <w:szCs w:val="24"/>
-                <w:lang w:val="en-GB" w:eastAsia="en-GB" w:bidi="ar-SA"/>
-                <w14:ligatures w14:val="none"/>
-              </w:rPr>
-            </w:pPr>
-            <w:r>
-              <w:rPr>
-                <w:rFonts w:ascii="Times New Roman" w:eastAsia="Times New Roman" w:hAnsi="Times New Roman" w:cs="Times New Roman"/>
-                <w:kern w:val="0"/>
-                <w:sz w:val="24"/>
-                <w:szCs w:val="24"/>
-                <w:lang w:val="en-GB" w:eastAsia="en-GB" w:bidi="ar-SA"/>
-                <w14:ligatures w14:val="none"/>
-              </w:rPr>
-              <w:t>MDM alignment</w:t>
+            <w:cnfStyle w:val="001000000000" w:firstRow="0" w:lastRow="0" w:firstColumn="1" w:lastColumn="0" w:oddVBand="0" w:evenVBand="0" w:oddHBand="0" w:evenHBand="0" w:firstRowFirstColumn="0" w:firstRowLastColumn="0" w:lastRowFirstColumn="0" w:lastRowLastColumn="0"/>
+            <w:tcW w:w="0" w:type="auto"/>
+            <w:hideMark/>
+          </w:tcPr>
+          <w:p>
+            <w:pPr>
+              <w:rPr>
+                <w:rFonts w:ascii="Times New Roman" w:eastAsia="Times New Roman" w:hAnsi="Times New Roman" w:cs="Times New Roman"/>
+                <w:kern w:val="0"/>
+                <w:sz w:val="24"/>
+                <w:szCs w:val="24"/>
+                <w:lang w:val="en-GB" w:eastAsia="en-GB" w:bidi="ar-SA"/>
+                <w14:ligatures w14:val="none"/>
+              </w:rPr>
+            </w:pPr>
+            <w:r>
+              <w:rPr>
+                <w:rFonts w:ascii="Times New Roman" w:eastAsia="Times New Roman" w:hAnsi="Times New Roman" w:cs="Times New Roman"/>
+                <w:kern w:val="0"/>
+                <w:sz w:val="24"/>
+                <w:szCs w:val="24"/>
+                <w:lang w:val="en-GB" w:eastAsia="en-GB" w:bidi="ar-SA"/>
+                <w14:ligatures w14:val="none"/>
+              </w:rPr>
+              <w:t>09_AI_Knowledge_HUB</w:t>
+            </w:r>
+          </w:p>
+        </w:tc>
+        <w:tc>
+          <w:tcPr>
+            <w:tcW w:w="5275" w:type="dxa"/>
+            <w:hideMark/>
+          </w:tcPr>
+          <w:p>
+            <w:pPr>
+              <w:cnfStyle w:val="000000100000" w:firstRow="0" w:lastRow="0" w:firstColumn="0" w:lastColumn="0" w:oddVBand="0" w:evenVBand="0" w:oddHBand="1" w:evenHBand="0" w:firstRowFirstColumn="0" w:firstRowLastColumn="0" w:lastRowFirstColumn="0" w:lastRowLastColumn="0"/>
+              <w:rPr>
+                <w:rFonts w:ascii="Times New Roman" w:eastAsia="Times New Roman" w:hAnsi="Times New Roman" w:cs="Times New Roman"/>
+                <w:kern w:val="0"/>
+                <w:sz w:val="24"/>
+                <w:szCs w:val="24"/>
+                <w:lang w:val="en-GB" w:eastAsia="en-GB" w:bidi="ar-SA"/>
+                <w14:ligatures w14:val="none"/>
+              </w:rPr>
+            </w:pPr>
+            <w:r>
+              <w:rPr>
+                <w:rFonts w:ascii="Times New Roman" w:eastAsia="Times New Roman" w:hAnsi="Times New Roman" w:cs="Times New Roman"/>
+                <w:kern w:val="0"/>
+                <w:sz w:val="24"/>
+                <w:szCs w:val="24"/>
+                <w:lang w:val="en-GB" w:eastAsia="en-GB" w:bidi="ar-SA"/>
+                <w14:ligatures w14:val="none"/>
+              </w:rPr>
+              <w:t>AI governance controls</w:t>
+            </w:r>
+          </w:p>
+        </w:tc>
+      </w:tr>
+      <w:tr>
+        <w:tc>
+          <w:tcPr>
+            <w:cnfStyle w:val="001000000000" w:firstRow="0" w:lastRow="0" w:firstColumn="1" w:lastColumn="0" w:oddVBand="0" w:evenVBand="0" w:oddHBand="0" w:evenHBand="0" w:firstRowFirstColumn="0" w:firstRowLastColumn="0" w:lastRowFirstColumn="0" w:lastRowLastColumn="0"/>
+            <w:tcW w:w="0" w:type="auto"/>
+            <w:hideMark/>
+          </w:tcPr>
+          <w:p>
+            <w:pPr>
+              <w:rPr>
+                <w:rFonts w:ascii="Times New Roman" w:eastAsia="Times New Roman" w:hAnsi="Times New Roman" w:cs="Times New Roman"/>
+                <w:kern w:val="0"/>
+                <w:sz w:val="24"/>
+                <w:szCs w:val="24"/>
+                <w:lang w:val="en-GB" w:eastAsia="en-GB" w:bidi="ar-SA"/>
+                <w14:ligatures w14:val="none"/>
+              </w:rPr>
+            </w:pPr>
+            <w:r>
+              <w:rPr>
+                <w:rFonts w:ascii="Times New Roman" w:eastAsia="Times New Roman" w:hAnsi="Times New Roman" w:cs="Times New Roman"/>
+                <w:kern w:val="0"/>
+                <w:sz w:val="24"/>
+                <w:szCs w:val="24"/>
+                <w:lang w:val="en-GB" w:eastAsia="en-GB" w:bidi="ar-SA"/>
+                <w14:ligatures w14:val="none"/>
+              </w:rPr>
+              <w:t>11_Finance_Accounting</w:t>
+            </w:r>
+          </w:p>
+        </w:tc>
+        <w:tc>
+          <w:tcPr>
+            <w:tcW w:w="5275" w:type="dxa"/>
+            <w:hideMark/>
+          </w:tcPr>
+          <w:p>
+            <w:pPr>
+              <w:cnfStyle w:val="000000000000" w:firstRow="0" w:lastRow="0" w:firstColumn="0" w:lastColumn="0" w:oddVBand="0" w:evenVBand="0" w:oddHBand="0" w:evenHBand="0" w:firstRowFirstColumn="0" w:firstRowLastColumn="0" w:lastRowFirstColumn="0" w:lastRowLastColumn="0"/>
+              <w:rPr>
+                <w:rFonts w:ascii="Times New Roman" w:eastAsia="Times New Roman" w:hAnsi="Times New Roman" w:cs="Times New Roman"/>
+                <w:kern w:val="0"/>
+                <w:sz w:val="24"/>
+                <w:szCs w:val="24"/>
+                <w:lang w:val="en-GB" w:eastAsia="en-GB" w:bidi="ar-SA"/>
+                <w14:ligatures w14:val="none"/>
+              </w:rPr>
+            </w:pPr>
+            <w:r>
+              <w:rPr>
+                <w:rFonts w:ascii="Times New Roman" w:eastAsia="Times New Roman" w:hAnsi="Times New Roman" w:cs="Times New Roman"/>
+                <w:kern w:val="0"/>
+                <w:sz w:val="24"/>
+                <w:szCs w:val="24"/>
+                <w:lang w:val="en-GB" w:eastAsia="en-GB" w:bidi="ar-SA"/>
+                <w14:ligatures w14:val="none"/>
+              </w:rPr>
+              <w:t>ERP controls</w:t>
             </w:r>
           </w:p>
         </w:tc>
       </w:tr>
       <w:tr>
         <w:trPr>
-          <w:tblCellSpacing w:w="15" w:type="dxa"/>
+          <w:cnfStyle w:val="000000100000" w:firstRow="0" w:lastRow="0" w:firstColumn="0" w:lastColumn="0" w:oddVBand="0" w:evenVBand="0" w:oddHBand="1" w:evenHBand="0" w:firstRowFirstColumn="0" w:firstRowLastColumn="0" w:lastRowFirstColumn="0" w:lastRowLastColumn="0"/>
         </w:trPr>
         <w:tc>
           <w:tcPr>
-            <w:tcW w:w="0" w:type="auto"/>
-            <w:vAlign w:val="center"/>
-            <w:hideMark/>
-          </w:tcPr>
-          <w:p>
-            <w:pPr>
-              <w:spacing w:after="0" w:line="240" w:lineRule="auto"/>
-              <w:rPr>
-                <w:rFonts w:ascii="Times New Roman" w:eastAsia="Times New Roman" w:hAnsi="Times New Roman" w:cs="Times New Roman"/>
-                <w:kern w:val="0"/>
-                <w:sz w:val="24"/>
-                <w:szCs w:val="24"/>
-                <w:lang w:val="en-GB" w:eastAsia="en-GB" w:bidi="ar-SA"/>
-                <w14:ligatures w14:val="none"/>
-              </w:rPr>
-            </w:pPr>
-            <w:r>
-              <w:rPr>
-                <w:rFonts w:ascii="Times New Roman" w:eastAsia="Times New Roman" w:hAnsi="Times New Roman" w:cs="Times New Roman"/>
-                <w:kern w:val="0"/>
-                <w:sz w:val="24"/>
-                <w:szCs w:val="24"/>
-                <w:lang w:val="en-GB" w:eastAsia="en-GB" w:bidi="ar-SA"/>
-                <w14:ligatures w14:val="none"/>
-              </w:rPr>
-              <w:t>09_AI_Knowledge_HUB</w:t>
-            </w:r>
-          </w:p>
-        </w:tc>
-        <w:tc>
-          <w:tcPr>
-            <w:tcW w:w="0" w:type="auto"/>
-            <w:vAlign w:val="center"/>
-            <w:hideMark/>
-          </w:tcPr>
-          <w:p>
-            <w:pPr>
-              <w:spacing w:after="0" w:line="240" w:lineRule="auto"/>
-              <w:rPr>
-                <w:rFonts w:ascii="Times New Roman" w:eastAsia="Times New Roman" w:hAnsi="Times New Roman" w:cs="Times New Roman"/>
-                <w:kern w:val="0"/>
-                <w:sz w:val="24"/>
-                <w:szCs w:val="24"/>
-                <w:lang w:val="en-GB" w:eastAsia="en-GB" w:bidi="ar-SA"/>
-                <w14:ligatures w14:val="none"/>
-              </w:rPr>
-            </w:pPr>
-            <w:r>
-              <w:rPr>
-                <w:rFonts w:ascii="Times New Roman" w:eastAsia="Times New Roman" w:hAnsi="Times New Roman" w:cs="Times New Roman"/>
-                <w:kern w:val="0"/>
-                <w:sz w:val="24"/>
-                <w:szCs w:val="24"/>
-                <w:lang w:val="en-GB" w:eastAsia="en-GB" w:bidi="ar-SA"/>
-                <w14:ligatures w14:val="none"/>
-              </w:rPr>
-              <w:t>AI governance controls</w:t>
+            <w:cnfStyle w:val="001000000000" w:firstRow="0" w:lastRow="0" w:firstColumn="1" w:lastColumn="0" w:oddVBand="0" w:evenVBand="0" w:oddHBand="0" w:evenHBand="0" w:firstRowFirstColumn="0" w:firstRowLastColumn="0" w:lastRowFirstColumn="0" w:lastRowLastColumn="0"/>
+            <w:tcW w:w="0" w:type="auto"/>
+            <w:hideMark/>
+          </w:tcPr>
+          <w:p>
+            <w:pPr>
+              <w:rPr>
+                <w:rFonts w:ascii="Times New Roman" w:eastAsia="Times New Roman" w:hAnsi="Times New Roman" w:cs="Times New Roman"/>
+                <w:kern w:val="0"/>
+                <w:sz w:val="24"/>
+                <w:szCs w:val="24"/>
+                <w:lang w:val="en-GB" w:eastAsia="en-GB" w:bidi="ar-SA"/>
+                <w14:ligatures w14:val="none"/>
+              </w:rPr>
+            </w:pPr>
+            <w:r>
+              <w:rPr>
+                <w:rFonts w:ascii="Times New Roman" w:eastAsia="Times New Roman" w:hAnsi="Times New Roman" w:cs="Times New Roman"/>
+                <w:kern w:val="0"/>
+                <w:sz w:val="24"/>
+                <w:szCs w:val="24"/>
+                <w:lang w:val="en-GB" w:eastAsia="en-GB" w:bidi="ar-SA"/>
+                <w14:ligatures w14:val="none"/>
+              </w:rPr>
+              <w:t>12_Treasury_Cash_Management</w:t>
+            </w:r>
+          </w:p>
+        </w:tc>
+        <w:tc>
+          <w:tcPr>
+            <w:tcW w:w="5275" w:type="dxa"/>
+            <w:hideMark/>
+          </w:tcPr>
+          <w:p>
+            <w:pPr>
+              <w:cnfStyle w:val="000000100000" w:firstRow="0" w:lastRow="0" w:firstColumn="0" w:lastColumn="0" w:oddVBand="0" w:evenVBand="0" w:oddHBand="1" w:evenHBand="0" w:firstRowFirstColumn="0" w:firstRowLastColumn="0" w:lastRowFirstColumn="0" w:lastRowLastColumn="0"/>
+              <w:rPr>
+                <w:rFonts w:ascii="Times New Roman" w:eastAsia="Times New Roman" w:hAnsi="Times New Roman" w:cs="Times New Roman"/>
+                <w:kern w:val="0"/>
+                <w:sz w:val="24"/>
+                <w:szCs w:val="24"/>
+                <w:lang w:val="en-GB" w:eastAsia="en-GB" w:bidi="ar-SA"/>
+                <w14:ligatures w14:val="none"/>
+              </w:rPr>
+            </w:pPr>
+            <w:r>
+              <w:rPr>
+                <w:rFonts w:ascii="Times New Roman" w:eastAsia="Times New Roman" w:hAnsi="Times New Roman" w:cs="Times New Roman"/>
+                <w:kern w:val="0"/>
+                <w:sz w:val="24"/>
+                <w:szCs w:val="24"/>
+                <w:lang w:val="en-GB" w:eastAsia="en-GB" w:bidi="ar-SA"/>
+                <w14:ligatures w14:val="none"/>
+              </w:rPr>
+              <w:t>Payment security</w:t>
+            </w:r>
+          </w:p>
+        </w:tc>
+      </w:tr>
+      <w:tr>
+        <w:tc>
+          <w:tcPr>
+            <w:cnfStyle w:val="001000000000" w:firstRow="0" w:lastRow="0" w:firstColumn="1" w:lastColumn="0" w:oddVBand="0" w:evenVBand="0" w:oddHBand="0" w:evenHBand="0" w:firstRowFirstColumn="0" w:firstRowLastColumn="0" w:lastRowFirstColumn="0" w:lastRowLastColumn="0"/>
+            <w:tcW w:w="0" w:type="auto"/>
+            <w:hideMark/>
+          </w:tcPr>
+          <w:p>
+            <w:pPr>
+              <w:rPr>
+                <w:rFonts w:ascii="Times New Roman" w:eastAsia="Times New Roman" w:hAnsi="Times New Roman" w:cs="Times New Roman"/>
+                <w:kern w:val="0"/>
+                <w:sz w:val="24"/>
+                <w:szCs w:val="24"/>
+                <w:lang w:val="en-GB" w:eastAsia="en-GB" w:bidi="ar-SA"/>
+                <w14:ligatures w14:val="none"/>
+              </w:rPr>
+            </w:pPr>
+            <w:r>
+              <w:rPr>
+                <w:rFonts w:ascii="Times New Roman" w:eastAsia="Times New Roman" w:hAnsi="Times New Roman" w:cs="Times New Roman"/>
+                <w:kern w:val="0"/>
+                <w:sz w:val="24"/>
+                <w:szCs w:val="24"/>
+                <w:lang w:val="en-GB" w:eastAsia="en-GB" w:bidi="ar-SA"/>
+                <w14:ligatures w14:val="none"/>
+              </w:rPr>
+              <w:t>13_Procurement_Commercial</w:t>
+            </w:r>
+          </w:p>
+        </w:tc>
+        <w:tc>
+          <w:tcPr>
+            <w:tcW w:w="5275" w:type="dxa"/>
+            <w:hideMark/>
+          </w:tcPr>
+          <w:p>
+            <w:pPr>
+              <w:cnfStyle w:val="000000000000" w:firstRow="0" w:lastRow="0" w:firstColumn="0" w:lastColumn="0" w:oddVBand="0" w:evenVBand="0" w:oddHBand="0" w:evenHBand="0" w:firstRowFirstColumn="0" w:firstRowLastColumn="0" w:lastRowFirstColumn="0" w:lastRowLastColumn="0"/>
+              <w:rPr>
+                <w:rFonts w:ascii="Times New Roman" w:eastAsia="Times New Roman" w:hAnsi="Times New Roman" w:cs="Times New Roman"/>
+                <w:kern w:val="0"/>
+                <w:sz w:val="24"/>
+                <w:szCs w:val="24"/>
+                <w:lang w:val="en-GB" w:eastAsia="en-GB" w:bidi="ar-SA"/>
+                <w14:ligatures w14:val="none"/>
+              </w:rPr>
+            </w:pPr>
+            <w:r>
+              <w:rPr>
+                <w:rFonts w:ascii="Times New Roman" w:eastAsia="Times New Roman" w:hAnsi="Times New Roman" w:cs="Times New Roman"/>
+                <w:kern w:val="0"/>
+                <w:sz w:val="24"/>
+                <w:szCs w:val="24"/>
+                <w:lang w:val="en-GB" w:eastAsia="en-GB" w:bidi="ar-SA"/>
+                <w14:ligatures w14:val="none"/>
+              </w:rPr>
+              <w:t>Vendor cybersecurity clauses</w:t>
             </w:r>
           </w:p>
         </w:tc>
       </w:tr>
       <w:tr>
         <w:trPr>
-          <w:tblCellSpacing w:w="15" w:type="dxa"/>
+          <w:cnfStyle w:val="000000100000" w:firstRow="0" w:lastRow="0" w:firstColumn="0" w:lastColumn="0" w:oddVBand="0" w:evenVBand="0" w:oddHBand="1" w:evenHBand="0" w:firstRowFirstColumn="0" w:firstRowLastColumn="0" w:lastRowFirstColumn="0" w:lastRowLastColumn="0"/>
         </w:trPr>
         <w:tc>
           <w:tcPr>
-            <w:tcW w:w="0" w:type="auto"/>
-            <w:vAlign w:val="center"/>
-            <w:hideMark/>
-          </w:tcPr>
-          <w:p>
-            <w:pPr>
-              <w:spacing w:after="0" w:line="240" w:lineRule="auto"/>
-              <w:rPr>
-                <w:rFonts w:ascii="Times New Roman" w:eastAsia="Times New Roman" w:hAnsi="Times New Roman" w:cs="Times New Roman"/>
-                <w:kern w:val="0"/>
-                <w:sz w:val="24"/>
-                <w:szCs w:val="24"/>
-                <w:lang w:val="en-GB" w:eastAsia="en-GB" w:bidi="ar-SA"/>
-                <w14:ligatures w14:val="none"/>
-              </w:rPr>
-            </w:pPr>
-            <w:r>
-              <w:rPr>
-                <w:rFonts w:ascii="Times New Roman" w:eastAsia="Times New Roman" w:hAnsi="Times New Roman" w:cs="Times New Roman"/>
-                <w:kern w:val="0"/>
-                <w:sz w:val="24"/>
-                <w:szCs w:val="24"/>
-                <w:lang w:val="en-GB" w:eastAsia="en-GB" w:bidi="ar-SA"/>
-                <w14:ligatures w14:val="none"/>
-              </w:rPr>
-              <w:lastRenderedPageBreak/>
-              <w:t>11_Finance_Accounting</w:t>
-            </w:r>
-          </w:p>
-        </w:tc>
-        <w:tc>
-          <w:tcPr>
-            <w:tcW w:w="0" w:type="auto"/>
-            <w:vAlign w:val="center"/>
-            <w:hideMark/>
-          </w:tcPr>
-          <w:p>
-            <w:pPr>
-              <w:spacing w:after="0" w:line="240" w:lineRule="auto"/>
-              <w:rPr>
-                <w:rFonts w:ascii="Times New Roman" w:eastAsia="Times New Roman" w:hAnsi="Times New Roman" w:cs="Times New Roman"/>
-                <w:kern w:val="0"/>
-                <w:sz w:val="24"/>
-                <w:szCs w:val="24"/>
-                <w:lang w:val="en-GB" w:eastAsia="en-GB" w:bidi="ar-SA"/>
-                <w14:ligatures w14:val="none"/>
-              </w:rPr>
-            </w:pPr>
-            <w:r>
-              <w:rPr>
-                <w:rFonts w:ascii="Times New Roman" w:eastAsia="Times New Roman" w:hAnsi="Times New Roman" w:cs="Times New Roman"/>
-                <w:kern w:val="0"/>
-                <w:sz w:val="24"/>
-                <w:szCs w:val="24"/>
-                <w:lang w:val="en-GB" w:eastAsia="en-GB" w:bidi="ar-SA"/>
-                <w14:ligatures w14:val="none"/>
-              </w:rPr>
-              <w:t>ERP controls</w:t>
-            </w:r>
-          </w:p>
-        </w:tc>
-      </w:tr>
-      <w:tr>
-        <w:trPr>
-          <w:tblCellSpacing w:w="15" w:type="dxa"/>
-        </w:trPr>
-        <w:tc>
-          <w:tcPr>
-            <w:tcW w:w="0" w:type="auto"/>
-            <w:vAlign w:val="center"/>
-            <w:hideMark/>
-          </w:tcPr>
-          <w:p>
-            <w:pPr>
-              <w:spacing w:after="0" w:line="240" w:lineRule="auto"/>
-              <w:rPr>
-                <w:rFonts w:ascii="Times New Roman" w:eastAsia="Times New Roman" w:hAnsi="Times New Roman" w:cs="Times New Roman"/>
-                <w:kern w:val="0"/>
-                <w:sz w:val="24"/>
-                <w:szCs w:val="24"/>
-                <w:lang w:val="en-GB" w:eastAsia="en-GB" w:bidi="ar-SA"/>
-                <w14:ligatures w14:val="none"/>
-              </w:rPr>
-            </w:pPr>
-            <w:r>
-              <w:rPr>
-                <w:rFonts w:ascii="Times New Roman" w:eastAsia="Times New Roman" w:hAnsi="Times New Roman" w:cs="Times New Roman"/>
-                <w:kern w:val="0"/>
-                <w:sz w:val="24"/>
-                <w:szCs w:val="24"/>
-                <w:lang w:val="en-GB" w:eastAsia="en-GB" w:bidi="ar-SA"/>
-                <w14:ligatures w14:val="none"/>
-              </w:rPr>
-              <w:t>12_Treasury_Cash_Management</w:t>
-            </w:r>
-          </w:p>
-        </w:tc>
-        <w:tc>
-          <w:tcPr>
-            <w:tcW w:w="0" w:type="auto"/>
-            <w:vAlign w:val="center"/>
-            <w:hideMark/>
-          </w:tcPr>
-          <w:p>
-            <w:pPr>
-              <w:spacing w:after="0" w:line="240" w:lineRule="auto"/>
-              <w:rPr>
-                <w:rFonts w:ascii="Times New Roman" w:eastAsia="Times New Roman" w:hAnsi="Times New Roman" w:cs="Times New Roman"/>
-                <w:kern w:val="0"/>
-                <w:sz w:val="24"/>
-                <w:szCs w:val="24"/>
-                <w:lang w:val="en-GB" w:eastAsia="en-GB" w:bidi="ar-SA"/>
-                <w14:ligatures w14:val="none"/>
-              </w:rPr>
-            </w:pPr>
-            <w:r>
-              <w:rPr>
-                <w:rFonts w:ascii="Times New Roman" w:eastAsia="Times New Roman" w:hAnsi="Times New Roman" w:cs="Times New Roman"/>
-                <w:kern w:val="0"/>
-                <w:sz w:val="24"/>
-                <w:szCs w:val="24"/>
-                <w:lang w:val="en-GB" w:eastAsia="en-GB" w:bidi="ar-SA"/>
-                <w14:ligatures w14:val="none"/>
-              </w:rPr>
-              <w:t>Payment security</w:t>
-            </w:r>
-          </w:p>
-        </w:tc>
-      </w:tr>
-      <w:tr>
-        <w:trPr>
-          <w:tblCellSpacing w:w="15" w:type="dxa"/>
-        </w:trPr>
-        <w:tc>
-          <w:tcPr>
-            <w:tcW w:w="0" w:type="auto"/>
-            <w:vAlign w:val="center"/>
-            <w:hideMark/>
-          </w:tcPr>
-          <w:p>
-            <w:pPr>
-              <w:spacing w:after="0" w:line="240" w:lineRule="auto"/>
-              <w:rPr>
-                <w:rFonts w:ascii="Times New Roman" w:eastAsia="Times New Roman" w:hAnsi="Times New Roman" w:cs="Times New Roman"/>
-                <w:kern w:val="0"/>
-                <w:sz w:val="24"/>
-                <w:szCs w:val="24"/>
-                <w:lang w:val="en-GB" w:eastAsia="en-GB" w:bidi="ar-SA"/>
-                <w14:ligatures w14:val="none"/>
-              </w:rPr>
-            </w:pPr>
-            <w:r>
-              <w:rPr>
-                <w:rFonts w:ascii="Times New Roman" w:eastAsia="Times New Roman" w:hAnsi="Times New Roman" w:cs="Times New Roman"/>
-                <w:kern w:val="0"/>
-                <w:sz w:val="24"/>
-                <w:szCs w:val="24"/>
-                <w:lang w:val="en-GB" w:eastAsia="en-GB" w:bidi="ar-SA"/>
-                <w14:ligatures w14:val="none"/>
-              </w:rPr>
-              <w:t>13_Procurement_Commercial</w:t>
-            </w:r>
-          </w:p>
-        </w:tc>
-        <w:tc>
-          <w:tcPr>
-            <w:tcW w:w="0" w:type="auto"/>
-            <w:vAlign w:val="center"/>
-            <w:hideMark/>
-          </w:tcPr>
-          <w:p>
-            <w:pPr>
-              <w:spacing w:after="0" w:line="240" w:lineRule="auto"/>
-              <w:rPr>
-                <w:rFonts w:ascii="Times New Roman" w:eastAsia="Times New Roman" w:hAnsi="Times New Roman" w:cs="Times New Roman"/>
-                <w:kern w:val="0"/>
-                <w:sz w:val="24"/>
-                <w:szCs w:val="24"/>
-                <w:lang w:val="en-GB" w:eastAsia="en-GB" w:bidi="ar-SA"/>
-                <w14:ligatures w14:val="none"/>
-              </w:rPr>
-            </w:pPr>
-            <w:r>
-              <w:rPr>
-                <w:rFonts w:ascii="Times New Roman" w:eastAsia="Times New Roman" w:hAnsi="Times New Roman" w:cs="Times New Roman"/>
-                <w:kern w:val="0"/>
-                <w:sz w:val="24"/>
-                <w:szCs w:val="24"/>
-                <w:lang w:val="en-GB" w:eastAsia="en-GB" w:bidi="ar-SA"/>
-                <w14:ligatures w14:val="none"/>
-              </w:rPr>
-              <w:t>Vendor cybersecurity clauses</w:t>
-            </w:r>
-          </w:p>
-        </w:tc>
-      </w:tr>
-      <w:tr>
-        <w:trPr>
-          <w:tblCellSpacing w:w="15" w:type="dxa"/>
-        </w:trPr>
-        <w:tc>
-          <w:tcPr>
-            <w:tcW w:w="0" w:type="auto"/>
-            <w:vAlign w:val="center"/>
-            <w:hideMark/>
-          </w:tcPr>
-          <w:p>
-            <w:pPr>
-              <w:spacing w:after="0" w:line="240" w:lineRule="auto"/>
+            <w:cnfStyle w:val="001000000000" w:firstRow="0" w:lastRow="0" w:firstColumn="1" w:lastColumn="0" w:oddVBand="0" w:evenVBand="0" w:oddHBand="0" w:evenHBand="0" w:firstRowFirstColumn="0" w:firstRowLastColumn="0" w:lastRowFirstColumn="0" w:lastRowLastColumn="0"/>
+            <w:tcW w:w="0" w:type="auto"/>
+            <w:hideMark/>
+          </w:tcPr>
+          <w:p>
+            <w:pPr>
               <w:rPr>
                 <w:rFonts w:ascii="Times New Roman" w:eastAsia="Times New Roman" w:hAnsi="Times New Roman" w:cs="Times New Roman"/>
                 <w:kern w:val="0"/>
@@ -8584,13 +8315,12 @@
         </w:tc>
         <w:tc>
           <w:tcPr>
-            <w:tcW w:w="0" w:type="auto"/>
-            <w:vAlign w:val="center"/>
-            <w:hideMark/>
-          </w:tcPr>
-          <w:p>
-            <w:pPr>
-              <w:spacing w:after="0" w:line="240" w:lineRule="auto"/>
+            <w:tcW w:w="5275" w:type="dxa"/>
+            <w:hideMark/>
+          </w:tcPr>
+          <w:p>
+            <w:pPr>
+              <w:cnfStyle w:val="000000100000" w:firstRow="0" w:lastRow="0" w:firstColumn="0" w:lastColumn="0" w:oddVBand="0" w:evenVBand="0" w:oddHBand="1" w:evenHBand="0" w:firstRowFirstColumn="0" w:firstRowLastColumn="0" w:lastRowFirstColumn="0" w:lastRowLastColumn="0"/>
               <w:rPr>
                 <w:rFonts w:ascii="Times New Roman" w:eastAsia="Times New Roman" w:hAnsi="Times New Roman" w:cs="Times New Roman"/>
                 <w:kern w:val="0"/>
@@ -8672,87 +8402,77 @@
     </w:p>
     <w:tbl>
       <w:tblPr>
+        <w:tblStyle w:val="PlainTable1"/>
         <w:tblW w:w="0" w:type="auto"/>
-        <w:tblCellSpacing w:w="15" w:type="dxa"/>
-        <w:tblCellMar>
-          <w:top w:w="15" w:type="dxa"/>
-          <w:left w:w="15" w:type="dxa"/>
-          <w:bottom w:w="15" w:type="dxa"/>
-          <w:right w:w="15" w:type="dxa"/>
-        </w:tblCellMar>
         <w:tblLook w:val="04A0" w:firstRow="1" w:lastRow="0" w:firstColumn="1" w:lastColumn="0" w:noHBand="0" w:noVBand="1"/>
       </w:tblPr>
       <w:tblGrid>
-        <w:gridCol w:w="1449"/>
-        <w:gridCol w:w="2448"/>
+        <w:gridCol w:w="1656"/>
+        <w:gridCol w:w="7249"/>
       </w:tblGrid>
       <w:tr>
         <w:trPr>
-          <w:tblHeader/>
-          <w:tblCellSpacing w:w="15" w:type="dxa"/>
+          <w:cnfStyle w:val="100000000000" w:firstRow="1" w:lastRow="0" w:firstColumn="0" w:lastColumn="0" w:oddVBand="0" w:evenVBand="0" w:oddHBand="0" w:evenHBand="0" w:firstRowFirstColumn="0" w:firstRowLastColumn="0" w:lastRowFirstColumn="0" w:lastRowLastColumn="0"/>
         </w:trPr>
         <w:tc>
           <w:tcPr>
-            <w:tcW w:w="0" w:type="auto"/>
-            <w:vAlign w:val="center"/>
-            <w:hideMark/>
-          </w:tcPr>
-          <w:p>
-            <w:pPr>
-              <w:spacing w:after="0" w:line="240" w:lineRule="auto"/>
+            <w:cnfStyle w:val="001000000000" w:firstRow="0" w:lastRow="0" w:firstColumn="1" w:lastColumn="0" w:oddVBand="0" w:evenVBand="0" w:oddHBand="0" w:evenHBand="0" w:firstRowFirstColumn="0" w:firstRowLastColumn="0" w:lastRowFirstColumn="0" w:lastRowLastColumn="0"/>
+            <w:tcW w:w="0" w:type="auto"/>
+            <w:shd w:val="clear" w:color="auto" w:fill="0E2841" w:themeFill="text2"/>
+            <w:hideMark/>
+          </w:tcPr>
+          <w:p>
+            <w:pPr>
               <w:jc w:val="center"/>
               <w:rPr>
                 <w:rFonts w:ascii="Times New Roman" w:eastAsia="Times New Roman" w:hAnsi="Times New Roman" w:cs="Times New Roman"/>
-                <w:b/>
-                <w:bCs/>
-                <w:kern w:val="0"/>
-                <w:sz w:val="24"/>
-                <w:szCs w:val="24"/>
-                <w:lang w:val="en-GB" w:eastAsia="en-GB" w:bidi="ar-SA"/>
-                <w14:ligatures w14:val="none"/>
-              </w:rPr>
-            </w:pPr>
-            <w:r>
-              <w:rPr>
-                <w:rFonts w:ascii="Times New Roman" w:eastAsia="Times New Roman" w:hAnsi="Times New Roman" w:cs="Times New Roman"/>
-                <w:b/>
-                <w:bCs/>
-                <w:kern w:val="0"/>
-                <w:sz w:val="24"/>
-                <w:szCs w:val="24"/>
-                <w:lang w:val="en-GB" w:eastAsia="en-GB" w:bidi="ar-SA"/>
-                <w14:ligatures w14:val="none"/>
-              </w:rPr>
+                <w:b w:val="0"/>
+                <w:bCs w:val="0"/>
+                <w:kern w:val="0"/>
+                <w:sz w:val="24"/>
+                <w:szCs w:val="24"/>
+                <w:lang w:val="en-GB" w:eastAsia="en-GB" w:bidi="ar-SA"/>
+                <w14:ligatures w14:val="none"/>
+              </w:rPr>
+            </w:pPr>
+            <w:r>
+              <w:rPr>
+                <w:rFonts w:ascii="Times New Roman" w:eastAsia="Times New Roman" w:hAnsi="Times New Roman" w:cs="Times New Roman"/>
+                <w:kern w:val="0"/>
+                <w:sz w:val="24"/>
+                <w:szCs w:val="24"/>
+                <w:lang w:val="en-GB" w:eastAsia="en-GB" w:bidi="ar-SA"/>
+                <w14:ligatures w14:val="none"/>
+              </w:rPr>
+              <w:lastRenderedPageBreak/>
               <w:t>Level</w:t>
             </w:r>
           </w:p>
         </w:tc>
         <w:tc>
           <w:tcPr>
-            <w:tcW w:w="0" w:type="auto"/>
-            <w:vAlign w:val="center"/>
-            <w:hideMark/>
-          </w:tcPr>
-          <w:p>
-            <w:pPr>
-              <w:spacing w:after="0" w:line="240" w:lineRule="auto"/>
+            <w:tcW w:w="7249" w:type="dxa"/>
+            <w:shd w:val="clear" w:color="auto" w:fill="0E2841" w:themeFill="text2"/>
+            <w:hideMark/>
+          </w:tcPr>
+          <w:p>
+            <w:pPr>
               <w:jc w:val="center"/>
-              <w:rPr>
-                <w:rFonts w:ascii="Times New Roman" w:eastAsia="Times New Roman" w:hAnsi="Times New Roman" w:cs="Times New Roman"/>
-                <w:b/>
-                <w:bCs/>
-                <w:kern w:val="0"/>
-                <w:sz w:val="24"/>
-                <w:szCs w:val="24"/>
-                <w:lang w:val="en-GB" w:eastAsia="en-GB" w:bidi="ar-SA"/>
-                <w14:ligatures w14:val="none"/>
-              </w:rPr>
-            </w:pPr>
-            <w:r>
-              <w:rPr>
-                <w:rFonts w:ascii="Times New Roman" w:eastAsia="Times New Roman" w:hAnsi="Times New Roman" w:cs="Times New Roman"/>
-                <w:b/>
-                <w:bCs/>
+              <w:cnfStyle w:val="100000000000" w:firstRow="1" w:lastRow="0" w:firstColumn="0" w:lastColumn="0" w:oddVBand="0" w:evenVBand="0" w:oddHBand="0" w:evenHBand="0" w:firstRowFirstColumn="0" w:firstRowLastColumn="0" w:lastRowFirstColumn="0" w:lastRowLastColumn="0"/>
+              <w:rPr>
+                <w:rFonts w:ascii="Times New Roman" w:eastAsia="Times New Roman" w:hAnsi="Times New Roman" w:cs="Times New Roman"/>
+                <w:b w:val="0"/>
+                <w:bCs w:val="0"/>
+                <w:kern w:val="0"/>
+                <w:sz w:val="24"/>
+                <w:szCs w:val="24"/>
+                <w:lang w:val="en-GB" w:eastAsia="en-GB" w:bidi="ar-SA"/>
+                <w14:ligatures w14:val="none"/>
+              </w:rPr>
+            </w:pPr>
+            <w:r>
+              <w:rPr>
+                <w:rFonts w:ascii="Times New Roman" w:eastAsia="Times New Roman" w:hAnsi="Times New Roman" w:cs="Times New Roman"/>
                 <w:kern w:val="0"/>
                 <w:sz w:val="24"/>
                 <w:szCs w:val="24"/>
@@ -8766,17 +8486,16 @@
       </w:tr>
       <w:tr>
         <w:trPr>
-          <w:tblCellSpacing w:w="15" w:type="dxa"/>
+          <w:cnfStyle w:val="000000100000" w:firstRow="0" w:lastRow="0" w:firstColumn="0" w:lastColumn="0" w:oddVBand="0" w:evenVBand="0" w:oddHBand="1" w:evenHBand="0" w:firstRowFirstColumn="0" w:firstRowLastColumn="0" w:lastRowFirstColumn="0" w:lastRowLastColumn="0"/>
         </w:trPr>
         <w:tc>
           <w:tcPr>
-            <w:tcW w:w="0" w:type="auto"/>
-            <w:vAlign w:val="center"/>
-            <w:hideMark/>
-          </w:tcPr>
-          <w:p>
-            <w:pPr>
-              <w:spacing w:after="0" w:line="240" w:lineRule="auto"/>
+            <w:cnfStyle w:val="001000000000" w:firstRow="0" w:lastRow="0" w:firstColumn="1" w:lastColumn="0" w:oddVBand="0" w:evenVBand="0" w:oddHBand="0" w:evenHBand="0" w:firstRowFirstColumn="0" w:firstRowLastColumn="0" w:lastRowFirstColumn="0" w:lastRowLastColumn="0"/>
+            <w:tcW w:w="0" w:type="auto"/>
+            <w:hideMark/>
+          </w:tcPr>
+          <w:p>
+            <w:pPr>
               <w:rPr>
                 <w:rFonts w:ascii="Times New Roman" w:eastAsia="Times New Roman" w:hAnsi="Times New Roman" w:cs="Times New Roman"/>
                 <w:kern w:val="0"/>
@@ -8801,13 +8520,12 @@
         </w:tc>
         <w:tc>
           <w:tcPr>
-            <w:tcW w:w="0" w:type="auto"/>
-            <w:vAlign w:val="center"/>
-            <w:hideMark/>
-          </w:tcPr>
-          <w:p>
-            <w:pPr>
-              <w:spacing w:after="0" w:line="240" w:lineRule="auto"/>
+            <w:tcW w:w="7249" w:type="dxa"/>
+            <w:hideMark/>
+          </w:tcPr>
+          <w:p>
+            <w:pPr>
+              <w:cnfStyle w:val="000000100000" w:firstRow="0" w:lastRow="0" w:firstColumn="0" w:lastColumn="0" w:oddVBand="0" w:evenVBand="0" w:oddHBand="1" w:evenHBand="0" w:firstRowFirstColumn="0" w:firstRowLastColumn="0" w:lastRowFirstColumn="0" w:lastRowLastColumn="0"/>
               <w:rPr>
                 <w:rFonts w:ascii="Times New Roman" w:eastAsia="Times New Roman" w:hAnsi="Times New Roman" w:cs="Times New Roman"/>
                 <w:kern w:val="0"/>
@@ -8827,224 +8545,211 @@
                 <w14:ligatures w14:val="none"/>
               </w:rPr>
               <w:t>Reactive, undocumented</w:t>
+            </w:r>
+          </w:p>
+        </w:tc>
+      </w:tr>
+      <w:tr>
+        <w:tc>
+          <w:tcPr>
+            <w:cnfStyle w:val="001000000000" w:firstRow="0" w:lastRow="0" w:firstColumn="1" w:lastColumn="0" w:oddVBand="0" w:evenVBand="0" w:oddHBand="0" w:evenHBand="0" w:firstRowFirstColumn="0" w:firstRowLastColumn="0" w:lastRowFirstColumn="0" w:lastRowLastColumn="0"/>
+            <w:tcW w:w="0" w:type="auto"/>
+            <w:hideMark/>
+          </w:tcPr>
+          <w:p>
+            <w:pPr>
+              <w:rPr>
+                <w:rFonts w:ascii="Times New Roman" w:eastAsia="Times New Roman" w:hAnsi="Times New Roman" w:cs="Times New Roman"/>
+                <w:kern w:val="0"/>
+                <w:sz w:val="24"/>
+                <w:szCs w:val="24"/>
+                <w:lang w:val="en-GB" w:eastAsia="en-GB" w:bidi="ar-SA"/>
+                <w14:ligatures w14:val="none"/>
+              </w:rPr>
+            </w:pPr>
+            <w:r>
+              <w:rPr>
+                <w:rFonts w:ascii="Times New Roman" w:eastAsia="Times New Roman" w:hAnsi="Times New Roman" w:cs="Times New Roman"/>
+                <w:kern w:val="0"/>
+                <w:sz w:val="24"/>
+                <w:szCs w:val="24"/>
+                <w:lang w:val="en-GB" w:eastAsia="en-GB" w:bidi="ar-SA"/>
+                <w14:ligatures w14:val="none"/>
+              </w:rPr>
+              <w:t>2 – Managed</w:t>
+            </w:r>
+          </w:p>
+        </w:tc>
+        <w:tc>
+          <w:tcPr>
+            <w:tcW w:w="7249" w:type="dxa"/>
+            <w:hideMark/>
+          </w:tcPr>
+          <w:p>
+            <w:pPr>
+              <w:cnfStyle w:val="000000000000" w:firstRow="0" w:lastRow="0" w:firstColumn="0" w:lastColumn="0" w:oddVBand="0" w:evenVBand="0" w:oddHBand="0" w:evenHBand="0" w:firstRowFirstColumn="0" w:firstRowLastColumn="0" w:lastRowFirstColumn="0" w:lastRowLastColumn="0"/>
+              <w:rPr>
+                <w:rFonts w:ascii="Times New Roman" w:eastAsia="Times New Roman" w:hAnsi="Times New Roman" w:cs="Times New Roman"/>
+                <w:kern w:val="0"/>
+                <w:sz w:val="24"/>
+                <w:szCs w:val="24"/>
+                <w:lang w:val="en-GB" w:eastAsia="en-GB" w:bidi="ar-SA"/>
+                <w14:ligatures w14:val="none"/>
+              </w:rPr>
+            </w:pPr>
+            <w:r>
+              <w:rPr>
+                <w:rFonts w:ascii="Times New Roman" w:eastAsia="Times New Roman" w:hAnsi="Times New Roman" w:cs="Times New Roman"/>
+                <w:kern w:val="0"/>
+                <w:sz w:val="24"/>
+                <w:szCs w:val="24"/>
+                <w:lang w:val="en-GB" w:eastAsia="en-GB" w:bidi="ar-SA"/>
+                <w14:ligatures w14:val="none"/>
+              </w:rPr>
+              <w:t>Basic procedures exist</w:t>
             </w:r>
           </w:p>
         </w:tc>
       </w:tr>
       <w:tr>
         <w:trPr>
-          <w:tblCellSpacing w:w="15" w:type="dxa"/>
+          <w:cnfStyle w:val="000000100000" w:firstRow="0" w:lastRow="0" w:firstColumn="0" w:lastColumn="0" w:oddVBand="0" w:evenVBand="0" w:oddHBand="1" w:evenHBand="0" w:firstRowFirstColumn="0" w:firstRowLastColumn="0" w:lastRowFirstColumn="0" w:lastRowLastColumn="0"/>
         </w:trPr>
         <w:tc>
           <w:tcPr>
-            <w:tcW w:w="0" w:type="auto"/>
-            <w:vAlign w:val="center"/>
-            <w:hideMark/>
-          </w:tcPr>
-          <w:p>
-            <w:pPr>
-              <w:spacing w:after="0" w:line="240" w:lineRule="auto"/>
-              <w:rPr>
-                <w:rFonts w:ascii="Times New Roman" w:eastAsia="Times New Roman" w:hAnsi="Times New Roman" w:cs="Times New Roman"/>
-                <w:kern w:val="0"/>
-                <w:sz w:val="24"/>
-                <w:szCs w:val="24"/>
-                <w:lang w:val="en-GB" w:eastAsia="en-GB" w:bidi="ar-SA"/>
-                <w14:ligatures w14:val="none"/>
-              </w:rPr>
-            </w:pPr>
-            <w:r>
-              <w:rPr>
-                <w:rFonts w:ascii="Times New Roman" w:eastAsia="Times New Roman" w:hAnsi="Times New Roman" w:cs="Times New Roman"/>
-                <w:kern w:val="0"/>
-                <w:sz w:val="24"/>
-                <w:szCs w:val="24"/>
-                <w:lang w:val="en-GB" w:eastAsia="en-GB" w:bidi="ar-SA"/>
-                <w14:ligatures w14:val="none"/>
-              </w:rPr>
-              <w:t>2 – Managed</w:t>
-            </w:r>
-          </w:p>
-        </w:tc>
-        <w:tc>
-          <w:tcPr>
-            <w:tcW w:w="0" w:type="auto"/>
-            <w:vAlign w:val="center"/>
-            <w:hideMark/>
-          </w:tcPr>
-          <w:p>
-            <w:pPr>
-              <w:spacing w:after="0" w:line="240" w:lineRule="auto"/>
-              <w:rPr>
-                <w:rFonts w:ascii="Times New Roman" w:eastAsia="Times New Roman" w:hAnsi="Times New Roman" w:cs="Times New Roman"/>
-                <w:kern w:val="0"/>
-                <w:sz w:val="24"/>
-                <w:szCs w:val="24"/>
-                <w:lang w:val="en-GB" w:eastAsia="en-GB" w:bidi="ar-SA"/>
-                <w14:ligatures w14:val="none"/>
-              </w:rPr>
-            </w:pPr>
-            <w:r>
-              <w:rPr>
-                <w:rFonts w:ascii="Times New Roman" w:eastAsia="Times New Roman" w:hAnsi="Times New Roman" w:cs="Times New Roman"/>
-                <w:kern w:val="0"/>
-                <w:sz w:val="24"/>
-                <w:szCs w:val="24"/>
-                <w:lang w:val="en-GB" w:eastAsia="en-GB" w:bidi="ar-SA"/>
-                <w14:ligatures w14:val="none"/>
-              </w:rPr>
-              <w:t>Basic procedures exist</w:t>
+            <w:cnfStyle w:val="001000000000" w:firstRow="0" w:lastRow="0" w:firstColumn="1" w:lastColumn="0" w:oddVBand="0" w:evenVBand="0" w:oddHBand="0" w:evenHBand="0" w:firstRowFirstColumn="0" w:firstRowLastColumn="0" w:lastRowFirstColumn="0" w:lastRowLastColumn="0"/>
+            <w:tcW w:w="0" w:type="auto"/>
+            <w:hideMark/>
+          </w:tcPr>
+          <w:p>
+            <w:pPr>
+              <w:rPr>
+                <w:rFonts w:ascii="Times New Roman" w:eastAsia="Times New Roman" w:hAnsi="Times New Roman" w:cs="Times New Roman"/>
+                <w:kern w:val="0"/>
+                <w:sz w:val="24"/>
+                <w:szCs w:val="24"/>
+                <w:lang w:val="en-GB" w:eastAsia="en-GB" w:bidi="ar-SA"/>
+                <w14:ligatures w14:val="none"/>
+              </w:rPr>
+            </w:pPr>
+            <w:r>
+              <w:rPr>
+                <w:rFonts w:ascii="Times New Roman" w:eastAsia="Times New Roman" w:hAnsi="Times New Roman" w:cs="Times New Roman"/>
+                <w:kern w:val="0"/>
+                <w:sz w:val="24"/>
+                <w:szCs w:val="24"/>
+                <w:lang w:val="en-GB" w:eastAsia="en-GB" w:bidi="ar-SA"/>
+                <w14:ligatures w14:val="none"/>
+              </w:rPr>
+              <w:t>3 – Defined</w:t>
+            </w:r>
+          </w:p>
+        </w:tc>
+        <w:tc>
+          <w:tcPr>
+            <w:tcW w:w="7249" w:type="dxa"/>
+            <w:hideMark/>
+          </w:tcPr>
+          <w:p>
+            <w:pPr>
+              <w:cnfStyle w:val="000000100000" w:firstRow="0" w:lastRow="0" w:firstColumn="0" w:lastColumn="0" w:oddVBand="0" w:evenVBand="0" w:oddHBand="1" w:evenHBand="0" w:firstRowFirstColumn="0" w:firstRowLastColumn="0" w:lastRowFirstColumn="0" w:lastRowLastColumn="0"/>
+              <w:rPr>
+                <w:rFonts w:ascii="Times New Roman" w:eastAsia="Times New Roman" w:hAnsi="Times New Roman" w:cs="Times New Roman"/>
+                <w:kern w:val="0"/>
+                <w:sz w:val="24"/>
+                <w:szCs w:val="24"/>
+                <w:lang w:val="en-GB" w:eastAsia="en-GB" w:bidi="ar-SA"/>
+                <w14:ligatures w14:val="none"/>
+              </w:rPr>
+            </w:pPr>
+            <w:r>
+              <w:rPr>
+                <w:rFonts w:ascii="Times New Roman" w:eastAsia="Times New Roman" w:hAnsi="Times New Roman" w:cs="Times New Roman"/>
+                <w:kern w:val="0"/>
+                <w:sz w:val="24"/>
+                <w:szCs w:val="24"/>
+                <w:lang w:val="en-GB" w:eastAsia="en-GB" w:bidi="ar-SA"/>
+                <w14:ligatures w14:val="none"/>
+              </w:rPr>
+              <w:t>Standardized across org</w:t>
+            </w:r>
+          </w:p>
+        </w:tc>
+      </w:tr>
+      <w:tr>
+        <w:tc>
+          <w:tcPr>
+            <w:cnfStyle w:val="001000000000" w:firstRow="0" w:lastRow="0" w:firstColumn="1" w:lastColumn="0" w:oddVBand="0" w:evenVBand="0" w:oddHBand="0" w:evenHBand="0" w:firstRowFirstColumn="0" w:firstRowLastColumn="0" w:lastRowFirstColumn="0" w:lastRowLastColumn="0"/>
+            <w:tcW w:w="0" w:type="auto"/>
+            <w:hideMark/>
+          </w:tcPr>
+          <w:p>
+            <w:pPr>
+              <w:rPr>
+                <w:rFonts w:ascii="Times New Roman" w:eastAsia="Times New Roman" w:hAnsi="Times New Roman" w:cs="Times New Roman"/>
+                <w:kern w:val="0"/>
+                <w:sz w:val="24"/>
+                <w:szCs w:val="24"/>
+                <w:lang w:val="en-GB" w:eastAsia="en-GB" w:bidi="ar-SA"/>
+                <w14:ligatures w14:val="none"/>
+              </w:rPr>
+            </w:pPr>
+            <w:r>
+              <w:rPr>
+                <w:rFonts w:ascii="Times New Roman" w:eastAsia="Times New Roman" w:hAnsi="Times New Roman" w:cs="Times New Roman"/>
+                <w:kern w:val="0"/>
+                <w:sz w:val="24"/>
+                <w:szCs w:val="24"/>
+                <w:lang w:val="en-GB" w:eastAsia="en-GB" w:bidi="ar-SA"/>
+                <w14:ligatures w14:val="none"/>
+              </w:rPr>
+              <w:t>4 – Measured</w:t>
+            </w:r>
+          </w:p>
+        </w:tc>
+        <w:tc>
+          <w:tcPr>
+            <w:tcW w:w="7249" w:type="dxa"/>
+            <w:hideMark/>
+          </w:tcPr>
+          <w:p>
+            <w:pPr>
+              <w:cnfStyle w:val="000000000000" w:firstRow="0" w:lastRow="0" w:firstColumn="0" w:lastColumn="0" w:oddVBand="0" w:evenVBand="0" w:oddHBand="0" w:evenHBand="0" w:firstRowFirstColumn="0" w:firstRowLastColumn="0" w:lastRowFirstColumn="0" w:lastRowLastColumn="0"/>
+              <w:rPr>
+                <w:rFonts w:ascii="Times New Roman" w:eastAsia="Times New Roman" w:hAnsi="Times New Roman" w:cs="Times New Roman"/>
+                <w:kern w:val="0"/>
+                <w:sz w:val="24"/>
+                <w:szCs w:val="24"/>
+                <w:lang w:val="en-GB" w:eastAsia="en-GB" w:bidi="ar-SA"/>
+                <w14:ligatures w14:val="none"/>
+              </w:rPr>
+            </w:pPr>
+            <w:r>
+              <w:rPr>
+                <w:rFonts w:ascii="Times New Roman" w:eastAsia="Times New Roman" w:hAnsi="Times New Roman" w:cs="Times New Roman"/>
+                <w:kern w:val="0"/>
+                <w:sz w:val="24"/>
+                <w:szCs w:val="24"/>
+                <w:lang w:val="en-GB" w:eastAsia="en-GB" w:bidi="ar-SA"/>
+                <w14:ligatures w14:val="none"/>
+              </w:rPr>
+              <w:t>KPI-driven monitoring</w:t>
             </w:r>
           </w:p>
         </w:tc>
       </w:tr>
       <w:tr>
         <w:trPr>
-          <w:tblCellSpacing w:w="15" w:type="dxa"/>
+          <w:cnfStyle w:val="000000100000" w:firstRow="0" w:lastRow="0" w:firstColumn="0" w:lastColumn="0" w:oddVBand="0" w:evenVBand="0" w:oddHBand="1" w:evenHBand="0" w:firstRowFirstColumn="0" w:firstRowLastColumn="0" w:lastRowFirstColumn="0" w:lastRowLastColumn="0"/>
         </w:trPr>
         <w:tc>
           <w:tcPr>
-            <w:tcW w:w="0" w:type="auto"/>
-            <w:vAlign w:val="center"/>
-            <w:hideMark/>
-          </w:tcPr>
-          <w:p>
-            <w:pPr>
-              <w:spacing w:after="0" w:line="240" w:lineRule="auto"/>
-              <w:rPr>
-                <w:rFonts w:ascii="Times New Roman" w:eastAsia="Times New Roman" w:hAnsi="Times New Roman" w:cs="Times New Roman"/>
-                <w:kern w:val="0"/>
-                <w:sz w:val="24"/>
-                <w:szCs w:val="24"/>
-                <w:lang w:val="en-GB" w:eastAsia="en-GB" w:bidi="ar-SA"/>
-                <w14:ligatures w14:val="none"/>
-              </w:rPr>
-            </w:pPr>
-            <w:r>
-              <w:rPr>
-                <w:rFonts w:ascii="Times New Roman" w:eastAsia="Times New Roman" w:hAnsi="Times New Roman" w:cs="Times New Roman"/>
-                <w:kern w:val="0"/>
-                <w:sz w:val="24"/>
-                <w:szCs w:val="24"/>
-                <w:lang w:val="en-GB" w:eastAsia="en-GB" w:bidi="ar-SA"/>
-                <w14:ligatures w14:val="none"/>
-              </w:rPr>
-              <w:t>3 – Defined</w:t>
-            </w:r>
-          </w:p>
-        </w:tc>
-        <w:tc>
-          <w:tcPr>
-            <w:tcW w:w="0" w:type="auto"/>
-            <w:vAlign w:val="center"/>
-            <w:hideMark/>
-          </w:tcPr>
-          <w:p>
-            <w:pPr>
-              <w:spacing w:after="0" w:line="240" w:lineRule="auto"/>
-              <w:rPr>
-                <w:rFonts w:ascii="Times New Roman" w:eastAsia="Times New Roman" w:hAnsi="Times New Roman" w:cs="Times New Roman"/>
-                <w:kern w:val="0"/>
-                <w:sz w:val="24"/>
-                <w:szCs w:val="24"/>
-                <w:lang w:val="en-GB" w:eastAsia="en-GB" w:bidi="ar-SA"/>
-                <w14:ligatures w14:val="none"/>
-              </w:rPr>
-            </w:pPr>
-            <w:r>
-              <w:rPr>
-                <w:rFonts w:ascii="Times New Roman" w:eastAsia="Times New Roman" w:hAnsi="Times New Roman" w:cs="Times New Roman"/>
-                <w:kern w:val="0"/>
-                <w:sz w:val="24"/>
-                <w:szCs w:val="24"/>
-                <w:lang w:val="en-GB" w:eastAsia="en-GB" w:bidi="ar-SA"/>
-                <w14:ligatures w14:val="none"/>
-              </w:rPr>
-              <w:t>Standardized across org</w:t>
-            </w:r>
-          </w:p>
-        </w:tc>
-      </w:tr>
-      <w:tr>
-        <w:trPr>
-          <w:tblCellSpacing w:w="15" w:type="dxa"/>
-        </w:trPr>
-        <w:tc>
-          <w:tcPr>
-            <w:tcW w:w="0" w:type="auto"/>
-            <w:vAlign w:val="center"/>
-            <w:hideMark/>
-          </w:tcPr>
-          <w:p>
-            <w:pPr>
-              <w:spacing w:after="0" w:line="240" w:lineRule="auto"/>
-              <w:rPr>
-                <w:rFonts w:ascii="Times New Roman" w:eastAsia="Times New Roman" w:hAnsi="Times New Roman" w:cs="Times New Roman"/>
-                <w:kern w:val="0"/>
-                <w:sz w:val="24"/>
-                <w:szCs w:val="24"/>
-                <w:lang w:val="en-GB" w:eastAsia="en-GB" w:bidi="ar-SA"/>
-                <w14:ligatures w14:val="none"/>
-              </w:rPr>
-            </w:pPr>
-            <w:r>
-              <w:rPr>
-                <w:rFonts w:ascii="Times New Roman" w:eastAsia="Times New Roman" w:hAnsi="Times New Roman" w:cs="Times New Roman"/>
-                <w:kern w:val="0"/>
-                <w:sz w:val="24"/>
-                <w:szCs w:val="24"/>
-                <w:lang w:val="en-GB" w:eastAsia="en-GB" w:bidi="ar-SA"/>
-                <w14:ligatures w14:val="none"/>
-              </w:rPr>
-              <w:t>4 – Measured</w:t>
-            </w:r>
-          </w:p>
-        </w:tc>
-        <w:tc>
-          <w:tcPr>
-            <w:tcW w:w="0" w:type="auto"/>
-            <w:vAlign w:val="center"/>
-            <w:hideMark/>
-          </w:tcPr>
-          <w:p>
-            <w:pPr>
-              <w:spacing w:after="0" w:line="240" w:lineRule="auto"/>
-              <w:rPr>
-                <w:rFonts w:ascii="Times New Roman" w:eastAsia="Times New Roman" w:hAnsi="Times New Roman" w:cs="Times New Roman"/>
-                <w:kern w:val="0"/>
-                <w:sz w:val="24"/>
-                <w:szCs w:val="24"/>
-                <w:lang w:val="en-GB" w:eastAsia="en-GB" w:bidi="ar-SA"/>
-                <w14:ligatures w14:val="none"/>
-              </w:rPr>
-            </w:pPr>
-            <w:r>
-              <w:rPr>
-                <w:rFonts w:ascii="Times New Roman" w:eastAsia="Times New Roman" w:hAnsi="Times New Roman" w:cs="Times New Roman"/>
-                <w:kern w:val="0"/>
-                <w:sz w:val="24"/>
-                <w:szCs w:val="24"/>
-                <w:lang w:val="en-GB" w:eastAsia="en-GB" w:bidi="ar-SA"/>
-                <w14:ligatures w14:val="none"/>
-              </w:rPr>
-              <w:t>KPI-driven monitoring</w:t>
-            </w:r>
-          </w:p>
-        </w:tc>
-      </w:tr>
-      <w:tr>
-        <w:trPr>
-          <w:tblCellSpacing w:w="15" w:type="dxa"/>
-        </w:trPr>
-        <w:tc>
-          <w:tcPr>
-            <w:tcW w:w="0" w:type="auto"/>
-            <w:vAlign w:val="center"/>
-            <w:hideMark/>
-          </w:tcPr>
-          <w:p>
-            <w:pPr>
-              <w:spacing w:after="0" w:line="240" w:lineRule="auto"/>
+            <w:cnfStyle w:val="001000000000" w:firstRow="0" w:lastRow="0" w:firstColumn="1" w:lastColumn="0" w:oddVBand="0" w:evenVBand="0" w:oddHBand="0" w:evenHBand="0" w:firstRowFirstColumn="0" w:firstRowLastColumn="0" w:lastRowFirstColumn="0" w:lastRowLastColumn="0"/>
+            <w:tcW w:w="0" w:type="auto"/>
+            <w:hideMark/>
+          </w:tcPr>
+          <w:p>
+            <w:pPr>
               <w:rPr>
                 <w:rFonts w:ascii="Times New Roman" w:eastAsia="Times New Roman" w:hAnsi="Times New Roman" w:cs="Times New Roman"/>
                 <w:kern w:val="0"/>
@@ -9069,13 +8774,12 @@
         </w:tc>
         <w:tc>
           <w:tcPr>
-            <w:tcW w:w="0" w:type="auto"/>
-            <w:vAlign w:val="center"/>
-            <w:hideMark/>
-          </w:tcPr>
-          <w:p>
-            <w:pPr>
-              <w:spacing w:after="0" w:line="240" w:lineRule="auto"/>
+            <w:tcW w:w="7249" w:type="dxa"/>
+            <w:hideMark/>
+          </w:tcPr>
+          <w:p>
+            <w:pPr>
+              <w:cnfStyle w:val="000000100000" w:firstRow="0" w:lastRow="0" w:firstColumn="0" w:lastColumn="0" w:oddVBand="0" w:evenVBand="0" w:oddHBand="1" w:evenHBand="0" w:firstRowFirstColumn="0" w:firstRowLastColumn="0" w:lastRowFirstColumn="0" w:lastRowLastColumn="0"/>
               <w:rPr>
                 <w:rFonts w:ascii="Times New Roman" w:eastAsia="Times New Roman" w:hAnsi="Times New Roman" w:cs="Times New Roman"/>
                 <w:kern w:val="0"/>
@@ -9134,20 +8838,22 @@
           <w:kern w:val="0"/>
           <w:sz w:val="24"/>
           <w:szCs w:val="24"/>
-          <w:lang w:val="en-GB" w:eastAsia="en-GB" w:bidi="ar-SA"/>
-          <w14:ligatures w14:val="none"/>
-        </w:rPr>
-      </w:pPr>
-      <w:r>
-        <w:rPr>
-          <w:rFonts w:ascii="Times New Roman" w:eastAsia="Times New Roman" w:hAnsi="Times New Roman" w:cs="Times New Roman"/>
-          <w:kern w:val="0"/>
-          <w:sz w:val="24"/>
-          <w:szCs w:val="24"/>
-          <w:lang w:val="en-GB" w:eastAsia="en-GB" w:bidi="ar-SA"/>
-          <w14:ligatures w14:val="none"/>
-        </w:rPr>
-        <w:t>If you want next step, I can now:</w:t>
+          <w:highlight w:val="yellow"/>
+          <w:lang w:val="en-GB" w:eastAsia="en-GB" w:bidi="ar-SA"/>
+          <w14:ligatures w14:val="none"/>
+        </w:rPr>
+      </w:pPr>
+      <w:r>
+        <w:rPr>
+          <w:rFonts w:ascii="Times New Roman" w:eastAsia="Times New Roman" w:hAnsi="Times New Roman" w:cs="Times New Roman"/>
+          <w:kern w:val="0"/>
+          <w:sz w:val="24"/>
+          <w:szCs w:val="24"/>
+          <w:highlight w:val="yellow"/>
+          <w:lang w:val="en-GB" w:eastAsia="en-GB" w:bidi="ar-SA"/>
+          <w14:ligatures w14:val="none"/>
+        </w:rPr>
+        <w:t xml:space="preserve">Next link to hr manual </w:t>
       </w:r>
     </w:p>
     <w:p>
@@ -9168,6 +8874,7 @@
           <w:kern w:val="0"/>
           <w:sz w:val="24"/>
           <w:szCs w:val="24"/>
+          <w:highlight w:val="yellow"/>
           <w:lang w:val="en-GB" w:eastAsia="en-GB" w:bidi="ar-SA"/>
           <w14:ligatures w14:val="none"/>
         </w:rPr>
@@ -9179,6 +8886,7 @@
           <w:kern w:val="0"/>
           <w:sz w:val="24"/>
           <w:szCs w:val="24"/>
+          <w:highlight w:val="yellow"/>
           <w:lang w:val="en-GB" w:eastAsia="en-GB" w:bidi="ar-SA"/>
           <w14:ligatures w14:val="none"/>
         </w:rPr>
@@ -9190,6 +8898,7 @@
           <w:kern w:val="0"/>
           <w:sz w:val="24"/>
           <w:szCs w:val="24"/>
+          <w:highlight w:val="yellow"/>
           <w:lang w:val="en-GB" w:eastAsia="en-GB" w:bidi="ar-SA"/>
           <w14:ligatures w14:val="none"/>
         </w:rPr>
@@ -9201,6 +8910,7 @@
           <w:kern w:val="0"/>
           <w:sz w:val="24"/>
           <w:szCs w:val="24"/>
+          <w:highlight w:val="yellow"/>
           <w:lang w:val="en-GB" w:eastAsia="en-GB" w:bidi="ar-SA"/>
           <w14:ligatures w14:val="none"/>
         </w:rPr>
@@ -9213,6 +8923,7 @@
           <w:kern w:val="0"/>
           <w:sz w:val="24"/>
           <w:szCs w:val="24"/>
+          <w:highlight w:val="yellow"/>
           <w:lang w:val="en-GB" w:eastAsia="en-GB" w:bidi="ar-SA"/>
           <w14:ligatures w14:val="none"/>
         </w:rPr>
@@ -9224,6 +8935,7 @@
           <w:kern w:val="0"/>
           <w:sz w:val="24"/>
           <w:szCs w:val="24"/>
+          <w:highlight w:val="yellow"/>
           <w:lang w:val="en-GB" w:eastAsia="en-GB" w:bidi="ar-SA"/>
           <w14:ligatures w14:val="none"/>
         </w:rPr>
@@ -9235,6 +8947,7 @@
           <w:kern w:val="0"/>
           <w:sz w:val="24"/>
           <w:szCs w:val="24"/>
+          <w:highlight w:val="yellow"/>
           <w:lang w:val="en-GB" w:eastAsia="en-GB" w:bidi="ar-SA"/>
           <w14:ligatures w14:val="none"/>
         </w:rPr>
@@ -9247,6 +8960,7 @@
           <w:kern w:val="0"/>
           <w:sz w:val="24"/>
           <w:szCs w:val="24"/>
+          <w:highlight w:val="yellow"/>
           <w:lang w:val="en-GB" w:eastAsia="en-GB" w:bidi="ar-SA"/>
           <w14:ligatures w14:val="none"/>
         </w:rPr>
@@ -9258,6 +8972,7 @@
           <w:kern w:val="0"/>
           <w:sz w:val="24"/>
           <w:szCs w:val="24"/>
+          <w:highlight w:val="yellow"/>
           <w:lang w:val="en-GB" w:eastAsia="en-GB" w:bidi="ar-SA"/>
           <w14:ligatures w14:val="none"/>
         </w:rPr>
@@ -9269,6 +8984,7 @@
           <w:kern w:val="0"/>
           <w:sz w:val="24"/>
           <w:szCs w:val="24"/>
+          <w:highlight w:val="yellow"/>
           <w:lang w:val="en-GB" w:eastAsia="en-GB" w:bidi="ar-SA"/>
           <w14:ligatures w14:val="none"/>
         </w:rPr>
@@ -9281,6 +8997,7 @@
           <w:kern w:val="0"/>
           <w:sz w:val="24"/>
           <w:szCs w:val="24"/>
+          <w:highlight w:val="yellow"/>
           <w:lang w:val="en-GB" w:eastAsia="en-GB" w:bidi="ar-SA"/>
           <w14:ligatures w14:val="none"/>
         </w:rPr>
@@ -9292,6 +9009,7 @@
           <w:kern w:val="0"/>
           <w:sz w:val="24"/>
           <w:szCs w:val="24"/>
+          <w:highlight w:val="yellow"/>
           <w:lang w:val="en-GB" w:eastAsia="en-GB" w:bidi="ar-SA"/>
           <w14:ligatures w14:val="none"/>
         </w:rPr>
@@ -9303,6 +9021,7 @@
           <w:kern w:val="0"/>
           <w:sz w:val="24"/>
           <w:szCs w:val="24"/>
+          <w:highlight w:val="yellow"/>
           <w:lang w:val="en-GB" w:eastAsia="en-GB" w:bidi="ar-SA"/>
           <w14:ligatures w14:val="none"/>
         </w:rPr>
@@ -9315,6 +9034,7 @@
           <w:kern w:val="0"/>
           <w:sz w:val="24"/>
           <w:szCs w:val="24"/>
+          <w:highlight w:val="yellow"/>
           <w:lang w:val="en-GB" w:eastAsia="en-GB" w:bidi="ar-SA"/>
           <w14:ligatures w14:val="none"/>
         </w:rPr>
@@ -9326,6 +9046,7 @@
           <w:kern w:val="0"/>
           <w:sz w:val="24"/>
           <w:szCs w:val="24"/>
+          <w:highlight w:val="yellow"/>
           <w:lang w:val="en-GB" w:eastAsia="en-GB" w:bidi="ar-SA"/>
           <w14:ligatures w14:val="none"/>
         </w:rPr>
@@ -9333,31 +9054,25 @@
       </w:r>
     </w:p>
     <w:p>
-      <w:pPr>
-        <w:spacing w:before="100" w:beforeAutospacing="1" w:after="100" w:afterAutospacing="1" w:line="240" w:lineRule="auto"/>
-        <w:rPr>
-          <w:rFonts w:ascii="Times New Roman" w:eastAsia="Times New Roman" w:hAnsi="Times New Roman" w:cs="Times New Roman"/>
-          <w:kern w:val="0"/>
-          <w:sz w:val="24"/>
-          <w:szCs w:val="24"/>
-          <w:lang w:val="en-GB" w:eastAsia="en-GB" w:bidi="ar-SA"/>
-          <w14:ligatures w14:val="none"/>
-        </w:rPr>
-      </w:pPr>
-      <w:r>
-        <w:rPr>
-          <w:rFonts w:ascii="Times New Roman" w:eastAsia="Times New Roman" w:hAnsi="Times New Roman" w:cs="Times New Roman"/>
-          <w:kern w:val="0"/>
-          <w:sz w:val="24"/>
-          <w:szCs w:val="24"/>
-          <w:lang w:val="en-GB" w:eastAsia="en-GB" w:bidi="ar-SA"/>
-          <w14:ligatures w14:val="none"/>
-        </w:rPr>
-        <w:t>Tell me which direction we move next.</w:t>
+      <w:r>
+        <w:rPr>
+          <w:rFonts w:ascii="Times New Roman" w:eastAsia="Times New Roman" w:hAnsi="Times New Roman" w:cs="Times New Roman"/>
+          <w:kern w:val="0"/>
+          <w:sz w:val="24"/>
+          <w:szCs w:val="24"/>
+          <w:lang w:val="en-GB" w:eastAsia="en-GB" w:bidi="ar-SA"/>
+          <w14:ligatures w14:val="none"/>
+        </w:rPr>
+        <w:t xml:space="preserve"> </w:t>
       </w:r>
     </w:p>
-    <w:p/>
     <w:sectPr>
+      <w:headerReference w:type="even" r:id="rId7"/>
+      <w:headerReference w:type="default" r:id="rId8"/>
+      <w:footerReference w:type="even" r:id="rId9"/>
+      <w:footerReference w:type="default" r:id="rId10"/>
+      <w:headerReference w:type="first" r:id="rId11"/>
+      <w:footerReference w:type="first" r:id="rId12"/>
       <w:pgSz w:w="11906" w:h="16838"/>
       <w:pgMar w:top="1440" w:right="1440" w:bottom="1440" w:left="1440" w:header="720" w:footer="720" w:gutter="0"/>
       <w:pgBorders w:offsetFrom="page">
@@ -9371,6 +9086,193 @@
     </w:sectPr>
   </w:body>
 </w:document>
+</file>
+
+<file path=word/endnotes.xml><?xml version="1.0" encoding="utf-8"?>
+<w:endnotes xmlns:wpc="http://schemas.microsoft.com/office/word/2010/wordprocessingCanvas" xmlns:cx="http://schemas.microsoft.com/office/drawing/2014/chartex" xmlns:cx1="http://schemas.microsoft.com/office/drawing/2015/9/8/chartex" xmlns:cx2="http://schemas.microsoft.com/office/drawing/2015/10/21/chartex" xmlns:cx3="http://schemas.microsoft.com/office/drawing/2016/5/9/chartex" xmlns:cx4="http://schemas.microsoft.com/office/drawing/2016/5/10/chartex" xmlns:cx5="http://schemas.microsoft.com/office/drawing/2016/5/11/chartex" xmlns:cx6="http://schemas.microsoft.com/office/drawing/2016/5/12/chartex" xmlns:cx7="http://schemas.microsoft.com/office/drawing/2016/5/13/chartex" xmlns:cx8="http://schemas.microsoft.com/office/drawing/2016/5/14/chartex" xmlns:mc="http://schemas.openxmlformats.org/markup-compatibility/2006" xmlns:aink="http://schemas.microsoft.com/office/drawing/2016/ink" xmlns:am3d="http://schemas.microsoft.com/office/drawing/2017/model3d" xmlns:o="urn:schemas-microsoft-com:office:office" xmlns:oel="http://schemas.microsoft.com/office/2019/extlst" xmlns:r="http://schemas.openxmlformats.org/officeDocument/2006/relationships" xmlns:m="http://schemas.openxmlformats.org/officeDocument/2006/math" xmlns:v="urn:schemas-microsoft-com:vml" xmlns:wp14="http://schemas.microsoft.com/office/word/2010/wordprocessingDrawing" xmlns:wp="http://schemas.openxmlformats.org/drawingml/2006/wordprocessingDrawing" xmlns:w10="urn:schemas-microsoft-com:office:word" xmlns:w="http://schemas.openxmlformats.org/wordprocessingml/2006/main" xmlns:w14="http://schemas.microsoft.com/office/word/2010/wordml" xmlns:w15="http://schemas.microsoft.com/office/word/2012/wordml" xmlns:w16cex="http://schemas.microsoft.com/office/word/2018/wordml/cex" xmlns:w16cid="http://schemas.microsoft.com/office/word/2016/wordml/cid" xmlns:w16="http://schemas.microsoft.com/office/word/2018/wordml" xmlns:w16du="http://schemas.microsoft.com/office/word/2023/wordml/word16du" xmlns:w16sdtdh="http://schemas.microsoft.com/office/word/2020/wordml/sdtdatahash" xmlns:w16sdtfl="http://schemas.microsoft.com/office/word/2024/wordml/sdtformatlock" xmlns:w16se="http://schemas.microsoft.com/office/word/2015/wordml/symex" xmlns:wpg="http://schemas.microsoft.com/office/word/2010/wordprocessingGroup" xmlns:wpi="http://schemas.microsoft.com/office/word/2010/wordprocessingInk" xmlns:wne="http://schemas.microsoft.com/office/word/2006/wordml" xmlns:wps="http://schemas.microsoft.com/office/word/2010/wordprocessingShape" mc:Ignorable="w14 w15 w16se w16cid w16 w16cex w16sdtdh w16sdtfl w16du wp14">
+  <w:endnote w:type="separator" w:id="-1">
+    <w:p>
+      <w:pPr>
+        <w:spacing w:after="0" w:line="240" w:lineRule="auto"/>
+      </w:pPr>
+      <w:r>
+        <w:separator/>
+      </w:r>
+    </w:p>
+  </w:endnote>
+  <w:endnote w:type="continuationSeparator" w:id="0">
+    <w:p>
+      <w:pPr>
+        <w:spacing w:after="0" w:line="240" w:lineRule="auto"/>
+      </w:pPr>
+      <w:r>
+        <w:continuationSeparator/>
+      </w:r>
+    </w:p>
+  </w:endnote>
+</w:endnotes>
+</file>
+
+<file path=word/footer1.xml><?xml version="1.0" encoding="utf-8"?>
+<w:ftr xmlns:wpc="http://schemas.microsoft.com/office/word/2010/wordprocessingCanvas" xmlns:cx="http://schemas.microsoft.com/office/drawing/2014/chartex" xmlns:cx1="http://schemas.microsoft.com/office/drawing/2015/9/8/chartex" xmlns:cx2="http://schemas.microsoft.com/office/drawing/2015/10/21/chartex" xmlns:cx3="http://schemas.microsoft.com/office/drawing/2016/5/9/chartex" xmlns:cx4="http://schemas.microsoft.com/office/drawing/2016/5/10/chartex" xmlns:cx5="http://schemas.microsoft.com/office/drawing/2016/5/11/chartex" xmlns:cx6="http://schemas.microsoft.com/office/drawing/2016/5/12/chartex" xmlns:cx7="http://schemas.microsoft.com/office/drawing/2016/5/13/chartex" xmlns:cx8="http://schemas.microsoft.com/office/drawing/2016/5/14/chartex" xmlns:mc="http://schemas.openxmlformats.org/markup-compatibility/2006" xmlns:aink="http://schemas.microsoft.com/office/drawing/2016/ink" xmlns:am3d="http://schemas.microsoft.com/office/drawing/2017/model3d" xmlns:o="urn:schemas-microsoft-com:office:office" xmlns:oel="http://schemas.microsoft.com/office/2019/extlst" xmlns:r="http://schemas.openxmlformats.org/officeDocument/2006/relationships" xmlns:m="http://schemas.openxmlformats.org/officeDocument/2006/math" xmlns:v="urn:schemas-microsoft-com:vml" xmlns:wp14="http://schemas.microsoft.com/office/word/2010/wordprocessingDrawing" xmlns:wp="http://schemas.openxmlformats.org/drawingml/2006/wordprocessingDrawing" xmlns:w10="urn:schemas-microsoft-com:office:word" xmlns:w="http://schemas.openxmlformats.org/wordprocessingml/2006/main" xmlns:w14="http://schemas.microsoft.com/office/word/2010/wordml" xmlns:w15="http://schemas.microsoft.com/office/word/2012/wordml" xmlns:w16cex="http://schemas.microsoft.com/office/word/2018/wordml/cex" xmlns:w16cid="http://schemas.microsoft.com/office/word/2016/wordml/cid" xmlns:w16="http://schemas.microsoft.com/office/word/2018/wordml" xmlns:w16du="http://schemas.microsoft.com/office/word/2023/wordml/word16du" xmlns:w16sdtdh="http://schemas.microsoft.com/office/word/2020/wordml/sdtdatahash" xmlns:w16sdtfl="http://schemas.microsoft.com/office/word/2024/wordml/sdtformatlock" xmlns:w16se="http://schemas.microsoft.com/office/word/2015/wordml/symex" xmlns:wpg="http://schemas.microsoft.com/office/word/2010/wordprocessingGroup" xmlns:wpi="http://schemas.microsoft.com/office/word/2010/wordprocessingInk" xmlns:wne="http://schemas.microsoft.com/office/word/2006/wordml" xmlns:wps="http://schemas.microsoft.com/office/word/2010/wordprocessingShape" mc:Ignorable="w14 w15 w16se w16cid w16 w16cex w16sdtdh w16sdtfl w16du wp14">
+  <w:p>
+    <w:pPr>
+      <w:pStyle w:val="Footer"/>
+    </w:pPr>
+  </w:p>
+</w:ftr>
+</file>
+
+<file path=word/footer2.xml><?xml version="1.0" encoding="utf-8"?>
+<w:ftr xmlns:wpc="http://schemas.microsoft.com/office/word/2010/wordprocessingCanvas" xmlns:cx="http://schemas.microsoft.com/office/drawing/2014/chartex" xmlns:cx1="http://schemas.microsoft.com/office/drawing/2015/9/8/chartex" xmlns:cx2="http://schemas.microsoft.com/office/drawing/2015/10/21/chartex" xmlns:cx3="http://schemas.microsoft.com/office/drawing/2016/5/9/chartex" xmlns:cx4="http://schemas.microsoft.com/office/drawing/2016/5/10/chartex" xmlns:cx5="http://schemas.microsoft.com/office/drawing/2016/5/11/chartex" xmlns:cx6="http://schemas.microsoft.com/office/drawing/2016/5/12/chartex" xmlns:cx7="http://schemas.microsoft.com/office/drawing/2016/5/13/chartex" xmlns:cx8="http://schemas.microsoft.com/office/drawing/2016/5/14/chartex" xmlns:mc="http://schemas.openxmlformats.org/markup-compatibility/2006" xmlns:aink="http://schemas.microsoft.com/office/drawing/2016/ink" xmlns:am3d="http://schemas.microsoft.com/office/drawing/2017/model3d" xmlns:o="urn:schemas-microsoft-com:office:office" xmlns:oel="http://schemas.microsoft.com/office/2019/extlst" xmlns:r="http://schemas.openxmlformats.org/officeDocument/2006/relationships" xmlns:m="http://schemas.openxmlformats.org/officeDocument/2006/math" xmlns:v="urn:schemas-microsoft-com:vml" xmlns:wp14="http://schemas.microsoft.com/office/word/2010/wordprocessingDrawing" xmlns:wp="http://schemas.openxmlformats.org/drawingml/2006/wordprocessingDrawing" xmlns:w10="urn:schemas-microsoft-com:office:word" xmlns:w="http://schemas.openxmlformats.org/wordprocessingml/2006/main" xmlns:w14="http://schemas.microsoft.com/office/word/2010/wordml" xmlns:w15="http://schemas.microsoft.com/office/word/2012/wordml" xmlns:w16cex="http://schemas.microsoft.com/office/word/2018/wordml/cex" xmlns:w16cid="http://schemas.microsoft.com/office/word/2016/wordml/cid" xmlns:w16="http://schemas.microsoft.com/office/word/2018/wordml" xmlns:w16du="http://schemas.microsoft.com/office/word/2023/wordml/word16du" xmlns:w16sdtdh="http://schemas.microsoft.com/office/word/2020/wordml/sdtdatahash" xmlns:w16sdtfl="http://schemas.microsoft.com/office/word/2024/wordml/sdtformatlock" xmlns:w16se="http://schemas.microsoft.com/office/word/2015/wordml/symex" xmlns:wpg="http://schemas.microsoft.com/office/word/2010/wordprocessingGroup" xmlns:wpi="http://schemas.microsoft.com/office/word/2010/wordprocessingInk" xmlns:wne="http://schemas.microsoft.com/office/word/2006/wordml" xmlns:wps="http://schemas.microsoft.com/office/word/2010/wordprocessingShape" mc:Ignorable="w14 w15 w16se w16cid w16 w16cex w16sdtdh w16sdtfl w16du wp14">
+  <w:sdt>
+    <w:sdtPr>
+      <w:rPr>
+        <w:rFonts w:asciiTheme="majorHAnsi" w:eastAsiaTheme="majorEastAsia" w:hAnsiTheme="majorHAnsi" w:cstheme="majorBidi"/>
+        <w:sz w:val="28"/>
+        <w:szCs w:val="28"/>
+        <w:lang w:val="en-GB"/>
+      </w:rPr>
+      <w:id w:val="738141575"/>
+      <w:docPartObj>
+        <w:docPartGallery w:val="Page Numbers (Bottom of Page)"/>
+        <w:docPartUnique/>
+      </w:docPartObj>
+    </w:sdtPr>
+    <w:sdtEndPr>
+      <w:rPr>
+        <w:lang w:val="en-US"/>
+      </w:rPr>
+    </w:sdtEndPr>
+    <w:sdtContent>
+      <w:p>
+        <w:pPr>
+          <w:pStyle w:val="Footer"/>
+          <w:jc w:val="right"/>
+          <w:rPr>
+            <w:rFonts w:asciiTheme="majorHAnsi" w:eastAsiaTheme="majorEastAsia" w:hAnsiTheme="majorHAnsi" w:cstheme="majorBidi"/>
+            <w:sz w:val="28"/>
+            <w:szCs w:val="28"/>
+          </w:rPr>
+        </w:pPr>
+        <w:r>
+          <w:rPr>
+            <w:rFonts w:asciiTheme="majorHAnsi" w:eastAsiaTheme="majorEastAsia" w:hAnsiTheme="majorHAnsi" w:cstheme="majorBidi"/>
+            <w:sz w:val="28"/>
+            <w:szCs w:val="28"/>
+            <w:lang w:val="en-GB"/>
+          </w:rPr>
+          <w:t xml:space="preserve">pg. </w:t>
+        </w:r>
+        <w:r>
+          <w:rPr>
+            <w:rFonts w:eastAsiaTheme="minorEastAsia" w:cs="Times New Roman"/>
+          </w:rPr>
+          <w:fldChar w:fldCharType="begin"/>
+        </w:r>
+        <w:r>
+          <w:instrText>PAGE    \* MERGEFORMAT</w:instrText>
+        </w:r>
+        <w:r>
+          <w:rPr>
+            <w:rFonts w:eastAsiaTheme="minorEastAsia" w:cs="Times New Roman"/>
+          </w:rPr>
+          <w:fldChar w:fldCharType="separate"/>
+        </w:r>
+        <w:r>
+          <w:rPr>
+            <w:rFonts w:asciiTheme="majorHAnsi" w:eastAsiaTheme="majorEastAsia" w:hAnsiTheme="majorHAnsi" w:cstheme="majorBidi"/>
+            <w:sz w:val="28"/>
+            <w:szCs w:val="28"/>
+            <w:lang w:val="en-GB"/>
+          </w:rPr>
+          <w:t>2</w:t>
+        </w:r>
+        <w:r>
+          <w:rPr>
+            <w:rFonts w:asciiTheme="majorHAnsi" w:eastAsiaTheme="majorEastAsia" w:hAnsiTheme="majorHAnsi" w:cstheme="majorBidi"/>
+            <w:sz w:val="28"/>
+            <w:szCs w:val="28"/>
+          </w:rPr>
+          <w:fldChar w:fldCharType="end"/>
+        </w:r>
+      </w:p>
+    </w:sdtContent>
+  </w:sdt>
+  <w:p>
+    <w:pPr>
+      <w:pStyle w:val="Footer"/>
+    </w:pPr>
+  </w:p>
+</w:ftr>
+</file>
+
+<file path=word/footer3.xml><?xml version="1.0" encoding="utf-8"?>
+<w:ftr xmlns:wpc="http://schemas.microsoft.com/office/word/2010/wordprocessingCanvas" xmlns:cx="http://schemas.microsoft.com/office/drawing/2014/chartex" xmlns:cx1="http://schemas.microsoft.com/office/drawing/2015/9/8/chartex" xmlns:cx2="http://schemas.microsoft.com/office/drawing/2015/10/21/chartex" xmlns:cx3="http://schemas.microsoft.com/office/drawing/2016/5/9/chartex" xmlns:cx4="http://schemas.microsoft.com/office/drawing/2016/5/10/chartex" xmlns:cx5="http://schemas.microsoft.com/office/drawing/2016/5/11/chartex" xmlns:cx6="http://schemas.microsoft.com/office/drawing/2016/5/12/chartex" xmlns:cx7="http://schemas.microsoft.com/office/drawing/2016/5/13/chartex" xmlns:cx8="http://schemas.microsoft.com/office/drawing/2016/5/14/chartex" xmlns:mc="http://schemas.openxmlformats.org/markup-compatibility/2006" xmlns:aink="http://schemas.microsoft.com/office/drawing/2016/ink" xmlns:am3d="http://schemas.microsoft.com/office/drawing/2017/model3d" xmlns:o="urn:schemas-microsoft-com:office:office" xmlns:oel="http://schemas.microsoft.com/office/2019/extlst" xmlns:r="http://schemas.openxmlformats.org/officeDocument/2006/relationships" xmlns:m="http://schemas.openxmlformats.org/officeDocument/2006/math" xmlns:v="urn:schemas-microsoft-com:vml" xmlns:wp14="http://schemas.microsoft.com/office/word/2010/wordprocessingDrawing" xmlns:wp="http://schemas.openxmlformats.org/drawingml/2006/wordprocessingDrawing" xmlns:w10="urn:schemas-microsoft-com:office:word" xmlns:w="http://schemas.openxmlformats.org/wordprocessingml/2006/main" xmlns:w14="http://schemas.microsoft.com/office/word/2010/wordml" xmlns:w15="http://schemas.microsoft.com/office/word/2012/wordml" xmlns:w16cex="http://schemas.microsoft.com/office/word/2018/wordml/cex" xmlns:w16cid="http://schemas.microsoft.com/office/word/2016/wordml/cid" xmlns:w16="http://schemas.microsoft.com/office/word/2018/wordml" xmlns:w16du="http://schemas.microsoft.com/office/word/2023/wordml/word16du" xmlns:w16sdtdh="http://schemas.microsoft.com/office/word/2020/wordml/sdtdatahash" xmlns:w16sdtfl="http://schemas.microsoft.com/office/word/2024/wordml/sdtformatlock" xmlns:w16se="http://schemas.microsoft.com/office/word/2015/wordml/symex" xmlns:wpg="http://schemas.microsoft.com/office/word/2010/wordprocessingGroup" xmlns:wpi="http://schemas.microsoft.com/office/word/2010/wordprocessingInk" xmlns:wne="http://schemas.microsoft.com/office/word/2006/wordml" xmlns:wps="http://schemas.microsoft.com/office/word/2010/wordprocessingShape" mc:Ignorable="w14 w15 w16se w16cid w16 w16cex w16sdtdh w16sdtfl w16du wp14">
+  <w:p>
+    <w:pPr>
+      <w:pStyle w:val="Footer"/>
+    </w:pPr>
+  </w:p>
+</w:ftr>
+</file>
+
+<file path=word/footnotes.xml><?xml version="1.0" encoding="utf-8"?>
+<w:footnotes xmlns:wpc="http://schemas.microsoft.com/office/word/2010/wordprocessingCanvas" xmlns:cx="http://schemas.microsoft.com/office/drawing/2014/chartex" xmlns:cx1="http://schemas.microsoft.com/office/drawing/2015/9/8/chartex" xmlns:cx2="http://schemas.microsoft.com/office/drawing/2015/10/21/chartex" xmlns:cx3="http://schemas.microsoft.com/office/drawing/2016/5/9/chartex" xmlns:cx4="http://schemas.microsoft.com/office/drawing/2016/5/10/chartex" xmlns:cx5="http://schemas.microsoft.com/office/drawing/2016/5/11/chartex" xmlns:cx6="http://schemas.microsoft.com/office/drawing/2016/5/12/chartex" xmlns:cx7="http://schemas.microsoft.com/office/drawing/2016/5/13/chartex" xmlns:cx8="http://schemas.microsoft.com/office/drawing/2016/5/14/chartex" xmlns:mc="http://schemas.openxmlformats.org/markup-compatibility/2006" xmlns:aink="http://schemas.microsoft.com/office/drawing/2016/ink" xmlns:am3d="http://schemas.microsoft.com/office/drawing/2017/model3d" xmlns:o="urn:schemas-microsoft-com:office:office" xmlns:oel="http://schemas.microsoft.com/office/2019/extlst" xmlns:r="http://schemas.openxmlformats.org/officeDocument/2006/relationships" xmlns:m="http://schemas.openxmlformats.org/officeDocument/2006/math" xmlns:v="urn:schemas-microsoft-com:vml" xmlns:wp14="http://schemas.microsoft.com/office/word/2010/wordprocessingDrawing" xmlns:wp="http://schemas.openxmlformats.org/drawingml/2006/wordprocessingDrawing" xmlns:w10="urn:schemas-microsoft-com:office:word" xmlns:w="http://schemas.openxmlformats.org/wordprocessingml/2006/main" xmlns:w14="http://schemas.microsoft.com/office/word/2010/wordml" xmlns:w15="http://schemas.microsoft.com/office/word/2012/wordml" xmlns:w16cex="http://schemas.microsoft.com/office/word/2018/wordml/cex" xmlns:w16cid="http://schemas.microsoft.com/office/word/2016/wordml/cid" xmlns:w16="http://schemas.microsoft.com/office/word/2018/wordml" xmlns:w16du="http://schemas.microsoft.com/office/word/2023/wordml/word16du" xmlns:w16sdtdh="http://schemas.microsoft.com/office/word/2020/wordml/sdtdatahash" xmlns:w16sdtfl="http://schemas.microsoft.com/office/word/2024/wordml/sdtformatlock" xmlns:w16se="http://schemas.microsoft.com/office/word/2015/wordml/symex" xmlns:wpg="http://schemas.microsoft.com/office/word/2010/wordprocessingGroup" xmlns:wpi="http://schemas.microsoft.com/office/word/2010/wordprocessingInk" xmlns:wne="http://schemas.microsoft.com/office/word/2006/wordml" xmlns:wps="http://schemas.microsoft.com/office/word/2010/wordprocessingShape" mc:Ignorable="w14 w15 w16se w16cid w16 w16cex w16sdtdh w16sdtfl w16du wp14">
+  <w:footnote w:type="separator" w:id="-1">
+    <w:p>
+      <w:pPr>
+        <w:spacing w:after="0" w:line="240" w:lineRule="auto"/>
+      </w:pPr>
+      <w:r>
+        <w:separator/>
+      </w:r>
+    </w:p>
+  </w:footnote>
+  <w:footnote w:type="continuationSeparator" w:id="0">
+    <w:p>
+      <w:pPr>
+        <w:spacing w:after="0" w:line="240" w:lineRule="auto"/>
+      </w:pPr>
+      <w:r>
+        <w:continuationSeparator/>
+      </w:r>
+    </w:p>
+  </w:footnote>
+</w:footnotes>
+</file>
+
+<file path=word/header1.xml><?xml version="1.0" encoding="utf-8"?>
+<w:hdr xmlns:wpc="http://schemas.microsoft.com/office/word/2010/wordprocessingCanvas" xmlns:cx="http://schemas.microsoft.com/office/drawing/2014/chartex" xmlns:cx1="http://schemas.microsoft.com/office/drawing/2015/9/8/chartex" xmlns:cx2="http://schemas.microsoft.com/office/drawing/2015/10/21/chartex" xmlns:cx3="http://schemas.microsoft.com/office/drawing/2016/5/9/chartex" xmlns:cx4="http://schemas.microsoft.com/office/drawing/2016/5/10/chartex" xmlns:cx5="http://schemas.microsoft.com/office/drawing/2016/5/11/chartex" xmlns:cx6="http://schemas.microsoft.com/office/drawing/2016/5/12/chartex" xmlns:cx7="http://schemas.microsoft.com/office/drawing/2016/5/13/chartex" xmlns:cx8="http://schemas.microsoft.com/office/drawing/2016/5/14/chartex" xmlns:mc="http://schemas.openxmlformats.org/markup-compatibility/2006" xmlns:aink="http://schemas.microsoft.com/office/drawing/2016/ink" xmlns:am3d="http://schemas.microsoft.com/office/drawing/2017/model3d" xmlns:o="urn:schemas-microsoft-com:office:office" xmlns:oel="http://schemas.microsoft.com/office/2019/extlst" xmlns:r="http://schemas.openxmlformats.org/officeDocument/2006/relationships" xmlns:m="http://schemas.openxmlformats.org/officeDocument/2006/math" xmlns:v="urn:schemas-microsoft-com:vml" xmlns:wp14="http://schemas.microsoft.com/office/word/2010/wordprocessingDrawing" xmlns:wp="http://schemas.openxmlformats.org/drawingml/2006/wordprocessingDrawing" xmlns:w10="urn:schemas-microsoft-com:office:word" xmlns:w="http://schemas.openxmlformats.org/wordprocessingml/2006/main" xmlns:w14="http://schemas.microsoft.com/office/word/2010/wordml" xmlns:w15="http://schemas.microsoft.com/office/word/2012/wordml" xmlns:w16cex="http://schemas.microsoft.com/office/word/2018/wordml/cex" xmlns:w16cid="http://schemas.microsoft.com/office/word/2016/wordml/cid" xmlns:w16="http://schemas.microsoft.com/office/word/2018/wordml" xmlns:w16du="http://schemas.microsoft.com/office/word/2023/wordml/word16du" xmlns:w16sdtdh="http://schemas.microsoft.com/office/word/2020/wordml/sdtdatahash" xmlns:w16sdtfl="http://schemas.microsoft.com/office/word/2024/wordml/sdtformatlock" xmlns:w16se="http://schemas.microsoft.com/office/word/2015/wordml/symex" xmlns:wpg="http://schemas.microsoft.com/office/word/2010/wordprocessingGroup" xmlns:wpi="http://schemas.microsoft.com/office/word/2010/wordprocessingInk" xmlns:wne="http://schemas.microsoft.com/office/word/2006/wordml" xmlns:wps="http://schemas.microsoft.com/office/word/2010/wordprocessingShape" mc:Ignorable="w14 w15 w16se w16cid w16 w16cex w16sdtdh w16sdtfl w16du wp14">
+  <w:p>
+    <w:pPr>
+      <w:pStyle w:val="Header"/>
+    </w:pPr>
+  </w:p>
+</w:hdr>
+</file>
+
+<file path=word/header2.xml><?xml version="1.0" encoding="utf-8"?>
+<w:hdr xmlns:wpc="http://schemas.microsoft.com/office/word/2010/wordprocessingCanvas" xmlns:cx="http://schemas.microsoft.com/office/drawing/2014/chartex" xmlns:cx1="http://schemas.microsoft.com/office/drawing/2015/9/8/chartex" xmlns:cx2="http://schemas.microsoft.com/office/drawing/2015/10/21/chartex" xmlns:cx3="http://schemas.microsoft.com/office/drawing/2016/5/9/chartex" xmlns:cx4="http://schemas.microsoft.com/office/drawing/2016/5/10/chartex" xmlns:cx5="http://schemas.microsoft.com/office/drawing/2016/5/11/chartex" xmlns:cx6="http://schemas.microsoft.com/office/drawing/2016/5/12/chartex" xmlns:cx7="http://schemas.microsoft.com/office/drawing/2016/5/13/chartex" xmlns:cx8="http://schemas.microsoft.com/office/drawing/2016/5/14/chartex" xmlns:mc="http://schemas.openxmlformats.org/markup-compatibility/2006" xmlns:aink="http://schemas.microsoft.com/office/drawing/2016/ink" xmlns:am3d="http://schemas.microsoft.com/office/drawing/2017/model3d" xmlns:o="urn:schemas-microsoft-com:office:office" xmlns:oel="http://schemas.microsoft.com/office/2019/extlst" xmlns:r="http://schemas.openxmlformats.org/officeDocument/2006/relationships" xmlns:m="http://schemas.openxmlformats.org/officeDocument/2006/math" xmlns:v="urn:schemas-microsoft-com:vml" xmlns:wp14="http://schemas.microsoft.com/office/word/2010/wordprocessingDrawing" xmlns:wp="http://schemas.openxmlformats.org/drawingml/2006/wordprocessingDrawing" xmlns:w10="urn:schemas-microsoft-com:office:word" xmlns:w="http://schemas.openxmlformats.org/wordprocessingml/2006/main" xmlns:w14="http://schemas.microsoft.com/office/word/2010/wordml" xmlns:w15="http://schemas.microsoft.com/office/word/2012/wordml" xmlns:w16cex="http://schemas.microsoft.com/office/word/2018/wordml/cex" xmlns:w16cid="http://schemas.microsoft.com/office/word/2016/wordml/cid" xmlns:w16="http://schemas.microsoft.com/office/word/2018/wordml" xmlns:w16du="http://schemas.microsoft.com/office/word/2023/wordml/word16du" xmlns:w16sdtdh="http://schemas.microsoft.com/office/word/2020/wordml/sdtdatahash" xmlns:w16sdtfl="http://schemas.microsoft.com/office/word/2024/wordml/sdtformatlock" xmlns:w16se="http://schemas.microsoft.com/office/word/2015/wordml/symex" xmlns:wpg="http://schemas.microsoft.com/office/word/2010/wordprocessingGroup" xmlns:wpi="http://schemas.microsoft.com/office/word/2010/wordprocessingInk" xmlns:wne="http://schemas.microsoft.com/office/word/2006/wordml" xmlns:wps="http://schemas.microsoft.com/office/word/2010/wordprocessingShape" mc:Ignorable="w14 w15 w16se w16cid w16 w16cex w16sdtdh w16sdtfl w16du wp14">
+  <w:p>
+    <w:pPr>
+      <w:pStyle w:val="Header"/>
+    </w:pPr>
+    <w:r>
+      <w:t>15_IT_Data_Governance</w:t>
+    </w:r>
+  </w:p>
+</w:hdr>
+</file>
+
+<file path=word/header3.xml><?xml version="1.0" encoding="utf-8"?>
+<w:hdr xmlns:wpc="http://schemas.microsoft.com/office/word/2010/wordprocessingCanvas" xmlns:cx="http://schemas.microsoft.com/office/drawing/2014/chartex" xmlns:cx1="http://schemas.microsoft.com/office/drawing/2015/9/8/chartex" xmlns:cx2="http://schemas.microsoft.com/office/drawing/2015/10/21/chartex" xmlns:cx3="http://schemas.microsoft.com/office/drawing/2016/5/9/chartex" xmlns:cx4="http://schemas.microsoft.com/office/drawing/2016/5/10/chartex" xmlns:cx5="http://schemas.microsoft.com/office/drawing/2016/5/11/chartex" xmlns:cx6="http://schemas.microsoft.com/office/drawing/2016/5/12/chartex" xmlns:cx7="http://schemas.microsoft.com/office/drawing/2016/5/13/chartex" xmlns:cx8="http://schemas.microsoft.com/office/drawing/2016/5/14/chartex" xmlns:mc="http://schemas.openxmlformats.org/markup-compatibility/2006" xmlns:aink="http://schemas.microsoft.com/office/drawing/2016/ink" xmlns:am3d="http://schemas.microsoft.com/office/drawing/2017/model3d" xmlns:o="urn:schemas-microsoft-com:office:office" xmlns:oel="http://schemas.microsoft.com/office/2019/extlst" xmlns:r="http://schemas.openxmlformats.org/officeDocument/2006/relationships" xmlns:m="http://schemas.openxmlformats.org/officeDocument/2006/math" xmlns:v="urn:schemas-microsoft-com:vml" xmlns:wp14="http://schemas.microsoft.com/office/word/2010/wordprocessingDrawing" xmlns:wp="http://schemas.openxmlformats.org/drawingml/2006/wordprocessingDrawing" xmlns:w10="urn:schemas-microsoft-com:office:word" xmlns:w="http://schemas.openxmlformats.org/wordprocessingml/2006/main" xmlns:w14="http://schemas.microsoft.com/office/word/2010/wordml" xmlns:w15="http://schemas.microsoft.com/office/word/2012/wordml" xmlns:w16cex="http://schemas.microsoft.com/office/word/2018/wordml/cex" xmlns:w16cid="http://schemas.microsoft.com/office/word/2016/wordml/cid" xmlns:w16="http://schemas.microsoft.com/office/word/2018/wordml" xmlns:w16du="http://schemas.microsoft.com/office/word/2023/wordml/word16du" xmlns:w16sdtdh="http://schemas.microsoft.com/office/word/2020/wordml/sdtdatahash" xmlns:w16sdtfl="http://schemas.microsoft.com/office/word/2024/wordml/sdtformatlock" xmlns:w16se="http://schemas.microsoft.com/office/word/2015/wordml/symex" xmlns:wpg="http://schemas.microsoft.com/office/word/2010/wordprocessingGroup" xmlns:wpi="http://schemas.microsoft.com/office/word/2010/wordprocessingInk" xmlns:wne="http://schemas.microsoft.com/office/word/2006/wordml" xmlns:wps="http://schemas.microsoft.com/office/word/2010/wordprocessingShape" mc:Ignorable="w14 w15 w16se w16cid w16 w16cex w16sdtdh w16sdtfl w16du wp14">
+  <w:p>
+    <w:pPr>
+      <w:pStyle w:val="Header"/>
+    </w:pPr>
+  </w:p>
+</w:hdr>
 </file>
 
 <file path=word/numbering.xml><?xml version="1.0" encoding="utf-8"?>
@@ -10999,6 +10901,119 @@
       <w:spacing w:val="5"/>
     </w:rPr>
   </w:style>
+  <w:style w:type="paragraph" w:styleId="Header">
+    <w:name w:val="header"/>
+    <w:basedOn w:val="Normal"/>
+    <w:link w:val="HeaderChar"/>
+    <w:uiPriority w:val="99"/>
+    <w:unhideWhenUsed/>
+    <w:rsid w:val="003224E5"/>
+    <w:pPr>
+      <w:tabs>
+        <w:tab w:val="center" w:pos="4513"/>
+        <w:tab w:val="right" w:pos="9026"/>
+      </w:tabs>
+      <w:spacing w:after="0" w:line="240" w:lineRule="auto"/>
+    </w:pPr>
+  </w:style>
+  <w:style w:type="character" w:customStyle="1" w:styleId="HeaderChar">
+    <w:name w:val="Header Char"/>
+    <w:basedOn w:val="DefaultParagraphFont"/>
+    <w:link w:val="Header"/>
+    <w:uiPriority w:val="99"/>
+    <w:rsid w:val="003224E5"/>
+    <w:rPr>
+      <w:lang w:val="en-US" w:bidi="ar-EG"/>
+    </w:rPr>
+  </w:style>
+  <w:style w:type="paragraph" w:styleId="Footer">
+    <w:name w:val="footer"/>
+    <w:basedOn w:val="Normal"/>
+    <w:link w:val="FooterChar"/>
+    <w:uiPriority w:val="99"/>
+    <w:unhideWhenUsed/>
+    <w:rsid w:val="003224E5"/>
+    <w:pPr>
+      <w:tabs>
+        <w:tab w:val="center" w:pos="4513"/>
+        <w:tab w:val="right" w:pos="9026"/>
+      </w:tabs>
+      <w:spacing w:after="0" w:line="240" w:lineRule="auto"/>
+    </w:pPr>
+  </w:style>
+  <w:style w:type="character" w:customStyle="1" w:styleId="FooterChar">
+    <w:name w:val="Footer Char"/>
+    <w:basedOn w:val="DefaultParagraphFont"/>
+    <w:link w:val="Footer"/>
+    <w:uiPriority w:val="99"/>
+    <w:rsid w:val="003224E5"/>
+    <w:rPr>
+      <w:lang w:val="en-US" w:bidi="ar-EG"/>
+    </w:rPr>
+  </w:style>
+  <w:style w:type="table" w:styleId="PlainTable1">
+    <w:name w:val="Plain Table 1"/>
+    <w:basedOn w:val="TableNormal"/>
+    <w:uiPriority w:val="41"/>
+    <w:rsid w:val="003224E5"/>
+    <w:pPr>
+      <w:spacing w:after="0" w:line="240" w:lineRule="auto"/>
+    </w:pPr>
+    <w:tblPr>
+      <w:tblStyleRowBandSize w:val="1"/>
+      <w:tblStyleColBandSize w:val="1"/>
+      <w:tblBorders>
+        <w:top w:val="single" w:sz="4" w:space="0" w:color="BFBFBF" w:themeColor="background1" w:themeShade="BF"/>
+        <w:left w:val="single" w:sz="4" w:space="0" w:color="BFBFBF" w:themeColor="background1" w:themeShade="BF"/>
+        <w:bottom w:val="single" w:sz="4" w:space="0" w:color="BFBFBF" w:themeColor="background1" w:themeShade="BF"/>
+        <w:right w:val="single" w:sz="4" w:space="0" w:color="BFBFBF" w:themeColor="background1" w:themeShade="BF"/>
+        <w:insideH w:val="single" w:sz="4" w:space="0" w:color="BFBFBF" w:themeColor="background1" w:themeShade="BF"/>
+        <w:insideV w:val="single" w:sz="4" w:space="0" w:color="BFBFBF" w:themeColor="background1" w:themeShade="BF"/>
+      </w:tblBorders>
+    </w:tblPr>
+    <w:tblStylePr w:type="firstRow">
+      <w:rPr>
+        <w:b/>
+        <w:bCs/>
+      </w:rPr>
+    </w:tblStylePr>
+    <w:tblStylePr w:type="lastRow">
+      <w:rPr>
+        <w:b/>
+        <w:bCs/>
+      </w:rPr>
+      <w:tblPr/>
+      <w:tcPr>
+        <w:tcBorders>
+          <w:top w:val="double" w:sz="4" w:space="0" w:color="BFBFBF" w:themeColor="background1" w:themeShade="BF"/>
+        </w:tcBorders>
+      </w:tcPr>
+    </w:tblStylePr>
+    <w:tblStylePr w:type="firstCol">
+      <w:rPr>
+        <w:b/>
+        <w:bCs/>
+      </w:rPr>
+    </w:tblStylePr>
+    <w:tblStylePr w:type="lastCol">
+      <w:rPr>
+        <w:b/>
+        <w:bCs/>
+      </w:rPr>
+    </w:tblStylePr>
+    <w:tblStylePr w:type="band1Vert">
+      <w:tblPr/>
+      <w:tcPr>
+        <w:shd w:val="clear" w:color="auto" w:fill="F2F2F2" w:themeFill="background1" w:themeFillShade="F2"/>
+      </w:tcPr>
+    </w:tblStylePr>
+    <w:tblStylePr w:type="band1Horz">
+      <w:tblPr/>
+      <w:tcPr>
+        <w:shd w:val="clear" w:color="auto" w:fill="F2F2F2" w:themeFill="background1" w:themeFillShade="F2"/>
+      </w:tcPr>
+    </w:tblStylePr>
+  </w:style>
 </w:styles>
 </file>
 

--- a/documents/word/15_IT_Data_Governance.docx
+++ b/documents/word/15_IT_Data_Governance.docx
@@ -18,6 +18,7 @@
           <w14:ligatures w14:val="none"/>
         </w:rPr>
       </w:pPr>
+      <w:bookmarkStart w:id="0" w:name="_Toc224161299"/>
       <w:r>
         <w:rPr>
           <w:rFonts w:ascii="Times New Roman" w:eastAsia="Times New Roman" w:hAnsi="Times New Roman" w:cs="Times New Roman"/>
@@ -31,6 +32,3191 @@
         </w:rPr>
         <w:t>15_IT_Data_Governance</w:t>
       </w:r>
+      <w:bookmarkEnd w:id="0"/>
+    </w:p>
+    <w:p>
+      <w:pPr>
+        <w:rPr>
+          <w:rFonts w:ascii="Times New Roman" w:eastAsia="Times New Roman" w:hAnsi="Times New Roman" w:cs="Times New Roman"/>
+          <w:b/>
+          <w:bCs/>
+          <w:kern w:val="0"/>
+          <w:sz w:val="27"/>
+          <w:szCs w:val="27"/>
+          <w:lang w:val="en-GB" w:eastAsia="en-GB" w:bidi="ar-SA"/>
+          <w14:ligatures w14:val="none"/>
+        </w:rPr>
+      </w:pPr>
+      <w:r>
+        <w:rPr>
+          <w:rFonts w:ascii="Times New Roman" w:eastAsia="Times New Roman" w:hAnsi="Times New Roman" w:cs="Times New Roman"/>
+          <w:b/>
+          <w:bCs/>
+          <w:kern w:val="0"/>
+          <w:sz w:val="27"/>
+          <w:szCs w:val="27"/>
+          <w:lang w:val="en-GB" w:eastAsia="en-GB" w:bidi="ar-SA"/>
+          <w14:ligatures w14:val="none"/>
+        </w:rPr>
+        <w:t xml:space="preserve">Document quality </w:t>
+      </w:r>
+    </w:p>
+    <w:tbl>
+      <w:tblPr>
+        <w:tblStyle w:val="PlainTable1"/>
+        <w:tblW w:w="9085" w:type="dxa"/>
+        <w:tblLook w:val="04A0" w:firstRow="1" w:lastRow="0" w:firstColumn="1" w:lastColumn="0" w:noHBand="0" w:noVBand="1"/>
+      </w:tblPr>
+      <w:tblGrid>
+        <w:gridCol w:w="2605"/>
+        <w:gridCol w:w="6480"/>
+      </w:tblGrid>
+      <w:tr>
+        <w:trPr>
+          <w:cnfStyle w:val="100000000000" w:firstRow="1" w:lastRow="0" w:firstColumn="0" w:lastColumn="0" w:oddVBand="0" w:evenVBand="0" w:oddHBand="0" w:evenHBand="0" w:firstRowFirstColumn="0" w:firstRowLastColumn="0" w:lastRowFirstColumn="0" w:lastRowLastColumn="0"/>
+        </w:trPr>
+        <w:tc>
+          <w:tcPr>
+            <w:cnfStyle w:val="001000000000" w:firstRow="0" w:lastRow="0" w:firstColumn="1" w:lastColumn="0" w:oddVBand="0" w:evenVBand="0" w:oddHBand="0" w:evenHBand="0" w:firstRowFirstColumn="0" w:firstRowLastColumn="0" w:lastRowFirstColumn="0" w:lastRowLastColumn="0"/>
+            <w:tcW w:w="2605" w:type="dxa"/>
+            <w:shd w:val="clear" w:color="auto" w:fill="0A2F41" w:themeFill="accent1" w:themeFillShade="80"/>
+          </w:tcPr>
+          <w:p>
+            <w:pPr>
+              <w:jc w:val="center"/>
+              <w:rPr>
+                <w:rFonts w:ascii="Times New Roman" w:eastAsia="Times New Roman" w:hAnsi="Times New Roman" w:cs="Times New Roman"/>
+                <w:kern w:val="0"/>
+                <w:sz w:val="24"/>
+                <w:szCs w:val="24"/>
+                <w:lang w:val="en-GB" w:eastAsia="en-GB" w:bidi="ar-SA"/>
+                <w14:ligatures w14:val="none"/>
+              </w:rPr>
+            </w:pPr>
+            <w:r>
+              <w:rPr>
+                <w:rFonts w:ascii="Times New Roman" w:eastAsia="Times New Roman" w:hAnsi="Times New Roman" w:cs="Times New Roman"/>
+                <w:kern w:val="0"/>
+                <w:sz w:val="24"/>
+                <w:szCs w:val="24"/>
+                <w:lang w:val="en-GB" w:eastAsia="en-GB" w:bidi="ar-SA"/>
+                <w14:ligatures w14:val="none"/>
+              </w:rPr>
+              <w:t>Item</w:t>
+            </w:r>
+          </w:p>
+        </w:tc>
+        <w:tc>
+          <w:tcPr>
+            <w:tcW w:w="6480" w:type="dxa"/>
+            <w:shd w:val="clear" w:color="auto" w:fill="0A2F41" w:themeFill="accent1" w:themeFillShade="80"/>
+          </w:tcPr>
+          <w:p>
+            <w:pPr>
+              <w:jc w:val="center"/>
+              <w:cnfStyle w:val="100000000000" w:firstRow="1" w:lastRow="0" w:firstColumn="0" w:lastColumn="0" w:oddVBand="0" w:evenVBand="0" w:oddHBand="0" w:evenHBand="0" w:firstRowFirstColumn="0" w:firstRowLastColumn="0" w:lastRowFirstColumn="0" w:lastRowLastColumn="0"/>
+              <w:rPr>
+                <w:rFonts w:ascii="Times New Roman" w:eastAsia="Times New Roman" w:hAnsi="Times New Roman" w:cs="Times New Roman"/>
+                <w:kern w:val="0"/>
+                <w:sz w:val="24"/>
+                <w:szCs w:val="24"/>
+                <w:lang w:val="en-GB" w:eastAsia="en-GB" w:bidi="ar-SA"/>
+                <w14:ligatures w14:val="none"/>
+              </w:rPr>
+            </w:pPr>
+            <w:r>
+              <w:rPr>
+                <w:rFonts w:ascii="Times New Roman" w:eastAsia="Times New Roman" w:hAnsi="Times New Roman" w:cs="Times New Roman"/>
+                <w:kern w:val="0"/>
+                <w:sz w:val="24"/>
+                <w:szCs w:val="24"/>
+                <w:lang w:val="en-GB" w:eastAsia="en-GB" w:bidi="ar-SA"/>
+                <w14:ligatures w14:val="none"/>
+              </w:rPr>
+              <w:t>Details</w:t>
+            </w:r>
+          </w:p>
+        </w:tc>
+      </w:tr>
+      <w:tr>
+        <w:trPr>
+          <w:cnfStyle w:val="000000100000" w:firstRow="0" w:lastRow="0" w:firstColumn="0" w:lastColumn="0" w:oddVBand="0" w:evenVBand="0" w:oddHBand="1" w:evenHBand="0" w:firstRowFirstColumn="0" w:firstRowLastColumn="0" w:lastRowFirstColumn="0" w:lastRowLastColumn="0"/>
+        </w:trPr>
+        <w:tc>
+          <w:tcPr>
+            <w:cnfStyle w:val="001000000000" w:firstRow="0" w:lastRow="0" w:firstColumn="1" w:lastColumn="0" w:oddVBand="0" w:evenVBand="0" w:oddHBand="0" w:evenHBand="0" w:firstRowFirstColumn="0" w:firstRowLastColumn="0" w:lastRowFirstColumn="0" w:lastRowLastColumn="0"/>
+            <w:tcW w:w="2605" w:type="dxa"/>
+            <w:hideMark/>
+          </w:tcPr>
+          <w:p>
+            <w:pPr>
+              <w:rPr>
+                <w:rFonts w:ascii="Times New Roman" w:eastAsia="Times New Roman" w:hAnsi="Times New Roman" w:cs="Times New Roman"/>
+                <w:kern w:val="0"/>
+                <w:sz w:val="24"/>
+                <w:szCs w:val="24"/>
+                <w:lang w:val="en-GB" w:eastAsia="en-GB" w:bidi="ar-SA"/>
+                <w14:ligatures w14:val="none"/>
+              </w:rPr>
+            </w:pPr>
+            <w:r>
+              <w:rPr>
+                <w:rFonts w:ascii="Times New Roman" w:eastAsia="Times New Roman" w:hAnsi="Times New Roman" w:cs="Times New Roman"/>
+                <w:kern w:val="0"/>
+                <w:sz w:val="24"/>
+                <w:szCs w:val="24"/>
+                <w:lang w:val="en-GB" w:eastAsia="en-GB" w:bidi="ar-SA"/>
+                <w14:ligatures w14:val="none"/>
+              </w:rPr>
+              <w:t>Organization</w:t>
+            </w:r>
+          </w:p>
+        </w:tc>
+        <w:tc>
+          <w:tcPr>
+            <w:tcW w:w="6480" w:type="dxa"/>
+            <w:hideMark/>
+          </w:tcPr>
+          <w:p>
+            <w:pPr>
+              <w:cnfStyle w:val="000000100000" w:firstRow="0" w:lastRow="0" w:firstColumn="0" w:lastColumn="0" w:oddVBand="0" w:evenVBand="0" w:oddHBand="1" w:evenHBand="0" w:firstRowFirstColumn="0" w:firstRowLastColumn="0" w:lastRowFirstColumn="0" w:lastRowLastColumn="0"/>
+              <w:rPr>
+                <w:rFonts w:ascii="Times New Roman" w:eastAsia="Times New Roman" w:hAnsi="Times New Roman" w:cs="Times New Roman"/>
+                <w:kern w:val="0"/>
+                <w:sz w:val="24"/>
+                <w:szCs w:val="24"/>
+                <w:lang w:val="en-GB" w:eastAsia="en-GB" w:bidi="ar-SA"/>
+                <w14:ligatures w14:val="none"/>
+              </w:rPr>
+            </w:pPr>
+            <w:r>
+              <w:rPr>
+                <w:rFonts w:ascii="Times New Roman" w:eastAsia="Times New Roman" w:hAnsi="Times New Roman" w:cs="Times New Roman"/>
+                <w:kern w:val="0"/>
+                <w:sz w:val="24"/>
+                <w:szCs w:val="24"/>
+                <w:lang w:val="en-GB" w:eastAsia="en-GB" w:bidi="ar-SA"/>
+                <w14:ligatures w14:val="none"/>
+              </w:rPr>
+              <w:t>RAM Governance Portal</w:t>
+            </w:r>
+          </w:p>
+        </w:tc>
+      </w:tr>
+      <w:tr>
+        <w:tc>
+          <w:tcPr>
+            <w:cnfStyle w:val="001000000000" w:firstRow="0" w:lastRow="0" w:firstColumn="1" w:lastColumn="0" w:oddVBand="0" w:evenVBand="0" w:oddHBand="0" w:evenHBand="0" w:firstRowFirstColumn="0" w:firstRowLastColumn="0" w:lastRowFirstColumn="0" w:lastRowLastColumn="0"/>
+            <w:tcW w:w="2605" w:type="dxa"/>
+            <w:hideMark/>
+          </w:tcPr>
+          <w:p>
+            <w:pPr>
+              <w:rPr>
+                <w:rFonts w:ascii="Times New Roman" w:eastAsia="Times New Roman" w:hAnsi="Times New Roman" w:cs="Times New Roman"/>
+                <w:kern w:val="0"/>
+                <w:sz w:val="24"/>
+                <w:szCs w:val="24"/>
+                <w:lang w:val="en-GB" w:eastAsia="en-GB" w:bidi="ar-SA"/>
+                <w14:ligatures w14:val="none"/>
+              </w:rPr>
+            </w:pPr>
+            <w:r>
+              <w:rPr>
+                <w:rFonts w:ascii="Times New Roman" w:eastAsia="Times New Roman" w:hAnsi="Times New Roman" w:cs="Times New Roman"/>
+                <w:kern w:val="0"/>
+                <w:sz w:val="24"/>
+                <w:szCs w:val="24"/>
+                <w:lang w:val="en-GB" w:eastAsia="en-GB" w:bidi="ar-SA"/>
+                <w14:ligatures w14:val="none"/>
+              </w:rPr>
+              <w:t>Document Title</w:t>
+            </w:r>
+          </w:p>
+        </w:tc>
+        <w:tc>
+          <w:tcPr>
+            <w:tcW w:w="6480" w:type="dxa"/>
+            <w:hideMark/>
+          </w:tcPr>
+          <w:p>
+            <w:pPr>
+              <w:cnfStyle w:val="000000000000" w:firstRow="0" w:lastRow="0" w:firstColumn="0" w:lastColumn="0" w:oddVBand="0" w:evenVBand="0" w:oddHBand="0" w:evenHBand="0" w:firstRowFirstColumn="0" w:firstRowLastColumn="0" w:lastRowFirstColumn="0" w:lastRowLastColumn="0"/>
+              <w:rPr>
+                <w:rFonts w:ascii="Times New Roman" w:eastAsia="Times New Roman" w:hAnsi="Times New Roman" w:cs="Times New Roman"/>
+                <w:kern w:val="0"/>
+                <w:sz w:val="24"/>
+                <w:szCs w:val="24"/>
+                <w:lang w:val="en-GB" w:eastAsia="en-GB" w:bidi="ar-SA"/>
+                <w14:ligatures w14:val="none"/>
+              </w:rPr>
+            </w:pPr>
+            <w:r>
+              <w:rPr>
+                <w:rFonts w:ascii="Times New Roman" w:eastAsia="Times New Roman" w:hAnsi="Times New Roman" w:cs="Times New Roman"/>
+                <w:kern w:val="0"/>
+                <w:sz w:val="24"/>
+                <w:szCs w:val="24"/>
+                <w:lang w:val="en-GB" w:eastAsia="en-GB" w:bidi="ar-SA"/>
+                <w14:ligatures w14:val="none"/>
+              </w:rPr>
+              <w:t>15_IT_Data_Governance</w:t>
+            </w:r>
+          </w:p>
+        </w:tc>
+      </w:tr>
+      <w:tr>
+        <w:trPr>
+          <w:cnfStyle w:val="000000100000" w:firstRow="0" w:lastRow="0" w:firstColumn="0" w:lastColumn="0" w:oddVBand="0" w:evenVBand="0" w:oddHBand="1" w:evenHBand="0" w:firstRowFirstColumn="0" w:firstRowLastColumn="0" w:lastRowFirstColumn="0" w:lastRowLastColumn="0"/>
+        </w:trPr>
+        <w:tc>
+          <w:tcPr>
+            <w:cnfStyle w:val="001000000000" w:firstRow="0" w:lastRow="0" w:firstColumn="1" w:lastColumn="0" w:oddVBand="0" w:evenVBand="0" w:oddHBand="0" w:evenHBand="0" w:firstRowFirstColumn="0" w:firstRowLastColumn="0" w:lastRowFirstColumn="0" w:lastRowLastColumn="0"/>
+            <w:tcW w:w="2605" w:type="dxa"/>
+            <w:hideMark/>
+          </w:tcPr>
+          <w:p>
+            <w:pPr>
+              <w:rPr>
+                <w:rFonts w:ascii="Times New Roman" w:eastAsia="Times New Roman" w:hAnsi="Times New Roman" w:cs="Times New Roman"/>
+                <w:kern w:val="0"/>
+                <w:sz w:val="24"/>
+                <w:szCs w:val="24"/>
+                <w:lang w:val="en-GB" w:eastAsia="en-GB" w:bidi="ar-SA"/>
+                <w14:ligatures w14:val="none"/>
+              </w:rPr>
+            </w:pPr>
+            <w:r>
+              <w:rPr>
+                <w:rFonts w:ascii="Times New Roman" w:eastAsia="Times New Roman" w:hAnsi="Times New Roman" w:cs="Times New Roman"/>
+                <w:kern w:val="0"/>
+                <w:sz w:val="24"/>
+                <w:szCs w:val="24"/>
+                <w:lang w:val="en-GB" w:eastAsia="en-GB" w:bidi="ar-SA"/>
+                <w14:ligatures w14:val="none"/>
+              </w:rPr>
+              <w:t>Document Code</w:t>
+            </w:r>
+          </w:p>
+        </w:tc>
+        <w:tc>
+          <w:tcPr>
+            <w:tcW w:w="6480" w:type="dxa"/>
+            <w:hideMark/>
+          </w:tcPr>
+          <w:p>
+            <w:pPr>
+              <w:cnfStyle w:val="000000100000" w:firstRow="0" w:lastRow="0" w:firstColumn="0" w:lastColumn="0" w:oddVBand="0" w:evenVBand="0" w:oddHBand="1" w:evenHBand="0" w:firstRowFirstColumn="0" w:firstRowLastColumn="0" w:lastRowFirstColumn="0" w:lastRowLastColumn="0"/>
+              <w:rPr>
+                <w:rFonts w:ascii="Times New Roman" w:eastAsia="Times New Roman" w:hAnsi="Times New Roman" w:cs="Times New Roman"/>
+                <w:kern w:val="0"/>
+                <w:sz w:val="24"/>
+                <w:szCs w:val="24"/>
+                <w:lang w:val="en-GB" w:eastAsia="en-GB" w:bidi="ar-SA"/>
+                <w14:ligatures w14:val="none"/>
+              </w:rPr>
+            </w:pPr>
+            <w:r>
+              <w:rPr>
+                <w:rFonts w:ascii="Times New Roman" w:eastAsia="Times New Roman" w:hAnsi="Times New Roman" w:cs="Times New Roman"/>
+                <w:kern w:val="0"/>
+                <w:sz w:val="24"/>
+                <w:szCs w:val="24"/>
+                <w:lang w:val="en-GB" w:eastAsia="en-GB" w:bidi="ar-SA"/>
+                <w14:ligatures w14:val="none"/>
+              </w:rPr>
+              <w:t>RAM-PROC-013</w:t>
+            </w:r>
+          </w:p>
+        </w:tc>
+      </w:tr>
+      <w:tr>
+        <w:tc>
+          <w:tcPr>
+            <w:cnfStyle w:val="001000000000" w:firstRow="0" w:lastRow="0" w:firstColumn="1" w:lastColumn="0" w:oddVBand="0" w:evenVBand="0" w:oddHBand="0" w:evenHBand="0" w:firstRowFirstColumn="0" w:firstRowLastColumn="0" w:lastRowFirstColumn="0" w:lastRowLastColumn="0"/>
+            <w:tcW w:w="2605" w:type="dxa"/>
+            <w:hideMark/>
+          </w:tcPr>
+          <w:p>
+            <w:pPr>
+              <w:rPr>
+                <w:rFonts w:ascii="Times New Roman" w:eastAsia="Times New Roman" w:hAnsi="Times New Roman" w:cs="Times New Roman"/>
+                <w:kern w:val="0"/>
+                <w:sz w:val="24"/>
+                <w:szCs w:val="24"/>
+                <w:lang w:val="en-GB" w:eastAsia="en-GB" w:bidi="ar-SA"/>
+                <w14:ligatures w14:val="none"/>
+              </w:rPr>
+            </w:pPr>
+            <w:r>
+              <w:rPr>
+                <w:rFonts w:ascii="Times New Roman" w:eastAsia="Times New Roman" w:hAnsi="Times New Roman" w:cs="Times New Roman"/>
+                <w:kern w:val="0"/>
+                <w:sz w:val="24"/>
+                <w:szCs w:val="24"/>
+                <w:lang w:val="en-GB" w:eastAsia="en-GB" w:bidi="ar-SA"/>
+                <w14:ligatures w14:val="none"/>
+              </w:rPr>
+              <w:t>Process Area</w:t>
+            </w:r>
+          </w:p>
+        </w:tc>
+        <w:tc>
+          <w:tcPr>
+            <w:tcW w:w="6480" w:type="dxa"/>
+            <w:hideMark/>
+          </w:tcPr>
+          <w:p>
+            <w:pPr>
+              <w:cnfStyle w:val="000000000000" w:firstRow="0" w:lastRow="0" w:firstColumn="0" w:lastColumn="0" w:oddVBand="0" w:evenVBand="0" w:oddHBand="0" w:evenHBand="0" w:firstRowFirstColumn="0" w:firstRowLastColumn="0" w:lastRowFirstColumn="0" w:lastRowLastColumn="0"/>
+              <w:rPr>
+                <w:rFonts w:ascii="Times New Roman" w:eastAsia="Times New Roman" w:hAnsi="Times New Roman" w:cs="Times New Roman"/>
+                <w:kern w:val="0"/>
+                <w:sz w:val="24"/>
+                <w:szCs w:val="24"/>
+                <w:lang w:val="en-GB" w:eastAsia="en-GB" w:bidi="ar-SA"/>
+                <w14:ligatures w14:val="none"/>
+              </w:rPr>
+            </w:pPr>
+            <w:r>
+              <w:rPr>
+                <w:rFonts w:ascii="Times New Roman" w:eastAsia="Times New Roman" w:hAnsi="Times New Roman" w:cs="Times New Roman"/>
+                <w:kern w:val="0"/>
+                <w:sz w:val="24"/>
+                <w:szCs w:val="24"/>
+                <w:lang w:val="en-GB" w:eastAsia="en-GB" w:bidi="ar-SA"/>
+                <w14:ligatures w14:val="none"/>
+              </w:rPr>
+              <w:t>15_IT_Data_Governance</w:t>
+            </w:r>
+          </w:p>
+        </w:tc>
+      </w:tr>
+      <w:tr>
+        <w:trPr>
+          <w:cnfStyle w:val="000000100000" w:firstRow="0" w:lastRow="0" w:firstColumn="0" w:lastColumn="0" w:oddVBand="0" w:evenVBand="0" w:oddHBand="1" w:evenHBand="0" w:firstRowFirstColumn="0" w:firstRowLastColumn="0" w:lastRowFirstColumn="0" w:lastRowLastColumn="0"/>
+        </w:trPr>
+        <w:tc>
+          <w:tcPr>
+            <w:cnfStyle w:val="001000000000" w:firstRow="0" w:lastRow="0" w:firstColumn="1" w:lastColumn="0" w:oddVBand="0" w:evenVBand="0" w:oddHBand="0" w:evenHBand="0" w:firstRowFirstColumn="0" w:firstRowLastColumn="0" w:lastRowFirstColumn="0" w:lastRowLastColumn="0"/>
+            <w:tcW w:w="2605" w:type="dxa"/>
+            <w:hideMark/>
+          </w:tcPr>
+          <w:p>
+            <w:pPr>
+              <w:rPr>
+                <w:rFonts w:ascii="Times New Roman" w:eastAsia="Times New Roman" w:hAnsi="Times New Roman" w:cs="Times New Roman"/>
+                <w:kern w:val="0"/>
+                <w:sz w:val="24"/>
+                <w:szCs w:val="24"/>
+                <w:lang w:val="en-GB" w:eastAsia="en-GB" w:bidi="ar-SA"/>
+                <w14:ligatures w14:val="none"/>
+              </w:rPr>
+            </w:pPr>
+            <w:r>
+              <w:rPr>
+                <w:rFonts w:ascii="Times New Roman" w:eastAsia="Times New Roman" w:hAnsi="Times New Roman" w:cs="Times New Roman"/>
+                <w:kern w:val="0"/>
+                <w:sz w:val="24"/>
+                <w:szCs w:val="24"/>
+                <w:lang w:val="en-GB" w:eastAsia="en-GB" w:bidi="ar-SA"/>
+                <w14:ligatures w14:val="none"/>
+              </w:rPr>
+              <w:t>Document Type</w:t>
+            </w:r>
+          </w:p>
+        </w:tc>
+        <w:tc>
+          <w:tcPr>
+            <w:tcW w:w="6480" w:type="dxa"/>
+            <w:hideMark/>
+          </w:tcPr>
+          <w:p>
+            <w:pPr>
+              <w:cnfStyle w:val="000000100000" w:firstRow="0" w:lastRow="0" w:firstColumn="0" w:lastColumn="0" w:oddVBand="0" w:evenVBand="0" w:oddHBand="1" w:evenHBand="0" w:firstRowFirstColumn="0" w:firstRowLastColumn="0" w:lastRowFirstColumn="0" w:lastRowLastColumn="0"/>
+              <w:rPr>
+                <w:rFonts w:ascii="Times New Roman" w:eastAsia="Times New Roman" w:hAnsi="Times New Roman" w:cs="Times New Roman"/>
+                <w:kern w:val="0"/>
+                <w:sz w:val="24"/>
+                <w:szCs w:val="24"/>
+                <w:lang w:val="en-GB" w:eastAsia="en-GB" w:bidi="ar-SA"/>
+                <w14:ligatures w14:val="none"/>
+              </w:rPr>
+            </w:pPr>
+            <w:r>
+              <w:rPr>
+                <w:rFonts w:ascii="Times New Roman" w:eastAsia="Times New Roman" w:hAnsi="Times New Roman" w:cs="Times New Roman"/>
+                <w:kern w:val="0"/>
+                <w:sz w:val="24"/>
+                <w:szCs w:val="24"/>
+                <w:lang w:val="en-GB" w:eastAsia="en-GB" w:bidi="ar-SA"/>
+                <w14:ligatures w14:val="none"/>
+              </w:rPr>
+              <w:t>Procedure</w:t>
+            </w:r>
+          </w:p>
+        </w:tc>
+      </w:tr>
+      <w:tr>
+        <w:tc>
+          <w:tcPr>
+            <w:cnfStyle w:val="001000000000" w:firstRow="0" w:lastRow="0" w:firstColumn="1" w:lastColumn="0" w:oddVBand="0" w:evenVBand="0" w:oddHBand="0" w:evenHBand="0" w:firstRowFirstColumn="0" w:firstRowLastColumn="0" w:lastRowFirstColumn="0" w:lastRowLastColumn="0"/>
+            <w:tcW w:w="2605" w:type="dxa"/>
+            <w:hideMark/>
+          </w:tcPr>
+          <w:p>
+            <w:pPr>
+              <w:rPr>
+                <w:rFonts w:ascii="Times New Roman" w:eastAsia="Times New Roman" w:hAnsi="Times New Roman" w:cs="Times New Roman"/>
+                <w:kern w:val="0"/>
+                <w:sz w:val="24"/>
+                <w:szCs w:val="24"/>
+                <w:lang w:val="en-GB" w:eastAsia="en-GB" w:bidi="ar-SA"/>
+                <w14:ligatures w14:val="none"/>
+              </w:rPr>
+            </w:pPr>
+            <w:r>
+              <w:rPr>
+                <w:rFonts w:ascii="Times New Roman" w:eastAsia="Times New Roman" w:hAnsi="Times New Roman" w:cs="Times New Roman"/>
+                <w:kern w:val="0"/>
+                <w:sz w:val="24"/>
+                <w:szCs w:val="24"/>
+                <w:lang w:val="en-GB" w:eastAsia="en-GB" w:bidi="ar-SA"/>
+                <w14:ligatures w14:val="none"/>
+              </w:rPr>
+              <w:t>Version</w:t>
+            </w:r>
+          </w:p>
+        </w:tc>
+        <w:tc>
+          <w:tcPr>
+            <w:tcW w:w="6480" w:type="dxa"/>
+            <w:hideMark/>
+          </w:tcPr>
+          <w:p>
+            <w:pPr>
+              <w:cnfStyle w:val="000000000000" w:firstRow="0" w:lastRow="0" w:firstColumn="0" w:lastColumn="0" w:oddVBand="0" w:evenVBand="0" w:oddHBand="0" w:evenHBand="0" w:firstRowFirstColumn="0" w:firstRowLastColumn="0" w:lastRowFirstColumn="0" w:lastRowLastColumn="0"/>
+              <w:rPr>
+                <w:rFonts w:ascii="Times New Roman" w:eastAsia="Times New Roman" w:hAnsi="Times New Roman" w:cs="Times New Roman"/>
+                <w:kern w:val="0"/>
+                <w:sz w:val="24"/>
+                <w:szCs w:val="24"/>
+                <w:lang w:val="en-GB" w:eastAsia="en-GB" w:bidi="ar-SA"/>
+                <w14:ligatures w14:val="none"/>
+              </w:rPr>
+            </w:pPr>
+            <w:r>
+              <w:rPr>
+                <w:rFonts w:ascii="Times New Roman" w:eastAsia="Times New Roman" w:hAnsi="Times New Roman" w:cs="Times New Roman"/>
+                <w:kern w:val="0"/>
+                <w:sz w:val="24"/>
+                <w:szCs w:val="24"/>
+                <w:lang w:val="en-GB" w:eastAsia="en-GB" w:bidi="ar-SA"/>
+                <w14:ligatures w14:val="none"/>
+              </w:rPr>
+              <w:t>1.0</w:t>
+            </w:r>
+          </w:p>
+        </w:tc>
+      </w:tr>
+      <w:tr>
+        <w:trPr>
+          <w:cnfStyle w:val="000000100000" w:firstRow="0" w:lastRow="0" w:firstColumn="0" w:lastColumn="0" w:oddVBand="0" w:evenVBand="0" w:oddHBand="1" w:evenHBand="0" w:firstRowFirstColumn="0" w:firstRowLastColumn="0" w:lastRowFirstColumn="0" w:lastRowLastColumn="0"/>
+        </w:trPr>
+        <w:tc>
+          <w:tcPr>
+            <w:cnfStyle w:val="001000000000" w:firstRow="0" w:lastRow="0" w:firstColumn="1" w:lastColumn="0" w:oddVBand="0" w:evenVBand="0" w:oddHBand="0" w:evenHBand="0" w:firstRowFirstColumn="0" w:firstRowLastColumn="0" w:lastRowFirstColumn="0" w:lastRowLastColumn="0"/>
+            <w:tcW w:w="2605" w:type="dxa"/>
+            <w:hideMark/>
+          </w:tcPr>
+          <w:p>
+            <w:pPr>
+              <w:rPr>
+                <w:rFonts w:ascii="Times New Roman" w:eastAsia="Times New Roman" w:hAnsi="Times New Roman" w:cs="Times New Roman"/>
+                <w:kern w:val="0"/>
+                <w:sz w:val="24"/>
+                <w:szCs w:val="24"/>
+                <w:lang w:val="en-GB" w:eastAsia="en-GB" w:bidi="ar-SA"/>
+                <w14:ligatures w14:val="none"/>
+              </w:rPr>
+            </w:pPr>
+            <w:r>
+              <w:rPr>
+                <w:rFonts w:ascii="Times New Roman" w:eastAsia="Times New Roman" w:hAnsi="Times New Roman" w:cs="Times New Roman"/>
+                <w:kern w:val="0"/>
+                <w:sz w:val="24"/>
+                <w:szCs w:val="24"/>
+                <w:lang w:val="en-GB" w:eastAsia="en-GB" w:bidi="ar-SA"/>
+                <w14:ligatures w14:val="none"/>
+              </w:rPr>
+              <w:t>Effective Date</w:t>
+            </w:r>
+          </w:p>
+        </w:tc>
+        <w:tc>
+          <w:tcPr>
+            <w:tcW w:w="6480" w:type="dxa"/>
+            <w:hideMark/>
+          </w:tcPr>
+          <w:p>
+            <w:pPr>
+              <w:cnfStyle w:val="000000100000" w:firstRow="0" w:lastRow="0" w:firstColumn="0" w:lastColumn="0" w:oddVBand="0" w:evenVBand="0" w:oddHBand="1" w:evenHBand="0" w:firstRowFirstColumn="0" w:firstRowLastColumn="0" w:lastRowFirstColumn="0" w:lastRowLastColumn="0"/>
+              <w:rPr>
+                <w:rFonts w:ascii="Times New Roman" w:eastAsia="Times New Roman" w:hAnsi="Times New Roman" w:cs="Times New Roman"/>
+                <w:kern w:val="0"/>
+                <w:sz w:val="24"/>
+                <w:szCs w:val="24"/>
+                <w:lang w:val="en-GB" w:eastAsia="en-GB" w:bidi="ar-SA"/>
+                <w14:ligatures w14:val="none"/>
+              </w:rPr>
+            </w:pPr>
+            <w:r>
+              <w:rPr>
+                <w:rFonts w:ascii="Times New Roman" w:eastAsia="Times New Roman" w:hAnsi="Times New Roman" w:cs="Times New Roman"/>
+                <w:kern w:val="0"/>
+                <w:sz w:val="24"/>
+                <w:szCs w:val="24"/>
+                <w:lang w:val="en-GB" w:eastAsia="en-GB" w:bidi="ar-SA"/>
+                <w14:ligatures w14:val="none"/>
+              </w:rPr>
+              <w:t>01 Jan 2026</w:t>
+            </w:r>
+          </w:p>
+        </w:tc>
+      </w:tr>
+      <w:tr>
+        <w:tc>
+          <w:tcPr>
+            <w:cnfStyle w:val="001000000000" w:firstRow="0" w:lastRow="0" w:firstColumn="1" w:lastColumn="0" w:oddVBand="0" w:evenVBand="0" w:oddHBand="0" w:evenHBand="0" w:firstRowFirstColumn="0" w:firstRowLastColumn="0" w:lastRowFirstColumn="0" w:lastRowLastColumn="0"/>
+            <w:tcW w:w="2605" w:type="dxa"/>
+            <w:hideMark/>
+          </w:tcPr>
+          <w:p>
+            <w:pPr>
+              <w:rPr>
+                <w:rFonts w:ascii="Times New Roman" w:eastAsia="Times New Roman" w:hAnsi="Times New Roman" w:cs="Times New Roman"/>
+                <w:kern w:val="0"/>
+                <w:sz w:val="24"/>
+                <w:szCs w:val="24"/>
+                <w:lang w:val="en-GB" w:eastAsia="en-GB" w:bidi="ar-SA"/>
+                <w14:ligatures w14:val="none"/>
+              </w:rPr>
+            </w:pPr>
+            <w:r>
+              <w:rPr>
+                <w:rFonts w:ascii="Times New Roman" w:eastAsia="Times New Roman" w:hAnsi="Times New Roman" w:cs="Times New Roman"/>
+                <w:kern w:val="0"/>
+                <w:sz w:val="24"/>
+                <w:szCs w:val="24"/>
+                <w:lang w:val="en-GB" w:eastAsia="en-GB" w:bidi="ar-SA"/>
+                <w14:ligatures w14:val="none"/>
+              </w:rPr>
+              <w:t>Review Cycle</w:t>
+            </w:r>
+          </w:p>
+        </w:tc>
+        <w:tc>
+          <w:tcPr>
+            <w:tcW w:w="6480" w:type="dxa"/>
+            <w:hideMark/>
+          </w:tcPr>
+          <w:p>
+            <w:pPr>
+              <w:cnfStyle w:val="000000000000" w:firstRow="0" w:lastRow="0" w:firstColumn="0" w:lastColumn="0" w:oddVBand="0" w:evenVBand="0" w:oddHBand="0" w:evenHBand="0" w:firstRowFirstColumn="0" w:firstRowLastColumn="0" w:lastRowFirstColumn="0" w:lastRowLastColumn="0"/>
+              <w:rPr>
+                <w:rFonts w:ascii="Times New Roman" w:eastAsia="Times New Roman" w:hAnsi="Times New Roman" w:cs="Times New Roman"/>
+                <w:kern w:val="0"/>
+                <w:sz w:val="24"/>
+                <w:szCs w:val="24"/>
+                <w:lang w:val="en-GB" w:eastAsia="en-GB" w:bidi="ar-SA"/>
+                <w14:ligatures w14:val="none"/>
+              </w:rPr>
+            </w:pPr>
+            <w:r>
+              <w:rPr>
+                <w:rFonts w:ascii="Times New Roman" w:eastAsia="Times New Roman" w:hAnsi="Times New Roman" w:cs="Times New Roman"/>
+                <w:kern w:val="0"/>
+                <w:sz w:val="24"/>
+                <w:szCs w:val="24"/>
+                <w:lang w:val="en-GB" w:eastAsia="en-GB" w:bidi="ar-SA"/>
+                <w14:ligatures w14:val="none"/>
+              </w:rPr>
+              <w:t>Annual</w:t>
+            </w:r>
+          </w:p>
+        </w:tc>
+      </w:tr>
+      <w:tr>
+        <w:trPr>
+          <w:cnfStyle w:val="000000100000" w:firstRow="0" w:lastRow="0" w:firstColumn="0" w:lastColumn="0" w:oddVBand="0" w:evenVBand="0" w:oddHBand="1" w:evenHBand="0" w:firstRowFirstColumn="0" w:firstRowLastColumn="0" w:lastRowFirstColumn="0" w:lastRowLastColumn="0"/>
+        </w:trPr>
+        <w:tc>
+          <w:tcPr>
+            <w:cnfStyle w:val="001000000000" w:firstRow="0" w:lastRow="0" w:firstColumn="1" w:lastColumn="0" w:oddVBand="0" w:evenVBand="0" w:oddHBand="0" w:evenHBand="0" w:firstRowFirstColumn="0" w:firstRowLastColumn="0" w:lastRowFirstColumn="0" w:lastRowLastColumn="0"/>
+            <w:tcW w:w="2605" w:type="dxa"/>
+            <w:hideMark/>
+          </w:tcPr>
+          <w:p>
+            <w:pPr>
+              <w:rPr>
+                <w:rFonts w:ascii="Times New Roman" w:eastAsia="Times New Roman" w:hAnsi="Times New Roman" w:cs="Times New Roman"/>
+                <w:kern w:val="0"/>
+                <w:sz w:val="24"/>
+                <w:szCs w:val="24"/>
+                <w:lang w:val="en-GB" w:eastAsia="en-GB" w:bidi="ar-SA"/>
+                <w14:ligatures w14:val="none"/>
+              </w:rPr>
+            </w:pPr>
+            <w:r>
+              <w:rPr>
+                <w:rFonts w:ascii="Times New Roman" w:eastAsia="Times New Roman" w:hAnsi="Times New Roman" w:cs="Times New Roman"/>
+                <w:kern w:val="0"/>
+                <w:sz w:val="24"/>
+                <w:szCs w:val="24"/>
+                <w:lang w:val="en-GB" w:eastAsia="en-GB" w:bidi="ar-SA"/>
+                <w14:ligatures w14:val="none"/>
+              </w:rPr>
+              <w:t>Owner</w:t>
+            </w:r>
+          </w:p>
+        </w:tc>
+        <w:tc>
+          <w:tcPr>
+            <w:tcW w:w="6480" w:type="dxa"/>
+            <w:hideMark/>
+          </w:tcPr>
+          <w:p>
+            <w:pPr>
+              <w:cnfStyle w:val="000000100000" w:firstRow="0" w:lastRow="0" w:firstColumn="0" w:lastColumn="0" w:oddVBand="0" w:evenVBand="0" w:oddHBand="1" w:evenHBand="0" w:firstRowFirstColumn="0" w:firstRowLastColumn="0" w:lastRowFirstColumn="0" w:lastRowLastColumn="0"/>
+              <w:rPr>
+                <w:rFonts w:ascii="Times New Roman" w:eastAsia="Times New Roman" w:hAnsi="Times New Roman" w:cs="Times New Roman"/>
+                <w:kern w:val="0"/>
+                <w:sz w:val="24"/>
+                <w:szCs w:val="24"/>
+                <w:lang w:val="en-GB" w:eastAsia="en-GB" w:bidi="ar-SA"/>
+                <w14:ligatures w14:val="none"/>
+              </w:rPr>
+            </w:pPr>
+            <w:r>
+              <w:rPr>
+                <w:rFonts w:ascii="Times New Roman" w:eastAsia="Times New Roman" w:hAnsi="Times New Roman" w:cs="Times New Roman"/>
+                <w:kern w:val="0"/>
+                <w:sz w:val="24"/>
+                <w:szCs w:val="24"/>
+                <w:lang w:val="en-GB" w:eastAsia="en-GB" w:bidi="ar-SA"/>
+                <w14:ligatures w14:val="none"/>
+              </w:rPr>
+              <w:t xml:space="preserve">Head of </w:t>
+            </w:r>
+            <w:r>
+              <w:rPr>
+                <w:rFonts w:ascii="Times New Roman" w:eastAsia="Times New Roman" w:hAnsi="Times New Roman" w:cs="Times New Roman"/>
+                <w:kern w:val="0"/>
+                <w:sz w:val="24"/>
+                <w:szCs w:val="24"/>
+                <w:lang w:val="en-GB" w:eastAsia="en-GB" w:bidi="ar-SA"/>
+                <w14:ligatures w14:val="none"/>
+              </w:rPr>
+              <w:t xml:space="preserve">IT </w:t>
+            </w:r>
+          </w:p>
+        </w:tc>
+      </w:tr>
+      <w:tr>
+        <w:tc>
+          <w:tcPr>
+            <w:cnfStyle w:val="001000000000" w:firstRow="0" w:lastRow="0" w:firstColumn="1" w:lastColumn="0" w:oddVBand="0" w:evenVBand="0" w:oddHBand="0" w:evenHBand="0" w:firstRowFirstColumn="0" w:firstRowLastColumn="0" w:lastRowFirstColumn="0" w:lastRowLastColumn="0"/>
+            <w:tcW w:w="2605" w:type="dxa"/>
+            <w:hideMark/>
+          </w:tcPr>
+          <w:p>
+            <w:pPr>
+              <w:rPr>
+                <w:rFonts w:ascii="Times New Roman" w:eastAsia="Times New Roman" w:hAnsi="Times New Roman" w:cs="Times New Roman"/>
+                <w:kern w:val="0"/>
+                <w:sz w:val="24"/>
+                <w:szCs w:val="24"/>
+                <w:lang w:val="en-GB" w:eastAsia="en-GB" w:bidi="ar-SA"/>
+                <w14:ligatures w14:val="none"/>
+              </w:rPr>
+            </w:pPr>
+            <w:r>
+              <w:rPr>
+                <w:rFonts w:ascii="Times New Roman" w:eastAsia="Times New Roman" w:hAnsi="Times New Roman" w:cs="Times New Roman"/>
+                <w:kern w:val="0"/>
+                <w:sz w:val="24"/>
+                <w:szCs w:val="24"/>
+                <w:lang w:val="en-GB" w:eastAsia="en-GB" w:bidi="ar-SA"/>
+                <w14:ligatures w14:val="none"/>
+              </w:rPr>
+              <w:t>Approved By</w:t>
+            </w:r>
+          </w:p>
+        </w:tc>
+        <w:tc>
+          <w:tcPr>
+            <w:tcW w:w="6480" w:type="dxa"/>
+            <w:hideMark/>
+          </w:tcPr>
+          <w:p>
+            <w:pPr>
+              <w:cnfStyle w:val="000000000000" w:firstRow="0" w:lastRow="0" w:firstColumn="0" w:lastColumn="0" w:oddVBand="0" w:evenVBand="0" w:oddHBand="0" w:evenHBand="0" w:firstRowFirstColumn="0" w:firstRowLastColumn="0" w:lastRowFirstColumn="0" w:lastRowLastColumn="0"/>
+              <w:rPr>
+                <w:rFonts w:ascii="Times New Roman" w:eastAsia="Times New Roman" w:hAnsi="Times New Roman" w:cs="Times New Roman"/>
+                <w:kern w:val="0"/>
+                <w:sz w:val="24"/>
+                <w:szCs w:val="24"/>
+                <w:lang w:val="en-GB" w:eastAsia="en-GB" w:bidi="ar-SA"/>
+                <w14:ligatures w14:val="none"/>
+              </w:rPr>
+            </w:pPr>
+            <w:r>
+              <w:rPr>
+                <w:rFonts w:ascii="Times New Roman" w:eastAsia="Times New Roman" w:hAnsi="Times New Roman" w:cs="Times New Roman"/>
+                <w:kern w:val="0"/>
+                <w:sz w:val="24"/>
+                <w:szCs w:val="24"/>
+                <w:lang w:val="en-GB" w:eastAsia="en-GB" w:bidi="ar-SA"/>
+                <w14:ligatures w14:val="none"/>
+              </w:rPr>
+              <w:t>CEO / Board</w:t>
+            </w:r>
+          </w:p>
+        </w:tc>
+      </w:tr>
+      <w:tr>
+        <w:trPr>
+          <w:cnfStyle w:val="000000100000" w:firstRow="0" w:lastRow="0" w:firstColumn="0" w:lastColumn="0" w:oddVBand="0" w:evenVBand="0" w:oddHBand="1" w:evenHBand="0" w:firstRowFirstColumn="0" w:firstRowLastColumn="0" w:lastRowFirstColumn="0" w:lastRowLastColumn="0"/>
+        </w:trPr>
+        <w:tc>
+          <w:tcPr>
+            <w:cnfStyle w:val="001000000000" w:firstRow="0" w:lastRow="0" w:firstColumn="1" w:lastColumn="0" w:oddVBand="0" w:evenVBand="0" w:oddHBand="0" w:evenHBand="0" w:firstRowFirstColumn="0" w:firstRowLastColumn="0" w:lastRowFirstColumn="0" w:lastRowLastColumn="0"/>
+            <w:tcW w:w="2605" w:type="dxa"/>
+            <w:hideMark/>
+          </w:tcPr>
+          <w:p>
+            <w:pPr>
+              <w:rPr>
+                <w:rFonts w:ascii="Times New Roman" w:eastAsia="Times New Roman" w:hAnsi="Times New Roman" w:cs="Times New Roman"/>
+                <w:kern w:val="0"/>
+                <w:sz w:val="24"/>
+                <w:szCs w:val="24"/>
+                <w:lang w:val="en-GB" w:eastAsia="en-GB" w:bidi="ar-SA"/>
+                <w14:ligatures w14:val="none"/>
+              </w:rPr>
+            </w:pPr>
+            <w:r>
+              <w:rPr>
+                <w:rFonts w:ascii="Times New Roman" w:eastAsia="Times New Roman" w:hAnsi="Times New Roman" w:cs="Times New Roman"/>
+                <w:kern w:val="0"/>
+                <w:sz w:val="24"/>
+                <w:szCs w:val="24"/>
+                <w:lang w:val="en-GB" w:eastAsia="en-GB" w:bidi="ar-SA"/>
+                <w14:ligatures w14:val="none"/>
+              </w:rPr>
+              <w:t>Prepared By</w:t>
+            </w:r>
+          </w:p>
+        </w:tc>
+        <w:tc>
+          <w:tcPr>
+            <w:tcW w:w="6480" w:type="dxa"/>
+            <w:hideMark/>
+          </w:tcPr>
+          <w:p>
+            <w:pPr>
+              <w:cnfStyle w:val="000000100000" w:firstRow="0" w:lastRow="0" w:firstColumn="0" w:lastColumn="0" w:oddVBand="0" w:evenVBand="0" w:oddHBand="1" w:evenHBand="0" w:firstRowFirstColumn="0" w:firstRowLastColumn="0" w:lastRowFirstColumn="0" w:lastRowLastColumn="0"/>
+              <w:rPr>
+                <w:rFonts w:ascii="Times New Roman" w:eastAsia="Times New Roman" w:hAnsi="Times New Roman" w:cs="Times New Roman"/>
+                <w:kern w:val="0"/>
+                <w:sz w:val="24"/>
+                <w:szCs w:val="24"/>
+                <w:lang w:val="en-GB" w:eastAsia="en-GB" w:bidi="ar-SA"/>
+                <w14:ligatures w14:val="none"/>
+              </w:rPr>
+            </w:pPr>
+            <w:r>
+              <w:rPr>
+                <w:rFonts w:ascii="Times New Roman" w:eastAsia="Times New Roman" w:hAnsi="Times New Roman" w:cs="Times New Roman"/>
+                <w:kern w:val="0"/>
+                <w:sz w:val="24"/>
+                <w:szCs w:val="24"/>
+                <w:lang w:val="en-GB" w:eastAsia="en-GB" w:bidi="ar-SA"/>
+                <w14:ligatures w14:val="none"/>
+              </w:rPr>
+              <w:t>Governance Office</w:t>
+            </w:r>
+          </w:p>
+        </w:tc>
+      </w:tr>
+      <w:tr>
+        <w:tc>
+          <w:tcPr>
+            <w:cnfStyle w:val="001000000000" w:firstRow="0" w:lastRow="0" w:firstColumn="1" w:lastColumn="0" w:oddVBand="0" w:evenVBand="0" w:oddHBand="0" w:evenHBand="0" w:firstRowFirstColumn="0" w:firstRowLastColumn="0" w:lastRowFirstColumn="0" w:lastRowLastColumn="0"/>
+            <w:tcW w:w="2605" w:type="dxa"/>
+            <w:hideMark/>
+          </w:tcPr>
+          <w:p>
+            <w:pPr>
+              <w:rPr>
+                <w:rFonts w:ascii="Times New Roman" w:eastAsia="Times New Roman" w:hAnsi="Times New Roman" w:cs="Times New Roman"/>
+                <w:kern w:val="0"/>
+                <w:sz w:val="24"/>
+                <w:szCs w:val="24"/>
+                <w:lang w:val="en-GB" w:eastAsia="en-GB" w:bidi="ar-SA"/>
+                <w14:ligatures w14:val="none"/>
+              </w:rPr>
+            </w:pPr>
+            <w:r>
+              <w:rPr>
+                <w:rFonts w:ascii="Times New Roman" w:eastAsia="Times New Roman" w:hAnsi="Times New Roman" w:cs="Times New Roman"/>
+                <w:kern w:val="0"/>
+                <w:sz w:val="24"/>
+                <w:szCs w:val="24"/>
+                <w:lang w:val="en-GB" w:eastAsia="en-GB" w:bidi="ar-SA"/>
+                <w14:ligatures w14:val="none"/>
+              </w:rPr>
+              <w:t>Classification</w:t>
+            </w:r>
+          </w:p>
+        </w:tc>
+        <w:tc>
+          <w:tcPr>
+            <w:tcW w:w="6480" w:type="dxa"/>
+            <w:hideMark/>
+          </w:tcPr>
+          <w:p>
+            <w:pPr>
+              <w:cnfStyle w:val="000000000000" w:firstRow="0" w:lastRow="0" w:firstColumn="0" w:lastColumn="0" w:oddVBand="0" w:evenVBand="0" w:oddHBand="0" w:evenHBand="0" w:firstRowFirstColumn="0" w:firstRowLastColumn="0" w:lastRowFirstColumn="0" w:lastRowLastColumn="0"/>
+              <w:rPr>
+                <w:rFonts w:ascii="Times New Roman" w:eastAsia="Times New Roman" w:hAnsi="Times New Roman" w:cs="Times New Roman"/>
+                <w:kern w:val="0"/>
+                <w:sz w:val="24"/>
+                <w:szCs w:val="24"/>
+                <w:lang w:val="en-GB" w:eastAsia="en-GB" w:bidi="ar-SA"/>
+                <w14:ligatures w14:val="none"/>
+              </w:rPr>
+            </w:pPr>
+            <w:r>
+              <w:rPr>
+                <w:rFonts w:ascii="Times New Roman" w:eastAsia="Times New Roman" w:hAnsi="Times New Roman" w:cs="Times New Roman"/>
+                <w:kern w:val="0"/>
+                <w:sz w:val="24"/>
+                <w:szCs w:val="24"/>
+                <w:lang w:val="en-GB" w:eastAsia="en-GB" w:bidi="ar-SA"/>
+                <w14:ligatures w14:val="none"/>
+              </w:rPr>
+              <w:t>Internal</w:t>
+            </w:r>
+          </w:p>
+        </w:tc>
+      </w:tr>
+      <w:tr>
+        <w:trPr>
+          <w:cnfStyle w:val="000000100000" w:firstRow="0" w:lastRow="0" w:firstColumn="0" w:lastColumn="0" w:oddVBand="0" w:evenVBand="0" w:oddHBand="1" w:evenHBand="0" w:firstRowFirstColumn="0" w:firstRowLastColumn="0" w:lastRowFirstColumn="0" w:lastRowLastColumn="0"/>
+        </w:trPr>
+        <w:tc>
+          <w:tcPr>
+            <w:cnfStyle w:val="001000000000" w:firstRow="0" w:lastRow="0" w:firstColumn="1" w:lastColumn="0" w:oddVBand="0" w:evenVBand="0" w:oddHBand="0" w:evenHBand="0" w:firstRowFirstColumn="0" w:firstRowLastColumn="0" w:lastRowFirstColumn="0" w:lastRowLastColumn="0"/>
+            <w:tcW w:w="2605" w:type="dxa"/>
+            <w:hideMark/>
+          </w:tcPr>
+          <w:p>
+            <w:pPr>
+              <w:rPr>
+                <w:rFonts w:ascii="Times New Roman" w:eastAsia="Times New Roman" w:hAnsi="Times New Roman" w:cs="Times New Roman"/>
+                <w:kern w:val="0"/>
+                <w:sz w:val="24"/>
+                <w:szCs w:val="24"/>
+                <w:lang w:val="en-GB" w:eastAsia="en-GB" w:bidi="ar-SA"/>
+                <w14:ligatures w14:val="none"/>
+              </w:rPr>
+            </w:pPr>
+            <w:r>
+              <w:rPr>
+                <w:rFonts w:ascii="Times New Roman" w:eastAsia="Times New Roman" w:hAnsi="Times New Roman" w:cs="Times New Roman"/>
+                <w:kern w:val="0"/>
+                <w:sz w:val="24"/>
+                <w:szCs w:val="24"/>
+                <w:lang w:val="en-GB" w:eastAsia="en-GB" w:bidi="ar-SA"/>
+                <w14:ligatures w14:val="none"/>
+              </w:rPr>
+              <w:t>Next Review</w:t>
+            </w:r>
+          </w:p>
+        </w:tc>
+        <w:tc>
+          <w:tcPr>
+            <w:tcW w:w="6480" w:type="dxa"/>
+            <w:hideMark/>
+          </w:tcPr>
+          <w:p>
+            <w:pPr>
+              <w:cnfStyle w:val="000000100000" w:firstRow="0" w:lastRow="0" w:firstColumn="0" w:lastColumn="0" w:oddVBand="0" w:evenVBand="0" w:oddHBand="1" w:evenHBand="0" w:firstRowFirstColumn="0" w:firstRowLastColumn="0" w:lastRowFirstColumn="0" w:lastRowLastColumn="0"/>
+              <w:rPr>
+                <w:rFonts w:ascii="Times New Roman" w:eastAsia="Times New Roman" w:hAnsi="Times New Roman" w:cs="Times New Roman"/>
+                <w:kern w:val="0"/>
+                <w:sz w:val="24"/>
+                <w:szCs w:val="24"/>
+                <w:lang w:val="en-GB" w:eastAsia="en-GB" w:bidi="ar-SA"/>
+                <w14:ligatures w14:val="none"/>
+              </w:rPr>
+            </w:pPr>
+            <w:r>
+              <w:rPr>
+                <w:rFonts w:ascii="Times New Roman" w:eastAsia="Times New Roman" w:hAnsi="Times New Roman" w:cs="Times New Roman"/>
+                <w:kern w:val="0"/>
+                <w:sz w:val="24"/>
+                <w:szCs w:val="24"/>
+                <w:lang w:val="en-GB" w:eastAsia="en-GB" w:bidi="ar-SA"/>
+                <w14:ligatures w14:val="none"/>
+              </w:rPr>
+              <w:t>Jan 2027</w:t>
+            </w:r>
+          </w:p>
+        </w:tc>
+      </w:tr>
+    </w:tbl>
+    <w:p>
+      <w:pPr>
+        <w:rPr>
+          <w:rFonts w:ascii="Times New Roman" w:eastAsia="Times New Roman" w:hAnsi="Times New Roman" w:cs="Times New Roman"/>
+          <w:kern w:val="0"/>
+          <w:sz w:val="24"/>
+          <w:szCs w:val="24"/>
+          <w:lang w:val="en-GB" w:eastAsia="en-GB" w:bidi="ar-SA"/>
+          <w14:ligatures w14:val="none"/>
+        </w:rPr>
+      </w:pPr>
+    </w:p>
+    <w:p>
+      <w:pPr>
+        <w:rPr>
+          <w:rFonts w:ascii="Times New Roman" w:eastAsia="Times New Roman" w:hAnsi="Times New Roman" w:cs="Times New Roman"/>
+          <w:b/>
+          <w:bCs/>
+          <w:kern w:val="0"/>
+          <w:sz w:val="27"/>
+          <w:szCs w:val="27"/>
+          <w:lang w:val="en-GB" w:eastAsia="en-GB" w:bidi="ar-SA"/>
+          <w14:ligatures w14:val="none"/>
+        </w:rPr>
+      </w:pPr>
+      <w:r>
+        <w:rPr>
+          <w:rFonts w:ascii="Times New Roman" w:eastAsia="Times New Roman" w:hAnsi="Times New Roman" w:cs="Times New Roman"/>
+          <w:b/>
+          <w:bCs/>
+          <w:kern w:val="0"/>
+          <w:sz w:val="27"/>
+          <w:szCs w:val="27"/>
+          <w:lang w:val="en-GB" w:eastAsia="en-GB" w:bidi="ar-SA"/>
+          <w14:ligatures w14:val="none"/>
+        </w:rPr>
+        <w:t>Revision History</w:t>
+      </w:r>
+    </w:p>
+    <w:tbl>
+      <w:tblPr>
+        <w:tblStyle w:val="PlainTable1"/>
+        <w:tblW w:w="9085" w:type="dxa"/>
+        <w:tblLook w:val="04A0" w:firstRow="1" w:lastRow="0" w:firstColumn="1" w:lastColumn="0" w:noHBand="0" w:noVBand="1"/>
+      </w:tblPr>
+      <w:tblGrid>
+        <w:gridCol w:w="1016"/>
+        <w:gridCol w:w="1376"/>
+        <w:gridCol w:w="2049"/>
+        <w:gridCol w:w="4644"/>
+      </w:tblGrid>
+      <w:tr>
+        <w:trPr>
+          <w:cnfStyle w:val="100000000000" w:firstRow="1" w:lastRow="0" w:firstColumn="0" w:lastColumn="0" w:oddVBand="0" w:evenVBand="0" w:oddHBand="0" w:evenHBand="0" w:firstRowFirstColumn="0" w:firstRowLastColumn="0" w:lastRowFirstColumn="0" w:lastRowLastColumn="0"/>
+        </w:trPr>
+        <w:tc>
+          <w:tcPr>
+            <w:cnfStyle w:val="001000000000" w:firstRow="0" w:lastRow="0" w:firstColumn="1" w:lastColumn="0" w:oddVBand="0" w:evenVBand="0" w:oddHBand="0" w:evenHBand="0" w:firstRowFirstColumn="0" w:firstRowLastColumn="0" w:lastRowFirstColumn="0" w:lastRowLastColumn="0"/>
+            <w:tcW w:w="0" w:type="auto"/>
+            <w:shd w:val="clear" w:color="auto" w:fill="0A2F41" w:themeFill="accent1" w:themeFillShade="80"/>
+            <w:hideMark/>
+          </w:tcPr>
+          <w:p>
+            <w:pPr>
+              <w:jc w:val="center"/>
+              <w:rPr>
+                <w:rFonts w:ascii="Times New Roman" w:eastAsia="Times New Roman" w:hAnsi="Times New Roman" w:cs="Times New Roman"/>
+                <w:kern w:val="0"/>
+                <w:sz w:val="24"/>
+                <w:szCs w:val="24"/>
+                <w:lang w:val="en-GB" w:eastAsia="en-GB" w:bidi="ar-SA"/>
+                <w14:ligatures w14:val="none"/>
+              </w:rPr>
+            </w:pPr>
+            <w:r>
+              <w:rPr>
+                <w:rFonts w:ascii="Times New Roman" w:eastAsia="Times New Roman" w:hAnsi="Times New Roman" w:cs="Times New Roman"/>
+                <w:kern w:val="0"/>
+                <w:sz w:val="24"/>
+                <w:szCs w:val="24"/>
+                <w:lang w:val="en-GB" w:eastAsia="en-GB" w:bidi="ar-SA"/>
+                <w14:ligatures w14:val="none"/>
+              </w:rPr>
+              <w:t>Version</w:t>
+            </w:r>
+          </w:p>
+        </w:tc>
+        <w:tc>
+          <w:tcPr>
+            <w:tcW w:w="0" w:type="auto"/>
+            <w:shd w:val="clear" w:color="auto" w:fill="0A2F41" w:themeFill="accent1" w:themeFillShade="80"/>
+            <w:hideMark/>
+          </w:tcPr>
+          <w:p>
+            <w:pPr>
+              <w:jc w:val="center"/>
+              <w:cnfStyle w:val="100000000000" w:firstRow="1" w:lastRow="0" w:firstColumn="0" w:lastColumn="0" w:oddVBand="0" w:evenVBand="0" w:oddHBand="0" w:evenHBand="0" w:firstRowFirstColumn="0" w:firstRowLastColumn="0" w:lastRowFirstColumn="0" w:lastRowLastColumn="0"/>
+              <w:rPr>
+                <w:rFonts w:ascii="Times New Roman" w:eastAsia="Times New Roman" w:hAnsi="Times New Roman" w:cs="Times New Roman"/>
+                <w:kern w:val="0"/>
+                <w:sz w:val="24"/>
+                <w:szCs w:val="24"/>
+                <w:lang w:val="en-GB" w:eastAsia="en-GB" w:bidi="ar-SA"/>
+                <w14:ligatures w14:val="none"/>
+              </w:rPr>
+            </w:pPr>
+            <w:r>
+              <w:rPr>
+                <w:rFonts w:ascii="Times New Roman" w:eastAsia="Times New Roman" w:hAnsi="Times New Roman" w:cs="Times New Roman"/>
+                <w:kern w:val="0"/>
+                <w:sz w:val="24"/>
+                <w:szCs w:val="24"/>
+                <w:lang w:val="en-GB" w:eastAsia="en-GB" w:bidi="ar-SA"/>
+                <w14:ligatures w14:val="none"/>
+              </w:rPr>
+              <w:t>Date</w:t>
+            </w:r>
+          </w:p>
+        </w:tc>
+        <w:tc>
+          <w:tcPr>
+            <w:tcW w:w="0" w:type="auto"/>
+            <w:shd w:val="clear" w:color="auto" w:fill="0A2F41" w:themeFill="accent1" w:themeFillShade="80"/>
+            <w:hideMark/>
+          </w:tcPr>
+          <w:p>
+            <w:pPr>
+              <w:jc w:val="center"/>
+              <w:cnfStyle w:val="100000000000" w:firstRow="1" w:lastRow="0" w:firstColumn="0" w:lastColumn="0" w:oddVBand="0" w:evenVBand="0" w:oddHBand="0" w:evenHBand="0" w:firstRowFirstColumn="0" w:firstRowLastColumn="0" w:lastRowFirstColumn="0" w:lastRowLastColumn="0"/>
+              <w:rPr>
+                <w:rFonts w:ascii="Times New Roman" w:eastAsia="Times New Roman" w:hAnsi="Times New Roman" w:cs="Times New Roman"/>
+                <w:kern w:val="0"/>
+                <w:sz w:val="24"/>
+                <w:szCs w:val="24"/>
+                <w:lang w:val="en-GB" w:eastAsia="en-GB" w:bidi="ar-SA"/>
+                <w14:ligatures w14:val="none"/>
+              </w:rPr>
+            </w:pPr>
+            <w:r>
+              <w:rPr>
+                <w:rFonts w:ascii="Times New Roman" w:eastAsia="Times New Roman" w:hAnsi="Times New Roman" w:cs="Times New Roman"/>
+                <w:kern w:val="0"/>
+                <w:sz w:val="24"/>
+                <w:szCs w:val="24"/>
+                <w:lang w:val="en-GB" w:eastAsia="en-GB" w:bidi="ar-SA"/>
+                <w14:ligatures w14:val="none"/>
+              </w:rPr>
+              <w:t>Author</w:t>
+            </w:r>
+          </w:p>
+        </w:tc>
+        <w:tc>
+          <w:tcPr>
+            <w:tcW w:w="4644" w:type="dxa"/>
+            <w:shd w:val="clear" w:color="auto" w:fill="0A2F41" w:themeFill="accent1" w:themeFillShade="80"/>
+            <w:hideMark/>
+          </w:tcPr>
+          <w:p>
+            <w:pPr>
+              <w:jc w:val="center"/>
+              <w:cnfStyle w:val="100000000000" w:firstRow="1" w:lastRow="0" w:firstColumn="0" w:lastColumn="0" w:oddVBand="0" w:evenVBand="0" w:oddHBand="0" w:evenHBand="0" w:firstRowFirstColumn="0" w:firstRowLastColumn="0" w:lastRowFirstColumn="0" w:lastRowLastColumn="0"/>
+              <w:rPr>
+                <w:rFonts w:ascii="Times New Roman" w:eastAsia="Times New Roman" w:hAnsi="Times New Roman" w:cs="Times New Roman"/>
+                <w:kern w:val="0"/>
+                <w:sz w:val="24"/>
+                <w:szCs w:val="24"/>
+                <w:lang w:val="en-GB" w:eastAsia="en-GB" w:bidi="ar-SA"/>
+                <w14:ligatures w14:val="none"/>
+              </w:rPr>
+            </w:pPr>
+            <w:r>
+              <w:rPr>
+                <w:rFonts w:ascii="Times New Roman" w:eastAsia="Times New Roman" w:hAnsi="Times New Roman" w:cs="Times New Roman"/>
+                <w:kern w:val="0"/>
+                <w:sz w:val="24"/>
+                <w:szCs w:val="24"/>
+                <w:lang w:val="en-GB" w:eastAsia="en-GB" w:bidi="ar-SA"/>
+                <w14:ligatures w14:val="none"/>
+              </w:rPr>
+              <w:t>Changes</w:t>
+            </w:r>
+          </w:p>
+        </w:tc>
+      </w:tr>
+      <w:tr>
+        <w:trPr>
+          <w:cnfStyle w:val="000000100000" w:firstRow="0" w:lastRow="0" w:firstColumn="0" w:lastColumn="0" w:oddVBand="0" w:evenVBand="0" w:oddHBand="1" w:evenHBand="0" w:firstRowFirstColumn="0" w:firstRowLastColumn="0" w:lastRowFirstColumn="0" w:lastRowLastColumn="0"/>
+        </w:trPr>
+        <w:tc>
+          <w:tcPr>
+            <w:cnfStyle w:val="001000000000" w:firstRow="0" w:lastRow="0" w:firstColumn="1" w:lastColumn="0" w:oddVBand="0" w:evenVBand="0" w:oddHBand="0" w:evenHBand="0" w:firstRowFirstColumn="0" w:firstRowLastColumn="0" w:lastRowFirstColumn="0" w:lastRowLastColumn="0"/>
+            <w:tcW w:w="0" w:type="auto"/>
+            <w:hideMark/>
+          </w:tcPr>
+          <w:p>
+            <w:pPr>
+              <w:rPr>
+                <w:rFonts w:ascii="Times New Roman" w:eastAsia="Times New Roman" w:hAnsi="Times New Roman" w:cs="Times New Roman"/>
+                <w:kern w:val="0"/>
+                <w:sz w:val="24"/>
+                <w:szCs w:val="24"/>
+                <w:lang w:val="en-GB" w:eastAsia="en-GB" w:bidi="ar-SA"/>
+                <w14:ligatures w14:val="none"/>
+              </w:rPr>
+            </w:pPr>
+            <w:r>
+              <w:rPr>
+                <w:rFonts w:ascii="Times New Roman" w:eastAsia="Times New Roman" w:hAnsi="Times New Roman" w:cs="Times New Roman"/>
+                <w:kern w:val="0"/>
+                <w:sz w:val="24"/>
+                <w:szCs w:val="24"/>
+                <w:lang w:val="en-GB" w:eastAsia="en-GB" w:bidi="ar-SA"/>
+                <w14:ligatures w14:val="none"/>
+              </w:rPr>
+              <w:t>1.0</w:t>
+            </w:r>
+          </w:p>
+        </w:tc>
+        <w:tc>
+          <w:tcPr>
+            <w:tcW w:w="0" w:type="auto"/>
+            <w:hideMark/>
+          </w:tcPr>
+          <w:p>
+            <w:pPr>
+              <w:cnfStyle w:val="000000100000" w:firstRow="0" w:lastRow="0" w:firstColumn="0" w:lastColumn="0" w:oddVBand="0" w:evenVBand="0" w:oddHBand="1" w:evenHBand="0" w:firstRowFirstColumn="0" w:firstRowLastColumn="0" w:lastRowFirstColumn="0" w:lastRowLastColumn="0"/>
+              <w:rPr>
+                <w:rFonts w:ascii="Times New Roman" w:eastAsia="Times New Roman" w:hAnsi="Times New Roman" w:cs="Times New Roman"/>
+                <w:kern w:val="0"/>
+                <w:sz w:val="24"/>
+                <w:szCs w:val="24"/>
+                <w:lang w:val="en-GB" w:eastAsia="en-GB" w:bidi="ar-SA"/>
+                <w14:ligatures w14:val="none"/>
+              </w:rPr>
+            </w:pPr>
+            <w:r>
+              <w:rPr>
+                <w:rFonts w:ascii="Times New Roman" w:eastAsia="Times New Roman" w:hAnsi="Times New Roman" w:cs="Times New Roman"/>
+                <w:kern w:val="0"/>
+                <w:sz w:val="24"/>
+                <w:szCs w:val="24"/>
+                <w:lang w:val="en-GB" w:eastAsia="en-GB" w:bidi="ar-SA"/>
+                <w14:ligatures w14:val="none"/>
+              </w:rPr>
+              <w:t>01 Jan 2026</w:t>
+            </w:r>
+          </w:p>
+        </w:tc>
+        <w:tc>
+          <w:tcPr>
+            <w:tcW w:w="0" w:type="auto"/>
+            <w:hideMark/>
+          </w:tcPr>
+          <w:p>
+            <w:pPr>
+              <w:cnfStyle w:val="000000100000" w:firstRow="0" w:lastRow="0" w:firstColumn="0" w:lastColumn="0" w:oddVBand="0" w:evenVBand="0" w:oddHBand="1" w:evenHBand="0" w:firstRowFirstColumn="0" w:firstRowLastColumn="0" w:lastRowFirstColumn="0" w:lastRowLastColumn="0"/>
+              <w:rPr>
+                <w:rFonts w:ascii="Times New Roman" w:eastAsia="Times New Roman" w:hAnsi="Times New Roman" w:cs="Times New Roman"/>
+                <w:kern w:val="0"/>
+                <w:sz w:val="24"/>
+                <w:szCs w:val="24"/>
+                <w:lang w:val="en-GB" w:eastAsia="en-GB" w:bidi="ar-SA"/>
+                <w14:ligatures w14:val="none"/>
+              </w:rPr>
+            </w:pPr>
+            <w:r>
+              <w:rPr>
+                <w:rFonts w:ascii="Times New Roman" w:eastAsia="Times New Roman" w:hAnsi="Times New Roman" w:cs="Times New Roman"/>
+                <w:kern w:val="0"/>
+                <w:sz w:val="24"/>
+                <w:szCs w:val="24"/>
+                <w:lang w:val="en-GB" w:eastAsia="en-GB" w:bidi="ar-SA"/>
+                <w14:ligatures w14:val="none"/>
+              </w:rPr>
+              <w:t>Governance Office</w:t>
+            </w:r>
+          </w:p>
+        </w:tc>
+        <w:tc>
+          <w:tcPr>
+            <w:tcW w:w="4644" w:type="dxa"/>
+            <w:hideMark/>
+          </w:tcPr>
+          <w:p>
+            <w:pPr>
+              <w:cnfStyle w:val="000000100000" w:firstRow="0" w:lastRow="0" w:firstColumn="0" w:lastColumn="0" w:oddVBand="0" w:evenVBand="0" w:oddHBand="1" w:evenHBand="0" w:firstRowFirstColumn="0" w:firstRowLastColumn="0" w:lastRowFirstColumn="0" w:lastRowLastColumn="0"/>
+              <w:rPr>
+                <w:rFonts w:ascii="Times New Roman" w:eastAsia="Times New Roman" w:hAnsi="Times New Roman" w:cs="Times New Roman"/>
+                <w:kern w:val="0"/>
+                <w:sz w:val="24"/>
+                <w:szCs w:val="24"/>
+                <w:lang w:val="en-GB" w:eastAsia="en-GB" w:bidi="ar-SA"/>
+                <w14:ligatures w14:val="none"/>
+              </w:rPr>
+            </w:pPr>
+            <w:r>
+              <w:rPr>
+                <w:rFonts w:ascii="Times New Roman" w:eastAsia="Times New Roman" w:hAnsi="Times New Roman" w:cs="Times New Roman"/>
+                <w:kern w:val="0"/>
+                <w:sz w:val="24"/>
+                <w:szCs w:val="24"/>
+                <w:lang w:val="en-GB" w:eastAsia="en-GB" w:bidi="ar-SA"/>
+                <w14:ligatures w14:val="none"/>
+              </w:rPr>
+              <w:t>Initial Issue</w:t>
+            </w:r>
+          </w:p>
+        </w:tc>
+      </w:tr>
+    </w:tbl>
+    <w:p>
+      <w:pPr>
+        <w:rPr>
+          <w:rFonts w:ascii="Times New Roman" w:eastAsia="Times New Roman" w:hAnsi="Times New Roman" w:cs="Times New Roman"/>
+          <w:b/>
+          <w:bCs/>
+          <w:kern w:val="0"/>
+          <w:sz w:val="27"/>
+          <w:szCs w:val="27"/>
+          <w:lang w:val="en-GB" w:eastAsia="en-GB" w:bidi="ar-SA"/>
+          <w14:ligatures w14:val="none"/>
+        </w:rPr>
+      </w:pPr>
+      <w:r>
+        <w:rPr>
+          <w:rFonts w:ascii="Times New Roman" w:eastAsia="Times New Roman" w:hAnsi="Times New Roman" w:cs="Times New Roman"/>
+          <w:b/>
+          <w:bCs/>
+          <w:kern w:val="0"/>
+          <w:sz w:val="27"/>
+          <w:szCs w:val="27"/>
+          <w:lang w:val="en-GB" w:eastAsia="en-GB" w:bidi="ar-SA"/>
+          <w14:ligatures w14:val="none"/>
+        </w:rPr>
+        <w:t>Distribution List</w:t>
+      </w:r>
+    </w:p>
+    <w:tbl>
+      <w:tblPr>
+        <w:tblStyle w:val="PlainTable1"/>
+        <w:tblW w:w="9085" w:type="dxa"/>
+        <w:tblLook w:val="04A0" w:firstRow="1" w:lastRow="0" w:firstColumn="1" w:lastColumn="0" w:noHBand="0" w:noVBand="1"/>
+      </w:tblPr>
+      <w:tblGrid>
+        <w:gridCol w:w="1563"/>
+        <w:gridCol w:w="7522"/>
+      </w:tblGrid>
+      <w:tr>
+        <w:trPr>
+          <w:cnfStyle w:val="100000000000" w:firstRow="1" w:lastRow="0" w:firstColumn="0" w:lastColumn="0" w:oddVBand="0" w:evenVBand="0" w:oddHBand="0" w:evenHBand="0" w:firstRowFirstColumn="0" w:firstRowLastColumn="0" w:lastRowFirstColumn="0" w:lastRowLastColumn="0"/>
+        </w:trPr>
+        <w:tc>
+          <w:tcPr>
+            <w:cnfStyle w:val="001000000000" w:firstRow="0" w:lastRow="0" w:firstColumn="1" w:lastColumn="0" w:oddVBand="0" w:evenVBand="0" w:oddHBand="0" w:evenHBand="0" w:firstRowFirstColumn="0" w:firstRowLastColumn="0" w:lastRowFirstColumn="0" w:lastRowLastColumn="0"/>
+            <w:tcW w:w="0" w:type="auto"/>
+            <w:shd w:val="clear" w:color="auto" w:fill="0A2F41" w:themeFill="accent1" w:themeFillShade="80"/>
+            <w:hideMark/>
+          </w:tcPr>
+          <w:p>
+            <w:pPr>
+              <w:jc w:val="center"/>
+              <w:rPr>
+                <w:rFonts w:ascii="Times New Roman" w:eastAsia="Times New Roman" w:hAnsi="Times New Roman" w:cs="Times New Roman"/>
+                <w:kern w:val="0"/>
+                <w:sz w:val="24"/>
+                <w:szCs w:val="24"/>
+                <w:lang w:val="en-GB" w:eastAsia="en-GB" w:bidi="ar-SA"/>
+                <w14:ligatures w14:val="none"/>
+              </w:rPr>
+            </w:pPr>
+            <w:r>
+              <w:rPr>
+                <w:rFonts w:ascii="Times New Roman" w:eastAsia="Times New Roman" w:hAnsi="Times New Roman" w:cs="Times New Roman"/>
+                <w:kern w:val="0"/>
+                <w:sz w:val="24"/>
+                <w:szCs w:val="24"/>
+                <w:lang w:val="en-GB" w:eastAsia="en-GB" w:bidi="ar-SA"/>
+                <w14:ligatures w14:val="none"/>
+              </w:rPr>
+              <w:t>Department</w:t>
+            </w:r>
+          </w:p>
+        </w:tc>
+        <w:tc>
+          <w:tcPr>
+            <w:tcW w:w="7522" w:type="dxa"/>
+            <w:shd w:val="clear" w:color="auto" w:fill="0A2F41" w:themeFill="accent1" w:themeFillShade="80"/>
+            <w:hideMark/>
+          </w:tcPr>
+          <w:p>
+            <w:pPr>
+              <w:jc w:val="center"/>
+              <w:cnfStyle w:val="100000000000" w:firstRow="1" w:lastRow="0" w:firstColumn="0" w:lastColumn="0" w:oddVBand="0" w:evenVBand="0" w:oddHBand="0" w:evenHBand="0" w:firstRowFirstColumn="0" w:firstRowLastColumn="0" w:lastRowFirstColumn="0" w:lastRowLastColumn="0"/>
+              <w:rPr>
+                <w:rFonts w:ascii="Times New Roman" w:eastAsia="Times New Roman" w:hAnsi="Times New Roman" w:cs="Times New Roman"/>
+                <w:kern w:val="0"/>
+                <w:sz w:val="24"/>
+                <w:szCs w:val="24"/>
+                <w:lang w:val="en-GB" w:eastAsia="en-GB" w:bidi="ar-SA"/>
+                <w14:ligatures w14:val="none"/>
+              </w:rPr>
+            </w:pPr>
+            <w:r>
+              <w:rPr>
+                <w:rFonts w:ascii="Times New Roman" w:eastAsia="Times New Roman" w:hAnsi="Times New Roman" w:cs="Times New Roman"/>
+                <w:kern w:val="0"/>
+                <w:sz w:val="24"/>
+                <w:szCs w:val="24"/>
+                <w:lang w:val="en-GB" w:eastAsia="en-GB" w:bidi="ar-SA"/>
+                <w14:ligatures w14:val="none"/>
+              </w:rPr>
+              <w:t>Access</w:t>
+            </w:r>
+          </w:p>
+        </w:tc>
+      </w:tr>
+      <w:tr>
+        <w:trPr>
+          <w:cnfStyle w:val="000000100000" w:firstRow="0" w:lastRow="0" w:firstColumn="0" w:lastColumn="0" w:oddVBand="0" w:evenVBand="0" w:oddHBand="1" w:evenHBand="0" w:firstRowFirstColumn="0" w:firstRowLastColumn="0" w:lastRowFirstColumn="0" w:lastRowLastColumn="0"/>
+        </w:trPr>
+        <w:tc>
+          <w:tcPr>
+            <w:cnfStyle w:val="001000000000" w:firstRow="0" w:lastRow="0" w:firstColumn="1" w:lastColumn="0" w:oddVBand="0" w:evenVBand="0" w:oddHBand="0" w:evenHBand="0" w:firstRowFirstColumn="0" w:firstRowLastColumn="0" w:lastRowFirstColumn="0" w:lastRowLastColumn="0"/>
+            <w:tcW w:w="0" w:type="auto"/>
+            <w:hideMark/>
+          </w:tcPr>
+          <w:p>
+            <w:pPr>
+              <w:rPr>
+                <w:rFonts w:ascii="Times New Roman" w:eastAsia="Times New Roman" w:hAnsi="Times New Roman" w:cs="Times New Roman"/>
+                <w:kern w:val="0"/>
+                <w:sz w:val="24"/>
+                <w:szCs w:val="24"/>
+                <w:lang w:val="en-GB" w:eastAsia="en-GB" w:bidi="ar-SA"/>
+                <w14:ligatures w14:val="none"/>
+              </w:rPr>
+            </w:pPr>
+            <w:r>
+              <w:rPr>
+                <w:rFonts w:ascii="Times New Roman" w:eastAsia="Times New Roman" w:hAnsi="Times New Roman" w:cs="Times New Roman"/>
+                <w:kern w:val="0"/>
+                <w:sz w:val="24"/>
+                <w:szCs w:val="24"/>
+                <w:lang w:val="en-GB" w:eastAsia="en-GB" w:bidi="ar-SA"/>
+                <w14:ligatures w14:val="none"/>
+              </w:rPr>
+              <w:t>Board</w:t>
+            </w:r>
+          </w:p>
+        </w:tc>
+        <w:tc>
+          <w:tcPr>
+            <w:tcW w:w="7522" w:type="dxa"/>
+            <w:hideMark/>
+          </w:tcPr>
+          <w:p>
+            <w:pPr>
+              <w:cnfStyle w:val="000000100000" w:firstRow="0" w:lastRow="0" w:firstColumn="0" w:lastColumn="0" w:oddVBand="0" w:evenVBand="0" w:oddHBand="1" w:evenHBand="0" w:firstRowFirstColumn="0" w:firstRowLastColumn="0" w:lastRowFirstColumn="0" w:lastRowLastColumn="0"/>
+              <w:rPr>
+                <w:rFonts w:ascii="Times New Roman" w:eastAsia="Times New Roman" w:hAnsi="Times New Roman" w:cs="Times New Roman"/>
+                <w:kern w:val="0"/>
+                <w:sz w:val="24"/>
+                <w:szCs w:val="24"/>
+                <w:lang w:val="en-GB" w:eastAsia="en-GB" w:bidi="ar-SA"/>
+                <w14:ligatures w14:val="none"/>
+              </w:rPr>
+            </w:pPr>
+            <w:r>
+              <w:rPr>
+                <w:rFonts w:ascii="Times New Roman" w:eastAsia="Times New Roman" w:hAnsi="Times New Roman" w:cs="Times New Roman"/>
+                <w:kern w:val="0"/>
+                <w:sz w:val="24"/>
+                <w:szCs w:val="24"/>
+                <w:lang w:val="en-GB" w:eastAsia="en-GB" w:bidi="ar-SA"/>
+                <w14:ligatures w14:val="none"/>
+              </w:rPr>
+              <w:t>Full</w:t>
+            </w:r>
+          </w:p>
+        </w:tc>
+      </w:tr>
+      <w:tr>
+        <w:tc>
+          <w:tcPr>
+            <w:cnfStyle w:val="001000000000" w:firstRow="0" w:lastRow="0" w:firstColumn="1" w:lastColumn="0" w:oddVBand="0" w:evenVBand="0" w:oddHBand="0" w:evenHBand="0" w:firstRowFirstColumn="0" w:firstRowLastColumn="0" w:lastRowFirstColumn="0" w:lastRowLastColumn="0"/>
+            <w:tcW w:w="0" w:type="auto"/>
+            <w:hideMark/>
+          </w:tcPr>
+          <w:p>
+            <w:pPr>
+              <w:rPr>
+                <w:rFonts w:ascii="Times New Roman" w:eastAsia="Times New Roman" w:hAnsi="Times New Roman" w:cs="Times New Roman"/>
+                <w:kern w:val="0"/>
+                <w:sz w:val="24"/>
+                <w:szCs w:val="24"/>
+                <w:lang w:val="en-GB" w:eastAsia="en-GB" w:bidi="ar-SA"/>
+                <w14:ligatures w14:val="none"/>
+              </w:rPr>
+            </w:pPr>
+            <w:r>
+              <w:rPr>
+                <w:rFonts w:ascii="Times New Roman" w:eastAsia="Times New Roman" w:hAnsi="Times New Roman" w:cs="Times New Roman"/>
+                <w:kern w:val="0"/>
+                <w:sz w:val="24"/>
+                <w:szCs w:val="24"/>
+                <w:lang w:val="en-GB" w:eastAsia="en-GB" w:bidi="ar-SA"/>
+                <w14:ligatures w14:val="none"/>
+              </w:rPr>
+              <w:t>Management</w:t>
+            </w:r>
+          </w:p>
+        </w:tc>
+        <w:tc>
+          <w:tcPr>
+            <w:tcW w:w="7522" w:type="dxa"/>
+            <w:hideMark/>
+          </w:tcPr>
+          <w:p>
+            <w:pPr>
+              <w:cnfStyle w:val="000000000000" w:firstRow="0" w:lastRow="0" w:firstColumn="0" w:lastColumn="0" w:oddVBand="0" w:evenVBand="0" w:oddHBand="0" w:evenHBand="0" w:firstRowFirstColumn="0" w:firstRowLastColumn="0" w:lastRowFirstColumn="0" w:lastRowLastColumn="0"/>
+              <w:rPr>
+                <w:rFonts w:ascii="Times New Roman" w:eastAsia="Times New Roman" w:hAnsi="Times New Roman" w:cs="Times New Roman"/>
+                <w:kern w:val="0"/>
+                <w:sz w:val="24"/>
+                <w:szCs w:val="24"/>
+                <w:lang w:val="en-GB" w:eastAsia="en-GB" w:bidi="ar-SA"/>
+                <w14:ligatures w14:val="none"/>
+              </w:rPr>
+            </w:pPr>
+            <w:r>
+              <w:rPr>
+                <w:rFonts w:ascii="Times New Roman" w:eastAsia="Times New Roman" w:hAnsi="Times New Roman" w:cs="Times New Roman"/>
+                <w:kern w:val="0"/>
+                <w:sz w:val="24"/>
+                <w:szCs w:val="24"/>
+                <w:lang w:val="en-GB" w:eastAsia="en-GB" w:bidi="ar-SA"/>
+                <w14:ligatures w14:val="none"/>
+              </w:rPr>
+              <w:t>Full</w:t>
+            </w:r>
+          </w:p>
+        </w:tc>
+      </w:tr>
+      <w:tr>
+        <w:trPr>
+          <w:cnfStyle w:val="000000100000" w:firstRow="0" w:lastRow="0" w:firstColumn="0" w:lastColumn="0" w:oddVBand="0" w:evenVBand="0" w:oddHBand="1" w:evenHBand="0" w:firstRowFirstColumn="0" w:firstRowLastColumn="0" w:lastRowFirstColumn="0" w:lastRowLastColumn="0"/>
+        </w:trPr>
+        <w:tc>
+          <w:tcPr>
+            <w:cnfStyle w:val="001000000000" w:firstRow="0" w:lastRow="0" w:firstColumn="1" w:lastColumn="0" w:oddVBand="0" w:evenVBand="0" w:oddHBand="0" w:evenHBand="0" w:firstRowFirstColumn="0" w:firstRowLastColumn="0" w:lastRowFirstColumn="0" w:lastRowLastColumn="0"/>
+            <w:tcW w:w="0" w:type="auto"/>
+            <w:hideMark/>
+          </w:tcPr>
+          <w:p>
+            <w:pPr>
+              <w:rPr>
+                <w:rFonts w:ascii="Times New Roman" w:eastAsia="Times New Roman" w:hAnsi="Times New Roman" w:cs="Times New Roman"/>
+                <w:kern w:val="0"/>
+                <w:sz w:val="24"/>
+                <w:szCs w:val="24"/>
+                <w:lang w:val="en-GB" w:eastAsia="en-GB" w:bidi="ar-SA"/>
+                <w14:ligatures w14:val="none"/>
+              </w:rPr>
+            </w:pPr>
+            <w:r>
+              <w:rPr>
+                <w:rFonts w:ascii="Times New Roman" w:eastAsia="Times New Roman" w:hAnsi="Times New Roman" w:cs="Times New Roman"/>
+                <w:kern w:val="0"/>
+                <w:sz w:val="24"/>
+                <w:szCs w:val="24"/>
+                <w:lang w:val="en-GB" w:eastAsia="en-GB" w:bidi="ar-SA"/>
+                <w14:ligatures w14:val="none"/>
+              </w:rPr>
+              <w:t>Departments</w:t>
+            </w:r>
+          </w:p>
+        </w:tc>
+        <w:tc>
+          <w:tcPr>
+            <w:tcW w:w="7522" w:type="dxa"/>
+            <w:hideMark/>
+          </w:tcPr>
+          <w:p>
+            <w:pPr>
+              <w:cnfStyle w:val="000000100000" w:firstRow="0" w:lastRow="0" w:firstColumn="0" w:lastColumn="0" w:oddVBand="0" w:evenVBand="0" w:oddHBand="1" w:evenHBand="0" w:firstRowFirstColumn="0" w:firstRowLastColumn="0" w:lastRowFirstColumn="0" w:lastRowLastColumn="0"/>
+              <w:rPr>
+                <w:rFonts w:ascii="Times New Roman" w:eastAsia="Times New Roman" w:hAnsi="Times New Roman" w:cs="Times New Roman"/>
+                <w:kern w:val="0"/>
+                <w:sz w:val="24"/>
+                <w:szCs w:val="24"/>
+                <w:lang w:val="en-GB" w:eastAsia="en-GB" w:bidi="ar-SA"/>
+                <w14:ligatures w14:val="none"/>
+              </w:rPr>
+            </w:pPr>
+            <w:r>
+              <w:rPr>
+                <w:rFonts w:ascii="Times New Roman" w:eastAsia="Times New Roman" w:hAnsi="Times New Roman" w:cs="Times New Roman"/>
+                <w:kern w:val="0"/>
+                <w:sz w:val="24"/>
+                <w:szCs w:val="24"/>
+                <w:lang w:val="en-GB" w:eastAsia="en-GB" w:bidi="ar-SA"/>
+                <w14:ligatures w14:val="none"/>
+              </w:rPr>
+              <w:t>Relevant sections</w:t>
+            </w:r>
+          </w:p>
+        </w:tc>
+      </w:tr>
+    </w:tbl>
+    <w:p>
+      <w:pPr>
+        <w:keepNext/>
+        <w:keepLines/>
+        <w:spacing w:before="160" w:after="80"/>
+        <w:outlineLvl w:val="2"/>
+        <w:rPr>
+          <w:rFonts w:ascii="Times New Roman" w:eastAsia="Times New Roman" w:hAnsi="Times New Roman" w:cs="Times New Roman"/>
+          <w:b/>
+          <w:bCs/>
+          <w:kern w:val="0"/>
+          <w:sz w:val="27"/>
+          <w:szCs w:val="27"/>
+          <w:lang w:val="en-GB" w:eastAsia="en-GB" w:bidi="ar-SA"/>
+          <w14:ligatures w14:val="none"/>
+        </w:rPr>
+      </w:pPr>
+    </w:p>
+    <w:p>
+      <w:pPr>
+        <w:rPr>
+          <w:rFonts w:ascii="Times New Roman" w:eastAsia="Times New Roman" w:hAnsi="Times New Roman" w:cs="Times New Roman"/>
+          <w:b/>
+          <w:bCs/>
+          <w:kern w:val="0"/>
+          <w:sz w:val="27"/>
+          <w:szCs w:val="27"/>
+          <w:lang w:val="en-GB" w:eastAsia="en-GB" w:bidi="ar-SA"/>
+          <w14:ligatures w14:val="none"/>
+        </w:rPr>
+      </w:pPr>
+      <w:r>
+        <w:rPr>
+          <w:rFonts w:ascii="Times New Roman" w:eastAsia="Times New Roman" w:hAnsi="Times New Roman" w:cs="Times New Roman"/>
+          <w:b/>
+          <w:bCs/>
+          <w:kern w:val="0"/>
+          <w:sz w:val="27"/>
+          <w:szCs w:val="27"/>
+          <w:lang w:val="en-GB" w:eastAsia="en-GB" w:bidi="ar-SA"/>
+          <w14:ligatures w14:val="none"/>
+        </w:rPr>
+        <w:t>Document Hierarchy</w:t>
+      </w:r>
+    </w:p>
+    <w:p>
+      <w:pPr>
+        <w:spacing w:after="0"/>
+        <w:rPr>
+          <w:rFonts w:ascii="Courier New" w:eastAsia="Times New Roman" w:hAnsi="Courier New" w:cs="Courier New"/>
+          <w:kern w:val="0"/>
+          <w:sz w:val="20"/>
+          <w:szCs w:val="20"/>
+          <w:lang w:val="en-GB" w:eastAsia="en-GB" w:bidi="ar-SA"/>
+          <w14:ligatures w14:val="none"/>
+        </w:rPr>
+      </w:pPr>
+      <w:r>
+        <w:rPr>
+          <w:rFonts w:ascii="Courier New" w:eastAsia="Times New Roman" w:hAnsi="Courier New" w:cs="Courier New"/>
+          <w:kern w:val="0"/>
+          <w:sz w:val="20"/>
+          <w:szCs w:val="20"/>
+          <w:lang w:val="en-GB" w:eastAsia="en-GB" w:bidi="ar-SA"/>
+          <w14:ligatures w14:val="none"/>
+        </w:rPr>
+        <w:t>Level 1 – Policy</w:t>
+      </w:r>
+      <w:r>
+        <w:rPr>
+          <w:rFonts w:ascii="Courier New" w:eastAsia="Times New Roman" w:hAnsi="Courier New" w:cs="Courier New"/>
+          <w:kern w:val="0"/>
+          <w:sz w:val="20"/>
+          <w:szCs w:val="20"/>
+          <w:lang w:val="en-GB" w:eastAsia="en-GB" w:bidi="ar-SA"/>
+          <w14:ligatures w14:val="none"/>
+        </w:rPr>
+        <w:br/>
+        <w:t>Level 2 – Procedure</w:t>
+      </w:r>
+      <w:r>
+        <w:rPr>
+          <w:rFonts w:ascii="Courier New" w:eastAsia="Times New Roman" w:hAnsi="Courier New" w:cs="Courier New"/>
+          <w:kern w:val="0"/>
+          <w:sz w:val="20"/>
+          <w:szCs w:val="20"/>
+          <w:lang w:val="en-GB" w:eastAsia="en-GB" w:bidi="ar-SA"/>
+          <w14:ligatures w14:val="none"/>
+        </w:rPr>
+        <w:br/>
+        <w:t>Level 3 – Work Instruction</w:t>
+      </w:r>
+      <w:r>
+        <w:rPr>
+          <w:rFonts w:ascii="Courier New" w:eastAsia="Times New Roman" w:hAnsi="Courier New" w:cs="Courier New"/>
+          <w:kern w:val="0"/>
+          <w:sz w:val="20"/>
+          <w:szCs w:val="20"/>
+          <w:lang w:val="en-GB" w:eastAsia="en-GB" w:bidi="ar-SA"/>
+          <w14:ligatures w14:val="none"/>
+        </w:rPr>
+        <w:br/>
+        <w:t>Level 4 – Forms / Templates</w:t>
+      </w:r>
+    </w:p>
+    <w:p/>
+    <w:p>
+      <w:pPr>
+        <w:rPr>
+          <w:rFonts w:ascii="Times New Roman" w:eastAsia="Times New Roman" w:hAnsi="Times New Roman" w:cs="Times New Roman"/>
+          <w:b/>
+          <w:bCs/>
+          <w:kern w:val="0"/>
+          <w:sz w:val="24"/>
+          <w:szCs w:val="24"/>
+          <w:lang w:val="en-GB" w:eastAsia="en-GB" w:bidi="ar-SA"/>
+          <w14:ligatures w14:val="none"/>
+        </w:rPr>
+      </w:pPr>
+      <w:r>
+        <w:rPr>
+          <w:rFonts w:ascii="Times New Roman" w:eastAsia="Times New Roman" w:hAnsi="Times New Roman" w:cs="Times New Roman"/>
+          <w:b/>
+          <w:bCs/>
+          <w:kern w:val="0"/>
+          <w:sz w:val="24"/>
+          <w:szCs w:val="24"/>
+          <w:lang w:val="en-GB" w:eastAsia="en-GB" w:bidi="ar-SA"/>
+          <w14:ligatures w14:val="none"/>
+        </w:rPr>
+        <w:br w:type="page"/>
+      </w:r>
+    </w:p>
+    <w:sdt>
+      <w:sdtPr>
+        <w:id w:val="-825828170"/>
+        <w:docPartObj>
+          <w:docPartGallery w:val="Table of Contents"/>
+          <w:docPartUnique/>
+        </w:docPartObj>
+      </w:sdtPr>
+      <w:sdtEndPr>
+        <w:rPr>
+          <w:rFonts w:asciiTheme="minorHAnsi" w:eastAsiaTheme="minorHAnsi" w:hAnsiTheme="minorHAnsi" w:cstheme="minorBidi"/>
+          <w:b/>
+          <w:bCs/>
+          <w:noProof/>
+          <w:color w:val="auto"/>
+          <w:kern w:val="2"/>
+          <w:sz w:val="22"/>
+          <w:szCs w:val="22"/>
+          <w:lang w:bidi="ar-EG"/>
+          <w14:ligatures w14:val="standardContextual"/>
+        </w:rPr>
+      </w:sdtEndPr>
+      <w:sdtContent>
+        <w:p>
+          <w:pPr>
+            <w:pStyle w:val="TOCHeading"/>
+          </w:pPr>
+          <w:r>
+            <w:t>Contents</w:t>
+          </w:r>
+        </w:p>
+        <w:p>
+          <w:pPr>
+            <w:pStyle w:val="TOC1"/>
+            <w:tabs>
+              <w:tab w:val="right" w:leader="dot" w:pos="9016"/>
+            </w:tabs>
+            <w:rPr>
+              <w:noProof/>
+            </w:rPr>
+          </w:pPr>
+          <w:r>
+            <w:fldChar w:fldCharType="begin"/>
+          </w:r>
+          <w:r>
+            <w:instrText xml:space="preserve"> TOC \o "1-3" \h \z \u </w:instrText>
+          </w:r>
+          <w:r>
+            <w:fldChar w:fldCharType="separate"/>
+          </w:r>
+          <w:hyperlink w:anchor="_Toc224161299" w:history="1">
+            <w:r>
+              <w:rPr>
+                <w:rStyle w:val="Hyperlink"/>
+                <w:rFonts w:ascii="Times New Roman" w:eastAsia="Times New Roman" w:hAnsi="Times New Roman" w:cs="Times New Roman"/>
+                <w:b/>
+                <w:bCs/>
+                <w:noProof/>
+                <w:kern w:val="36"/>
+                <w:lang w:val="en-GB" w:eastAsia="en-GB"/>
+                <w14:ligatures w14:val="none"/>
+              </w:rPr>
+              <w:t>15_IT_Data_Governance</w:t>
+            </w:r>
+            <w:r>
+              <w:rPr>
+                <w:noProof/>
+                <w:webHidden/>
+              </w:rPr>
+              <w:tab/>
+            </w:r>
+            <w:r>
+              <w:rPr>
+                <w:noProof/>
+                <w:webHidden/>
+              </w:rPr>
+              <w:fldChar w:fldCharType="begin"/>
+            </w:r>
+            <w:r>
+              <w:rPr>
+                <w:noProof/>
+                <w:webHidden/>
+              </w:rPr>
+              <w:instrText xml:space="preserve"> PAGEREF _Toc224161299 \h </w:instrText>
+            </w:r>
+            <w:r>
+              <w:rPr>
+                <w:noProof/>
+                <w:webHidden/>
+              </w:rPr>
+            </w:r>
+            <w:r>
+              <w:rPr>
+                <w:noProof/>
+                <w:webHidden/>
+              </w:rPr>
+              <w:fldChar w:fldCharType="separate"/>
+            </w:r>
+            <w:r>
+              <w:rPr>
+                <w:noProof/>
+                <w:webHidden/>
+              </w:rPr>
+              <w:t>1</w:t>
+            </w:r>
+            <w:r>
+              <w:rPr>
+                <w:noProof/>
+                <w:webHidden/>
+              </w:rPr>
+              <w:fldChar w:fldCharType="end"/>
+            </w:r>
+          </w:hyperlink>
+        </w:p>
+        <w:p>
+          <w:pPr>
+            <w:pStyle w:val="TOC1"/>
+            <w:tabs>
+              <w:tab w:val="right" w:leader="dot" w:pos="9016"/>
+            </w:tabs>
+            <w:rPr>
+              <w:noProof/>
+            </w:rPr>
+          </w:pPr>
+          <w:hyperlink w:anchor="_Toc224161300" w:history="1">
+            <w:r>
+              <w:rPr>
+                <w:rStyle w:val="Hyperlink"/>
+                <w:rFonts w:ascii="Times New Roman" w:eastAsia="Times New Roman" w:hAnsi="Times New Roman" w:cs="Times New Roman"/>
+                <w:b/>
+                <w:bCs/>
+                <w:noProof/>
+                <w:kern w:val="36"/>
+                <w:lang w:val="en-GB" w:eastAsia="en-GB"/>
+                <w14:ligatures w14:val="none"/>
+              </w:rPr>
+              <w:t>15.1 IT &amp; Data Governance Policy</w:t>
+            </w:r>
+            <w:r>
+              <w:rPr>
+                <w:noProof/>
+                <w:webHidden/>
+              </w:rPr>
+              <w:tab/>
+            </w:r>
+            <w:r>
+              <w:rPr>
+                <w:noProof/>
+                <w:webHidden/>
+              </w:rPr>
+              <w:fldChar w:fldCharType="begin"/>
+            </w:r>
+            <w:r>
+              <w:rPr>
+                <w:noProof/>
+                <w:webHidden/>
+              </w:rPr>
+              <w:instrText xml:space="preserve"> PAGEREF _Toc224161300 \h </w:instrText>
+            </w:r>
+            <w:r>
+              <w:rPr>
+                <w:noProof/>
+                <w:webHidden/>
+              </w:rPr>
+            </w:r>
+            <w:r>
+              <w:rPr>
+                <w:noProof/>
+                <w:webHidden/>
+              </w:rPr>
+              <w:fldChar w:fldCharType="separate"/>
+            </w:r>
+            <w:r>
+              <w:rPr>
+                <w:noProof/>
+                <w:webHidden/>
+              </w:rPr>
+              <w:t>3</w:t>
+            </w:r>
+            <w:r>
+              <w:rPr>
+                <w:noProof/>
+                <w:webHidden/>
+              </w:rPr>
+              <w:fldChar w:fldCharType="end"/>
+            </w:r>
+          </w:hyperlink>
+        </w:p>
+        <w:p>
+          <w:pPr>
+            <w:pStyle w:val="TOC2"/>
+            <w:tabs>
+              <w:tab w:val="right" w:leader="dot" w:pos="9016"/>
+            </w:tabs>
+            <w:rPr>
+              <w:noProof/>
+            </w:rPr>
+          </w:pPr>
+          <w:hyperlink w:anchor="_Toc224161301" w:history="1">
+            <w:r>
+              <w:rPr>
+                <w:rStyle w:val="Hyperlink"/>
+                <w:rFonts w:ascii="Times New Roman" w:eastAsia="Times New Roman" w:hAnsi="Times New Roman" w:cs="Times New Roman"/>
+                <w:b/>
+                <w:bCs/>
+                <w:noProof/>
+                <w:kern w:val="0"/>
+                <w:lang w:val="en-GB" w:eastAsia="en-GB"/>
+                <w14:ligatures w14:val="none"/>
+              </w:rPr>
+              <w:t>15.1.1 Purpose</w:t>
+            </w:r>
+            <w:r>
+              <w:rPr>
+                <w:noProof/>
+                <w:webHidden/>
+              </w:rPr>
+              <w:tab/>
+            </w:r>
+            <w:r>
+              <w:rPr>
+                <w:noProof/>
+                <w:webHidden/>
+              </w:rPr>
+              <w:fldChar w:fldCharType="begin"/>
+            </w:r>
+            <w:r>
+              <w:rPr>
+                <w:noProof/>
+                <w:webHidden/>
+              </w:rPr>
+              <w:instrText xml:space="preserve"> PAGEREF _Toc224161301 \h </w:instrText>
+            </w:r>
+            <w:r>
+              <w:rPr>
+                <w:noProof/>
+                <w:webHidden/>
+              </w:rPr>
+            </w:r>
+            <w:r>
+              <w:rPr>
+                <w:noProof/>
+                <w:webHidden/>
+              </w:rPr>
+              <w:fldChar w:fldCharType="separate"/>
+            </w:r>
+            <w:r>
+              <w:rPr>
+                <w:noProof/>
+                <w:webHidden/>
+              </w:rPr>
+              <w:t>3</w:t>
+            </w:r>
+            <w:r>
+              <w:rPr>
+                <w:noProof/>
+                <w:webHidden/>
+              </w:rPr>
+              <w:fldChar w:fldCharType="end"/>
+            </w:r>
+          </w:hyperlink>
+        </w:p>
+        <w:p>
+          <w:pPr>
+            <w:pStyle w:val="TOC2"/>
+            <w:tabs>
+              <w:tab w:val="right" w:leader="dot" w:pos="9016"/>
+            </w:tabs>
+            <w:rPr>
+              <w:noProof/>
+            </w:rPr>
+          </w:pPr>
+          <w:hyperlink w:anchor="_Toc224161302" w:history="1">
+            <w:r>
+              <w:rPr>
+                <w:rStyle w:val="Hyperlink"/>
+                <w:rFonts w:ascii="Times New Roman" w:eastAsia="Times New Roman" w:hAnsi="Times New Roman" w:cs="Times New Roman"/>
+                <w:b/>
+                <w:bCs/>
+                <w:noProof/>
+                <w:kern w:val="0"/>
+                <w:lang w:val="en-GB" w:eastAsia="en-GB"/>
+                <w14:ligatures w14:val="none"/>
+              </w:rPr>
+              <w:t>15.1.2 Scope</w:t>
+            </w:r>
+            <w:r>
+              <w:rPr>
+                <w:noProof/>
+                <w:webHidden/>
+              </w:rPr>
+              <w:tab/>
+            </w:r>
+            <w:r>
+              <w:rPr>
+                <w:noProof/>
+                <w:webHidden/>
+              </w:rPr>
+              <w:fldChar w:fldCharType="begin"/>
+            </w:r>
+            <w:r>
+              <w:rPr>
+                <w:noProof/>
+                <w:webHidden/>
+              </w:rPr>
+              <w:instrText xml:space="preserve"> PAGEREF _Toc224161302 \h </w:instrText>
+            </w:r>
+            <w:r>
+              <w:rPr>
+                <w:noProof/>
+                <w:webHidden/>
+              </w:rPr>
+            </w:r>
+            <w:r>
+              <w:rPr>
+                <w:noProof/>
+                <w:webHidden/>
+              </w:rPr>
+              <w:fldChar w:fldCharType="separate"/>
+            </w:r>
+            <w:r>
+              <w:rPr>
+                <w:noProof/>
+                <w:webHidden/>
+              </w:rPr>
+              <w:t>3</w:t>
+            </w:r>
+            <w:r>
+              <w:rPr>
+                <w:noProof/>
+                <w:webHidden/>
+              </w:rPr>
+              <w:fldChar w:fldCharType="end"/>
+            </w:r>
+          </w:hyperlink>
+        </w:p>
+        <w:p>
+          <w:pPr>
+            <w:pStyle w:val="TOC1"/>
+            <w:tabs>
+              <w:tab w:val="right" w:leader="dot" w:pos="9016"/>
+            </w:tabs>
+            <w:rPr>
+              <w:noProof/>
+            </w:rPr>
+          </w:pPr>
+          <w:hyperlink w:anchor="_Toc224161303" w:history="1">
+            <w:r>
+              <w:rPr>
+                <w:rStyle w:val="Hyperlink"/>
+                <w:rFonts w:ascii="Times New Roman" w:eastAsia="Times New Roman" w:hAnsi="Times New Roman" w:cs="Times New Roman"/>
+                <w:b/>
+                <w:bCs/>
+                <w:noProof/>
+                <w:kern w:val="36"/>
+                <w:lang w:val="en-GB" w:eastAsia="en-GB"/>
+                <w14:ligatures w14:val="none"/>
+              </w:rPr>
+              <w:t>15.2 WBS-Coded Policy Tree</w:t>
+            </w:r>
+            <w:r>
+              <w:rPr>
+                <w:noProof/>
+                <w:webHidden/>
+              </w:rPr>
+              <w:tab/>
+            </w:r>
+            <w:r>
+              <w:rPr>
+                <w:noProof/>
+                <w:webHidden/>
+              </w:rPr>
+              <w:fldChar w:fldCharType="begin"/>
+            </w:r>
+            <w:r>
+              <w:rPr>
+                <w:noProof/>
+                <w:webHidden/>
+              </w:rPr>
+              <w:instrText xml:space="preserve"> PAGEREF _Toc224161303 \h </w:instrText>
+            </w:r>
+            <w:r>
+              <w:rPr>
+                <w:noProof/>
+                <w:webHidden/>
+              </w:rPr>
+            </w:r>
+            <w:r>
+              <w:rPr>
+                <w:noProof/>
+                <w:webHidden/>
+              </w:rPr>
+              <w:fldChar w:fldCharType="separate"/>
+            </w:r>
+            <w:r>
+              <w:rPr>
+                <w:noProof/>
+                <w:webHidden/>
+              </w:rPr>
+              <w:t>3</w:t>
+            </w:r>
+            <w:r>
+              <w:rPr>
+                <w:noProof/>
+                <w:webHidden/>
+              </w:rPr>
+              <w:fldChar w:fldCharType="end"/>
+            </w:r>
+          </w:hyperlink>
+        </w:p>
+        <w:p>
+          <w:pPr>
+            <w:pStyle w:val="TOC1"/>
+            <w:tabs>
+              <w:tab w:val="right" w:leader="dot" w:pos="9016"/>
+            </w:tabs>
+            <w:rPr>
+              <w:noProof/>
+            </w:rPr>
+          </w:pPr>
+          <w:hyperlink w:anchor="_Toc224161304" w:history="1">
+            <w:r>
+              <w:rPr>
+                <w:rStyle w:val="Hyperlink"/>
+                <w:rFonts w:ascii="Times New Roman" w:eastAsia="Times New Roman" w:hAnsi="Times New Roman" w:cs="Times New Roman"/>
+                <w:b/>
+                <w:bCs/>
+                <w:noProof/>
+                <w:kern w:val="36"/>
+                <w:lang w:val="en-GB" w:eastAsia="en-GB"/>
+                <w14:ligatures w14:val="none"/>
+              </w:rPr>
+              <w:t>15.3 SIPOC – IT Governance Oversight</w:t>
+            </w:r>
+            <w:r>
+              <w:rPr>
+                <w:noProof/>
+                <w:webHidden/>
+              </w:rPr>
+              <w:tab/>
+            </w:r>
+            <w:r>
+              <w:rPr>
+                <w:noProof/>
+                <w:webHidden/>
+              </w:rPr>
+              <w:fldChar w:fldCharType="begin"/>
+            </w:r>
+            <w:r>
+              <w:rPr>
+                <w:noProof/>
+                <w:webHidden/>
+              </w:rPr>
+              <w:instrText xml:space="preserve"> PAGEREF _Toc224161304 \h </w:instrText>
+            </w:r>
+            <w:r>
+              <w:rPr>
+                <w:noProof/>
+                <w:webHidden/>
+              </w:rPr>
+            </w:r>
+            <w:r>
+              <w:rPr>
+                <w:noProof/>
+                <w:webHidden/>
+              </w:rPr>
+              <w:fldChar w:fldCharType="separate"/>
+            </w:r>
+            <w:r>
+              <w:rPr>
+                <w:noProof/>
+                <w:webHidden/>
+              </w:rPr>
+              <w:t>4</w:t>
+            </w:r>
+            <w:r>
+              <w:rPr>
+                <w:noProof/>
+                <w:webHidden/>
+              </w:rPr>
+              <w:fldChar w:fldCharType="end"/>
+            </w:r>
+          </w:hyperlink>
+        </w:p>
+        <w:p>
+          <w:pPr>
+            <w:pStyle w:val="TOC1"/>
+            <w:tabs>
+              <w:tab w:val="right" w:leader="dot" w:pos="9016"/>
+            </w:tabs>
+            <w:rPr>
+              <w:noProof/>
+            </w:rPr>
+          </w:pPr>
+          <w:hyperlink w:anchor="_Toc224161305" w:history="1">
+            <w:r>
+              <w:rPr>
+                <w:rStyle w:val="Hyperlink"/>
+                <w:rFonts w:ascii="Times New Roman" w:eastAsia="Times New Roman" w:hAnsi="Times New Roman" w:cs="Times New Roman"/>
+                <w:b/>
+                <w:bCs/>
+                <w:noProof/>
+                <w:kern w:val="36"/>
+                <w:lang w:val="en-GB" w:eastAsia="en-GB"/>
+                <w14:ligatures w14:val="none"/>
+              </w:rPr>
+              <w:t>15.4 Core BPMN Process Flows</w:t>
+            </w:r>
+            <w:r>
+              <w:rPr>
+                <w:noProof/>
+                <w:webHidden/>
+              </w:rPr>
+              <w:tab/>
+            </w:r>
+            <w:r>
+              <w:rPr>
+                <w:noProof/>
+                <w:webHidden/>
+              </w:rPr>
+              <w:fldChar w:fldCharType="begin"/>
+            </w:r>
+            <w:r>
+              <w:rPr>
+                <w:noProof/>
+                <w:webHidden/>
+              </w:rPr>
+              <w:instrText xml:space="preserve"> PAGEREF _Toc224161305 \h </w:instrText>
+            </w:r>
+            <w:r>
+              <w:rPr>
+                <w:noProof/>
+                <w:webHidden/>
+              </w:rPr>
+            </w:r>
+            <w:r>
+              <w:rPr>
+                <w:noProof/>
+                <w:webHidden/>
+              </w:rPr>
+              <w:fldChar w:fldCharType="separate"/>
+            </w:r>
+            <w:r>
+              <w:rPr>
+                <w:noProof/>
+                <w:webHidden/>
+              </w:rPr>
+              <w:t>4</w:t>
+            </w:r>
+            <w:r>
+              <w:rPr>
+                <w:noProof/>
+                <w:webHidden/>
+              </w:rPr>
+              <w:fldChar w:fldCharType="end"/>
+            </w:r>
+          </w:hyperlink>
+        </w:p>
+        <w:p>
+          <w:pPr>
+            <w:pStyle w:val="TOC2"/>
+            <w:tabs>
+              <w:tab w:val="right" w:leader="dot" w:pos="9016"/>
+            </w:tabs>
+            <w:rPr>
+              <w:noProof/>
+            </w:rPr>
+          </w:pPr>
+          <w:hyperlink w:anchor="_Toc224161306" w:history="1">
+            <w:r>
+              <w:rPr>
+                <w:rStyle w:val="Hyperlink"/>
+                <w:rFonts w:ascii="Times New Roman" w:eastAsia="Times New Roman" w:hAnsi="Times New Roman" w:cs="Times New Roman"/>
+                <w:b/>
+                <w:bCs/>
+                <w:noProof/>
+                <w:kern w:val="0"/>
+                <w:lang w:val="en-GB" w:eastAsia="en-GB"/>
+                <w14:ligatures w14:val="none"/>
+              </w:rPr>
+              <w:t>15.4.1 IT Change Management (High-Level BPMN Flow)</w:t>
+            </w:r>
+            <w:r>
+              <w:rPr>
+                <w:noProof/>
+                <w:webHidden/>
+              </w:rPr>
+              <w:tab/>
+            </w:r>
+            <w:r>
+              <w:rPr>
+                <w:noProof/>
+                <w:webHidden/>
+              </w:rPr>
+              <w:fldChar w:fldCharType="begin"/>
+            </w:r>
+            <w:r>
+              <w:rPr>
+                <w:noProof/>
+                <w:webHidden/>
+              </w:rPr>
+              <w:instrText xml:space="preserve"> PAGEREF _Toc224161306 \h </w:instrText>
+            </w:r>
+            <w:r>
+              <w:rPr>
+                <w:noProof/>
+                <w:webHidden/>
+              </w:rPr>
+            </w:r>
+            <w:r>
+              <w:rPr>
+                <w:noProof/>
+                <w:webHidden/>
+              </w:rPr>
+              <w:fldChar w:fldCharType="separate"/>
+            </w:r>
+            <w:r>
+              <w:rPr>
+                <w:noProof/>
+                <w:webHidden/>
+              </w:rPr>
+              <w:t>4</w:t>
+            </w:r>
+            <w:r>
+              <w:rPr>
+                <w:noProof/>
+                <w:webHidden/>
+              </w:rPr>
+              <w:fldChar w:fldCharType="end"/>
+            </w:r>
+          </w:hyperlink>
+        </w:p>
+        <w:p>
+          <w:pPr>
+            <w:pStyle w:val="TOC2"/>
+            <w:tabs>
+              <w:tab w:val="right" w:leader="dot" w:pos="9016"/>
+            </w:tabs>
+            <w:rPr>
+              <w:noProof/>
+            </w:rPr>
+          </w:pPr>
+          <w:hyperlink w:anchor="_Toc224161307" w:history="1">
+            <w:r>
+              <w:rPr>
+                <w:rStyle w:val="Hyperlink"/>
+                <w:rFonts w:ascii="Times New Roman" w:eastAsia="Times New Roman" w:hAnsi="Times New Roman" w:cs="Times New Roman"/>
+                <w:b/>
+                <w:bCs/>
+                <w:noProof/>
+                <w:kern w:val="0"/>
+                <w:lang w:val="en-GB" w:eastAsia="en-GB"/>
+                <w14:ligatures w14:val="none"/>
+              </w:rPr>
+              <w:t>15.4.2 Data Classification Workflow</w:t>
+            </w:r>
+            <w:r>
+              <w:rPr>
+                <w:noProof/>
+                <w:webHidden/>
+              </w:rPr>
+              <w:tab/>
+            </w:r>
+            <w:r>
+              <w:rPr>
+                <w:noProof/>
+                <w:webHidden/>
+              </w:rPr>
+              <w:fldChar w:fldCharType="begin"/>
+            </w:r>
+            <w:r>
+              <w:rPr>
+                <w:noProof/>
+                <w:webHidden/>
+              </w:rPr>
+              <w:instrText xml:space="preserve"> PAGEREF _Toc224161307 \h </w:instrText>
+            </w:r>
+            <w:r>
+              <w:rPr>
+                <w:noProof/>
+                <w:webHidden/>
+              </w:rPr>
+            </w:r>
+            <w:r>
+              <w:rPr>
+                <w:noProof/>
+                <w:webHidden/>
+              </w:rPr>
+              <w:fldChar w:fldCharType="separate"/>
+            </w:r>
+            <w:r>
+              <w:rPr>
+                <w:noProof/>
+                <w:webHidden/>
+              </w:rPr>
+              <w:t>5</w:t>
+            </w:r>
+            <w:r>
+              <w:rPr>
+                <w:noProof/>
+                <w:webHidden/>
+              </w:rPr>
+              <w:fldChar w:fldCharType="end"/>
+            </w:r>
+          </w:hyperlink>
+        </w:p>
+        <w:p>
+          <w:pPr>
+            <w:pStyle w:val="TOC1"/>
+            <w:tabs>
+              <w:tab w:val="right" w:leader="dot" w:pos="9016"/>
+            </w:tabs>
+            <w:rPr>
+              <w:noProof/>
+            </w:rPr>
+          </w:pPr>
+          <w:hyperlink w:anchor="_Toc224161308" w:history="1">
+            <w:r>
+              <w:rPr>
+                <w:rStyle w:val="Hyperlink"/>
+                <w:rFonts w:ascii="Times New Roman" w:eastAsia="Times New Roman" w:hAnsi="Times New Roman" w:cs="Times New Roman"/>
+                <w:b/>
+                <w:bCs/>
+                <w:noProof/>
+                <w:kern w:val="36"/>
+                <w:lang w:val="en-GB" w:eastAsia="en-GB"/>
+                <w14:ligatures w14:val="none"/>
+              </w:rPr>
+              <w:t>15.5 RACI Matrix (Sample – Access Control)</w:t>
+            </w:r>
+            <w:r>
+              <w:rPr>
+                <w:noProof/>
+                <w:webHidden/>
+              </w:rPr>
+              <w:tab/>
+            </w:r>
+            <w:r>
+              <w:rPr>
+                <w:noProof/>
+                <w:webHidden/>
+              </w:rPr>
+              <w:fldChar w:fldCharType="begin"/>
+            </w:r>
+            <w:r>
+              <w:rPr>
+                <w:noProof/>
+                <w:webHidden/>
+              </w:rPr>
+              <w:instrText xml:space="preserve"> PAGEREF _Toc224161308 \h </w:instrText>
+            </w:r>
+            <w:r>
+              <w:rPr>
+                <w:noProof/>
+                <w:webHidden/>
+              </w:rPr>
+            </w:r>
+            <w:r>
+              <w:rPr>
+                <w:noProof/>
+                <w:webHidden/>
+              </w:rPr>
+              <w:fldChar w:fldCharType="separate"/>
+            </w:r>
+            <w:r>
+              <w:rPr>
+                <w:noProof/>
+                <w:webHidden/>
+              </w:rPr>
+              <w:t>5</w:t>
+            </w:r>
+            <w:r>
+              <w:rPr>
+                <w:noProof/>
+                <w:webHidden/>
+              </w:rPr>
+              <w:fldChar w:fldCharType="end"/>
+            </w:r>
+          </w:hyperlink>
+        </w:p>
+        <w:p>
+          <w:pPr>
+            <w:pStyle w:val="TOC1"/>
+            <w:tabs>
+              <w:tab w:val="right" w:leader="dot" w:pos="9016"/>
+            </w:tabs>
+            <w:rPr>
+              <w:noProof/>
+            </w:rPr>
+          </w:pPr>
+          <w:hyperlink w:anchor="_Toc224161309" w:history="1">
+            <w:r>
+              <w:rPr>
+                <w:rStyle w:val="Hyperlink"/>
+                <w:rFonts w:ascii="Times New Roman" w:eastAsia="Times New Roman" w:hAnsi="Times New Roman" w:cs="Times New Roman"/>
+                <w:b/>
+                <w:bCs/>
+                <w:noProof/>
+                <w:kern w:val="36"/>
+                <w:lang w:val="en-GB" w:eastAsia="en-GB"/>
+                <w14:ligatures w14:val="none"/>
+              </w:rPr>
+              <w:t>15.6 KPI Framework</w:t>
+            </w:r>
+            <w:r>
+              <w:rPr>
+                <w:noProof/>
+                <w:webHidden/>
+              </w:rPr>
+              <w:tab/>
+            </w:r>
+            <w:r>
+              <w:rPr>
+                <w:noProof/>
+                <w:webHidden/>
+              </w:rPr>
+              <w:fldChar w:fldCharType="begin"/>
+            </w:r>
+            <w:r>
+              <w:rPr>
+                <w:noProof/>
+                <w:webHidden/>
+              </w:rPr>
+              <w:instrText xml:space="preserve"> PAGEREF _Toc224161309 \h </w:instrText>
+            </w:r>
+            <w:r>
+              <w:rPr>
+                <w:noProof/>
+                <w:webHidden/>
+              </w:rPr>
+            </w:r>
+            <w:r>
+              <w:rPr>
+                <w:noProof/>
+                <w:webHidden/>
+              </w:rPr>
+              <w:fldChar w:fldCharType="separate"/>
+            </w:r>
+            <w:r>
+              <w:rPr>
+                <w:noProof/>
+                <w:webHidden/>
+              </w:rPr>
+              <w:t>5</w:t>
+            </w:r>
+            <w:r>
+              <w:rPr>
+                <w:noProof/>
+                <w:webHidden/>
+              </w:rPr>
+              <w:fldChar w:fldCharType="end"/>
+            </w:r>
+          </w:hyperlink>
+        </w:p>
+        <w:p>
+          <w:pPr>
+            <w:pStyle w:val="TOC1"/>
+            <w:tabs>
+              <w:tab w:val="right" w:leader="dot" w:pos="9016"/>
+            </w:tabs>
+            <w:rPr>
+              <w:noProof/>
+            </w:rPr>
+          </w:pPr>
+          <w:hyperlink w:anchor="_Toc224161310" w:history="1">
+            <w:r>
+              <w:rPr>
+                <w:rStyle w:val="Hyperlink"/>
+                <w:rFonts w:ascii="Times New Roman" w:eastAsia="Times New Roman" w:hAnsi="Times New Roman" w:cs="Times New Roman"/>
+                <w:b/>
+                <w:bCs/>
+                <w:noProof/>
+                <w:kern w:val="36"/>
+                <w:lang w:val="en-GB" w:eastAsia="en-GB"/>
+                <w14:ligatures w14:val="none"/>
+              </w:rPr>
+              <w:t>15.7 SAP / ERP Control Points</w:t>
+            </w:r>
+            <w:r>
+              <w:rPr>
+                <w:noProof/>
+                <w:webHidden/>
+              </w:rPr>
+              <w:tab/>
+            </w:r>
+            <w:r>
+              <w:rPr>
+                <w:noProof/>
+                <w:webHidden/>
+              </w:rPr>
+              <w:fldChar w:fldCharType="begin"/>
+            </w:r>
+            <w:r>
+              <w:rPr>
+                <w:noProof/>
+                <w:webHidden/>
+              </w:rPr>
+              <w:instrText xml:space="preserve"> PAGEREF _Toc224161310 \h </w:instrText>
+            </w:r>
+            <w:r>
+              <w:rPr>
+                <w:noProof/>
+                <w:webHidden/>
+              </w:rPr>
+            </w:r>
+            <w:r>
+              <w:rPr>
+                <w:noProof/>
+                <w:webHidden/>
+              </w:rPr>
+              <w:fldChar w:fldCharType="separate"/>
+            </w:r>
+            <w:r>
+              <w:rPr>
+                <w:noProof/>
+                <w:webHidden/>
+              </w:rPr>
+              <w:t>5</w:t>
+            </w:r>
+            <w:r>
+              <w:rPr>
+                <w:noProof/>
+                <w:webHidden/>
+              </w:rPr>
+              <w:fldChar w:fldCharType="end"/>
+            </w:r>
+          </w:hyperlink>
+        </w:p>
+        <w:p>
+          <w:pPr>
+            <w:pStyle w:val="TOC1"/>
+            <w:tabs>
+              <w:tab w:val="right" w:leader="dot" w:pos="9016"/>
+            </w:tabs>
+            <w:rPr>
+              <w:noProof/>
+            </w:rPr>
+          </w:pPr>
+          <w:hyperlink w:anchor="_Toc224161311" w:history="1">
+            <w:r>
+              <w:rPr>
+                <w:rStyle w:val="Hyperlink"/>
+                <w:rFonts w:ascii="Times New Roman" w:eastAsia="Times New Roman" w:hAnsi="Times New Roman" w:cs="Times New Roman"/>
+                <w:b/>
+                <w:bCs/>
+                <w:noProof/>
+                <w:kern w:val="36"/>
+                <w:lang w:val="en-GB" w:eastAsia="en-GB"/>
+                <w14:ligatures w14:val="none"/>
+              </w:rPr>
+              <w:t>15.8 Forms &amp; Templates Registry</w:t>
+            </w:r>
+            <w:r>
+              <w:rPr>
+                <w:noProof/>
+                <w:webHidden/>
+              </w:rPr>
+              <w:tab/>
+            </w:r>
+            <w:r>
+              <w:rPr>
+                <w:noProof/>
+                <w:webHidden/>
+              </w:rPr>
+              <w:fldChar w:fldCharType="begin"/>
+            </w:r>
+            <w:r>
+              <w:rPr>
+                <w:noProof/>
+                <w:webHidden/>
+              </w:rPr>
+              <w:instrText xml:space="preserve"> PAGEREF _Toc224161311 \h </w:instrText>
+            </w:r>
+            <w:r>
+              <w:rPr>
+                <w:noProof/>
+                <w:webHidden/>
+              </w:rPr>
+            </w:r>
+            <w:r>
+              <w:rPr>
+                <w:noProof/>
+                <w:webHidden/>
+              </w:rPr>
+              <w:fldChar w:fldCharType="separate"/>
+            </w:r>
+            <w:r>
+              <w:rPr>
+                <w:noProof/>
+                <w:webHidden/>
+              </w:rPr>
+              <w:t>6</w:t>
+            </w:r>
+            <w:r>
+              <w:rPr>
+                <w:noProof/>
+                <w:webHidden/>
+              </w:rPr>
+              <w:fldChar w:fldCharType="end"/>
+            </w:r>
+          </w:hyperlink>
+        </w:p>
+        <w:p>
+          <w:pPr>
+            <w:pStyle w:val="TOC1"/>
+            <w:tabs>
+              <w:tab w:val="right" w:leader="dot" w:pos="9016"/>
+            </w:tabs>
+            <w:rPr>
+              <w:noProof/>
+            </w:rPr>
+          </w:pPr>
+          <w:hyperlink w:anchor="_Toc224161312" w:history="1">
+            <w:r>
+              <w:rPr>
+                <w:rStyle w:val="Hyperlink"/>
+                <w:rFonts w:ascii="Times New Roman" w:eastAsia="Times New Roman" w:hAnsi="Times New Roman" w:cs="Times New Roman"/>
+                <w:b/>
+                <w:bCs/>
+                <w:noProof/>
+                <w:kern w:val="36"/>
+                <w:lang w:val="en-GB" w:eastAsia="en-GB"/>
+                <w14:ligatures w14:val="none"/>
+              </w:rPr>
+              <w:t>15.9 IT Governance Risk &amp; Control Matrix</w:t>
+            </w:r>
+            <w:r>
+              <w:rPr>
+                <w:noProof/>
+                <w:webHidden/>
+              </w:rPr>
+              <w:tab/>
+            </w:r>
+            <w:r>
+              <w:rPr>
+                <w:noProof/>
+                <w:webHidden/>
+              </w:rPr>
+              <w:fldChar w:fldCharType="begin"/>
+            </w:r>
+            <w:r>
+              <w:rPr>
+                <w:noProof/>
+                <w:webHidden/>
+              </w:rPr>
+              <w:instrText xml:space="preserve"> PAGEREF _Toc224161312 \h </w:instrText>
+            </w:r>
+            <w:r>
+              <w:rPr>
+                <w:noProof/>
+                <w:webHidden/>
+              </w:rPr>
+            </w:r>
+            <w:r>
+              <w:rPr>
+                <w:noProof/>
+                <w:webHidden/>
+              </w:rPr>
+              <w:fldChar w:fldCharType="separate"/>
+            </w:r>
+            <w:r>
+              <w:rPr>
+                <w:noProof/>
+                <w:webHidden/>
+              </w:rPr>
+              <w:t>6</w:t>
+            </w:r>
+            <w:r>
+              <w:rPr>
+                <w:noProof/>
+                <w:webHidden/>
+              </w:rPr>
+              <w:fldChar w:fldCharType="end"/>
+            </w:r>
+          </w:hyperlink>
+        </w:p>
+        <w:p>
+          <w:pPr>
+            <w:pStyle w:val="TOC1"/>
+            <w:tabs>
+              <w:tab w:val="right" w:leader="dot" w:pos="9016"/>
+            </w:tabs>
+            <w:rPr>
+              <w:noProof/>
+            </w:rPr>
+          </w:pPr>
+          <w:hyperlink w:anchor="_Toc224161313" w:history="1">
+            <w:r>
+              <w:rPr>
+                <w:rStyle w:val="Hyperlink"/>
+                <w:rFonts w:ascii="Times New Roman" w:eastAsia="Times New Roman" w:hAnsi="Times New Roman" w:cs="Times New Roman"/>
+                <w:b/>
+                <w:bCs/>
+                <w:noProof/>
+                <w:kern w:val="36"/>
+                <w:lang w:val="en-GB" w:eastAsia="en-GB"/>
+                <w14:ligatures w14:val="none"/>
+              </w:rPr>
+              <w:t>15.10 IT Governance Architecture Model (Layered View)</w:t>
+            </w:r>
+            <w:r>
+              <w:rPr>
+                <w:noProof/>
+                <w:webHidden/>
+              </w:rPr>
+              <w:tab/>
+            </w:r>
+            <w:r>
+              <w:rPr>
+                <w:noProof/>
+                <w:webHidden/>
+              </w:rPr>
+              <w:fldChar w:fldCharType="begin"/>
+            </w:r>
+            <w:r>
+              <w:rPr>
+                <w:noProof/>
+                <w:webHidden/>
+              </w:rPr>
+              <w:instrText xml:space="preserve"> PAGEREF _Toc224161313 \h </w:instrText>
+            </w:r>
+            <w:r>
+              <w:rPr>
+                <w:noProof/>
+                <w:webHidden/>
+              </w:rPr>
+            </w:r>
+            <w:r>
+              <w:rPr>
+                <w:noProof/>
+                <w:webHidden/>
+              </w:rPr>
+              <w:fldChar w:fldCharType="separate"/>
+            </w:r>
+            <w:r>
+              <w:rPr>
+                <w:noProof/>
+                <w:webHidden/>
+              </w:rPr>
+              <w:t>6</w:t>
+            </w:r>
+            <w:r>
+              <w:rPr>
+                <w:noProof/>
+                <w:webHidden/>
+              </w:rPr>
+              <w:fldChar w:fldCharType="end"/>
+            </w:r>
+          </w:hyperlink>
+        </w:p>
+        <w:p>
+          <w:pPr>
+            <w:pStyle w:val="TOC1"/>
+            <w:tabs>
+              <w:tab w:val="right" w:leader="dot" w:pos="9016"/>
+            </w:tabs>
+            <w:rPr>
+              <w:noProof/>
+            </w:rPr>
+          </w:pPr>
+          <w:hyperlink w:anchor="_Toc224161314" w:history="1">
+            <w:r>
+              <w:rPr>
+                <w:rStyle w:val="Hyperlink"/>
+                <w:rFonts w:ascii="Times New Roman" w:eastAsia="Times New Roman" w:hAnsi="Times New Roman" w:cs="Times New Roman"/>
+                <w:b/>
+                <w:bCs/>
+                <w:noProof/>
+                <w:kern w:val="36"/>
+                <w:lang w:val="en-GB" w:eastAsia="en-GB"/>
+                <w14:ligatures w14:val="none"/>
+              </w:rPr>
+              <w:t>15.11 AI &amp; Emerging Tech Governance (Strategic Component)</w:t>
+            </w:r>
+            <w:r>
+              <w:rPr>
+                <w:noProof/>
+                <w:webHidden/>
+              </w:rPr>
+              <w:tab/>
+            </w:r>
+            <w:r>
+              <w:rPr>
+                <w:noProof/>
+                <w:webHidden/>
+              </w:rPr>
+              <w:fldChar w:fldCharType="begin"/>
+            </w:r>
+            <w:r>
+              <w:rPr>
+                <w:noProof/>
+                <w:webHidden/>
+              </w:rPr>
+              <w:instrText xml:space="preserve"> PAGEREF _Toc224161314 \h </w:instrText>
+            </w:r>
+            <w:r>
+              <w:rPr>
+                <w:noProof/>
+                <w:webHidden/>
+              </w:rPr>
+            </w:r>
+            <w:r>
+              <w:rPr>
+                <w:noProof/>
+                <w:webHidden/>
+              </w:rPr>
+              <w:fldChar w:fldCharType="separate"/>
+            </w:r>
+            <w:r>
+              <w:rPr>
+                <w:noProof/>
+                <w:webHidden/>
+              </w:rPr>
+              <w:t>7</w:t>
+            </w:r>
+            <w:r>
+              <w:rPr>
+                <w:noProof/>
+                <w:webHidden/>
+              </w:rPr>
+              <w:fldChar w:fldCharType="end"/>
+            </w:r>
+          </w:hyperlink>
+        </w:p>
+        <w:p>
+          <w:pPr>
+            <w:pStyle w:val="TOC3"/>
+            <w:tabs>
+              <w:tab w:val="right" w:leader="dot" w:pos="9016"/>
+            </w:tabs>
+            <w:rPr>
+              <w:noProof/>
+            </w:rPr>
+          </w:pPr>
+          <w:hyperlink w:anchor="_Toc224161315" w:history="1">
+            <w:r>
+              <w:rPr>
+                <w:rStyle w:val="Hyperlink"/>
+                <w:rFonts w:ascii="Times New Roman" w:eastAsia="Times New Roman" w:hAnsi="Times New Roman" w:cs="Times New Roman"/>
+                <w:b/>
+                <w:bCs/>
+                <w:noProof/>
+                <w:kern w:val="0"/>
+                <w:lang w:val="en-GB" w:eastAsia="en-GB"/>
+                <w14:ligatures w14:val="none"/>
+              </w:rPr>
+              <w:t>AI Governance Controls:</w:t>
+            </w:r>
+            <w:r>
+              <w:rPr>
+                <w:noProof/>
+                <w:webHidden/>
+              </w:rPr>
+              <w:tab/>
+            </w:r>
+            <w:r>
+              <w:rPr>
+                <w:noProof/>
+                <w:webHidden/>
+              </w:rPr>
+              <w:fldChar w:fldCharType="begin"/>
+            </w:r>
+            <w:r>
+              <w:rPr>
+                <w:noProof/>
+                <w:webHidden/>
+              </w:rPr>
+              <w:instrText xml:space="preserve"> PAGEREF _Toc224161315 \h </w:instrText>
+            </w:r>
+            <w:r>
+              <w:rPr>
+                <w:noProof/>
+                <w:webHidden/>
+              </w:rPr>
+            </w:r>
+            <w:r>
+              <w:rPr>
+                <w:noProof/>
+                <w:webHidden/>
+              </w:rPr>
+              <w:fldChar w:fldCharType="separate"/>
+            </w:r>
+            <w:r>
+              <w:rPr>
+                <w:noProof/>
+                <w:webHidden/>
+              </w:rPr>
+              <w:t>7</w:t>
+            </w:r>
+            <w:r>
+              <w:rPr>
+                <w:noProof/>
+                <w:webHidden/>
+              </w:rPr>
+              <w:fldChar w:fldCharType="end"/>
+            </w:r>
+          </w:hyperlink>
+        </w:p>
+        <w:p>
+          <w:pPr>
+            <w:pStyle w:val="TOC1"/>
+            <w:tabs>
+              <w:tab w:val="right" w:leader="dot" w:pos="9016"/>
+            </w:tabs>
+            <w:rPr>
+              <w:noProof/>
+            </w:rPr>
+          </w:pPr>
+          <w:hyperlink w:anchor="_Toc224161316" w:history="1">
+            <w:r>
+              <w:rPr>
+                <w:rStyle w:val="Hyperlink"/>
+                <w:rFonts w:ascii="Times New Roman" w:eastAsia="Times New Roman" w:hAnsi="Times New Roman" w:cs="Times New Roman"/>
+                <w:b/>
+                <w:bCs/>
+                <w:noProof/>
+                <w:kern w:val="36"/>
+                <w:lang w:val="en-GB" w:eastAsia="en-GB"/>
+                <w14:ligatures w14:val="none"/>
+              </w:rPr>
+              <w:t>15.12 Integration with Other Manuals</w:t>
+            </w:r>
+            <w:r>
+              <w:rPr>
+                <w:noProof/>
+                <w:webHidden/>
+              </w:rPr>
+              <w:tab/>
+            </w:r>
+            <w:r>
+              <w:rPr>
+                <w:noProof/>
+                <w:webHidden/>
+              </w:rPr>
+              <w:fldChar w:fldCharType="begin"/>
+            </w:r>
+            <w:r>
+              <w:rPr>
+                <w:noProof/>
+                <w:webHidden/>
+              </w:rPr>
+              <w:instrText xml:space="preserve"> PAGEREF _Toc224161316 \h </w:instrText>
+            </w:r>
+            <w:r>
+              <w:rPr>
+                <w:noProof/>
+                <w:webHidden/>
+              </w:rPr>
+            </w:r>
+            <w:r>
+              <w:rPr>
+                <w:noProof/>
+                <w:webHidden/>
+              </w:rPr>
+              <w:fldChar w:fldCharType="separate"/>
+            </w:r>
+            <w:r>
+              <w:rPr>
+                <w:noProof/>
+                <w:webHidden/>
+              </w:rPr>
+              <w:t>7</w:t>
+            </w:r>
+            <w:r>
+              <w:rPr>
+                <w:noProof/>
+                <w:webHidden/>
+              </w:rPr>
+              <w:fldChar w:fldCharType="end"/>
+            </w:r>
+          </w:hyperlink>
+        </w:p>
+        <w:p>
+          <w:pPr>
+            <w:pStyle w:val="TOC1"/>
+            <w:tabs>
+              <w:tab w:val="right" w:leader="dot" w:pos="9016"/>
+            </w:tabs>
+            <w:rPr>
+              <w:noProof/>
+            </w:rPr>
+          </w:pPr>
+          <w:hyperlink w:anchor="_Toc224161317" w:history="1">
+            <w:r>
+              <w:rPr>
+                <w:rStyle w:val="Hyperlink"/>
+                <w:rFonts w:ascii="Times New Roman" w:eastAsia="Times New Roman" w:hAnsi="Times New Roman" w:cs="Times New Roman"/>
+                <w:b/>
+                <w:bCs/>
+                <w:noProof/>
+                <w:kern w:val="36"/>
+                <w:lang w:val="en-GB" w:eastAsia="en-GB"/>
+                <w14:ligatures w14:val="none"/>
+              </w:rPr>
+              <w:t>15.13 Maturity Model (IT Governance)</w:t>
+            </w:r>
+            <w:r>
+              <w:rPr>
+                <w:noProof/>
+                <w:webHidden/>
+              </w:rPr>
+              <w:tab/>
+            </w:r>
+            <w:r>
+              <w:rPr>
+                <w:noProof/>
+                <w:webHidden/>
+              </w:rPr>
+              <w:fldChar w:fldCharType="begin"/>
+            </w:r>
+            <w:r>
+              <w:rPr>
+                <w:noProof/>
+                <w:webHidden/>
+              </w:rPr>
+              <w:instrText xml:space="preserve"> PAGEREF _Toc224161317 \h </w:instrText>
+            </w:r>
+            <w:r>
+              <w:rPr>
+                <w:noProof/>
+                <w:webHidden/>
+              </w:rPr>
+            </w:r>
+            <w:r>
+              <w:rPr>
+                <w:noProof/>
+                <w:webHidden/>
+              </w:rPr>
+              <w:fldChar w:fldCharType="separate"/>
+            </w:r>
+            <w:r>
+              <w:rPr>
+                <w:noProof/>
+                <w:webHidden/>
+              </w:rPr>
+              <w:t>7</w:t>
+            </w:r>
+            <w:r>
+              <w:rPr>
+                <w:noProof/>
+                <w:webHidden/>
+              </w:rPr>
+              <w:fldChar w:fldCharType="end"/>
+            </w:r>
+          </w:hyperlink>
+        </w:p>
+        <w:p>
+          <w:r>
+            <w:rPr>
+              <w:b/>
+              <w:bCs/>
+              <w:noProof/>
+            </w:rPr>
+            <w:fldChar w:fldCharType="end"/>
+          </w:r>
+        </w:p>
+      </w:sdtContent>
+    </w:sdt>
+    <w:p>
+      <w:pPr>
+        <w:rPr>
+          <w:rFonts w:ascii="Times New Roman" w:eastAsia="Times New Roman" w:hAnsi="Times New Roman" w:cs="Times New Roman"/>
+          <w:b/>
+          <w:bCs/>
+          <w:kern w:val="0"/>
+          <w:sz w:val="24"/>
+          <w:szCs w:val="24"/>
+          <w:lang w:val="en-GB" w:eastAsia="en-GB" w:bidi="ar-SA"/>
+          <w14:ligatures w14:val="none"/>
+        </w:rPr>
+      </w:pPr>
+    </w:p>
+    <w:p>
+      <w:pPr>
+        <w:rPr>
+          <w:rFonts w:ascii="Times New Roman" w:eastAsia="Times New Roman" w:hAnsi="Times New Roman" w:cs="Times New Roman"/>
+          <w:b/>
+          <w:bCs/>
+          <w:kern w:val="0"/>
+          <w:sz w:val="24"/>
+          <w:szCs w:val="24"/>
+          <w:lang w:val="en-GB" w:eastAsia="en-GB" w:bidi="ar-SA"/>
+          <w14:ligatures w14:val="none"/>
+        </w:rPr>
+      </w:pPr>
+      <w:r>
+        <w:rPr>
+          <w:rFonts w:ascii="Times New Roman" w:eastAsia="Times New Roman" w:hAnsi="Times New Roman" w:cs="Times New Roman"/>
+          <w:b/>
+          <w:bCs/>
+          <w:kern w:val="0"/>
+          <w:sz w:val="24"/>
+          <w:szCs w:val="24"/>
+          <w:lang w:val="en-GB" w:eastAsia="en-GB" w:bidi="ar-SA"/>
+          <w14:ligatures w14:val="none"/>
+        </w:rPr>
+        <w:br w:type="page"/>
+      </w:r>
     </w:p>
     <w:p>
       <w:pPr>
@@ -55,6 +3241,7 @@
           <w:lang w:val="en-GB" w:eastAsia="en-GB" w:bidi="ar-SA"/>
           <w14:ligatures w14:val="none"/>
         </w:rPr>
+        <w:lastRenderedPageBreak/>
         <w:t>L_0_15_IT_Data_Governance – Policy &amp; Procedures Framework</w:t>
       </w:r>
       <w:r>
@@ -123,6 +3310,7 @@
           <w14:ligatures w14:val="none"/>
         </w:rPr>
       </w:pPr>
+      <w:bookmarkStart w:id="1" w:name="_Toc224161300"/>
       <w:r>
         <w:rPr>
           <w:rFonts w:ascii="Times New Roman" w:eastAsia="Times New Roman" w:hAnsi="Times New Roman" w:cs="Times New Roman"/>
@@ -136,6 +3324,7 @@
         </w:rPr>
         <w:t>15.1 IT &amp; Data Governance Policy</w:t>
       </w:r>
+      <w:bookmarkEnd w:id="1"/>
     </w:p>
     <w:p>
       <w:pPr>
@@ -152,6 +3341,7 @@
           <w14:ligatures w14:val="none"/>
         </w:rPr>
       </w:pPr>
+      <w:bookmarkStart w:id="2" w:name="_Toc224161301"/>
       <w:r>
         <w:rPr>
           <w:rFonts w:ascii="Times New Roman" w:eastAsia="Times New Roman" w:hAnsi="Times New Roman" w:cs="Times New Roman"/>
@@ -165,6 +3355,7 @@
         </w:rPr>
         <w:t>15.1.1 Purpose</w:t>
       </w:r>
+      <w:bookmarkEnd w:id="2"/>
     </w:p>
     <w:p>
       <w:pPr>
@@ -345,6 +3536,7 @@
           <w14:ligatures w14:val="none"/>
         </w:rPr>
       </w:pPr>
+      <w:bookmarkStart w:id="3" w:name="_Toc224161302"/>
       <w:r>
         <w:rPr>
           <w:rFonts w:ascii="Times New Roman" w:eastAsia="Times New Roman" w:hAnsi="Times New Roman" w:cs="Times New Roman"/>
@@ -358,6 +3550,7 @@
         </w:rPr>
         <w:t>15.1.2 Scope</w:t>
       </w:r>
+      <w:bookmarkEnd w:id="3"/>
     </w:p>
     <w:p>
       <w:pPr>
@@ -536,6 +3729,7 @@
           <w14:ligatures w14:val="none"/>
         </w:rPr>
       </w:pPr>
+      <w:bookmarkStart w:id="4" w:name="_Toc224161303"/>
       <w:r>
         <w:rPr>
           <w:rFonts w:ascii="Times New Roman" w:eastAsia="Times New Roman" w:hAnsi="Times New Roman" w:cs="Times New Roman"/>
@@ -549,6 +3743,7 @@
         </w:rPr>
         <w:t>15.2 WBS-Coded Policy Tree</w:t>
       </w:r>
+      <w:bookmarkEnd w:id="4"/>
     </w:p>
     <w:p>
       <w:pPr>
@@ -781,6 +3976,7 @@
           <w14:ligatures w14:val="none"/>
         </w:rPr>
         <w:br/>
+        <w:t>│   ├── 15.3.1 Access Control Management</w:t>
       </w:r>
       <w:r>
         <w:rPr>
@@ -791,8 +3987,8 @@
           <w:lang w:val="en-GB" w:eastAsia="en-GB" w:bidi="ar-SA"/>
           <w14:ligatures w14:val="none"/>
         </w:rPr>
-        <w:lastRenderedPageBreak/>
-        <w:t>│   ├── 15.3.1 Access Control Management</w:t>
+        <w:br/>
+        <w:t>│   ├── 15.3.2 Identity &amp; Role Management</w:t>
       </w:r>
       <w:r>
         <w:rPr>
@@ -804,7 +4000,7 @@
           <w14:ligatures w14:val="none"/>
         </w:rPr>
         <w:br/>
-        <w:t>│   ├── 15.3.2 Identity &amp; Role Management</w:t>
+        <w:t>│   ├── 15.3.3 Incident Response Procedure</w:t>
       </w:r>
       <w:r>
         <w:rPr>
@@ -816,7 +4012,6 @@
           <w14:ligatures w14:val="none"/>
         </w:rPr>
         <w:br/>
-        <w:t>│   ├── 15.3.3 Incident Response Procedure</w:t>
       </w:r>
       <w:r>
         <w:rPr>
@@ -827,7 +4022,7 @@
           <w:lang w:val="en-GB" w:eastAsia="en-GB" w:bidi="ar-SA"/>
           <w14:ligatures w14:val="none"/>
         </w:rPr>
-        <w:br/>
+        <w:lastRenderedPageBreak/>
         <w:t>│   ├── 15.3.4 Vulnerability &amp; Patch Management</w:t>
       </w:r>
       <w:r>
@@ -1112,6 +4307,7 @@
           <w14:ligatures w14:val="none"/>
         </w:rPr>
       </w:pPr>
+      <w:bookmarkStart w:id="5" w:name="_Toc224161304"/>
       <w:r>
         <w:rPr>
           <w:rFonts w:ascii="Times New Roman" w:eastAsia="Times New Roman" w:hAnsi="Times New Roman" w:cs="Times New Roman"/>
@@ -1125,6 +4321,7 @@
         </w:rPr>
         <w:t>15.3 SIPOC – IT Governance Oversight</w:t>
       </w:r>
+      <w:bookmarkEnd w:id="5"/>
     </w:p>
     <w:tbl>
       <w:tblPr>
@@ -1989,6 +5186,7 @@
           <w14:ligatures w14:val="none"/>
         </w:rPr>
       </w:pPr>
+      <w:bookmarkStart w:id="6" w:name="_Toc224161305"/>
       <w:r>
         <w:rPr>
           <w:rFonts w:ascii="Times New Roman" w:eastAsia="Times New Roman" w:hAnsi="Times New Roman" w:cs="Times New Roman"/>
@@ -2002,6 +5200,7 @@
         </w:rPr>
         <w:t>15.4 Core BPMN Process Flows</w:t>
       </w:r>
+      <w:bookmarkEnd w:id="6"/>
     </w:p>
     <w:p>
       <w:pPr>
@@ -2044,6 +5243,7 @@
           <w14:ligatures w14:val="none"/>
         </w:rPr>
       </w:pPr>
+      <w:bookmarkStart w:id="7" w:name="_Toc224161306"/>
       <w:r>
         <w:rPr>
           <w:rFonts w:ascii="Times New Roman" w:eastAsia="Times New Roman" w:hAnsi="Times New Roman" w:cs="Times New Roman"/>
@@ -2057,6 +5257,7 @@
         </w:rPr>
         <w:t>15.4.1 IT Change Management (High-Level BPMN Flow)</w:t>
       </w:r>
+      <w:bookmarkEnd w:id="7"/>
     </w:p>
     <w:p>
       <w:pPr>
@@ -2279,7 +5480,6 @@
           <w:lang w:val="en-GB" w:eastAsia="en-GB" w:bidi="ar-SA"/>
           <w14:ligatures w14:val="none"/>
         </w:rPr>
-        <w:lastRenderedPageBreak/>
         <w:t>Post-implementation review</w:t>
       </w:r>
     </w:p>
@@ -2332,6 +5532,7 @@
           <w:lang w:val="en-GB" w:eastAsia="en-GB" w:bidi="ar-SA"/>
           <w14:ligatures w14:val="none"/>
         </w:rPr>
+        <w:lastRenderedPageBreak/>
         <w:pict w14:anchorId="402010B9">
           <v:rect id="_x0000_i1030" style="width:0;height:1.5pt" o:hralign="center" o:hrstd="t" o:hr="t" fillcolor="#a0a0a0" stroked="f"/>
         </w:pict>
@@ -2352,6 +5553,7 @@
           <w14:ligatures w14:val="none"/>
         </w:rPr>
       </w:pPr>
+      <w:bookmarkStart w:id="8" w:name="_Toc224161307"/>
       <w:r>
         <w:rPr>
           <w:rFonts w:ascii="Times New Roman" w:eastAsia="Times New Roman" w:hAnsi="Times New Roman" w:cs="Times New Roman"/>
@@ -2365,6 +5567,7 @@
         </w:rPr>
         <w:t>15.4.2 Data Classification Workflow</w:t>
       </w:r>
+      <w:bookmarkEnd w:id="8"/>
     </w:p>
     <w:p>
       <w:pPr>
@@ -2575,6 +5778,7 @@
           <w14:ligatures w14:val="none"/>
         </w:rPr>
       </w:pPr>
+      <w:bookmarkStart w:id="9" w:name="_Toc224161308"/>
       <w:r>
         <w:rPr>
           <w:rFonts w:ascii="Times New Roman" w:eastAsia="Times New Roman" w:hAnsi="Times New Roman" w:cs="Times New Roman"/>
@@ -2588,6 +5792,7 @@
         </w:rPr>
         <w:t>15.5 RACI Matrix (Sample – Access Control)</w:t>
       </w:r>
+      <w:bookmarkEnd w:id="9"/>
     </w:p>
     <w:tbl>
       <w:tblPr>
@@ -3840,6 +7045,7 @@
           <w14:ligatures w14:val="none"/>
         </w:rPr>
       </w:pPr>
+      <w:bookmarkStart w:id="10" w:name="_Toc224161309"/>
       <w:r>
         <w:rPr>
           <w:rFonts w:ascii="Times New Roman" w:eastAsia="Times New Roman" w:hAnsi="Times New Roman" w:cs="Times New Roman"/>
@@ -3853,6 +7059,7 @@
         </w:rPr>
         <w:t>15.6 KPI Framework</w:t>
       </w:r>
+      <w:bookmarkEnd w:id="10"/>
     </w:p>
     <w:tbl>
       <w:tblPr>
@@ -4575,6 +7782,7 @@
           <w14:ligatures w14:val="none"/>
         </w:rPr>
       </w:pPr>
+      <w:bookmarkStart w:id="11" w:name="_Toc224161310"/>
       <w:r>
         <w:rPr>
           <w:rFonts w:ascii="Times New Roman" w:eastAsia="Times New Roman" w:hAnsi="Times New Roman" w:cs="Times New Roman"/>
@@ -4588,6 +7796,7 @@
         </w:rPr>
         <w:t>15.7 SAP / ERP Control Points</w:t>
       </w:r>
+      <w:bookmarkEnd w:id="11"/>
     </w:p>
     <w:tbl>
       <w:tblPr>
@@ -4633,7 +7842,6 @@
                 <w:lang w:val="en-GB" w:eastAsia="en-GB" w:bidi="ar-SA"/>
                 <w14:ligatures w14:val="none"/>
               </w:rPr>
-              <w:lastRenderedPageBreak/>
               <w:t>Module</w:t>
             </w:r>
           </w:p>
@@ -4765,6 +7973,7 @@
                 <w:lang w:val="en-GB" w:eastAsia="en-GB" w:bidi="ar-SA"/>
                 <w14:ligatures w14:val="none"/>
               </w:rPr>
+              <w:lastRenderedPageBreak/>
               <w:t>Finance</w:t>
             </w:r>
           </w:p>
@@ -5034,6 +8243,7 @@
           <w14:ligatures w14:val="none"/>
         </w:rPr>
       </w:pPr>
+      <w:bookmarkStart w:id="12" w:name="_Toc224161311"/>
       <w:r>
         <w:rPr>
           <w:rFonts w:ascii="Times New Roman" w:eastAsia="Times New Roman" w:hAnsi="Times New Roman" w:cs="Times New Roman"/>
@@ -5047,6 +8257,7 @@
         </w:rPr>
         <w:t>15.8 Forms &amp; Templates Registry</w:t>
       </w:r>
+      <w:bookmarkEnd w:id="12"/>
     </w:p>
     <w:tbl>
       <w:tblPr>
@@ -5956,6 +9167,7 @@
           <w14:ligatures w14:val="none"/>
         </w:rPr>
       </w:pPr>
+      <w:bookmarkStart w:id="13" w:name="_Toc224161312"/>
       <w:r>
         <w:rPr>
           <w:rFonts w:ascii="Times New Roman" w:eastAsia="Times New Roman" w:hAnsi="Times New Roman" w:cs="Times New Roman"/>
@@ -5969,6 +9181,7 @@
         </w:rPr>
         <w:t>15.9 IT Governance Risk &amp; Control Matrix</w:t>
       </w:r>
+      <w:bookmarkEnd w:id="13"/>
     </w:p>
     <w:tbl>
       <w:tblPr>
@@ -7174,6 +10387,7 @@
           <w14:ligatures w14:val="none"/>
         </w:rPr>
       </w:pPr>
+      <w:bookmarkStart w:id="14" w:name="_Toc224161313"/>
       <w:r>
         <w:rPr>
           <w:rFonts w:ascii="Times New Roman" w:eastAsia="Times New Roman" w:hAnsi="Times New Roman" w:cs="Times New Roman"/>
@@ -7187,6 +10401,7 @@
         </w:rPr>
         <w:t>15.10 IT Governance Architecture Model (Layered View)</w:t>
       </w:r>
+      <w:bookmarkEnd w:id="14"/>
     </w:p>
     <w:p>
       <w:pPr>
@@ -7287,6 +10502,7 @@
           <w14:ligatures w14:val="none"/>
         </w:rPr>
         <w:br/>
+        <w:t>├── CIO</w:t>
       </w:r>
       <w:r>
         <w:rPr>
@@ -7297,8 +10513,8 @@
           <w:lang w:val="en-GB" w:eastAsia="en-GB" w:bidi="ar-SA"/>
           <w14:ligatures w14:val="none"/>
         </w:rPr>
-        <w:lastRenderedPageBreak/>
-        <w:t>├── CIO</w:t>
+        <w:br/>
+        <w:t>├── CISO</w:t>
       </w:r>
       <w:r>
         <w:rPr>
@@ -7310,7 +10526,7 @@
           <w14:ligatures w14:val="none"/>
         </w:rPr>
         <w:br/>
-        <w:t>├── CISO</w:t>
+        <w:t>├── Data Governance Council</w:t>
       </w:r>
       <w:r>
         <w:rPr>
@@ -7322,7 +10538,6 @@
           <w14:ligatures w14:val="none"/>
         </w:rPr>
         <w:br/>
-        <w:t>├── Data Governance Council</w:t>
       </w:r>
       <w:r>
         <w:rPr>
@@ -7333,7 +10548,7 @@
           <w:lang w:val="en-GB" w:eastAsia="en-GB" w:bidi="ar-SA"/>
           <w14:ligatures w14:val="none"/>
         </w:rPr>
-        <w:br/>
+        <w:lastRenderedPageBreak/>
         <w:t>│</w:t>
       </w:r>
       <w:r>
@@ -7522,6 +10737,7 @@
           <w14:ligatures w14:val="none"/>
         </w:rPr>
       </w:pPr>
+      <w:bookmarkStart w:id="15" w:name="_Toc224161314"/>
       <w:r>
         <w:rPr>
           <w:rFonts w:ascii="Times New Roman" w:eastAsia="Times New Roman" w:hAnsi="Times New Roman" w:cs="Times New Roman"/>
@@ -7535,6 +10751,7 @@
         </w:rPr>
         <w:t>15.11 AI &amp; Emerging Tech Governance (Strategic Component)</w:t>
       </w:r>
+      <w:bookmarkEnd w:id="15"/>
     </w:p>
     <w:p>
       <w:pPr>
@@ -7575,6 +10792,7 @@
           <w14:ligatures w14:val="none"/>
         </w:rPr>
       </w:pPr>
+      <w:bookmarkStart w:id="16" w:name="_Toc224161315"/>
       <w:r>
         <w:rPr>
           <w:rFonts w:ascii="Times New Roman" w:eastAsia="Times New Roman" w:hAnsi="Times New Roman" w:cs="Times New Roman"/>
@@ -7588,6 +10806,7 @@
         </w:rPr>
         <w:t>AI Governance Controls:</w:t>
       </w:r>
+      <w:bookmarkEnd w:id="16"/>
     </w:p>
     <w:p>
       <w:pPr>
@@ -7798,6 +11017,7 @@
           <w14:ligatures w14:val="none"/>
         </w:rPr>
       </w:pPr>
+      <w:bookmarkStart w:id="17" w:name="_Toc224161316"/>
       <w:r>
         <w:rPr>
           <w:rFonts w:ascii="Times New Roman" w:eastAsia="Times New Roman" w:hAnsi="Times New Roman" w:cs="Times New Roman"/>
@@ -7811,6 +11031,7 @@
         </w:rPr>
         <w:t>15.12 Integration with Other Manuals</w:t>
       </w:r>
+      <w:bookmarkEnd w:id="17"/>
     </w:p>
     <w:tbl>
       <w:tblPr>
@@ -8386,6 +11607,7 @@
           <w14:ligatures w14:val="none"/>
         </w:rPr>
       </w:pPr>
+      <w:bookmarkStart w:id="18" w:name="_Toc224161317"/>
       <w:r>
         <w:rPr>
           <w:rFonts w:ascii="Times New Roman" w:eastAsia="Times New Roman" w:hAnsi="Times New Roman" w:cs="Times New Roman"/>
@@ -8399,6 +11621,7 @@
         </w:rPr>
         <w:t>15.13 Maturity Model (IT Governance)</w:t>
       </w:r>
+      <w:bookmarkEnd w:id="18"/>
     </w:p>
     <w:tbl>
       <w:tblPr>
@@ -8444,7 +11667,6 @@
                 <w:lang w:val="en-GB" w:eastAsia="en-GB" w:bidi="ar-SA"/>
                 <w14:ligatures w14:val="none"/>
               </w:rPr>
-              <w:lastRenderedPageBreak/>
               <w:t>Level</w:t>
             </w:r>
           </w:p>
@@ -8641,6 +11863,7 @@
                 <w:lang w:val="en-GB" w:eastAsia="en-GB" w:bidi="ar-SA"/>
                 <w14:ligatures w14:val="none"/>
               </w:rPr>
+              <w:lastRenderedPageBreak/>
               <w:t>3 – Defined</w:t>
             </w:r>
           </w:p>
@@ -8864,6 +12087,7 @@
           <w:kern w:val="0"/>
           <w:sz w:val="24"/>
           <w:szCs w:val="24"/>
+          <w:highlight w:val="yellow"/>
           <w:lang w:val="en-GB" w:eastAsia="en-GB" w:bidi="ar-SA"/>
           <w14:ligatures w14:val="none"/>
         </w:rPr>
@@ -9054,12 +12278,123 @@
       </w:r>
     </w:p>
     <w:p>
-      <w:r>
+      <w:pPr>
         <w:rPr>
           <w:rFonts w:ascii="Times New Roman" w:eastAsia="Times New Roman" w:hAnsi="Times New Roman" w:cs="Times New Roman"/>
           <w:kern w:val="0"/>
           <w:sz w:val="24"/>
           <w:szCs w:val="24"/>
+          <w:highlight w:val="yellow"/>
+          <w:lang w:val="en-GB" w:eastAsia="en-GB" w:bidi="ar-SA"/>
+          <w14:ligatures w14:val="none"/>
+        </w:rPr>
+      </w:pPr>
+      <w:r>
+        <w:rPr>
+          <w:rFonts w:ascii="Times New Roman" w:eastAsia="Times New Roman" w:hAnsi="Times New Roman" w:cs="Times New Roman"/>
+          <w:kern w:val="0"/>
+          <w:sz w:val="24"/>
+          <w:szCs w:val="24"/>
+          <w:highlight w:val="yellow"/>
+          <w:lang w:val="en-GB" w:eastAsia="en-GB" w:bidi="ar-SA"/>
+          <w14:ligatures w14:val="none"/>
+        </w:rPr>
+        <w:br w:type="page"/>
+      </w:r>
+    </w:p>
+    <w:p>
+      <w:pPr>
+        <w:pStyle w:val="Heading3"/>
+        <w:rPr>
+          <w:rFonts w:ascii="Times New Roman" w:eastAsia="Times New Roman" w:hAnsi="Times New Roman" w:cs="Times New Roman"/>
+          <w:kern w:val="0"/>
+          <w:sz w:val="24"/>
+          <w:szCs w:val="24"/>
+          <w:lang w:val="en-GB" w:eastAsia="en-GB" w:bidi="ar-SA"/>
+          <w14:ligatures w14:val="none"/>
+        </w:rPr>
+      </w:pPr>
+      <w:r>
+        <w:rPr>
+          <w:rFonts w:ascii="Times New Roman" w:eastAsia="Times New Roman" w:hAnsi="Times New Roman" w:cs="Times New Roman"/>
+          <w:kern w:val="0"/>
+          <w:sz w:val="24"/>
+          <w:szCs w:val="24"/>
+          <w:lang w:val="en-GB" w:eastAsia="en-GB" w:bidi="ar-SA"/>
+          <w14:ligatures w14:val="none"/>
+        </w:rPr>
+        <w:lastRenderedPageBreak/>
+        <w:t>Forms and templates</w:t>
+      </w:r>
+    </w:p>
+    <w:p>
+      <w:pPr>
+        <w:rPr>
+          <w:rFonts w:ascii="Times New Roman" w:eastAsia="Times New Roman" w:hAnsi="Times New Roman" w:cs="Times New Roman"/>
+          <w:kern w:val="0"/>
+          <w:sz w:val="24"/>
+          <w:szCs w:val="24"/>
+          <w:lang w:val="en-GB" w:eastAsia="en-GB" w:bidi="ar-SA"/>
+          <w14:ligatures w14:val="none"/>
+        </w:rPr>
+      </w:pPr>
+      <w:r>
+        <w:rPr>
+          <w:rFonts w:ascii="Times New Roman" w:eastAsia="Times New Roman" w:hAnsi="Times New Roman" w:cs="Times New Roman"/>
+          <w:kern w:val="0"/>
+          <w:sz w:val="24"/>
+          <w:szCs w:val="24"/>
+          <w:lang w:val="en-GB" w:eastAsia="en-GB" w:bidi="ar-SA"/>
+          <w14:ligatures w14:val="none"/>
+        </w:rPr>
+        <w:br w:type="page"/>
+      </w:r>
+    </w:p>
+    <w:p>
+      <w:pPr>
+        <w:spacing w:before="100" w:beforeAutospacing="1" w:after="100" w:afterAutospacing="1" w:line="240" w:lineRule="auto"/>
+        <w:rPr>
+          <w:rFonts w:ascii="Times New Roman" w:eastAsia="Times New Roman" w:hAnsi="Times New Roman" w:cs="Times New Roman"/>
+          <w:kern w:val="0"/>
+          <w:sz w:val="24"/>
+          <w:szCs w:val="24"/>
+          <w:lang w:val="en-GB" w:eastAsia="en-GB" w:bidi="ar-SA"/>
+          <w14:ligatures w14:val="none"/>
+        </w:rPr>
+      </w:pPr>
+      <w:r>
+        <w:rPr>
+          <w:rFonts w:ascii="Times New Roman" w:eastAsia="Times New Roman" w:hAnsi="Times New Roman" w:cs="Times New Roman"/>
+          <w:kern w:val="0"/>
+          <w:sz w:val="24"/>
+          <w:szCs w:val="24"/>
+          <w:lang w:val="en-GB" w:eastAsia="en-GB" w:bidi="ar-SA"/>
+          <w14:ligatures w14:val="none"/>
+        </w:rPr>
+        <w:lastRenderedPageBreak/>
+        <w:t>End of document</w:t>
+      </w:r>
+    </w:p>
+    <w:p>
+      <w:pPr>
+        <w:spacing w:before="100" w:beforeAutospacing="1" w:after="100" w:afterAutospacing="1" w:line="240" w:lineRule="auto"/>
+        <w:rPr>
+          <w:rFonts w:ascii="Times New Roman" w:eastAsia="Times New Roman" w:hAnsi="Times New Roman" w:cs="Times New Roman"/>
+          <w:kern w:val="0"/>
+          <w:sz w:val="24"/>
+          <w:szCs w:val="24"/>
+          <w:lang w:val="en-GB" w:eastAsia="en-GB" w:bidi="ar-SA"/>
+          <w14:ligatures w14:val="none"/>
+        </w:rPr>
+      </w:pPr>
+    </w:p>
+    <w:p>
+      <w:r>
+        <w:rPr>
+          <w:rFonts w:ascii="Times New Roman" w:eastAsia="Times New Roman" w:hAnsi="Times New Roman" w:cs="Times New Roman"/>
+          <w:kern w:val="0"/>
+          <w:sz w:val="24"/>
+          <w:szCs w:val="24"/>
           <w:lang w:val="en-GB" w:eastAsia="en-GB" w:bidi="ar-SA"/>
           <w14:ligatures w14:val="none"/>
         </w:rPr>
@@ -9067,12 +12402,8 @@
       </w:r>
     </w:p>
     <w:sectPr>
-      <w:headerReference w:type="even" r:id="rId7"/>
-      <w:headerReference w:type="default" r:id="rId8"/>
-      <w:footerReference w:type="even" r:id="rId9"/>
-      <w:footerReference w:type="default" r:id="rId10"/>
-      <w:headerReference w:type="first" r:id="rId11"/>
-      <w:footerReference w:type="first" r:id="rId12"/>
+      <w:headerReference w:type="default" r:id="rId7"/>
+      <w:footerReference w:type="default" r:id="rId8"/>
       <w:pgSz w:w="11906" w:h="16838"/>
       <w:pgMar w:top="1440" w:right="1440" w:bottom="1440" w:left="1440" w:header="720" w:footer="720" w:gutter="0"/>
       <w:pgBorders w:offsetFrom="page">
@@ -9114,16 +12445,6 @@
 </file>
 
 <file path=word/footer1.xml><?xml version="1.0" encoding="utf-8"?>
-<w:ftr xmlns:wpc="http://schemas.microsoft.com/office/word/2010/wordprocessingCanvas" xmlns:cx="http://schemas.microsoft.com/office/drawing/2014/chartex" xmlns:cx1="http://schemas.microsoft.com/office/drawing/2015/9/8/chartex" xmlns:cx2="http://schemas.microsoft.com/office/drawing/2015/10/21/chartex" xmlns:cx3="http://schemas.microsoft.com/office/drawing/2016/5/9/chartex" xmlns:cx4="http://schemas.microsoft.com/office/drawing/2016/5/10/chartex" xmlns:cx5="http://schemas.microsoft.com/office/drawing/2016/5/11/chartex" xmlns:cx6="http://schemas.microsoft.com/office/drawing/2016/5/12/chartex" xmlns:cx7="http://schemas.microsoft.com/office/drawing/2016/5/13/chartex" xmlns:cx8="http://schemas.microsoft.com/office/drawing/2016/5/14/chartex" xmlns:mc="http://schemas.openxmlformats.org/markup-compatibility/2006" xmlns:aink="http://schemas.microsoft.com/office/drawing/2016/ink" xmlns:am3d="http://schemas.microsoft.com/office/drawing/2017/model3d" xmlns:o="urn:schemas-microsoft-com:office:office" xmlns:oel="http://schemas.microsoft.com/office/2019/extlst" xmlns:r="http://schemas.openxmlformats.org/officeDocument/2006/relationships" xmlns:m="http://schemas.openxmlformats.org/officeDocument/2006/math" xmlns:v="urn:schemas-microsoft-com:vml" xmlns:wp14="http://schemas.microsoft.com/office/word/2010/wordprocessingDrawing" xmlns:wp="http://schemas.openxmlformats.org/drawingml/2006/wordprocessingDrawing" xmlns:w10="urn:schemas-microsoft-com:office:word" xmlns:w="http://schemas.openxmlformats.org/wordprocessingml/2006/main" xmlns:w14="http://schemas.microsoft.com/office/word/2010/wordml" xmlns:w15="http://schemas.microsoft.com/office/word/2012/wordml" xmlns:w16cex="http://schemas.microsoft.com/office/word/2018/wordml/cex" xmlns:w16cid="http://schemas.microsoft.com/office/word/2016/wordml/cid" xmlns:w16="http://schemas.microsoft.com/office/word/2018/wordml" xmlns:w16du="http://schemas.microsoft.com/office/word/2023/wordml/word16du" xmlns:w16sdtdh="http://schemas.microsoft.com/office/word/2020/wordml/sdtdatahash" xmlns:w16sdtfl="http://schemas.microsoft.com/office/word/2024/wordml/sdtformatlock" xmlns:w16se="http://schemas.microsoft.com/office/word/2015/wordml/symex" xmlns:wpg="http://schemas.microsoft.com/office/word/2010/wordprocessingGroup" xmlns:wpi="http://schemas.microsoft.com/office/word/2010/wordprocessingInk" xmlns:wne="http://schemas.microsoft.com/office/word/2006/wordml" xmlns:wps="http://schemas.microsoft.com/office/word/2010/wordprocessingShape" mc:Ignorable="w14 w15 w16se w16cid w16 w16cex w16sdtdh w16sdtfl w16du wp14">
-  <w:p>
-    <w:pPr>
-      <w:pStyle w:val="Footer"/>
-    </w:pPr>
-  </w:p>
-</w:ftr>
-</file>
-
-<file path=word/footer2.xml><?xml version="1.0" encoding="utf-8"?>
 <w:ftr xmlns:wpc="http://schemas.microsoft.com/office/word/2010/wordprocessingCanvas" xmlns:cx="http://schemas.microsoft.com/office/drawing/2014/chartex" xmlns:cx1="http://schemas.microsoft.com/office/drawing/2015/9/8/chartex" xmlns:cx2="http://schemas.microsoft.com/office/drawing/2015/10/21/chartex" xmlns:cx3="http://schemas.microsoft.com/office/drawing/2016/5/9/chartex" xmlns:cx4="http://schemas.microsoft.com/office/drawing/2016/5/10/chartex" xmlns:cx5="http://schemas.microsoft.com/office/drawing/2016/5/11/chartex" xmlns:cx6="http://schemas.microsoft.com/office/drawing/2016/5/12/chartex" xmlns:cx7="http://schemas.microsoft.com/office/drawing/2016/5/13/chartex" xmlns:cx8="http://schemas.microsoft.com/office/drawing/2016/5/14/chartex" xmlns:mc="http://schemas.openxmlformats.org/markup-compatibility/2006" xmlns:aink="http://schemas.microsoft.com/office/drawing/2016/ink" xmlns:am3d="http://schemas.microsoft.com/office/drawing/2017/model3d" xmlns:o="urn:schemas-microsoft-com:office:office" xmlns:oel="http://schemas.microsoft.com/office/2019/extlst" xmlns:r="http://schemas.openxmlformats.org/officeDocument/2006/relationships" xmlns:m="http://schemas.openxmlformats.org/officeDocument/2006/math" xmlns:v="urn:schemas-microsoft-com:vml" xmlns:wp14="http://schemas.microsoft.com/office/word/2010/wordprocessingDrawing" xmlns:wp="http://schemas.openxmlformats.org/drawingml/2006/wordprocessingDrawing" xmlns:w10="urn:schemas-microsoft-com:office:word" xmlns:w="http://schemas.openxmlformats.org/wordprocessingml/2006/main" xmlns:w14="http://schemas.microsoft.com/office/word/2010/wordml" xmlns:w15="http://schemas.microsoft.com/office/word/2012/wordml" xmlns:w16cex="http://schemas.microsoft.com/office/word/2018/wordml/cex" xmlns:w16cid="http://schemas.microsoft.com/office/word/2016/wordml/cid" xmlns:w16="http://schemas.microsoft.com/office/word/2018/wordml" xmlns:w16du="http://schemas.microsoft.com/office/word/2023/wordml/word16du" xmlns:w16sdtdh="http://schemas.microsoft.com/office/word/2020/wordml/sdtdatahash" xmlns:w16sdtfl="http://schemas.microsoft.com/office/word/2024/wordml/sdtformatlock" xmlns:w16se="http://schemas.microsoft.com/office/word/2015/wordml/symex" xmlns:wpg="http://schemas.microsoft.com/office/word/2010/wordprocessingGroup" xmlns:wpi="http://schemas.microsoft.com/office/word/2010/wordprocessingInk" xmlns:wne="http://schemas.microsoft.com/office/word/2006/wordml" xmlns:wps="http://schemas.microsoft.com/office/word/2010/wordprocessingShape" mc:Ignorable="w14 w15 w16se w16cid w16 w16cex w16sdtdh w16sdtfl w16du wp14">
   <w:sdt>
     <w:sdtPr>
@@ -9207,16 +12528,6 @@
 </w:ftr>
 </file>
 
-<file path=word/footer3.xml><?xml version="1.0" encoding="utf-8"?>
-<w:ftr xmlns:wpc="http://schemas.microsoft.com/office/word/2010/wordprocessingCanvas" xmlns:cx="http://schemas.microsoft.com/office/drawing/2014/chartex" xmlns:cx1="http://schemas.microsoft.com/office/drawing/2015/9/8/chartex" xmlns:cx2="http://schemas.microsoft.com/office/drawing/2015/10/21/chartex" xmlns:cx3="http://schemas.microsoft.com/office/drawing/2016/5/9/chartex" xmlns:cx4="http://schemas.microsoft.com/office/drawing/2016/5/10/chartex" xmlns:cx5="http://schemas.microsoft.com/office/drawing/2016/5/11/chartex" xmlns:cx6="http://schemas.microsoft.com/office/drawing/2016/5/12/chartex" xmlns:cx7="http://schemas.microsoft.com/office/drawing/2016/5/13/chartex" xmlns:cx8="http://schemas.microsoft.com/office/drawing/2016/5/14/chartex" xmlns:mc="http://schemas.openxmlformats.org/markup-compatibility/2006" xmlns:aink="http://schemas.microsoft.com/office/drawing/2016/ink" xmlns:am3d="http://schemas.microsoft.com/office/drawing/2017/model3d" xmlns:o="urn:schemas-microsoft-com:office:office" xmlns:oel="http://schemas.microsoft.com/office/2019/extlst" xmlns:r="http://schemas.openxmlformats.org/officeDocument/2006/relationships" xmlns:m="http://schemas.openxmlformats.org/officeDocument/2006/math" xmlns:v="urn:schemas-microsoft-com:vml" xmlns:wp14="http://schemas.microsoft.com/office/word/2010/wordprocessingDrawing" xmlns:wp="http://schemas.openxmlformats.org/drawingml/2006/wordprocessingDrawing" xmlns:w10="urn:schemas-microsoft-com:office:word" xmlns:w="http://schemas.openxmlformats.org/wordprocessingml/2006/main" xmlns:w14="http://schemas.microsoft.com/office/word/2010/wordml" xmlns:w15="http://schemas.microsoft.com/office/word/2012/wordml" xmlns:w16cex="http://schemas.microsoft.com/office/word/2018/wordml/cex" xmlns:w16cid="http://schemas.microsoft.com/office/word/2016/wordml/cid" xmlns:w16="http://schemas.microsoft.com/office/word/2018/wordml" xmlns:w16du="http://schemas.microsoft.com/office/word/2023/wordml/word16du" xmlns:w16sdtdh="http://schemas.microsoft.com/office/word/2020/wordml/sdtdatahash" xmlns:w16sdtfl="http://schemas.microsoft.com/office/word/2024/wordml/sdtformatlock" xmlns:w16se="http://schemas.microsoft.com/office/word/2015/wordml/symex" xmlns:wpg="http://schemas.microsoft.com/office/word/2010/wordprocessingGroup" xmlns:wpi="http://schemas.microsoft.com/office/word/2010/wordprocessingInk" xmlns:wne="http://schemas.microsoft.com/office/word/2006/wordml" xmlns:wps="http://schemas.microsoft.com/office/word/2010/wordprocessingShape" mc:Ignorable="w14 w15 w16se w16cid w16 w16cex w16sdtdh w16sdtfl w16du wp14">
-  <w:p>
-    <w:pPr>
-      <w:pStyle w:val="Footer"/>
-    </w:pPr>
-  </w:p>
-</w:ftr>
-</file>
-
 <file path=word/footnotes.xml><?xml version="1.0" encoding="utf-8"?>
 <w:footnotes xmlns:wpc="http://schemas.microsoft.com/office/word/2010/wordprocessingCanvas" xmlns:cx="http://schemas.microsoft.com/office/drawing/2014/chartex" xmlns:cx1="http://schemas.microsoft.com/office/drawing/2015/9/8/chartex" xmlns:cx2="http://schemas.microsoft.com/office/drawing/2015/10/21/chartex" xmlns:cx3="http://schemas.microsoft.com/office/drawing/2016/5/9/chartex" xmlns:cx4="http://schemas.microsoft.com/office/drawing/2016/5/10/chartex" xmlns:cx5="http://schemas.microsoft.com/office/drawing/2016/5/11/chartex" xmlns:cx6="http://schemas.microsoft.com/office/drawing/2016/5/12/chartex" xmlns:cx7="http://schemas.microsoft.com/office/drawing/2016/5/13/chartex" xmlns:cx8="http://schemas.microsoft.com/office/drawing/2016/5/14/chartex" xmlns:mc="http://schemas.openxmlformats.org/markup-compatibility/2006" xmlns:aink="http://schemas.microsoft.com/office/drawing/2016/ink" xmlns:am3d="http://schemas.microsoft.com/office/drawing/2017/model3d" xmlns:o="urn:schemas-microsoft-com:office:office" xmlns:oel="http://schemas.microsoft.com/office/2019/extlst" xmlns:r="http://schemas.openxmlformats.org/officeDocument/2006/relationships" xmlns:m="http://schemas.openxmlformats.org/officeDocument/2006/math" xmlns:v="urn:schemas-microsoft-com:vml" xmlns:wp14="http://schemas.microsoft.com/office/word/2010/wordprocessingDrawing" xmlns:wp="http://schemas.openxmlformats.org/drawingml/2006/wordprocessingDrawing" xmlns:w10="urn:schemas-microsoft-com:office:word" xmlns:w="http://schemas.openxmlformats.org/wordprocessingml/2006/main" xmlns:w14="http://schemas.microsoft.com/office/word/2010/wordml" xmlns:w15="http://schemas.microsoft.com/office/word/2012/wordml" xmlns:w16cex="http://schemas.microsoft.com/office/word/2018/wordml/cex" xmlns:w16cid="http://schemas.microsoft.com/office/word/2016/wordml/cid" xmlns:w16="http://schemas.microsoft.com/office/word/2018/wordml" xmlns:w16du="http://schemas.microsoft.com/office/word/2023/wordml/word16du" xmlns:w16sdtdh="http://schemas.microsoft.com/office/word/2020/wordml/sdtdatahash" xmlns:w16sdtfl="http://schemas.microsoft.com/office/word/2024/wordml/sdtformatlock" xmlns:w16se="http://schemas.microsoft.com/office/word/2015/wordml/symex" xmlns:wpg="http://schemas.microsoft.com/office/word/2010/wordprocessingGroup" xmlns:wpi="http://schemas.microsoft.com/office/word/2010/wordprocessingInk" xmlns:wne="http://schemas.microsoft.com/office/word/2006/wordml" xmlns:wps="http://schemas.microsoft.com/office/word/2010/wordprocessingShape" mc:Ignorable="w14 w15 w16se w16cid w16 w16cex w16sdtdh w16sdtfl w16du wp14">
   <w:footnote w:type="separator" w:id="-1">
@@ -9248,29 +12559,9 @@
     <w:pPr>
       <w:pStyle w:val="Header"/>
     </w:pPr>
-  </w:p>
-</w:hdr>
-</file>
-
-<file path=word/header2.xml><?xml version="1.0" encoding="utf-8"?>
-<w:hdr xmlns:wpc="http://schemas.microsoft.com/office/word/2010/wordprocessingCanvas" xmlns:cx="http://schemas.microsoft.com/office/drawing/2014/chartex" xmlns:cx1="http://schemas.microsoft.com/office/drawing/2015/9/8/chartex" xmlns:cx2="http://schemas.microsoft.com/office/drawing/2015/10/21/chartex" xmlns:cx3="http://schemas.microsoft.com/office/drawing/2016/5/9/chartex" xmlns:cx4="http://schemas.microsoft.com/office/drawing/2016/5/10/chartex" xmlns:cx5="http://schemas.microsoft.com/office/drawing/2016/5/11/chartex" xmlns:cx6="http://schemas.microsoft.com/office/drawing/2016/5/12/chartex" xmlns:cx7="http://schemas.microsoft.com/office/drawing/2016/5/13/chartex" xmlns:cx8="http://schemas.microsoft.com/office/drawing/2016/5/14/chartex" xmlns:mc="http://schemas.openxmlformats.org/markup-compatibility/2006" xmlns:aink="http://schemas.microsoft.com/office/drawing/2016/ink" xmlns:am3d="http://schemas.microsoft.com/office/drawing/2017/model3d" xmlns:o="urn:schemas-microsoft-com:office:office" xmlns:oel="http://schemas.microsoft.com/office/2019/extlst" xmlns:r="http://schemas.openxmlformats.org/officeDocument/2006/relationships" xmlns:m="http://schemas.openxmlformats.org/officeDocument/2006/math" xmlns:v="urn:schemas-microsoft-com:vml" xmlns:wp14="http://schemas.microsoft.com/office/word/2010/wordprocessingDrawing" xmlns:wp="http://schemas.openxmlformats.org/drawingml/2006/wordprocessingDrawing" xmlns:w10="urn:schemas-microsoft-com:office:word" xmlns:w="http://schemas.openxmlformats.org/wordprocessingml/2006/main" xmlns:w14="http://schemas.microsoft.com/office/word/2010/wordml" xmlns:w15="http://schemas.microsoft.com/office/word/2012/wordml" xmlns:w16cex="http://schemas.microsoft.com/office/word/2018/wordml/cex" xmlns:w16cid="http://schemas.microsoft.com/office/word/2016/wordml/cid" xmlns:w16="http://schemas.microsoft.com/office/word/2018/wordml" xmlns:w16du="http://schemas.microsoft.com/office/word/2023/wordml/word16du" xmlns:w16sdtdh="http://schemas.microsoft.com/office/word/2020/wordml/sdtdatahash" xmlns:w16sdtfl="http://schemas.microsoft.com/office/word/2024/wordml/sdtformatlock" xmlns:w16se="http://schemas.microsoft.com/office/word/2015/wordml/symex" xmlns:wpg="http://schemas.microsoft.com/office/word/2010/wordprocessingGroup" xmlns:wpi="http://schemas.microsoft.com/office/word/2010/wordprocessingInk" xmlns:wne="http://schemas.microsoft.com/office/word/2006/wordml" xmlns:wps="http://schemas.microsoft.com/office/word/2010/wordprocessingShape" mc:Ignorable="w14 w15 w16se w16cid w16 w16cex w16sdtdh w16sdtfl w16du wp14">
-  <w:p>
-    <w:pPr>
-      <w:pStyle w:val="Header"/>
-    </w:pPr>
     <w:r>
       <w:t>15_IT_Data_Governance</w:t>
     </w:r>
-  </w:p>
-</w:hdr>
-</file>
-
-<file path=word/header3.xml><?xml version="1.0" encoding="utf-8"?>
-<w:hdr xmlns:wpc="http://schemas.microsoft.com/office/word/2010/wordprocessingCanvas" xmlns:cx="http://schemas.microsoft.com/office/drawing/2014/chartex" xmlns:cx1="http://schemas.microsoft.com/office/drawing/2015/9/8/chartex" xmlns:cx2="http://schemas.microsoft.com/office/drawing/2015/10/21/chartex" xmlns:cx3="http://schemas.microsoft.com/office/drawing/2016/5/9/chartex" xmlns:cx4="http://schemas.microsoft.com/office/drawing/2016/5/10/chartex" xmlns:cx5="http://schemas.microsoft.com/office/drawing/2016/5/11/chartex" xmlns:cx6="http://schemas.microsoft.com/office/drawing/2016/5/12/chartex" xmlns:cx7="http://schemas.microsoft.com/office/drawing/2016/5/13/chartex" xmlns:cx8="http://schemas.microsoft.com/office/drawing/2016/5/14/chartex" xmlns:mc="http://schemas.openxmlformats.org/markup-compatibility/2006" xmlns:aink="http://schemas.microsoft.com/office/drawing/2016/ink" xmlns:am3d="http://schemas.microsoft.com/office/drawing/2017/model3d" xmlns:o="urn:schemas-microsoft-com:office:office" xmlns:oel="http://schemas.microsoft.com/office/2019/extlst" xmlns:r="http://schemas.openxmlformats.org/officeDocument/2006/relationships" xmlns:m="http://schemas.openxmlformats.org/officeDocument/2006/math" xmlns:v="urn:schemas-microsoft-com:vml" xmlns:wp14="http://schemas.microsoft.com/office/word/2010/wordprocessingDrawing" xmlns:wp="http://schemas.openxmlformats.org/drawingml/2006/wordprocessingDrawing" xmlns:w10="urn:schemas-microsoft-com:office:word" xmlns:w="http://schemas.openxmlformats.org/wordprocessingml/2006/main" xmlns:w14="http://schemas.microsoft.com/office/word/2010/wordml" xmlns:w15="http://schemas.microsoft.com/office/word/2012/wordml" xmlns:w16cex="http://schemas.microsoft.com/office/word/2018/wordml/cex" xmlns:w16cid="http://schemas.microsoft.com/office/word/2016/wordml/cid" xmlns:w16="http://schemas.microsoft.com/office/word/2018/wordml" xmlns:w16du="http://schemas.microsoft.com/office/word/2023/wordml/word16du" xmlns:w16sdtdh="http://schemas.microsoft.com/office/word/2020/wordml/sdtdatahash" xmlns:w16sdtfl="http://schemas.microsoft.com/office/word/2024/wordml/sdtformatlock" xmlns:w16se="http://schemas.microsoft.com/office/word/2015/wordml/symex" xmlns:wpg="http://schemas.microsoft.com/office/word/2010/wordprocessingGroup" xmlns:wpi="http://schemas.microsoft.com/office/word/2010/wordprocessingInk" xmlns:wne="http://schemas.microsoft.com/office/word/2006/wordml" xmlns:wps="http://schemas.microsoft.com/office/word/2010/wordprocessingShape" mc:Ignorable="w14 w15 w16se w16cid w16 w16cex w16sdtdh w16sdtfl w16du wp14">
-  <w:p>
-    <w:pPr>
-      <w:pStyle w:val="Header"/>
-    </w:pPr>
   </w:p>
 </w:hdr>
 </file>
@@ -11014,6 +14305,75 @@
       </w:tcPr>
     </w:tblStylePr>
   </w:style>
+  <w:style w:type="paragraph" w:styleId="TOCHeading">
+    <w:name w:val="TOC Heading"/>
+    <w:basedOn w:val="Heading1"/>
+    <w:next w:val="Normal"/>
+    <w:uiPriority w:val="39"/>
+    <w:unhideWhenUsed/>
+    <w:qFormat/>
+    <w:rsid w:val="003A7242"/>
+    <w:pPr>
+      <w:spacing w:before="240" w:after="0"/>
+      <w:outlineLvl w:val="9"/>
+    </w:pPr>
+    <w:rPr>
+      <w:kern w:val="0"/>
+      <w:sz w:val="32"/>
+      <w:szCs w:val="32"/>
+      <w:lang w:bidi="ar-SA"/>
+      <w14:ligatures w14:val="none"/>
+    </w:rPr>
+  </w:style>
+  <w:style w:type="paragraph" w:styleId="TOC1">
+    <w:name w:val="toc 1"/>
+    <w:basedOn w:val="Normal"/>
+    <w:next w:val="Normal"/>
+    <w:autoRedefine/>
+    <w:uiPriority w:val="39"/>
+    <w:unhideWhenUsed/>
+    <w:rsid w:val="003A7242"/>
+    <w:pPr>
+      <w:spacing w:after="100"/>
+    </w:pPr>
+  </w:style>
+  <w:style w:type="paragraph" w:styleId="TOC2">
+    <w:name w:val="toc 2"/>
+    <w:basedOn w:val="Normal"/>
+    <w:next w:val="Normal"/>
+    <w:autoRedefine/>
+    <w:uiPriority w:val="39"/>
+    <w:unhideWhenUsed/>
+    <w:rsid w:val="003A7242"/>
+    <w:pPr>
+      <w:spacing w:after="100"/>
+      <w:ind w:left="220"/>
+    </w:pPr>
+  </w:style>
+  <w:style w:type="paragraph" w:styleId="TOC3">
+    <w:name w:val="toc 3"/>
+    <w:basedOn w:val="Normal"/>
+    <w:next w:val="Normal"/>
+    <w:autoRedefine/>
+    <w:uiPriority w:val="39"/>
+    <w:unhideWhenUsed/>
+    <w:rsid w:val="003A7242"/>
+    <w:pPr>
+      <w:spacing w:after="100"/>
+      <w:ind w:left="440"/>
+    </w:pPr>
+  </w:style>
+  <w:style w:type="character" w:styleId="Hyperlink">
+    <w:name w:val="Hyperlink"/>
+    <w:basedOn w:val="DefaultParagraphFont"/>
+    <w:uiPriority w:val="99"/>
+    <w:unhideWhenUsed/>
+    <w:rsid w:val="003A7242"/>
+    <w:rPr>
+      <w:color w:val="467886" w:themeColor="hyperlink"/>
+      <w:u w:val="single"/>
+    </w:rPr>
+  </w:style>
 </w:styles>
 </file>
 

--- a/documents/word/15_IT_Data_Governance.docx
+++ b/documents/word/15_IT_Data_Governance.docx
@@ -325,7 +325,18 @@
                 <w:lang w:val="en-GB" w:eastAsia="en-GB" w:bidi="ar-SA"/>
                 <w14:ligatures w14:val="none"/>
               </w:rPr>
-              <w:t>RAM-PROC-013</w:t>
+              <w:t>RAM-PROC-</w:t>
+            </w:r>
+            <w:r>
+              <w:rPr>
+                <w:rFonts w:ascii="Times New Roman" w:eastAsia="Times New Roman" w:hAnsi="Times New Roman" w:cs="Times New Roman"/>
+                <w:kern w:val="0"/>
+                <w:sz w:val="24"/>
+                <w:szCs w:val="24"/>
+                <w:lang w:val="en-GB" w:eastAsia="en-GB" w:bidi="ar-SA"/>
+                <w14:ligatures w14:val="none"/>
+              </w:rPr>
+              <w:t>15</w:t>
             </w:r>
           </w:p>
         </w:tc>
@@ -1721,6 +1732,15 @@
     </w:p>
     <w:sdt>
       <w:sdtPr>
+        <w:rPr>
+          <w:rFonts w:asciiTheme="minorHAnsi" w:eastAsiaTheme="minorHAnsi" w:hAnsiTheme="minorHAnsi" w:cstheme="minorBidi"/>
+          <w:color w:val="auto"/>
+          <w:kern w:val="2"/>
+          <w:sz w:val="22"/>
+          <w:szCs w:val="22"/>
+          <w:lang w:bidi="ar-EG"/>
+          <w14:ligatures w14:val="standardContextual"/>
+        </w:rPr>
         <w:id w:val="-825828170"/>
         <w:docPartObj>
           <w:docPartGallery w:val="Table of Contents"/>
@@ -1729,16 +1749,9 @@
       </w:sdtPr>
       <w:sdtEndPr>
         <w:rPr>
-          <w:rFonts w:asciiTheme="minorHAnsi" w:eastAsiaTheme="minorHAnsi" w:hAnsiTheme="minorHAnsi" w:cstheme="minorBidi"/>
           <w:b/>
           <w:bCs/>
           <w:noProof/>
-          <w:color w:val="auto"/>
-          <w:kern w:val="2"/>
-          <w:sz w:val="22"/>
-          <w:szCs w:val="22"/>
-          <w:lang w:bidi="ar-EG"/>
-          <w14:ligatures w14:val="standardContextual"/>
         </w:rPr>
       </w:sdtEndPr>
       <w:sdtContent>
@@ -4547,21 +4560,8 @@
                 <w:lang w:val="en-GB" w:eastAsia="en-GB" w:bidi="ar-SA"/>
                 <w14:ligatures w14:val="none"/>
               </w:rPr>
-              <w:t xml:space="preserve">Executive </w:t>
-            </w:r>
-            <w:proofErr w:type="spellStart"/>
-            <w:r>
-              <w:rPr>
-                <w:rFonts w:ascii="Times New Roman" w:eastAsia="Times New Roman" w:hAnsi="Times New Roman" w:cs="Times New Roman"/>
-                <w:kern w:val="0"/>
-                <w:sz w:val="24"/>
-                <w:szCs w:val="24"/>
-                <w:lang w:val="en-GB" w:eastAsia="en-GB" w:bidi="ar-SA"/>
-                <w14:ligatures w14:val="none"/>
-              </w:rPr>
-              <w:t>Mgmt</w:t>
-            </w:r>
-            <w:proofErr w:type="spellEnd"/>
+              <w:t>Executive Mgmt</w:t>
+            </w:r>
           </w:p>
         </w:tc>
         <w:tc>
@@ -10198,29 +10198,16 @@
                 <w14:ligatures w14:val="none"/>
               </w:rPr>
             </w:pPr>
-            <w:proofErr w:type="spellStart"/>
-            <w:r>
-              <w:rPr>
-                <w:rFonts w:ascii="Times New Roman" w:eastAsia="Times New Roman" w:hAnsi="Times New Roman" w:cs="Times New Roman"/>
-                <w:kern w:val="0"/>
-                <w:sz w:val="24"/>
-                <w:szCs w:val="24"/>
-                <w:lang w:val="en-GB" w:eastAsia="en-GB" w:bidi="ar-SA"/>
-                <w14:ligatures w14:val="none"/>
-              </w:rPr>
-              <w:t>SoD</w:t>
-            </w:r>
-            <w:proofErr w:type="spellEnd"/>
-            <w:r>
-              <w:rPr>
-                <w:rFonts w:ascii="Times New Roman" w:eastAsia="Times New Roman" w:hAnsi="Times New Roman" w:cs="Times New Roman"/>
-                <w:kern w:val="0"/>
-                <w:sz w:val="24"/>
-                <w:szCs w:val="24"/>
-                <w:lang w:val="en-GB" w:eastAsia="en-GB" w:bidi="ar-SA"/>
-                <w14:ligatures w14:val="none"/>
-              </w:rPr>
-              <w:t xml:space="preserve"> Matrix Review</w:t>
+            <w:r>
+              <w:rPr>
+                <w:rFonts w:ascii="Times New Roman" w:eastAsia="Times New Roman" w:hAnsi="Times New Roman" w:cs="Times New Roman"/>
+                <w:kern w:val="0"/>
+                <w:sz w:val="24"/>
+                <w:szCs w:val="24"/>
+                <w:lang w:val="en-GB" w:eastAsia="en-GB" w:bidi="ar-SA"/>
+                <w14:ligatures w14:val="none"/>
+              </w:rPr>
+              <w:t>SoD Matrix Review</w:t>
             </w:r>
           </w:p>
         </w:tc>
